--- a/Maths/Moteur_RTS_exercices_2.docx
+++ b/Maths/Moteur_RTS_exercices_2.docx
@@ -269,13 +269,7 @@
         <w:rPr>
           <w:rFonts w:eastAsiaTheme="minorEastAsia"/>
         </w:rPr>
-        <w:t xml:space="preserve"> et </w:t>
-      </w:r>
-      <w:r>
-        <w:rPr>
-          <w:rFonts w:eastAsiaTheme="minorEastAsia"/>
-        </w:rPr>
-        <w:t xml:space="preserve">pour </w:t>
+        <w:t xml:space="preserve"> et pour </w:t>
       </w:r>
       <m:oMath>
         <m:sSub>
@@ -300,13 +294,7 @@
               <w:rPr>
                 <w:rFonts w:ascii="Cambria Math" w:eastAsiaTheme="minorEastAsia" w:hAnsi="Cambria Math"/>
               </w:rPr>
-              <m:t>n</m:t>
-            </m:r>
-            <m:r>
-              <w:rPr>
-                <w:rFonts w:ascii="Cambria Math" w:eastAsiaTheme="minorEastAsia" w:hAnsi="Cambria Math"/>
-              </w:rPr>
-              <m:t>+1</m:t>
+              <m:t>n+1</m:t>
             </m:r>
           </m:sub>
         </m:sSub>
@@ -314,13 +302,7 @@
           <w:rPr>
             <w:rFonts w:ascii="Cambria Math" w:eastAsiaTheme="minorEastAsia" w:hAnsi="Cambria Math"/>
           </w:rPr>
-          <m:t>=</m:t>
-        </m:r>
-        <m:r>
-          <w:rPr>
-            <w:rFonts w:ascii="Cambria Math" w:eastAsiaTheme="minorEastAsia" w:hAnsi="Cambria Math"/>
-          </w:rPr>
-          <m:t>3</m:t>
+          <m:t>=3</m:t>
         </m:r>
       </m:oMath>
       <w:r>
@@ -352,13 +334,7 @@
               <w:rPr>
                 <w:rFonts w:ascii="Cambria Math" w:eastAsiaTheme="minorEastAsia" w:hAnsi="Cambria Math"/>
               </w:rPr>
-              <m:t>n</m:t>
-            </m:r>
-            <m:r>
-              <w:rPr>
-                <w:rFonts w:ascii="Cambria Math" w:eastAsiaTheme="minorEastAsia" w:hAnsi="Cambria Math"/>
-              </w:rPr>
-              <m:t>+1</m:t>
+              <m:t>n+1</m:t>
             </m:r>
           </m:sub>
         </m:sSub>
@@ -588,13 +564,7 @@
         <w:rPr>
           <w:rFonts w:eastAsiaTheme="minorEastAsia"/>
         </w:rPr>
-        <w:t xml:space="preserve"> </w:t>
-      </w:r>
-      <w:r>
-        <w:rPr>
-          <w:rFonts w:eastAsiaTheme="minorEastAsia"/>
-        </w:rPr>
-        <w:t xml:space="preserve">et pour tester on peux faire </w:t>
+        <w:t xml:space="preserve"> et pour tester on peux faire </w:t>
       </w:r>
       <m:oMath>
         <m:f>
@@ -629,13 +599,7 @@
                   <w:rPr>
                     <w:rFonts w:ascii="Cambria Math" w:hAnsi="Cambria Math"/>
                   </w:rPr>
-                  <m:t>n+</m:t>
-                </m:r>
-                <m:r>
-                  <w:rPr>
-                    <w:rFonts w:ascii="Cambria Math" w:hAnsi="Cambria Math"/>
-                  </w:rPr>
-                  <m:t>2</m:t>
+                  <m:t>n+2</m:t>
                 </m:r>
               </m:sub>
             </m:sSub>
@@ -667,13 +631,7 @@
                   <w:rPr>
                     <w:rFonts w:ascii="Cambria Math" w:hAnsi="Cambria Math"/>
                   </w:rPr>
-                  <m:t>n</m:t>
-                </m:r>
-                <m:r>
-                  <w:rPr>
-                    <w:rFonts w:ascii="Cambria Math" w:hAnsi="Cambria Math"/>
-                  </w:rPr>
-                  <m:t>+1</m:t>
+                  <m:t>n+1</m:t>
                 </m:r>
               </m:sub>
             </m:sSub>
@@ -701,13 +659,7 @@
                   <w:rPr>
                     <w:rFonts w:ascii="Cambria Math" w:hAnsi="Cambria Math"/>
                   </w:rPr>
-                  <m:t>n+</m:t>
-                </m:r>
-                <m:r>
-                  <w:rPr>
-                    <w:rFonts w:ascii="Cambria Math" w:hAnsi="Cambria Math"/>
-                  </w:rPr>
-                  <m:t>2</m:t>
+                  <m:t>n+2</m:t>
                 </m:r>
               </m:sub>
             </m:sSub>
@@ -739,13 +691,7 @@
                   <w:rPr>
                     <w:rFonts w:ascii="Cambria Math" w:hAnsi="Cambria Math"/>
                   </w:rPr>
-                  <m:t>n</m:t>
-                </m:r>
-                <m:r>
-                  <w:rPr>
-                    <w:rFonts w:ascii="Cambria Math" w:hAnsi="Cambria Math"/>
-                  </w:rPr>
-                  <m:t>+1</m:t>
+                  <m:t>n+1</m:t>
                 </m:r>
               </m:sub>
             </m:sSub>
@@ -781,13 +727,7 @@
               <w:rPr>
                 <w:rFonts w:ascii="Cambria Math" w:eastAsiaTheme="minorEastAsia" w:hAnsi="Cambria Math"/>
               </w:rPr>
-              <m:t>n+</m:t>
-            </m:r>
-            <m:r>
-              <w:rPr>
-                <w:rFonts w:ascii="Cambria Math" w:eastAsiaTheme="minorEastAsia" w:hAnsi="Cambria Math"/>
-              </w:rPr>
-              <m:t>2</m:t>
+              <m:t>n+2</m:t>
             </m:r>
           </m:sub>
         </m:sSub>
@@ -795,13 +735,7 @@
           <w:rPr>
             <w:rFonts w:ascii="Cambria Math" w:eastAsiaTheme="minorEastAsia" w:hAnsi="Cambria Math"/>
           </w:rPr>
-          <m:t>=</m:t>
-        </m:r>
-        <m:r>
-          <w:rPr>
-            <w:rFonts w:ascii="Cambria Math" w:eastAsiaTheme="minorEastAsia" w:hAnsi="Cambria Math"/>
-          </w:rPr>
-          <m:t>4</m:t>
+          <m:t>=4</m:t>
         </m:r>
       </m:oMath>
       <w:r>
@@ -833,13 +767,7 @@
               <w:rPr>
                 <w:rFonts w:ascii="Cambria Math" w:eastAsiaTheme="minorEastAsia" w:hAnsi="Cambria Math"/>
               </w:rPr>
-              <m:t>n+</m:t>
-            </m:r>
-            <m:r>
-              <w:rPr>
-                <w:rFonts w:ascii="Cambria Math" w:eastAsiaTheme="minorEastAsia" w:hAnsi="Cambria Math"/>
-              </w:rPr>
-              <m:t>2</m:t>
+              <m:t>n+2</m:t>
             </m:r>
           </m:sub>
         </m:sSub>
@@ -889,13 +817,7 @@
                   <w:rPr>
                     <w:rFonts w:ascii="Cambria Math" w:hAnsi="Cambria Math"/>
                   </w:rPr>
-                  <m:t>n+</m:t>
-                </m:r>
-                <m:r>
-                  <w:rPr>
-                    <w:rFonts w:ascii="Cambria Math" w:hAnsi="Cambria Math"/>
-                  </w:rPr>
-                  <m:t>2</m:t>
+                  <m:t>n+2</m:t>
                 </m:r>
               </m:sub>
             </m:sSub>
@@ -927,13 +849,7 @@
                   <w:rPr>
                     <w:rFonts w:ascii="Cambria Math" w:hAnsi="Cambria Math"/>
                   </w:rPr>
-                  <m:t>n</m:t>
-                </m:r>
-                <m:r>
-                  <w:rPr>
-                    <w:rFonts w:ascii="Cambria Math" w:hAnsi="Cambria Math"/>
-                  </w:rPr>
-                  <m:t>+1</m:t>
+                  <m:t>n+1</m:t>
                 </m:r>
               </m:sub>
             </m:sSub>
@@ -961,13 +877,7 @@
                   <w:rPr>
                     <w:rFonts w:ascii="Cambria Math" w:hAnsi="Cambria Math"/>
                   </w:rPr>
-                  <m:t>n+</m:t>
-                </m:r>
-                <m:r>
-                  <w:rPr>
-                    <w:rFonts w:ascii="Cambria Math" w:hAnsi="Cambria Math"/>
-                  </w:rPr>
-                  <m:t>2</m:t>
+                  <m:t>n+2</m:t>
                 </m:r>
               </m:sub>
             </m:sSub>
@@ -999,13 +909,7 @@
                   <w:rPr>
                     <w:rFonts w:ascii="Cambria Math" w:hAnsi="Cambria Math"/>
                   </w:rPr>
-                  <m:t>n</m:t>
-                </m:r>
-                <m:r>
-                  <w:rPr>
-                    <w:rFonts w:ascii="Cambria Math" w:hAnsi="Cambria Math"/>
-                  </w:rPr>
-                  <m:t>+1</m:t>
+                  <m:t>n+1</m:t>
                 </m:r>
               </m:sub>
             </m:sSub>
@@ -1031,19 +935,7 @@
               <w:rPr>
                 <w:rFonts w:ascii="Cambria Math" w:hAnsi="Cambria Math"/>
               </w:rPr>
-              <m:t>3</m:t>
-            </m:r>
-            <m:r>
-              <w:rPr>
-                <w:rFonts w:ascii="Cambria Math" w:hAnsi="Cambria Math"/>
-              </w:rPr>
-              <m:t>-</m:t>
-            </m:r>
-            <m:r>
-              <w:rPr>
-                <w:rFonts w:ascii="Cambria Math" w:hAnsi="Cambria Math"/>
-              </w:rPr>
-              <m:t>2</m:t>
+              <m:t>3-2</m:t>
             </m:r>
           </m:num>
           <m:den>
@@ -1051,19 +943,7 @@
               <w:rPr>
                 <w:rFonts w:ascii="Cambria Math" w:hAnsi="Cambria Math"/>
               </w:rPr>
-              <m:t>4</m:t>
-            </m:r>
-            <m:r>
-              <w:rPr>
-                <w:rFonts w:ascii="Cambria Math" w:hAnsi="Cambria Math"/>
-              </w:rPr>
-              <m:t>-</m:t>
-            </m:r>
-            <m:r>
-              <w:rPr>
-                <w:rFonts w:ascii="Cambria Math" w:hAnsi="Cambria Math"/>
-              </w:rPr>
-              <m:t>3</m:t>
+              <m:t>4-3</m:t>
             </m:r>
           </m:den>
         </m:f>
@@ -1157,13 +1037,7 @@
         <w:rPr>
           <w:rFonts w:eastAsiaTheme="minorEastAsia"/>
         </w:rPr>
-        <w:t xml:space="preserve"> comme on a vue précédemment que </w:t>
-      </w:r>
-      <w:r>
-        <w:rPr>
-          <w:rFonts w:eastAsiaTheme="minorEastAsia"/>
-        </w:rPr>
-        <w:t xml:space="preserve"> </w:t>
+        <w:t xml:space="preserve"> comme on a vue précédemment que  </w:t>
       </w:r>
       <m:oMath>
         <m:f>
@@ -1249,20 +1123,26 @@
           <w:rPr>
             <w:rFonts w:ascii="Cambria Math" w:eastAsiaTheme="minorEastAsia" w:hAnsi="Cambria Math"/>
           </w:rPr>
-          <m:t>(2t)</m:t>
-        </m:r>
-        <m:r>
-          <w:rPr>
-            <w:rFonts w:ascii="Cambria Math" w:eastAsiaTheme="minorEastAsia" w:hAnsi="Cambria Math"/>
-          </w:rPr>
-          <m:t>=2</m:t>
+          <m:t>(2t)=2</m:t>
         </m:r>
       </m:oMath>
       <w:r>
         <w:rPr>
           <w:rFonts w:eastAsiaTheme="minorEastAsia"/>
         </w:rPr>
-        <w:t xml:space="preserve"> alors on a </w:t>
+        <w:t xml:space="preserve"> </w:t>
+      </w:r>
+      <w:r>
+        <w:rPr>
+          <w:rFonts w:eastAsiaTheme="minorEastAsia"/>
+        </w:rPr>
+        <w:t>Alors</w:t>
+      </w:r>
+      <w:r>
+        <w:rPr>
+          <w:rFonts w:eastAsiaTheme="minorEastAsia"/>
+        </w:rPr>
+        <w:t xml:space="preserve"> on a </w:t>
       </w:r>
       <m:oMath>
         <m:r>
@@ -1296,6 +1176,1785 @@
           <m:t>=2t+C</m:t>
         </m:r>
       </m:oMath>
+      <w:r>
+        <w:rPr>
+          <w:rFonts w:eastAsiaTheme="minorEastAsia"/>
+        </w:rPr>
+        <w:t xml:space="preserve"> et comme on a </w:t>
+      </w:r>
+      <m:oMath>
+        <m:r>
+          <w:rPr>
+            <w:rFonts w:ascii="Cambria Math" w:eastAsiaTheme="minorEastAsia" w:hAnsi="Cambria Math"/>
+          </w:rPr>
+          <m:t>P</m:t>
+        </m:r>
+        <m:d>
+          <m:dPr>
+            <m:ctrlPr>
+              <w:rPr>
+                <w:rFonts w:ascii="Cambria Math" w:eastAsiaTheme="minorEastAsia" w:hAnsi="Cambria Math"/>
+                <w:i/>
+              </w:rPr>
+            </m:ctrlPr>
+          </m:dPr>
+          <m:e>
+            <m:r>
+              <w:rPr>
+                <w:rFonts w:ascii="Cambria Math" w:eastAsiaTheme="minorEastAsia" w:hAnsi="Cambria Math"/>
+              </w:rPr>
+              <m:t>0</m:t>
+            </m:r>
+          </m:e>
+        </m:d>
+        <m:r>
+          <w:rPr>
+            <w:rFonts w:ascii="Cambria Math" w:eastAsiaTheme="minorEastAsia" w:hAnsi="Cambria Math"/>
+          </w:rPr>
+          <m:t>=0</m:t>
+        </m:r>
+      </m:oMath>
+      <w:r>
+        <w:rPr>
+          <w:rFonts w:eastAsiaTheme="minorEastAsia"/>
+        </w:rPr>
+        <w:t xml:space="preserve"> alors on a </w:t>
+      </w:r>
+    </w:p>
+    <w:p>
+      <w:pPr>
+        <w:rPr>
+          <w:rFonts w:eastAsiaTheme="minorEastAsia"/>
+        </w:rPr>
+      </w:pPr>
+      <w:r>
+        <w:rPr>
+          <w:rFonts w:eastAsiaTheme="minorEastAsia"/>
+        </w:rPr>
+        <w:t xml:space="preserve"> </w:t>
+      </w:r>
+      <m:oMath>
+        <m:r>
+          <w:rPr>
+            <w:rFonts w:ascii="Cambria Math" w:eastAsiaTheme="minorEastAsia" w:hAnsi="Cambria Math"/>
+          </w:rPr>
+          <m:t>C=0</m:t>
+        </m:r>
+      </m:oMath>
+      <w:r>
+        <w:rPr>
+          <w:rFonts w:eastAsiaTheme="minorEastAsia"/>
+        </w:rPr>
+        <w:t xml:space="preserve"> Donc finalement on a </w:t>
+      </w:r>
+      <m:oMath>
+        <m:r>
+          <w:rPr>
+            <w:rFonts w:ascii="Cambria Math" w:eastAsiaTheme="minorEastAsia" w:hAnsi="Cambria Math"/>
+          </w:rPr>
+          <m:t>P</m:t>
+        </m:r>
+        <m:d>
+          <m:dPr>
+            <m:ctrlPr>
+              <w:rPr>
+                <w:rFonts w:ascii="Cambria Math" w:eastAsiaTheme="minorEastAsia" w:hAnsi="Cambria Math"/>
+                <w:i/>
+              </w:rPr>
+            </m:ctrlPr>
+          </m:dPr>
+          <m:e>
+            <m:r>
+              <w:rPr>
+                <w:rFonts w:ascii="Cambria Math" w:eastAsiaTheme="minorEastAsia" w:hAnsi="Cambria Math"/>
+              </w:rPr>
+              <m:t>t</m:t>
+            </m:r>
+          </m:e>
+        </m:d>
+        <m:r>
+          <w:rPr>
+            <w:rFonts w:ascii="Cambria Math" w:eastAsiaTheme="minorEastAsia" w:hAnsi="Cambria Math"/>
+          </w:rPr>
+          <m:t>=2t</m:t>
+        </m:r>
+      </m:oMath>
+      <w:r>
+        <w:rPr>
+          <w:rFonts w:eastAsiaTheme="minorEastAsia"/>
+        </w:rPr>
+        <w:t xml:space="preserve"> la population augmente de 2 par unité de temp</w:t>
+      </w:r>
+    </w:p>
+    <w:p>
+      <w:pPr>
+        <w:rPr>
+          <w:rFonts w:eastAsiaTheme="minorEastAsia"/>
+        </w:rPr>
+      </w:pPr>
+    </w:p>
+    <w:p>
+      <w:pPr>
+        <w:rPr>
+          <w:rFonts w:eastAsiaTheme="minorEastAsia"/>
+        </w:rPr>
+      </w:pPr>
+      <w:r>
+        <w:rPr>
+          <w:rFonts w:eastAsiaTheme="minorEastAsia"/>
+        </w:rPr>
+        <w:t xml:space="preserve">3) </w:t>
+      </w:r>
+      <w:r>
+        <w:rPr>
+          <w:rFonts w:eastAsiaTheme="minorEastAsia"/>
+        </w:rPr>
+        <w:t xml:space="preserve">On a </w:t>
+      </w:r>
+      <m:oMath>
+        <m:f>
+          <m:fPr>
+            <m:ctrlPr>
+              <w:rPr>
+                <w:rFonts w:ascii="Cambria Math" w:hAnsi="Cambria Math"/>
+                <w:i/>
+              </w:rPr>
+            </m:ctrlPr>
+          </m:fPr>
+          <m:num>
+            <m:r>
+              <w:rPr>
+                <w:rFonts w:ascii="Cambria Math" w:hAnsi="Cambria Math"/>
+              </w:rPr>
+              <m:t>dP</m:t>
+            </m:r>
+          </m:num>
+          <m:den>
+            <m:r>
+              <w:rPr>
+                <w:rFonts w:ascii="Cambria Math" w:hAnsi="Cambria Math"/>
+              </w:rPr>
+              <m:t>dt</m:t>
+            </m:r>
+          </m:den>
+        </m:f>
+        <m:r>
+          <w:rPr>
+            <w:rFonts w:ascii="Cambria Math" w:hAnsi="Cambria Math"/>
+          </w:rPr>
+          <m:t xml:space="preserve"> ≈</m:t>
+        </m:r>
+        <m:f>
+          <m:fPr>
+            <m:ctrlPr>
+              <w:rPr>
+                <w:rFonts w:ascii="Cambria Math" w:hAnsi="Cambria Math"/>
+                <w:i/>
+              </w:rPr>
+            </m:ctrlPr>
+          </m:fPr>
+          <m:num>
+            <m:sSub>
+              <m:sSubPr>
+                <m:ctrlPr>
+                  <w:rPr>
+                    <w:rFonts w:ascii="Cambria Math" w:hAnsi="Cambria Math"/>
+                    <w:i/>
+                  </w:rPr>
+                </m:ctrlPr>
+              </m:sSubPr>
+              <m:e>
+                <m:r>
+                  <w:rPr>
+                    <w:rFonts w:ascii="Cambria Math" w:hAnsi="Cambria Math"/>
+                  </w:rPr>
+                  <m:t>P</m:t>
+                </m:r>
+              </m:e>
+              <m:sub>
+                <m:r>
+                  <w:rPr>
+                    <w:rFonts w:ascii="Cambria Math" w:hAnsi="Cambria Math"/>
+                  </w:rPr>
+                  <m:t>n+1</m:t>
+                </m:r>
+              </m:sub>
+            </m:sSub>
+            <m:r>
+              <w:rPr>
+                <w:rFonts w:ascii="Cambria Math" w:hAnsi="Cambria Math"/>
+              </w:rPr>
+              <m:t>-</m:t>
+            </m:r>
+            <m:sSub>
+              <m:sSubPr>
+                <m:ctrlPr>
+                  <w:rPr>
+                    <w:rFonts w:ascii="Cambria Math" w:hAnsi="Cambria Math"/>
+                    <w:i/>
+                  </w:rPr>
+                </m:ctrlPr>
+              </m:sSubPr>
+              <m:e>
+                <m:r>
+                  <w:rPr>
+                    <w:rFonts w:ascii="Cambria Math" w:hAnsi="Cambria Math"/>
+                  </w:rPr>
+                  <m:t>P</m:t>
+                </m:r>
+              </m:e>
+              <m:sub>
+                <m:r>
+                  <w:rPr>
+                    <w:rFonts w:ascii="Cambria Math" w:hAnsi="Cambria Math"/>
+                  </w:rPr>
+                  <m:t>n</m:t>
+                </m:r>
+              </m:sub>
+            </m:sSub>
+          </m:num>
+          <m:den>
+            <m:sSub>
+              <m:sSubPr>
+                <m:ctrlPr>
+                  <w:rPr>
+                    <w:rFonts w:ascii="Cambria Math" w:hAnsi="Cambria Math"/>
+                    <w:i/>
+                  </w:rPr>
+                </m:ctrlPr>
+              </m:sSubPr>
+              <m:e>
+                <m:r>
+                  <w:rPr>
+                    <w:rFonts w:ascii="Cambria Math" w:hAnsi="Cambria Math"/>
+                  </w:rPr>
+                  <m:t>t</m:t>
+                </m:r>
+              </m:e>
+              <m:sub>
+                <m:r>
+                  <w:rPr>
+                    <w:rFonts w:ascii="Cambria Math" w:hAnsi="Cambria Math"/>
+                  </w:rPr>
+                  <m:t>n+1</m:t>
+                </m:r>
+              </m:sub>
+            </m:sSub>
+            <m:r>
+              <w:rPr>
+                <w:rFonts w:ascii="Cambria Math" w:hAnsi="Cambria Math"/>
+              </w:rPr>
+              <m:t>-</m:t>
+            </m:r>
+            <m:sSub>
+              <m:sSubPr>
+                <m:ctrlPr>
+                  <w:rPr>
+                    <w:rFonts w:ascii="Cambria Math" w:hAnsi="Cambria Math"/>
+                    <w:i/>
+                  </w:rPr>
+                </m:ctrlPr>
+              </m:sSubPr>
+              <m:e>
+                <m:r>
+                  <w:rPr>
+                    <w:rFonts w:ascii="Cambria Math" w:hAnsi="Cambria Math"/>
+                  </w:rPr>
+                  <m:t>t</m:t>
+                </m:r>
+              </m:e>
+              <m:sub>
+                <m:r>
+                  <w:rPr>
+                    <w:rFonts w:ascii="Cambria Math" w:hAnsi="Cambria Math"/>
+                  </w:rPr>
+                  <m:t>n</m:t>
+                </m:r>
+              </m:sub>
+            </m:sSub>
+          </m:den>
+        </m:f>
+      </m:oMath>
+      <w:r>
+        <w:rPr>
+          <w:rFonts w:eastAsiaTheme="minorEastAsia"/>
+        </w:rPr>
+        <w:t xml:space="preserve"> mais on remplace </w:t>
+      </w:r>
+      <m:oMath>
+        <m:f>
+          <m:fPr>
+            <m:ctrlPr>
+              <w:rPr>
+                <w:rFonts w:ascii="Cambria Math" w:hAnsi="Cambria Math"/>
+                <w:i/>
+              </w:rPr>
+            </m:ctrlPr>
+          </m:fPr>
+          <m:num>
+            <m:r>
+              <w:rPr>
+                <w:rFonts w:ascii="Cambria Math" w:hAnsi="Cambria Math"/>
+              </w:rPr>
+              <m:t>dP</m:t>
+            </m:r>
+          </m:num>
+          <m:den>
+            <m:r>
+              <w:rPr>
+                <w:rFonts w:ascii="Cambria Math" w:hAnsi="Cambria Math"/>
+              </w:rPr>
+              <m:t>dt</m:t>
+            </m:r>
+          </m:den>
+        </m:f>
+        <m:r>
+          <w:rPr>
+            <w:rFonts w:ascii="Cambria Math" w:hAnsi="Cambria Math"/>
+          </w:rPr>
+          <m:t>=2</m:t>
+        </m:r>
+      </m:oMath>
+      <w:r>
+        <w:rPr>
+          <w:rFonts w:eastAsiaTheme="minorEastAsia"/>
+        </w:rPr>
+        <w:t xml:space="preserve"> et </w:t>
+      </w:r>
+      <m:oMath>
+        <m:sSub>
+          <m:sSubPr>
+            <m:ctrlPr>
+              <w:rPr>
+                <w:rFonts w:ascii="Cambria Math" w:hAnsi="Cambria Math"/>
+                <w:i/>
+              </w:rPr>
+            </m:ctrlPr>
+          </m:sSubPr>
+          <m:e>
+            <m:r>
+              <w:rPr>
+                <w:rFonts w:ascii="Cambria Math" w:hAnsi="Cambria Math"/>
+              </w:rPr>
+              <m:t>t</m:t>
+            </m:r>
+          </m:e>
+          <m:sub>
+            <m:r>
+              <w:rPr>
+                <w:rFonts w:ascii="Cambria Math" w:hAnsi="Cambria Math"/>
+              </w:rPr>
+              <m:t>n+1</m:t>
+            </m:r>
+          </m:sub>
+        </m:sSub>
+        <m:r>
+          <w:rPr>
+            <w:rFonts w:ascii="Cambria Math" w:hAnsi="Cambria Math"/>
+          </w:rPr>
+          <m:t>-</m:t>
+        </m:r>
+        <m:sSub>
+          <m:sSubPr>
+            <m:ctrlPr>
+              <w:rPr>
+                <w:rFonts w:ascii="Cambria Math" w:hAnsi="Cambria Math"/>
+                <w:i/>
+              </w:rPr>
+            </m:ctrlPr>
+          </m:sSubPr>
+          <m:e>
+            <m:r>
+              <w:rPr>
+                <w:rFonts w:ascii="Cambria Math" w:hAnsi="Cambria Math"/>
+              </w:rPr>
+              <m:t>t</m:t>
+            </m:r>
+          </m:e>
+          <m:sub>
+            <m:r>
+              <w:rPr>
+                <w:rFonts w:ascii="Cambria Math" w:hAnsi="Cambria Math"/>
+              </w:rPr>
+              <m:t>n</m:t>
+            </m:r>
+          </m:sub>
+        </m:sSub>
+        <m:r>
+          <w:rPr>
+            <w:rFonts w:ascii="Cambria Math" w:hAnsi="Cambria Math"/>
+          </w:rPr>
+          <m:t>=∆t</m:t>
+        </m:r>
+      </m:oMath>
+      <w:r>
+        <w:rPr>
+          <w:rFonts w:eastAsiaTheme="minorEastAsia"/>
+        </w:rPr>
+        <w:t xml:space="preserve"> alors on se retrouve avec </w:t>
+      </w:r>
+      <m:oMath>
+        <m:r>
+          <w:rPr>
+            <w:rFonts w:ascii="Cambria Math" w:hAnsi="Cambria Math"/>
+          </w:rPr>
+          <m:t>2=</m:t>
+        </m:r>
+        <m:f>
+          <m:fPr>
+            <m:ctrlPr>
+              <w:rPr>
+                <w:rFonts w:ascii="Cambria Math" w:hAnsi="Cambria Math"/>
+                <w:i/>
+              </w:rPr>
+            </m:ctrlPr>
+          </m:fPr>
+          <m:num>
+            <m:sSub>
+              <m:sSubPr>
+                <m:ctrlPr>
+                  <w:rPr>
+                    <w:rFonts w:ascii="Cambria Math" w:hAnsi="Cambria Math"/>
+                    <w:i/>
+                  </w:rPr>
+                </m:ctrlPr>
+              </m:sSubPr>
+              <m:e>
+                <m:r>
+                  <w:rPr>
+                    <w:rFonts w:ascii="Cambria Math" w:hAnsi="Cambria Math"/>
+                  </w:rPr>
+                  <m:t>P</m:t>
+                </m:r>
+              </m:e>
+              <m:sub>
+                <m:r>
+                  <w:rPr>
+                    <w:rFonts w:ascii="Cambria Math" w:hAnsi="Cambria Math"/>
+                  </w:rPr>
+                  <m:t>n+1</m:t>
+                </m:r>
+              </m:sub>
+            </m:sSub>
+            <m:r>
+              <w:rPr>
+                <w:rFonts w:ascii="Cambria Math" w:hAnsi="Cambria Math"/>
+              </w:rPr>
+              <m:t>-</m:t>
+            </m:r>
+            <m:sSub>
+              <m:sSubPr>
+                <m:ctrlPr>
+                  <w:rPr>
+                    <w:rFonts w:ascii="Cambria Math" w:hAnsi="Cambria Math"/>
+                    <w:i/>
+                  </w:rPr>
+                </m:ctrlPr>
+              </m:sSubPr>
+              <m:e>
+                <m:r>
+                  <w:rPr>
+                    <w:rFonts w:ascii="Cambria Math" w:hAnsi="Cambria Math"/>
+                  </w:rPr>
+                  <m:t>P</m:t>
+                </m:r>
+              </m:e>
+              <m:sub>
+                <m:r>
+                  <w:rPr>
+                    <w:rFonts w:ascii="Cambria Math" w:hAnsi="Cambria Math"/>
+                  </w:rPr>
+                  <m:t>n</m:t>
+                </m:r>
+              </m:sub>
+            </m:sSub>
+          </m:num>
+          <m:den>
+            <m:r>
+              <w:rPr>
+                <w:rFonts w:ascii="Cambria Math" w:hAnsi="Cambria Math"/>
+              </w:rPr>
+              <m:t>∆t</m:t>
+            </m:r>
+          </m:den>
+        </m:f>
+      </m:oMath>
+      <w:r>
+        <w:rPr>
+          <w:rFonts w:eastAsiaTheme="minorEastAsia"/>
+        </w:rPr>
+        <w:t xml:space="preserve"> </w:t>
+      </w:r>
+      <m:oMath>
+        <m:r>
+          <w:rPr>
+            <w:rFonts w:ascii="Cambria Math" w:eastAsiaTheme="minorEastAsia" w:hAnsi="Cambria Math"/>
+          </w:rPr>
+          <m:t>→</m:t>
+        </m:r>
+      </m:oMath>
+      <w:r>
+        <w:rPr>
+          <w:rFonts w:eastAsiaTheme="minorEastAsia"/>
+        </w:rPr>
+        <w:t xml:space="preserve"> </w:t>
+      </w:r>
+      <m:oMath>
+        <m:sSub>
+          <m:sSubPr>
+            <m:ctrlPr>
+              <w:rPr>
+                <w:rFonts w:ascii="Cambria Math" w:hAnsi="Cambria Math"/>
+                <w:i/>
+              </w:rPr>
+            </m:ctrlPr>
+          </m:sSubPr>
+          <m:e>
+            <m:r>
+              <w:rPr>
+                <w:rFonts w:ascii="Cambria Math" w:hAnsi="Cambria Math"/>
+              </w:rPr>
+              <m:t>P</m:t>
+            </m:r>
+          </m:e>
+          <m:sub>
+            <m:r>
+              <w:rPr>
+                <w:rFonts w:ascii="Cambria Math" w:hAnsi="Cambria Math"/>
+              </w:rPr>
+              <m:t>n+1</m:t>
+            </m:r>
+          </m:sub>
+        </m:sSub>
+        <m:r>
+          <w:rPr>
+            <w:rFonts w:ascii="Cambria Math" w:hAnsi="Cambria Math"/>
+          </w:rPr>
+          <m:t>-</m:t>
+        </m:r>
+        <m:sSub>
+          <m:sSubPr>
+            <m:ctrlPr>
+              <w:rPr>
+                <w:rFonts w:ascii="Cambria Math" w:hAnsi="Cambria Math"/>
+                <w:i/>
+              </w:rPr>
+            </m:ctrlPr>
+          </m:sSubPr>
+          <m:e>
+            <m:r>
+              <w:rPr>
+                <w:rFonts w:ascii="Cambria Math" w:hAnsi="Cambria Math"/>
+              </w:rPr>
+              <m:t>P</m:t>
+            </m:r>
+          </m:e>
+          <m:sub>
+            <m:r>
+              <w:rPr>
+                <w:rFonts w:ascii="Cambria Math" w:hAnsi="Cambria Math"/>
+              </w:rPr>
+              <m:t>n</m:t>
+            </m:r>
+          </m:sub>
+        </m:sSub>
+        <m:r>
+          <w:rPr>
+            <w:rFonts w:ascii="Cambria Math" w:eastAsiaTheme="minorEastAsia" w:hAnsi="Cambria Math"/>
+          </w:rPr>
+          <m:t>=2∆t</m:t>
+        </m:r>
+        <m:r>
+          <w:rPr>
+            <w:rFonts w:ascii="Cambria Math" w:eastAsiaTheme="minorEastAsia" w:hAnsi="Cambria Math"/>
+          </w:rPr>
+          <m:t>→</m:t>
+        </m:r>
+        <m:r>
+          <w:rPr>
+            <w:rFonts w:ascii="Cambria Math" w:eastAsiaTheme="minorEastAsia" w:hAnsi="Cambria Math"/>
+          </w:rPr>
+          <m:t xml:space="preserve"> </m:t>
+        </m:r>
+        <m:sSub>
+          <m:sSubPr>
+            <m:ctrlPr>
+              <w:rPr>
+                <w:rFonts w:ascii="Cambria Math" w:hAnsi="Cambria Math"/>
+                <w:i/>
+              </w:rPr>
+            </m:ctrlPr>
+          </m:sSubPr>
+          <m:e>
+            <m:r>
+              <w:rPr>
+                <w:rFonts w:ascii="Cambria Math" w:hAnsi="Cambria Math"/>
+              </w:rPr>
+              <m:t>P</m:t>
+            </m:r>
+          </m:e>
+          <m:sub>
+            <m:r>
+              <w:rPr>
+                <w:rFonts w:ascii="Cambria Math" w:hAnsi="Cambria Math"/>
+              </w:rPr>
+              <m:t>n+1</m:t>
+            </m:r>
+          </m:sub>
+        </m:sSub>
+        <m:r>
+          <w:rPr>
+            <w:rFonts w:ascii="Cambria Math" w:hAnsi="Cambria Math"/>
+          </w:rPr>
+          <m:t>=</m:t>
+        </m:r>
+        <m:sSub>
+          <m:sSubPr>
+            <m:ctrlPr>
+              <w:rPr>
+                <w:rFonts w:ascii="Cambria Math" w:hAnsi="Cambria Math"/>
+                <w:i/>
+              </w:rPr>
+            </m:ctrlPr>
+          </m:sSubPr>
+          <m:e>
+            <m:r>
+              <w:rPr>
+                <w:rFonts w:ascii="Cambria Math" w:hAnsi="Cambria Math"/>
+              </w:rPr>
+              <m:t>P</m:t>
+            </m:r>
+          </m:e>
+          <m:sub>
+            <m:r>
+              <w:rPr>
+                <w:rFonts w:ascii="Cambria Math" w:hAnsi="Cambria Math"/>
+              </w:rPr>
+              <m:t>n</m:t>
+            </m:r>
+          </m:sub>
+        </m:sSub>
+        <m:r>
+          <w:rPr>
+            <w:rFonts w:ascii="Cambria Math" w:hAnsi="Cambria Math"/>
+          </w:rPr>
+          <m:t>+</m:t>
+        </m:r>
+        <m:r>
+          <w:rPr>
+            <w:rFonts w:ascii="Cambria Math" w:eastAsiaTheme="minorEastAsia" w:hAnsi="Cambria Math"/>
+          </w:rPr>
+          <m:t>2∆t</m:t>
+        </m:r>
+      </m:oMath>
+    </w:p>
+    <w:p>
+      <w:pPr>
+        <w:rPr>
+          <w:rFonts w:eastAsiaTheme="minorEastAsia"/>
+        </w:rPr>
+      </w:pPr>
+      <w:r>
+        <w:rPr>
+          <w:rFonts w:eastAsiaTheme="minorEastAsia"/>
+        </w:rPr>
+        <w:t xml:space="preserve">Initialisation : </w:t>
+      </w:r>
+      <w:r>
+        <w:rPr>
+          <w:rFonts w:eastAsiaTheme="minorEastAsia"/>
+        </w:rPr>
+        <w:t xml:space="preserve">On prouve que la propriété est vraie au premier rang de départ </w:t>
+      </w:r>
+      <m:oMath>
+        <m:sSub>
+          <m:sSubPr>
+            <m:ctrlPr>
+              <w:rPr>
+                <w:rFonts w:ascii="Cambria Math" w:eastAsiaTheme="minorEastAsia" w:hAnsi="Cambria Math"/>
+                <w:i/>
+              </w:rPr>
+            </m:ctrlPr>
+          </m:sSubPr>
+          <m:e>
+            <m:r>
+              <w:rPr>
+                <w:rFonts w:ascii="Cambria Math" w:eastAsiaTheme="minorEastAsia" w:hAnsi="Cambria Math"/>
+              </w:rPr>
+              <m:t>n</m:t>
+            </m:r>
+          </m:e>
+          <m:sub>
+            <m:r>
+              <w:rPr>
+                <w:rFonts w:ascii="Cambria Math" w:eastAsiaTheme="minorEastAsia" w:hAnsi="Cambria Math"/>
+              </w:rPr>
+              <m:t>0</m:t>
+            </m:r>
+          </m:sub>
+        </m:sSub>
+        <m:r>
+          <w:rPr>
+            <w:rFonts w:ascii="Cambria Math" w:eastAsiaTheme="minorEastAsia" w:hAnsi="Cambria Math"/>
+          </w:rPr>
+          <m:t> </m:t>
+        </m:r>
+      </m:oMath>
+      <w:r>
+        <w:rPr>
+          <w:rFonts w:eastAsiaTheme="minorEastAsia"/>
+        </w:rPr>
+        <w:t>:</w:t>
+      </w:r>
+    </w:p>
+    <w:p>
+      <w:pPr>
+        <w:rPr>
+          <w:rFonts w:eastAsiaTheme="minorEastAsia"/>
+        </w:rPr>
+      </w:pPr>
+      <w:r>
+        <w:rPr>
+          <w:rFonts w:eastAsiaTheme="minorEastAsia"/>
+        </w:rPr>
+        <w:t xml:space="preserve">Comme </w:t>
+      </w:r>
+      <m:oMath>
+        <m:r>
+          <w:rPr>
+            <w:rFonts w:ascii="Cambria Math" w:eastAsiaTheme="minorEastAsia" w:hAnsi="Cambria Math"/>
+          </w:rPr>
+          <m:t>P</m:t>
+        </m:r>
+        <m:d>
+          <m:dPr>
+            <m:ctrlPr>
+              <w:rPr>
+                <w:rFonts w:ascii="Cambria Math" w:eastAsiaTheme="minorEastAsia" w:hAnsi="Cambria Math"/>
+                <w:i/>
+              </w:rPr>
+            </m:ctrlPr>
+          </m:dPr>
+          <m:e>
+            <m:r>
+              <w:rPr>
+                <w:rFonts w:ascii="Cambria Math" w:eastAsiaTheme="minorEastAsia" w:hAnsi="Cambria Math"/>
+              </w:rPr>
+              <m:t>0</m:t>
+            </m:r>
+          </m:e>
+        </m:d>
+        <m:r>
+          <w:rPr>
+            <w:rFonts w:ascii="Cambria Math" w:eastAsiaTheme="minorEastAsia" w:hAnsi="Cambria Math"/>
+          </w:rPr>
+          <m:t>=0</m:t>
+        </m:r>
+      </m:oMath>
+      <w:r>
+        <w:rPr>
+          <w:rFonts w:eastAsiaTheme="minorEastAsia"/>
+        </w:rPr>
+        <w:t xml:space="preserve"> </w:t>
+      </w:r>
+      <m:oMath>
+        <m:r>
+          <w:rPr>
+            <w:rFonts w:ascii="Cambria Math" w:eastAsiaTheme="minorEastAsia" w:hAnsi="Cambria Math"/>
+          </w:rPr>
+          <m:t>→</m:t>
+        </m:r>
+      </m:oMath>
+      <w:r>
+        <w:rPr>
+          <w:rFonts w:eastAsiaTheme="minorEastAsia"/>
+        </w:rPr>
+        <w:t xml:space="preserve"> </w:t>
+      </w:r>
+      <m:oMath>
+        <m:sSub>
+          <m:sSubPr>
+            <m:ctrlPr>
+              <w:rPr>
+                <w:rFonts w:ascii="Cambria Math" w:hAnsi="Cambria Math"/>
+                <w:i/>
+              </w:rPr>
+            </m:ctrlPr>
+          </m:sSubPr>
+          <m:e>
+            <m:r>
+              <w:rPr>
+                <w:rFonts w:ascii="Cambria Math" w:hAnsi="Cambria Math"/>
+              </w:rPr>
+              <m:t>P</m:t>
+            </m:r>
+          </m:e>
+          <m:sub>
+            <m:r>
+              <w:rPr>
+                <w:rFonts w:ascii="Cambria Math" w:hAnsi="Cambria Math"/>
+              </w:rPr>
+              <m:t>1</m:t>
+            </m:r>
+          </m:sub>
+        </m:sSub>
+        <m:r>
+          <w:rPr>
+            <w:rFonts w:ascii="Cambria Math" w:hAnsi="Cambria Math"/>
+          </w:rPr>
+          <m:t>=</m:t>
+        </m:r>
+        <m:r>
+          <w:rPr>
+            <w:rFonts w:ascii="Cambria Math" w:hAnsi="Cambria Math"/>
+          </w:rPr>
+          <m:t>0</m:t>
+        </m:r>
+        <m:r>
+          <w:rPr>
+            <w:rFonts w:ascii="Cambria Math" w:hAnsi="Cambria Math"/>
+          </w:rPr>
+          <m:t>+</m:t>
+        </m:r>
+        <m:r>
+          <w:rPr>
+            <w:rFonts w:ascii="Cambria Math" w:eastAsiaTheme="minorEastAsia" w:hAnsi="Cambria Math"/>
+          </w:rPr>
+          <m:t>2</m:t>
+        </m:r>
+        <m:r>
+          <w:rPr>
+            <w:rFonts w:ascii="Cambria Math" w:eastAsiaTheme="minorEastAsia" w:hAnsi="Cambria Math"/>
+          </w:rPr>
+          <m:t>=2</m:t>
+        </m:r>
+      </m:oMath>
+    </w:p>
+    <w:p>
+      <w:pPr>
+        <w:rPr>
+          <w:rFonts w:eastAsiaTheme="minorEastAsia"/>
+        </w:rPr>
+      </w:pPr>
+      <w:r>
+        <w:rPr>
+          <w:rFonts w:eastAsiaTheme="minorEastAsia"/>
+        </w:rPr>
+        <w:tab/>
+      </w:r>
+      <w:r>
+        <w:rPr>
+          <w:rFonts w:eastAsiaTheme="minorEastAsia"/>
+        </w:rPr>
+        <w:tab/>
+      </w:r>
+      <w:r>
+        <w:rPr>
+          <w:rFonts w:eastAsiaTheme="minorEastAsia"/>
+        </w:rPr>
+        <w:tab/>
+      </w:r>
+      <m:oMath>
+        <m:sSub>
+          <m:sSubPr>
+            <m:ctrlPr>
+              <w:rPr>
+                <w:rFonts w:ascii="Cambria Math" w:hAnsi="Cambria Math"/>
+                <w:i/>
+              </w:rPr>
+            </m:ctrlPr>
+          </m:sSubPr>
+          <m:e>
+            <m:r>
+              <w:rPr>
+                <w:rFonts w:ascii="Cambria Math" w:hAnsi="Cambria Math"/>
+              </w:rPr>
+              <m:t>P</m:t>
+            </m:r>
+          </m:e>
+          <m:sub>
+            <m:r>
+              <w:rPr>
+                <w:rFonts w:ascii="Cambria Math" w:hAnsi="Cambria Math"/>
+              </w:rPr>
+              <m:t>2</m:t>
+            </m:r>
+          </m:sub>
+        </m:sSub>
+        <m:r>
+          <w:rPr>
+            <w:rFonts w:ascii="Cambria Math" w:hAnsi="Cambria Math"/>
+          </w:rPr>
+          <m:t>=</m:t>
+        </m:r>
+        <m:r>
+          <w:rPr>
+            <w:rFonts w:ascii="Cambria Math" w:hAnsi="Cambria Math"/>
+          </w:rPr>
+          <m:t>2</m:t>
+        </m:r>
+        <m:r>
+          <w:rPr>
+            <w:rFonts w:ascii="Cambria Math" w:hAnsi="Cambria Math"/>
+          </w:rPr>
+          <m:t>+</m:t>
+        </m:r>
+        <m:r>
+          <w:rPr>
+            <w:rFonts w:ascii="Cambria Math" w:eastAsiaTheme="minorEastAsia" w:hAnsi="Cambria Math"/>
+          </w:rPr>
+          <m:t>2=</m:t>
+        </m:r>
+        <m:r>
+          <w:rPr>
+            <w:rFonts w:ascii="Cambria Math" w:eastAsiaTheme="minorEastAsia" w:hAnsi="Cambria Math"/>
+          </w:rPr>
+          <m:t>4</m:t>
+        </m:r>
+      </m:oMath>
+    </w:p>
+    <w:p>
+      <w:pPr>
+        <w:rPr>
+          <w:rFonts w:eastAsiaTheme="minorEastAsia"/>
+        </w:rPr>
+      </w:pPr>
+      <w:r>
+        <w:rPr>
+          <w:rFonts w:eastAsiaTheme="minorEastAsia"/>
+        </w:rPr>
+        <w:tab/>
+      </w:r>
+      <w:r>
+        <w:rPr>
+          <w:rFonts w:eastAsiaTheme="minorEastAsia"/>
+        </w:rPr>
+        <w:tab/>
+      </w:r>
+      <w:r>
+        <w:rPr>
+          <w:rFonts w:eastAsiaTheme="minorEastAsia"/>
+        </w:rPr>
+        <w:tab/>
+      </w:r>
+      <m:oMath>
+        <m:sSub>
+          <m:sSubPr>
+            <m:ctrlPr>
+              <w:rPr>
+                <w:rFonts w:ascii="Cambria Math" w:hAnsi="Cambria Math"/>
+                <w:i/>
+              </w:rPr>
+            </m:ctrlPr>
+          </m:sSubPr>
+          <m:e>
+            <m:r>
+              <w:rPr>
+                <w:rFonts w:ascii="Cambria Math" w:hAnsi="Cambria Math"/>
+              </w:rPr>
+              <m:t>P</m:t>
+            </m:r>
+          </m:e>
+          <m:sub>
+            <m:r>
+              <w:rPr>
+                <w:rFonts w:ascii="Cambria Math" w:hAnsi="Cambria Math"/>
+              </w:rPr>
+              <m:t>3</m:t>
+            </m:r>
+          </m:sub>
+        </m:sSub>
+        <m:r>
+          <w:rPr>
+            <w:rFonts w:ascii="Cambria Math" w:hAnsi="Cambria Math"/>
+          </w:rPr>
+          <m:t>=</m:t>
+        </m:r>
+        <m:r>
+          <w:rPr>
+            <w:rFonts w:ascii="Cambria Math" w:hAnsi="Cambria Math"/>
+          </w:rPr>
+          <m:t>4</m:t>
+        </m:r>
+        <m:r>
+          <w:rPr>
+            <w:rFonts w:ascii="Cambria Math" w:hAnsi="Cambria Math"/>
+          </w:rPr>
+          <m:t>+</m:t>
+        </m:r>
+        <m:r>
+          <w:rPr>
+            <w:rFonts w:ascii="Cambria Math" w:eastAsiaTheme="minorEastAsia" w:hAnsi="Cambria Math"/>
+          </w:rPr>
+          <m:t>2=</m:t>
+        </m:r>
+        <m:r>
+          <w:rPr>
+            <w:rFonts w:ascii="Cambria Math" w:eastAsiaTheme="minorEastAsia" w:hAnsi="Cambria Math"/>
+          </w:rPr>
+          <m:t>6</m:t>
+        </m:r>
+      </m:oMath>
+    </w:p>
+    <w:p>
+      <w:pPr>
+        <w:rPr>
+          <w:rFonts w:eastAsiaTheme="minorEastAsia"/>
+        </w:rPr>
+      </w:pPr>
+      <w:r>
+        <w:rPr>
+          <w:rFonts w:eastAsiaTheme="minorEastAsia"/>
+        </w:rPr>
+        <w:t xml:space="preserve">L’hérédité : </w:t>
+      </w:r>
+      <w:r>
+        <w:rPr>
+          <w:rFonts w:eastAsiaTheme="minorEastAsia"/>
+        </w:rPr>
+        <w:t>On suppose qu'à un rang k ≥ n₀ quelconque, la propriété est vraie. On doit alors démontrer qu'elle est encore vraie au rang suivant k+1.</w:t>
+      </w:r>
+    </w:p>
+    <w:p>
+      <w:pPr>
+        <w:rPr>
+          <w:rFonts w:eastAsiaTheme="minorEastAsia"/>
+        </w:rPr>
+      </w:pPr>
+      <w:r>
+        <w:rPr>
+          <w:rFonts w:eastAsiaTheme="minorEastAsia"/>
+        </w:rPr>
+        <w:t xml:space="preserve"> </w:t>
+      </w:r>
+      <m:oMath>
+        <m:sSub>
+          <m:sSubPr>
+            <m:ctrlPr>
+              <w:rPr>
+                <w:rFonts w:ascii="Cambria Math" w:hAnsi="Cambria Math"/>
+                <w:i/>
+              </w:rPr>
+            </m:ctrlPr>
+          </m:sSubPr>
+          <m:e>
+            <m:r>
+              <w:rPr>
+                <w:rFonts w:ascii="Cambria Math" w:hAnsi="Cambria Math"/>
+              </w:rPr>
+              <m:t>P</m:t>
+            </m:r>
+          </m:e>
+          <m:sub>
+            <m:r>
+              <w:rPr>
+                <w:rFonts w:ascii="Cambria Math" w:hAnsi="Cambria Math"/>
+              </w:rPr>
+              <m:t>n+1</m:t>
+            </m:r>
+          </m:sub>
+        </m:sSub>
+        <m:r>
+          <w:rPr>
+            <w:rFonts w:ascii="Cambria Math" w:hAnsi="Cambria Math"/>
+          </w:rPr>
+          <m:t>=</m:t>
+        </m:r>
+        <m:sSub>
+          <m:sSubPr>
+            <m:ctrlPr>
+              <w:rPr>
+                <w:rFonts w:ascii="Cambria Math" w:hAnsi="Cambria Math"/>
+                <w:i/>
+              </w:rPr>
+            </m:ctrlPr>
+          </m:sSubPr>
+          <m:e>
+            <m:r>
+              <w:rPr>
+                <w:rFonts w:ascii="Cambria Math" w:hAnsi="Cambria Math"/>
+              </w:rPr>
+              <m:t>P</m:t>
+            </m:r>
+          </m:e>
+          <m:sub>
+            <m:r>
+              <w:rPr>
+                <w:rFonts w:ascii="Cambria Math" w:hAnsi="Cambria Math"/>
+              </w:rPr>
+              <m:t>n</m:t>
+            </m:r>
+          </m:sub>
+        </m:sSub>
+        <m:r>
+          <w:rPr>
+            <w:rFonts w:ascii="Cambria Math" w:hAnsi="Cambria Math"/>
+          </w:rPr>
+          <m:t>+</m:t>
+        </m:r>
+        <m:r>
+          <w:rPr>
+            <w:rFonts w:ascii="Cambria Math" w:eastAsiaTheme="minorEastAsia" w:hAnsi="Cambria Math"/>
+          </w:rPr>
+          <m:t>2∆t</m:t>
+        </m:r>
+      </m:oMath>
+      <w:r>
+        <w:rPr>
+          <w:rFonts w:eastAsiaTheme="minorEastAsia"/>
+        </w:rPr>
+        <w:t xml:space="preserve"> </w:t>
+      </w:r>
+      <m:oMath>
+        <m:r>
+          <w:rPr>
+            <w:rFonts w:ascii="Cambria Math" w:eastAsiaTheme="minorEastAsia" w:hAnsi="Cambria Math"/>
+          </w:rPr>
+          <m:t>→</m:t>
+        </m:r>
+        <m:r>
+          <w:rPr>
+            <w:rFonts w:ascii="Cambria Math" w:eastAsiaTheme="minorEastAsia" w:hAnsi="Cambria Math"/>
+          </w:rPr>
+          <m:t xml:space="preserve"> </m:t>
+        </m:r>
+        <m:sSub>
+          <m:sSubPr>
+            <m:ctrlPr>
+              <w:rPr>
+                <w:rFonts w:ascii="Cambria Math" w:hAnsi="Cambria Math"/>
+                <w:i/>
+              </w:rPr>
+            </m:ctrlPr>
+          </m:sSubPr>
+          <m:e>
+            <m:r>
+              <w:rPr>
+                <w:rFonts w:ascii="Cambria Math" w:hAnsi="Cambria Math"/>
+              </w:rPr>
+              <m:t>P</m:t>
+            </m:r>
+          </m:e>
+          <m:sub>
+            <m:r>
+              <w:rPr>
+                <w:rFonts w:ascii="Cambria Math" w:hAnsi="Cambria Math"/>
+              </w:rPr>
+              <m:t>n+1</m:t>
+            </m:r>
+          </m:sub>
+        </m:sSub>
+        <m:r>
+          <w:rPr>
+            <w:rFonts w:ascii="Cambria Math" w:hAnsi="Cambria Math"/>
+          </w:rPr>
+          <m:t>=</m:t>
+        </m:r>
+        <m:sSub>
+          <m:sSubPr>
+            <m:ctrlPr>
+              <w:rPr>
+                <w:rFonts w:ascii="Cambria Math" w:hAnsi="Cambria Math"/>
+                <w:i/>
+              </w:rPr>
+            </m:ctrlPr>
+          </m:sSubPr>
+          <m:e>
+            <m:r>
+              <w:rPr>
+                <w:rFonts w:ascii="Cambria Math" w:hAnsi="Cambria Math"/>
+              </w:rPr>
+              <m:t>P</m:t>
+            </m:r>
+          </m:e>
+          <m:sub>
+            <m:r>
+              <w:rPr>
+                <w:rFonts w:ascii="Cambria Math" w:hAnsi="Cambria Math"/>
+              </w:rPr>
+              <m:t>n</m:t>
+            </m:r>
+          </m:sub>
+        </m:sSub>
+        <m:r>
+          <w:rPr>
+            <w:rFonts w:ascii="Cambria Math" w:hAnsi="Cambria Math"/>
+          </w:rPr>
+          <m:t>+</m:t>
+        </m:r>
+        <m:r>
+          <w:rPr>
+            <w:rFonts w:ascii="Cambria Math" w:eastAsiaTheme="minorEastAsia" w:hAnsi="Cambria Math"/>
+          </w:rPr>
+          <m:t>2∆t</m:t>
+        </m:r>
+      </m:oMath>
+    </w:p>
+    <w:p>
+      <w:pPr>
+        <w:rPr>
+          <w:rFonts w:eastAsiaTheme="minorEastAsia"/>
+        </w:rPr>
+      </w:pPr>
+      <w:r>
+        <w:rPr>
+          <w:rFonts w:eastAsiaTheme="minorEastAsia"/>
+        </w:rPr>
+        <w:tab/>
+      </w:r>
+      <w:r>
+        <w:rPr>
+          <w:rFonts w:eastAsiaTheme="minorEastAsia"/>
+        </w:rPr>
+        <w:tab/>
+      </w:r>
+      <w:r>
+        <w:rPr>
+          <w:rFonts w:eastAsiaTheme="minorEastAsia"/>
+        </w:rPr>
+        <w:tab/>
+      </w:r>
+      <m:oMath>
+        <m:sSub>
+          <m:sSubPr>
+            <m:ctrlPr>
+              <w:rPr>
+                <w:rFonts w:ascii="Cambria Math" w:hAnsi="Cambria Math"/>
+                <w:i/>
+              </w:rPr>
+            </m:ctrlPr>
+          </m:sSubPr>
+          <m:e>
+            <m:r>
+              <w:rPr>
+                <w:rFonts w:ascii="Cambria Math" w:hAnsi="Cambria Math"/>
+              </w:rPr>
+              <m:t>P</m:t>
+            </m:r>
+          </m:e>
+          <m:sub>
+            <m:r>
+              <w:rPr>
+                <w:rFonts w:ascii="Cambria Math" w:hAnsi="Cambria Math"/>
+              </w:rPr>
+              <m:t>n+1</m:t>
+            </m:r>
+          </m:sub>
+        </m:sSub>
+        <m:r>
+          <w:rPr>
+            <w:rFonts w:ascii="Cambria Math" w:hAnsi="Cambria Math"/>
+          </w:rPr>
+          <m:t>+</m:t>
+        </m:r>
+        <m:r>
+          <w:rPr>
+            <w:rFonts w:ascii="Cambria Math" w:eastAsiaTheme="minorEastAsia" w:hAnsi="Cambria Math"/>
+          </w:rPr>
+          <m:t>2∆t</m:t>
+        </m:r>
+        <m:r>
+          <w:rPr>
+            <w:rFonts w:ascii="Cambria Math" w:hAnsi="Cambria Math"/>
+          </w:rPr>
+          <m:t>=</m:t>
+        </m:r>
+        <m:sSub>
+          <m:sSubPr>
+            <m:ctrlPr>
+              <w:rPr>
+                <w:rFonts w:ascii="Cambria Math" w:hAnsi="Cambria Math"/>
+                <w:i/>
+              </w:rPr>
+            </m:ctrlPr>
+          </m:sSubPr>
+          <m:e>
+            <m:r>
+              <w:rPr>
+                <w:rFonts w:ascii="Cambria Math" w:hAnsi="Cambria Math"/>
+              </w:rPr>
+              <m:t>P</m:t>
+            </m:r>
+          </m:e>
+          <m:sub>
+            <m:r>
+              <w:rPr>
+                <w:rFonts w:ascii="Cambria Math" w:hAnsi="Cambria Math"/>
+              </w:rPr>
+              <m:t>n</m:t>
+            </m:r>
+          </m:sub>
+        </m:sSub>
+        <m:r>
+          <w:rPr>
+            <w:rFonts w:ascii="Cambria Math" w:hAnsi="Cambria Math"/>
+          </w:rPr>
+          <m:t>+</m:t>
+        </m:r>
+        <m:r>
+          <w:rPr>
+            <w:rFonts w:ascii="Cambria Math" w:eastAsiaTheme="minorEastAsia" w:hAnsi="Cambria Math"/>
+          </w:rPr>
+          <m:t>2∆t</m:t>
+        </m:r>
+        <m:r>
+          <w:rPr>
+            <w:rFonts w:ascii="Cambria Math" w:eastAsiaTheme="minorEastAsia" w:hAnsi="Cambria Math"/>
+          </w:rPr>
+          <m:t>+</m:t>
+        </m:r>
+        <m:r>
+          <w:rPr>
+            <w:rFonts w:ascii="Cambria Math" w:eastAsiaTheme="minorEastAsia" w:hAnsi="Cambria Math"/>
+          </w:rPr>
+          <m:t>2∆t</m:t>
+        </m:r>
+      </m:oMath>
+    </w:p>
+    <w:p>
+      <w:pPr>
+        <w:rPr>
+          <w:rFonts w:eastAsiaTheme="minorEastAsia"/>
+        </w:rPr>
+      </w:pPr>
+      <w:r>
+        <w:rPr>
+          <w:rFonts w:eastAsiaTheme="minorEastAsia"/>
+        </w:rPr>
+        <w:tab/>
+      </w:r>
+      <w:r>
+        <w:rPr>
+          <w:rFonts w:eastAsiaTheme="minorEastAsia"/>
+        </w:rPr>
+        <w:tab/>
+      </w:r>
+      <w:r>
+        <w:rPr>
+          <w:rFonts w:eastAsiaTheme="minorEastAsia"/>
+        </w:rPr>
+        <w:tab/>
+      </w:r>
+      <m:oMath>
+        <m:sSub>
+          <m:sSubPr>
+            <m:ctrlPr>
+              <w:rPr>
+                <w:rFonts w:ascii="Cambria Math" w:hAnsi="Cambria Math"/>
+                <w:i/>
+              </w:rPr>
+            </m:ctrlPr>
+          </m:sSubPr>
+          <m:e>
+            <m:r>
+              <w:rPr>
+                <w:rFonts w:ascii="Cambria Math" w:hAnsi="Cambria Math"/>
+              </w:rPr>
+              <m:t>P</m:t>
+            </m:r>
+          </m:e>
+          <m:sub>
+            <m:r>
+              <w:rPr>
+                <w:rFonts w:ascii="Cambria Math" w:hAnsi="Cambria Math"/>
+              </w:rPr>
+              <m:t>n+1</m:t>
+            </m:r>
+          </m:sub>
+        </m:sSub>
+        <m:r>
+          <w:rPr>
+            <w:rFonts w:ascii="Cambria Math" w:hAnsi="Cambria Math"/>
+          </w:rPr>
+          <m:t>+</m:t>
+        </m:r>
+        <m:r>
+          <w:rPr>
+            <w:rFonts w:ascii="Cambria Math" w:eastAsiaTheme="minorEastAsia" w:hAnsi="Cambria Math"/>
+          </w:rPr>
+          <m:t>2∆t+</m:t>
+        </m:r>
+        <m:sSub>
+          <m:sSubPr>
+            <m:ctrlPr>
+              <w:rPr>
+                <w:rFonts w:ascii="Cambria Math" w:hAnsi="Cambria Math"/>
+                <w:i/>
+              </w:rPr>
+            </m:ctrlPr>
+          </m:sSubPr>
+          <m:e>
+            <m:r>
+              <w:rPr>
+                <w:rFonts w:ascii="Cambria Math" w:hAnsi="Cambria Math"/>
+              </w:rPr>
+              <m:t>P</m:t>
+            </m:r>
+          </m:e>
+          <m:sub>
+            <m:r>
+              <w:rPr>
+                <w:rFonts w:ascii="Cambria Math" w:hAnsi="Cambria Math"/>
+              </w:rPr>
+              <m:t>n</m:t>
+            </m:r>
+          </m:sub>
+        </m:sSub>
+        <m:r>
+          <w:rPr>
+            <w:rFonts w:ascii="Cambria Math" w:hAnsi="Cambria Math"/>
+          </w:rPr>
+          <m:t>=</m:t>
+        </m:r>
+        <m:sSub>
+          <m:sSubPr>
+            <m:ctrlPr>
+              <w:rPr>
+                <w:rFonts w:ascii="Cambria Math" w:hAnsi="Cambria Math"/>
+                <w:i/>
+              </w:rPr>
+            </m:ctrlPr>
+          </m:sSubPr>
+          <m:e>
+            <m:r>
+              <w:rPr>
+                <w:rFonts w:ascii="Cambria Math" w:hAnsi="Cambria Math"/>
+              </w:rPr>
+              <m:t>P</m:t>
+            </m:r>
+          </m:e>
+          <m:sub>
+            <m:r>
+              <w:rPr>
+                <w:rFonts w:ascii="Cambria Math" w:hAnsi="Cambria Math"/>
+              </w:rPr>
+              <m:t>n</m:t>
+            </m:r>
+          </m:sub>
+        </m:sSub>
+        <m:r>
+          <w:rPr>
+            <w:rFonts w:ascii="Cambria Math" w:hAnsi="Cambria Math"/>
+          </w:rPr>
+          <m:t>+</m:t>
+        </m:r>
+        <m:r>
+          <w:rPr>
+            <w:rFonts w:ascii="Cambria Math" w:eastAsiaTheme="minorEastAsia" w:hAnsi="Cambria Math"/>
+          </w:rPr>
+          <m:t>2∆t+2∆t</m:t>
+        </m:r>
+        <m:r>
+          <w:rPr>
+            <w:rFonts w:ascii="Cambria Math" w:eastAsiaTheme="minorEastAsia" w:hAnsi="Cambria Math"/>
+          </w:rPr>
+          <m:t>+</m:t>
+        </m:r>
+        <m:sSub>
+          <m:sSubPr>
+            <m:ctrlPr>
+              <w:rPr>
+                <w:rFonts w:ascii="Cambria Math" w:hAnsi="Cambria Math"/>
+                <w:i/>
+              </w:rPr>
+            </m:ctrlPr>
+          </m:sSubPr>
+          <m:e>
+            <m:r>
+              <w:rPr>
+                <w:rFonts w:ascii="Cambria Math" w:hAnsi="Cambria Math"/>
+              </w:rPr>
+              <m:t>P</m:t>
+            </m:r>
+          </m:e>
+          <m:sub>
+            <m:r>
+              <w:rPr>
+                <w:rFonts w:ascii="Cambria Math" w:hAnsi="Cambria Math"/>
+              </w:rPr>
+              <m:t>n</m:t>
+            </m:r>
+          </m:sub>
+        </m:sSub>
+      </m:oMath>
+    </w:p>
+    <w:p>
+      <w:pPr>
+        <w:rPr>
+          <w:rFonts w:eastAsiaTheme="minorEastAsia"/>
+        </w:rPr>
+      </w:pPr>
+      <w:r>
+        <w:rPr>
+          <w:rFonts w:eastAsiaTheme="minorEastAsia"/>
+        </w:rPr>
+        <w:t xml:space="preserve"> </w:t>
+      </w:r>
+      <w:r>
+        <w:rPr>
+          <w:rFonts w:eastAsiaTheme="minorEastAsia"/>
+        </w:rPr>
+        <w:tab/>
+      </w:r>
+      <w:r>
+        <w:rPr>
+          <w:rFonts w:eastAsiaTheme="minorEastAsia"/>
+        </w:rPr>
+        <w:tab/>
+      </w:r>
+      <w:r>
+        <w:rPr>
+          <w:rFonts w:eastAsiaTheme="minorEastAsia"/>
+        </w:rPr>
+        <w:tab/>
+      </w:r>
+      <m:oMath>
+        <m:sSub>
+          <m:sSubPr>
+            <m:ctrlPr>
+              <w:rPr>
+                <w:rFonts w:ascii="Cambria Math" w:hAnsi="Cambria Math"/>
+                <w:i/>
+              </w:rPr>
+            </m:ctrlPr>
+          </m:sSubPr>
+          <m:e>
+            <m:r>
+              <w:rPr>
+                <w:rFonts w:ascii="Cambria Math" w:hAnsi="Cambria Math"/>
+              </w:rPr>
+              <m:t>P</m:t>
+            </m:r>
+          </m:e>
+          <m:sub>
+            <m:r>
+              <w:rPr>
+                <w:rFonts w:ascii="Cambria Math" w:hAnsi="Cambria Math"/>
+              </w:rPr>
+              <m:t>n+</m:t>
+            </m:r>
+            <m:r>
+              <w:rPr>
+                <w:rFonts w:ascii="Cambria Math" w:hAnsi="Cambria Math"/>
+              </w:rPr>
+              <m:t>2</m:t>
+            </m:r>
+          </m:sub>
+        </m:sSub>
+        <m:r>
+          <w:rPr>
+            <w:rFonts w:ascii="Cambria Math" w:hAnsi="Cambria Math"/>
+          </w:rPr>
+          <m:t>=</m:t>
+        </m:r>
+        <m:sSub>
+          <m:sSubPr>
+            <m:ctrlPr>
+              <w:rPr>
+                <w:rFonts w:ascii="Cambria Math" w:hAnsi="Cambria Math"/>
+                <w:i/>
+              </w:rPr>
+            </m:ctrlPr>
+          </m:sSubPr>
+          <m:e>
+            <m:r>
+              <w:rPr>
+                <w:rFonts w:ascii="Cambria Math" w:hAnsi="Cambria Math"/>
+              </w:rPr>
+              <m:t>P</m:t>
+            </m:r>
+          </m:e>
+          <m:sub>
+            <m:r>
+              <w:rPr>
+                <w:rFonts w:ascii="Cambria Math" w:hAnsi="Cambria Math"/>
+              </w:rPr>
+              <m:t>n</m:t>
+            </m:r>
+            <m:r>
+              <w:rPr>
+                <w:rFonts w:ascii="Cambria Math" w:hAnsi="Cambria Math"/>
+              </w:rPr>
+              <m:t>+1</m:t>
+            </m:r>
+          </m:sub>
+        </m:sSub>
+        <m:r>
+          <w:rPr>
+            <w:rFonts w:ascii="Cambria Math" w:hAnsi="Cambria Math"/>
+          </w:rPr>
+          <m:t>+</m:t>
+        </m:r>
+        <m:r>
+          <w:rPr>
+            <w:rFonts w:ascii="Cambria Math" w:eastAsiaTheme="minorEastAsia" w:hAnsi="Cambria Math"/>
+          </w:rPr>
+          <m:t>2∆t</m:t>
+        </m:r>
+      </m:oMath>
+    </w:p>
+    <w:p>
+      <w:pPr>
+        <w:rPr>
+          <w:rFonts w:eastAsiaTheme="minorEastAsia"/>
+        </w:rPr>
+      </w:pPr>
+    </w:p>
+    <w:p>
+      <w:pPr>
+        <w:rPr>
+          <w:rFonts w:eastAsiaTheme="minorEastAsia"/>
+        </w:rPr>
+      </w:pPr>
+      <w:r>
+        <w:rPr>
+          <w:rFonts w:eastAsiaTheme="minorEastAsia"/>
+          <w:b/>
+          <w:bCs/>
+        </w:rPr>
+        <w:t>La conclusion</w:t>
+      </w:r>
+      <w:r>
+        <w:rPr>
+          <w:rFonts w:eastAsiaTheme="minorEastAsia"/>
+        </w:rPr>
+        <w:t xml:space="preserve"> : Par le principe de récurrence, on conclut que la propriété est vraie pour tout entier </w:t>
+      </w:r>
+      <m:oMath>
+        <m:r>
+          <w:rPr>
+            <w:rFonts w:ascii="Cambria Math" w:eastAsiaTheme="minorEastAsia" w:hAnsi="Cambria Math"/>
+          </w:rPr>
+          <m:t>n ≥</m:t>
+        </m:r>
+        <m:sSub>
+          <m:sSubPr>
+            <m:ctrlPr>
+              <w:rPr>
+                <w:rFonts w:ascii="Cambria Math" w:eastAsiaTheme="minorEastAsia" w:hAnsi="Cambria Math"/>
+                <w:i/>
+              </w:rPr>
+            </m:ctrlPr>
+          </m:sSubPr>
+          <m:e>
+            <m:r>
+              <w:rPr>
+                <w:rFonts w:ascii="Cambria Math" w:eastAsiaTheme="minorEastAsia" w:hAnsi="Cambria Math"/>
+              </w:rPr>
+              <m:t>n</m:t>
+            </m:r>
+          </m:e>
+          <m:sub>
+            <m:r>
+              <w:rPr>
+                <w:rFonts w:ascii="Cambria Math" w:eastAsiaTheme="minorEastAsia" w:hAnsi="Cambria Math"/>
+              </w:rPr>
+              <m:t>0</m:t>
+            </m:r>
+          </m:sub>
+        </m:sSub>
+      </m:oMath>
+      <w:r>
+        <w:rPr>
+          <w:rFonts w:eastAsiaTheme="minorEastAsia"/>
+        </w:rPr>
+        <w:t>.</w:t>
+      </w:r>
+    </w:p>
+    <w:p>
+      <w:pPr>
+        <w:rPr>
+          <w:rFonts w:eastAsiaTheme="minorEastAsia"/>
+        </w:rPr>
+      </w:pPr>
+    </w:p>
+    <w:p>
+      <w:pPr>
+        <w:rPr>
+          <w:rFonts w:eastAsiaTheme="minorEastAsia"/>
+        </w:rPr>
+      </w:pPr>
+      <w:r>
+        <w:rPr>
+          <w:rFonts w:eastAsiaTheme="minorEastAsia"/>
+        </w:rPr>
+        <w:t xml:space="preserve">4) </w:t>
+      </w:r>
+      <w:r>
+        <w:rPr>
+          <w:rFonts w:eastAsiaTheme="minorEastAsia"/>
+        </w:rPr>
+        <w:t xml:space="preserve">La solution théorique et la solution discrète sont identiques pour </w:t>
+      </w:r>
+      <m:oMath>
+        <m:r>
+          <m:rPr>
+            <m:sty m:val="p"/>
+          </m:rPr>
+          <w:rPr>
+            <w:rFonts w:ascii="Cambria Math" w:eastAsiaTheme="minorEastAsia" w:hAnsi="Cambria Math"/>
+          </w:rPr>
+          <m:t>Δ</m:t>
+        </m:r>
+        <m:r>
+          <w:rPr>
+            <w:rFonts w:ascii="Cambria Math" w:eastAsiaTheme="minorEastAsia" w:hAnsi="Cambria Math"/>
+          </w:rPr>
+          <m:t>t=1</m:t>
+        </m:r>
+      </m:oMath>
+      <w:r>
+        <w:rPr>
+          <w:rFonts w:eastAsiaTheme="minorEastAsia"/>
+        </w:rPr>
+        <w:t xml:space="preserve">. Les points obtenus avec la méthode discrète se situent donc sur la droite de la solution théorique. </w:t>
+      </w:r>
+      <w:r>
+        <w:rPr>
+          <w:rFonts w:eastAsiaTheme="minorEastAsia"/>
+        </w:rPr>
+        <w:lastRenderedPageBreak/>
+        <w:t>Dans cet exemple, l'approximation de la dérivée discrète donne exactement la solution aux instants considérés.</w:t>
+      </w:r>
+    </w:p>
+    <w:p>
+      <w:pPr>
+        <w:rPr>
+          <w:rFonts w:eastAsiaTheme="minorEastAsia"/>
+        </w:rPr>
+      </w:pPr>
+    </w:p>
+    <w:p>
+      <w:pPr>
+        <w:rPr>
+          <w:rFonts w:eastAsiaTheme="minorEastAsia"/>
+        </w:rPr>
+      </w:pPr>
+    </w:p>
+    <w:p>
+      <w:pPr>
+        <w:rPr>
+          <w:rFonts w:eastAsiaTheme="minorEastAsia"/>
+        </w:rPr>
+      </w:pPr>
+      <w:r>
+        <w:rPr>
+          <w:rFonts w:eastAsiaTheme="minorEastAsia"/>
+        </w:rPr>
+        <w:tab/>
+      </w:r>
+      <w:r>
+        <w:rPr>
+          <w:rFonts w:eastAsiaTheme="minorEastAsia"/>
+        </w:rPr>
+        <w:tab/>
+      </w:r>
+      <w:r>
+        <w:rPr>
+          <w:rFonts w:eastAsiaTheme="minorEastAsia"/>
+        </w:rPr>
+        <w:tab/>
+      </w:r>
     </w:p>
     <w:sectPr>
       <w:pgSz w:w="11906" w:h="16838"/>
@@ -1910,7 +3569,6 @@
   <w:style w:type="character" w:default="1" w:styleId="Policepardfaut">
     <w:name w:val="Default Paragraph Font"/>
     <w:uiPriority w:val="1"/>
-    <w:semiHidden/>
     <w:unhideWhenUsed/>
   </w:style>
   <w:style w:type="table" w:default="1" w:styleId="TableauNormal">
@@ -2550,4 +4208,16 @@
     </a:ext>
   </a:extLst>
 </a:theme>
+</file>
+
+<file path=customXml/item1.xml><?xml version="1.0" encoding="utf-8"?>
+<b:Sources xmlns:b="http://schemas.openxmlformats.org/officeDocument/2006/bibliography" xmlns="http://schemas.openxmlformats.org/officeDocument/2006/bibliography" SelectedStyle="\APASixthEditionOfficeOnline.xsl" StyleName="APA" Version="6"/>
+</file>
+
+<file path=customXml/itemProps1.xml><?xml version="1.0" encoding="utf-8"?>
+<ds:datastoreItem xmlns:ds="http://schemas.openxmlformats.org/officeDocument/2006/customXml" ds:itemID="{FFCB6722-4D60-481D-B046-CA1ADBA34C30}">
+  <ds:schemaRefs>
+    <ds:schemaRef ds:uri="http://schemas.openxmlformats.org/officeDocument/2006/bibliography"/>
+  </ds:schemaRefs>
+</ds:datastoreItem>
 </file>
--- a/Maths/Moteur_RTS_exercices_2.docx
+++ b/Maths/Moteur_RTS_exercices_2.docx
@@ -564,7 +564,21 @@
         <w:rPr>
           <w:rFonts w:eastAsiaTheme="minorEastAsia"/>
         </w:rPr>
-        <w:t xml:space="preserve"> et pour tester on peux faire </w:t>
+        <w:t xml:space="preserve"> et pour tester on </w:t>
+      </w:r>
+      <w:proofErr w:type="gramStart"/>
+      <w:r>
+        <w:rPr>
+          <w:rFonts w:eastAsiaTheme="minorEastAsia"/>
+        </w:rPr>
+        <w:t>peux</w:t>
+      </w:r>
+      <w:proofErr w:type="gramEnd"/>
+      <w:r>
+        <w:rPr>
+          <w:rFonts w:eastAsiaTheme="minorEastAsia"/>
+        </w:rPr>
+        <w:t xml:space="preserve"> faire </w:t>
       </w:r>
       <m:oMath>
         <m:f>
@@ -1762,19 +1776,7 @@
           <w:rPr>
             <w:rFonts w:ascii="Cambria Math" w:eastAsiaTheme="minorEastAsia" w:hAnsi="Cambria Math"/>
           </w:rPr>
-          <m:t>=2∆t</m:t>
-        </m:r>
-        <m:r>
-          <w:rPr>
-            <w:rFonts w:ascii="Cambria Math" w:eastAsiaTheme="minorEastAsia" w:hAnsi="Cambria Math"/>
-          </w:rPr>
-          <m:t>→</m:t>
-        </m:r>
-        <m:r>
-          <w:rPr>
-            <w:rFonts w:ascii="Cambria Math" w:eastAsiaTheme="minorEastAsia" w:hAnsi="Cambria Math"/>
-          </w:rPr>
-          <m:t xml:space="preserve"> </m:t>
+          <m:t xml:space="preserve">=2∆t→ </m:t>
         </m:r>
         <m:sSub>
           <m:sSubPr>
@@ -1858,13 +1860,7 @@
         <w:rPr>
           <w:rFonts w:eastAsiaTheme="minorEastAsia"/>
         </w:rPr>
-        <w:t xml:space="preserve">Initialisation : </w:t>
-      </w:r>
-      <w:r>
-        <w:rPr>
-          <w:rFonts w:eastAsiaTheme="minorEastAsia"/>
-        </w:rPr>
-        <w:t xml:space="preserve">On prouve que la propriété est vraie au premier rang de départ </w:t>
+        <w:t xml:space="preserve">Initialisation : On prouve que la propriété est vraie au premier rang de départ </w:t>
       </w:r>
       <m:oMath>
         <m:sSub>
@@ -2002,31 +1998,13 @@
           <w:rPr>
             <w:rFonts w:ascii="Cambria Math" w:hAnsi="Cambria Math"/>
           </w:rPr>
-          <m:t>=</m:t>
-        </m:r>
-        <m:r>
-          <w:rPr>
-            <w:rFonts w:ascii="Cambria Math" w:hAnsi="Cambria Math"/>
-          </w:rPr>
-          <m:t>0</m:t>
-        </m:r>
-        <m:r>
-          <w:rPr>
-            <w:rFonts w:ascii="Cambria Math" w:hAnsi="Cambria Math"/>
-          </w:rPr>
-          <m:t>+</m:t>
+          <m:t>=0+</m:t>
         </m:r>
         <m:r>
           <w:rPr>
             <w:rFonts w:ascii="Cambria Math" w:eastAsiaTheme="minorEastAsia" w:hAnsi="Cambria Math"/>
           </w:rPr>
-          <m:t>2</m:t>
-        </m:r>
-        <m:r>
-          <w:rPr>
-            <w:rFonts w:ascii="Cambria Math" w:eastAsiaTheme="minorEastAsia" w:hAnsi="Cambria Math"/>
-          </w:rPr>
-          <m:t>=2</m:t>
+          <m:t>2=2</m:t>
         </m:r>
       </m:oMath>
     </w:p>
@@ -2085,31 +2063,13 @@
           <w:rPr>
             <w:rFonts w:ascii="Cambria Math" w:hAnsi="Cambria Math"/>
           </w:rPr>
-          <m:t>=</m:t>
-        </m:r>
-        <m:r>
-          <w:rPr>
-            <w:rFonts w:ascii="Cambria Math" w:hAnsi="Cambria Math"/>
-          </w:rPr>
-          <m:t>2</m:t>
-        </m:r>
-        <m:r>
-          <w:rPr>
-            <w:rFonts w:ascii="Cambria Math" w:hAnsi="Cambria Math"/>
-          </w:rPr>
-          <m:t>+</m:t>
+          <m:t>=2+</m:t>
         </m:r>
         <m:r>
           <w:rPr>
             <w:rFonts w:ascii="Cambria Math" w:eastAsiaTheme="minorEastAsia" w:hAnsi="Cambria Math"/>
           </w:rPr>
-          <m:t>2=</m:t>
-        </m:r>
-        <m:r>
-          <w:rPr>
-            <w:rFonts w:ascii="Cambria Math" w:eastAsiaTheme="minorEastAsia" w:hAnsi="Cambria Math"/>
-          </w:rPr>
-          <m:t>4</m:t>
+          <m:t>2=4</m:t>
         </m:r>
       </m:oMath>
     </w:p>
@@ -2168,31 +2128,13 @@
           <w:rPr>
             <w:rFonts w:ascii="Cambria Math" w:hAnsi="Cambria Math"/>
           </w:rPr>
-          <m:t>=</m:t>
-        </m:r>
-        <m:r>
-          <w:rPr>
-            <w:rFonts w:ascii="Cambria Math" w:hAnsi="Cambria Math"/>
-          </w:rPr>
-          <m:t>4</m:t>
-        </m:r>
-        <m:r>
-          <w:rPr>
-            <w:rFonts w:ascii="Cambria Math" w:hAnsi="Cambria Math"/>
-          </w:rPr>
-          <m:t>+</m:t>
+          <m:t>=4+</m:t>
         </m:r>
         <m:r>
           <w:rPr>
             <w:rFonts w:ascii="Cambria Math" w:eastAsiaTheme="minorEastAsia" w:hAnsi="Cambria Math"/>
           </w:rPr>
-          <m:t>2=</m:t>
-        </m:r>
-        <m:r>
-          <w:rPr>
-            <w:rFonts w:ascii="Cambria Math" w:eastAsiaTheme="minorEastAsia" w:hAnsi="Cambria Math"/>
-          </w:rPr>
-          <m:t>6</m:t>
+          <m:t>2=6</m:t>
         </m:r>
       </m:oMath>
     </w:p>
@@ -2310,13 +2252,7 @@
           <w:rPr>
             <w:rFonts w:ascii="Cambria Math" w:eastAsiaTheme="minorEastAsia" w:hAnsi="Cambria Math"/>
           </w:rPr>
-          <m:t>→</m:t>
-        </m:r>
-        <m:r>
-          <w:rPr>
-            <w:rFonts w:ascii="Cambria Math" w:eastAsiaTheme="minorEastAsia" w:hAnsi="Cambria Math"/>
-          </w:rPr>
-          <m:t xml:space="preserve"> </m:t>
+          <m:t xml:space="preserve">→ </m:t>
         </m:r>
         <m:sSub>
           <m:sSubPr>
@@ -2495,19 +2431,7 @@
           <w:rPr>
             <w:rFonts w:ascii="Cambria Math" w:eastAsiaTheme="minorEastAsia" w:hAnsi="Cambria Math"/>
           </w:rPr>
-          <m:t>2∆t</m:t>
-        </m:r>
-        <m:r>
-          <w:rPr>
-            <w:rFonts w:ascii="Cambria Math" w:eastAsiaTheme="minorEastAsia" w:hAnsi="Cambria Math"/>
-          </w:rPr>
-          <m:t>+</m:t>
-        </m:r>
-        <m:r>
-          <w:rPr>
-            <w:rFonts w:ascii="Cambria Math" w:eastAsiaTheme="minorEastAsia" w:hAnsi="Cambria Math"/>
-          </w:rPr>
-          <m:t>2∆t</m:t>
+          <m:t>2∆t+2∆t</m:t>
         </m:r>
       </m:oMath>
     </w:p>
@@ -2642,13 +2566,7 @@
           <w:rPr>
             <w:rFonts w:ascii="Cambria Math" w:eastAsiaTheme="minorEastAsia" w:hAnsi="Cambria Math"/>
           </w:rPr>
-          <m:t>2∆t+2∆t</m:t>
-        </m:r>
-        <m:r>
-          <w:rPr>
-            <w:rFonts w:ascii="Cambria Math" w:eastAsiaTheme="minorEastAsia" w:hAnsi="Cambria Math"/>
-          </w:rPr>
-          <m:t>+</m:t>
+          <m:t>2∆t+2∆t+</m:t>
         </m:r>
         <m:sSub>
           <m:sSubPr>
@@ -2731,13 +2649,7 @@
               <w:rPr>
                 <w:rFonts w:ascii="Cambria Math" w:hAnsi="Cambria Math"/>
               </w:rPr>
-              <m:t>n+</m:t>
-            </m:r>
-            <m:r>
-              <w:rPr>
-                <w:rFonts w:ascii="Cambria Math" w:hAnsi="Cambria Math"/>
-              </w:rPr>
-              <m:t>2</m:t>
+              <m:t>n+2</m:t>
             </m:r>
           </m:sub>
         </m:sSub>
@@ -2769,13 +2681,7 @@
               <w:rPr>
                 <w:rFonts w:ascii="Cambria Math" w:hAnsi="Cambria Math"/>
               </w:rPr>
-              <m:t>n</m:t>
-            </m:r>
-            <m:r>
-              <w:rPr>
-                <w:rFonts w:ascii="Cambria Math" w:hAnsi="Cambria Math"/>
-              </w:rPr>
-              <m:t>+1</m:t>
+              <m:t>n+1</m:t>
             </m:r>
           </m:sub>
         </m:sSub>
@@ -2949,12 +2855,1182 @@
         </w:rPr>
         <w:tab/>
       </w:r>
+    </w:p>
+    <w:p>
+      <w:pPr>
+        <w:rPr>
+          <w:rFonts w:eastAsiaTheme="minorEastAsia"/>
+        </w:rPr>
+      </w:pPr>
+      <w:r>
+        <w:rPr>
+          <w:rFonts w:eastAsiaTheme="minorEastAsia"/>
+        </w:rPr>
+        <w:t xml:space="preserve">2.2 </w:t>
+      </w:r>
+      <w:r>
+        <w:rPr>
+          <w:rFonts w:eastAsiaTheme="minorEastAsia"/>
+        </w:rPr>
+        <w:t>Méthode d’Euler explicite</w:t>
+      </w:r>
+    </w:p>
+    <w:p>
+      <w:pPr>
+        <w:rPr>
+          <w:rFonts w:eastAsiaTheme="minorEastAsia"/>
+        </w:rPr>
+      </w:pPr>
+      <w:r>
+        <w:rPr>
+          <w:rFonts w:eastAsiaTheme="minorEastAsia"/>
+        </w:rPr>
+        <w:t xml:space="preserve">(1) On a </w:t>
+      </w:r>
+      <m:oMath>
+        <m:f>
+          <m:fPr>
+            <m:ctrlPr>
+              <w:rPr>
+                <w:rFonts w:ascii="Cambria Math" w:hAnsi="Cambria Math"/>
+                <w:i/>
+              </w:rPr>
+            </m:ctrlPr>
+          </m:fPr>
+          <m:num>
+            <m:r>
+              <w:rPr>
+                <w:rFonts w:ascii="Cambria Math" w:hAnsi="Cambria Math"/>
+              </w:rPr>
+              <m:t>dP</m:t>
+            </m:r>
+          </m:num>
+          <m:den>
+            <m:r>
+              <w:rPr>
+                <w:rFonts w:ascii="Cambria Math" w:hAnsi="Cambria Math"/>
+              </w:rPr>
+              <m:t>dt</m:t>
+            </m:r>
+          </m:den>
+        </m:f>
+        <m:r>
+          <w:rPr>
+            <w:rFonts w:ascii="Cambria Math" w:hAnsi="Cambria Math"/>
+          </w:rPr>
+          <m:t xml:space="preserve"> ≈</m:t>
+        </m:r>
+        <m:f>
+          <m:fPr>
+            <m:ctrlPr>
+              <w:rPr>
+                <w:rFonts w:ascii="Cambria Math" w:hAnsi="Cambria Math"/>
+                <w:i/>
+              </w:rPr>
+            </m:ctrlPr>
+          </m:fPr>
+          <m:num>
+            <m:sSub>
+              <m:sSubPr>
+                <m:ctrlPr>
+                  <w:rPr>
+                    <w:rFonts w:ascii="Cambria Math" w:hAnsi="Cambria Math"/>
+                    <w:i/>
+                  </w:rPr>
+                </m:ctrlPr>
+              </m:sSubPr>
+              <m:e>
+                <m:r>
+                  <w:rPr>
+                    <w:rFonts w:ascii="Cambria Math" w:hAnsi="Cambria Math"/>
+                  </w:rPr>
+                  <m:t>P</m:t>
+                </m:r>
+              </m:e>
+              <m:sub>
+                <m:r>
+                  <w:rPr>
+                    <w:rFonts w:ascii="Cambria Math" w:hAnsi="Cambria Math"/>
+                  </w:rPr>
+                  <m:t>n+1</m:t>
+                </m:r>
+              </m:sub>
+            </m:sSub>
+            <m:r>
+              <w:rPr>
+                <w:rFonts w:ascii="Cambria Math" w:hAnsi="Cambria Math"/>
+              </w:rPr>
+              <m:t>-</m:t>
+            </m:r>
+            <m:sSub>
+              <m:sSubPr>
+                <m:ctrlPr>
+                  <w:rPr>
+                    <w:rFonts w:ascii="Cambria Math" w:hAnsi="Cambria Math"/>
+                    <w:i/>
+                  </w:rPr>
+                </m:ctrlPr>
+              </m:sSubPr>
+              <m:e>
+                <m:r>
+                  <w:rPr>
+                    <w:rFonts w:ascii="Cambria Math" w:hAnsi="Cambria Math"/>
+                  </w:rPr>
+                  <m:t>P</m:t>
+                </m:r>
+              </m:e>
+              <m:sub>
+                <m:r>
+                  <w:rPr>
+                    <w:rFonts w:ascii="Cambria Math" w:hAnsi="Cambria Math"/>
+                  </w:rPr>
+                  <m:t>n</m:t>
+                </m:r>
+              </m:sub>
+            </m:sSub>
+          </m:num>
+          <m:den>
+            <m:r>
+              <w:rPr>
+                <w:rFonts w:ascii="Cambria Math" w:hAnsi="Cambria Math"/>
+              </w:rPr>
+              <m:t>∆t</m:t>
+            </m:r>
+          </m:den>
+        </m:f>
+      </m:oMath>
+      <w:r>
+        <w:rPr>
+          <w:rFonts w:eastAsiaTheme="minorEastAsia"/>
+        </w:rPr>
+        <w:t xml:space="preserve"> et </w:t>
+      </w:r>
+      <m:oMath>
+        <m:f>
+          <m:fPr>
+            <m:ctrlPr>
+              <w:rPr>
+                <w:rFonts w:ascii="Cambria Math" w:hAnsi="Cambria Math"/>
+                <w:i/>
+              </w:rPr>
+            </m:ctrlPr>
+          </m:fPr>
+          <m:num>
+            <m:r>
+              <w:rPr>
+                <w:rFonts w:ascii="Cambria Math" w:hAnsi="Cambria Math"/>
+              </w:rPr>
+              <m:t>dP</m:t>
+            </m:r>
+          </m:num>
+          <m:den>
+            <m:r>
+              <w:rPr>
+                <w:rFonts w:ascii="Cambria Math" w:hAnsi="Cambria Math"/>
+              </w:rPr>
+              <m:t>dt</m:t>
+            </m:r>
+          </m:den>
+        </m:f>
+        <m:r>
+          <w:rPr>
+            <w:rFonts w:ascii="Cambria Math" w:hAnsi="Cambria Math"/>
+          </w:rPr>
+          <m:t>=αP(t)</m:t>
+        </m:r>
+      </m:oMath>
+      <w:r>
+        <w:rPr>
+          <w:rFonts w:eastAsiaTheme="minorEastAsia"/>
+        </w:rPr>
+        <w:t xml:space="preserve"> donc </w:t>
+      </w:r>
+      <m:oMath>
+        <m:f>
+          <m:fPr>
+            <m:ctrlPr>
+              <w:rPr>
+                <w:rFonts w:ascii="Cambria Math" w:hAnsi="Cambria Math"/>
+                <w:i/>
+              </w:rPr>
+            </m:ctrlPr>
+          </m:fPr>
+          <m:num>
+            <m:sSub>
+              <m:sSubPr>
+                <m:ctrlPr>
+                  <w:rPr>
+                    <w:rFonts w:ascii="Cambria Math" w:hAnsi="Cambria Math"/>
+                    <w:i/>
+                  </w:rPr>
+                </m:ctrlPr>
+              </m:sSubPr>
+              <m:e>
+                <m:r>
+                  <w:rPr>
+                    <w:rFonts w:ascii="Cambria Math" w:hAnsi="Cambria Math"/>
+                  </w:rPr>
+                  <m:t>P</m:t>
+                </m:r>
+              </m:e>
+              <m:sub>
+                <m:r>
+                  <w:rPr>
+                    <w:rFonts w:ascii="Cambria Math" w:hAnsi="Cambria Math"/>
+                  </w:rPr>
+                  <m:t>n+1</m:t>
+                </m:r>
+              </m:sub>
+            </m:sSub>
+            <m:r>
+              <w:rPr>
+                <w:rFonts w:ascii="Cambria Math" w:hAnsi="Cambria Math"/>
+              </w:rPr>
+              <m:t>-</m:t>
+            </m:r>
+            <m:sSub>
+              <m:sSubPr>
+                <m:ctrlPr>
+                  <w:rPr>
+                    <w:rFonts w:ascii="Cambria Math" w:hAnsi="Cambria Math"/>
+                    <w:i/>
+                  </w:rPr>
+                </m:ctrlPr>
+              </m:sSubPr>
+              <m:e>
+                <m:r>
+                  <w:rPr>
+                    <w:rFonts w:ascii="Cambria Math" w:hAnsi="Cambria Math"/>
+                  </w:rPr>
+                  <m:t>P</m:t>
+                </m:r>
+              </m:e>
+              <m:sub>
+                <m:r>
+                  <w:rPr>
+                    <w:rFonts w:ascii="Cambria Math" w:hAnsi="Cambria Math"/>
+                  </w:rPr>
+                  <m:t>n</m:t>
+                </m:r>
+              </m:sub>
+            </m:sSub>
+          </m:num>
+          <m:den>
+            <m:r>
+              <w:rPr>
+                <w:rFonts w:ascii="Cambria Math" w:hAnsi="Cambria Math"/>
+              </w:rPr>
+              <m:t>∆t</m:t>
+            </m:r>
+          </m:den>
+        </m:f>
+        <m:r>
+          <w:rPr>
+            <w:rFonts w:ascii="Cambria Math" w:hAnsi="Cambria Math"/>
+          </w:rPr>
+          <m:t>=α</m:t>
+        </m:r>
+        <m:sSub>
+          <m:sSubPr>
+            <m:ctrlPr>
+              <w:rPr>
+                <w:rFonts w:ascii="Cambria Math" w:hAnsi="Cambria Math"/>
+                <w:i/>
+              </w:rPr>
+            </m:ctrlPr>
+          </m:sSubPr>
+          <m:e>
+            <m:r>
+              <w:rPr>
+                <w:rFonts w:ascii="Cambria Math" w:hAnsi="Cambria Math"/>
+              </w:rPr>
+              <m:t>P</m:t>
+            </m:r>
+          </m:e>
+          <m:sub>
+            <m:r>
+              <w:rPr>
+                <w:rFonts w:ascii="Cambria Math" w:hAnsi="Cambria Math"/>
+              </w:rPr>
+              <m:t>n</m:t>
+            </m:r>
+          </m:sub>
+        </m:sSub>
+      </m:oMath>
+    </w:p>
+    <w:p>
+      <w:pPr>
+        <w:rPr>
+          <w:rFonts w:eastAsiaTheme="minorEastAsia"/>
+        </w:rPr>
+      </w:pPr>
       <w:r>
         <w:rPr>
           <w:rFonts w:eastAsiaTheme="minorEastAsia"/>
         </w:rPr>
         <w:tab/>
       </w:r>
+      <w:r>
+        <w:rPr>
+          <w:rFonts w:eastAsiaTheme="minorEastAsia"/>
+        </w:rPr>
+        <w:tab/>
+      </w:r>
+      <w:r>
+        <w:rPr>
+          <w:rFonts w:eastAsiaTheme="minorEastAsia"/>
+        </w:rPr>
+        <w:tab/>
+      </w:r>
+      <w:r>
+        <w:rPr>
+          <w:rFonts w:eastAsiaTheme="minorEastAsia"/>
+        </w:rPr>
+        <w:tab/>
+      </w:r>
+      <w:r>
+        <w:rPr>
+          <w:rFonts w:eastAsiaTheme="minorEastAsia"/>
+        </w:rPr>
+        <w:tab/>
+      </w:r>
+      <w:r>
+        <w:rPr>
+          <w:rFonts w:eastAsiaTheme="minorEastAsia"/>
+        </w:rPr>
+        <w:tab/>
+      </w:r>
+      <m:oMath>
+        <m:sSub>
+          <m:sSubPr>
+            <m:ctrlPr>
+              <w:rPr>
+                <w:rFonts w:ascii="Cambria Math" w:hAnsi="Cambria Math"/>
+                <w:i/>
+              </w:rPr>
+            </m:ctrlPr>
+          </m:sSubPr>
+          <m:e>
+            <m:r>
+              <w:rPr>
+                <w:rFonts w:ascii="Cambria Math" w:hAnsi="Cambria Math"/>
+              </w:rPr>
+              <m:t>P</m:t>
+            </m:r>
+          </m:e>
+          <m:sub>
+            <m:r>
+              <w:rPr>
+                <w:rFonts w:ascii="Cambria Math" w:hAnsi="Cambria Math"/>
+              </w:rPr>
+              <m:t>n+1</m:t>
+            </m:r>
+          </m:sub>
+        </m:sSub>
+        <m:r>
+          <w:rPr>
+            <w:rFonts w:ascii="Cambria Math" w:hAnsi="Cambria Math"/>
+          </w:rPr>
+          <m:t>-</m:t>
+        </m:r>
+        <m:sSub>
+          <m:sSubPr>
+            <m:ctrlPr>
+              <w:rPr>
+                <w:rFonts w:ascii="Cambria Math" w:hAnsi="Cambria Math"/>
+                <w:i/>
+              </w:rPr>
+            </m:ctrlPr>
+          </m:sSubPr>
+          <m:e>
+            <m:r>
+              <w:rPr>
+                <w:rFonts w:ascii="Cambria Math" w:hAnsi="Cambria Math"/>
+              </w:rPr>
+              <m:t>P</m:t>
+            </m:r>
+          </m:e>
+          <m:sub>
+            <m:r>
+              <w:rPr>
+                <w:rFonts w:ascii="Cambria Math" w:hAnsi="Cambria Math"/>
+              </w:rPr>
+              <m:t>n</m:t>
+            </m:r>
+          </m:sub>
+        </m:sSub>
+        <m:r>
+          <w:rPr>
+            <w:rFonts w:ascii="Cambria Math" w:hAnsi="Cambria Math"/>
+          </w:rPr>
+          <m:t>=α</m:t>
+        </m:r>
+        <m:sSub>
+          <m:sSubPr>
+            <m:ctrlPr>
+              <w:rPr>
+                <w:rFonts w:ascii="Cambria Math" w:hAnsi="Cambria Math"/>
+                <w:i/>
+              </w:rPr>
+            </m:ctrlPr>
+          </m:sSubPr>
+          <m:e>
+            <m:r>
+              <w:rPr>
+                <w:rFonts w:ascii="Cambria Math" w:hAnsi="Cambria Math"/>
+              </w:rPr>
+              <m:t>P</m:t>
+            </m:r>
+          </m:e>
+          <m:sub>
+            <m:r>
+              <w:rPr>
+                <w:rFonts w:ascii="Cambria Math" w:hAnsi="Cambria Math"/>
+              </w:rPr>
+              <m:t>n</m:t>
+            </m:r>
+          </m:sub>
+        </m:sSub>
+        <m:r>
+          <w:rPr>
+            <w:rFonts w:ascii="Cambria Math" w:hAnsi="Cambria Math"/>
+          </w:rPr>
+          <m:t>*∆t</m:t>
+        </m:r>
+      </m:oMath>
+    </w:p>
+    <w:p>
+      <w:pPr>
+        <w:rPr>
+          <w:rFonts w:eastAsiaTheme="minorEastAsia"/>
+        </w:rPr>
+      </w:pPr>
+      <w:r>
+        <w:rPr>
+          <w:rFonts w:eastAsiaTheme="minorEastAsia"/>
+        </w:rPr>
+        <w:tab/>
+      </w:r>
+      <w:r>
+        <w:rPr>
+          <w:rFonts w:eastAsiaTheme="minorEastAsia"/>
+        </w:rPr>
+        <w:tab/>
+      </w:r>
+      <w:r>
+        <w:rPr>
+          <w:rFonts w:eastAsiaTheme="minorEastAsia"/>
+        </w:rPr>
+        <w:tab/>
+      </w:r>
+      <w:r>
+        <w:rPr>
+          <w:rFonts w:eastAsiaTheme="minorEastAsia"/>
+        </w:rPr>
+        <w:tab/>
+      </w:r>
+      <w:r>
+        <w:rPr>
+          <w:rFonts w:eastAsiaTheme="minorEastAsia"/>
+        </w:rPr>
+        <w:tab/>
+      </w:r>
+      <w:r>
+        <w:rPr>
+          <w:rFonts w:eastAsiaTheme="minorEastAsia"/>
+        </w:rPr>
+        <w:tab/>
+      </w:r>
+      <m:oMath>
+        <m:sSub>
+          <m:sSubPr>
+            <m:ctrlPr>
+              <w:rPr>
+                <w:rFonts w:ascii="Cambria Math" w:hAnsi="Cambria Math"/>
+                <w:i/>
+              </w:rPr>
+            </m:ctrlPr>
+          </m:sSubPr>
+          <m:e>
+            <m:r>
+              <w:rPr>
+                <w:rFonts w:ascii="Cambria Math" w:hAnsi="Cambria Math"/>
+              </w:rPr>
+              <m:t>P</m:t>
+            </m:r>
+          </m:e>
+          <m:sub>
+            <m:r>
+              <w:rPr>
+                <w:rFonts w:ascii="Cambria Math" w:hAnsi="Cambria Math"/>
+              </w:rPr>
+              <m:t>n+1</m:t>
+            </m:r>
+          </m:sub>
+        </m:sSub>
+        <m:r>
+          <w:rPr>
+            <w:rFonts w:ascii="Cambria Math" w:hAnsi="Cambria Math"/>
+          </w:rPr>
+          <m:t>=α</m:t>
+        </m:r>
+        <m:sSub>
+          <m:sSubPr>
+            <m:ctrlPr>
+              <w:rPr>
+                <w:rFonts w:ascii="Cambria Math" w:hAnsi="Cambria Math"/>
+                <w:i/>
+              </w:rPr>
+            </m:ctrlPr>
+          </m:sSubPr>
+          <m:e>
+            <m:r>
+              <w:rPr>
+                <w:rFonts w:ascii="Cambria Math" w:hAnsi="Cambria Math"/>
+              </w:rPr>
+              <m:t>P</m:t>
+            </m:r>
+          </m:e>
+          <m:sub>
+            <m:r>
+              <w:rPr>
+                <w:rFonts w:ascii="Cambria Math" w:hAnsi="Cambria Math"/>
+              </w:rPr>
+              <m:t>n</m:t>
+            </m:r>
+          </m:sub>
+        </m:sSub>
+        <m:r>
+          <w:rPr>
+            <w:rFonts w:ascii="Cambria Math" w:hAnsi="Cambria Math"/>
+          </w:rPr>
+          <m:t>*∆t+</m:t>
+        </m:r>
+        <m:sSub>
+          <m:sSubPr>
+            <m:ctrlPr>
+              <w:rPr>
+                <w:rFonts w:ascii="Cambria Math" w:hAnsi="Cambria Math"/>
+                <w:i/>
+              </w:rPr>
+            </m:ctrlPr>
+          </m:sSubPr>
+          <m:e>
+            <m:r>
+              <w:rPr>
+                <w:rFonts w:ascii="Cambria Math" w:hAnsi="Cambria Math"/>
+              </w:rPr>
+              <m:t>P</m:t>
+            </m:r>
+          </m:e>
+          <m:sub>
+            <m:r>
+              <w:rPr>
+                <w:rFonts w:ascii="Cambria Math" w:hAnsi="Cambria Math"/>
+              </w:rPr>
+              <m:t>n</m:t>
+            </m:r>
+          </m:sub>
+        </m:sSub>
+      </m:oMath>
+    </w:p>
+    <w:p>
+      <w:pPr>
+        <w:rPr>
+          <w:rFonts w:eastAsiaTheme="minorEastAsia"/>
+        </w:rPr>
+      </w:pPr>
+      <w:r>
+        <w:rPr>
+          <w:rFonts w:eastAsiaTheme="minorEastAsia"/>
+        </w:rPr>
+        <w:tab/>
+      </w:r>
+      <w:r>
+        <w:rPr>
+          <w:rFonts w:eastAsiaTheme="minorEastAsia"/>
+        </w:rPr>
+        <w:tab/>
+      </w:r>
+      <w:r>
+        <w:rPr>
+          <w:rFonts w:eastAsiaTheme="minorEastAsia"/>
+        </w:rPr>
+        <w:tab/>
+      </w:r>
+      <w:r>
+        <w:rPr>
+          <w:rFonts w:eastAsiaTheme="minorEastAsia"/>
+        </w:rPr>
+        <w:tab/>
+      </w:r>
+      <w:r>
+        <w:rPr>
+          <w:rFonts w:eastAsiaTheme="minorEastAsia"/>
+        </w:rPr>
+        <w:tab/>
+      </w:r>
+      <w:r>
+        <w:rPr>
+          <w:rFonts w:eastAsiaTheme="minorEastAsia"/>
+        </w:rPr>
+        <w:tab/>
+      </w:r>
+      <m:oMath>
+        <m:sSub>
+          <m:sSubPr>
+            <m:ctrlPr>
+              <w:rPr>
+                <w:rFonts w:ascii="Cambria Math" w:hAnsi="Cambria Math"/>
+                <w:i/>
+              </w:rPr>
+            </m:ctrlPr>
+          </m:sSubPr>
+          <m:e>
+            <m:r>
+              <w:rPr>
+                <w:rFonts w:ascii="Cambria Math" w:hAnsi="Cambria Math"/>
+              </w:rPr>
+              <m:t>P</m:t>
+            </m:r>
+          </m:e>
+          <m:sub>
+            <m:r>
+              <w:rPr>
+                <w:rFonts w:ascii="Cambria Math" w:hAnsi="Cambria Math"/>
+              </w:rPr>
+              <m:t>n+1</m:t>
+            </m:r>
+          </m:sub>
+        </m:sSub>
+        <m:r>
+          <w:rPr>
+            <w:rFonts w:ascii="Cambria Math" w:hAnsi="Cambria Math"/>
+          </w:rPr>
+          <m:t>=</m:t>
+        </m:r>
+        <m:sSub>
+          <m:sSubPr>
+            <m:ctrlPr>
+              <w:rPr>
+                <w:rFonts w:ascii="Cambria Math" w:hAnsi="Cambria Math"/>
+                <w:i/>
+              </w:rPr>
+            </m:ctrlPr>
+          </m:sSubPr>
+          <m:e>
+            <m:r>
+              <w:rPr>
+                <w:rFonts w:ascii="Cambria Math" w:hAnsi="Cambria Math"/>
+              </w:rPr>
+              <m:t>P</m:t>
+            </m:r>
+          </m:e>
+          <m:sub>
+            <m:r>
+              <w:rPr>
+                <w:rFonts w:ascii="Cambria Math" w:hAnsi="Cambria Math"/>
+              </w:rPr>
+              <m:t>n</m:t>
+            </m:r>
+          </m:sub>
+        </m:sSub>
+        <m:r>
+          <w:rPr>
+            <w:rFonts w:ascii="Cambria Math" w:hAnsi="Cambria Math"/>
+          </w:rPr>
+          <m:t>*</m:t>
+        </m:r>
+        <m:r>
+          <w:rPr>
+            <w:rFonts w:ascii="Cambria Math" w:hAnsi="Cambria Math"/>
+          </w:rPr>
+          <m:t>(</m:t>
+        </m:r>
+        <m:r>
+          <w:rPr>
+            <w:rFonts w:ascii="Cambria Math" w:hAnsi="Cambria Math"/>
+          </w:rPr>
+          <m:t>α</m:t>
+        </m:r>
+        <m:r>
+          <w:rPr>
+            <w:rFonts w:ascii="Cambria Math" w:hAnsi="Cambria Math"/>
+          </w:rPr>
+          <m:t>∆t+</m:t>
+        </m:r>
+        <m:r>
+          <w:rPr>
+            <w:rFonts w:ascii="Cambria Math" w:hAnsi="Cambria Math"/>
+          </w:rPr>
+          <m:t>1)</m:t>
+        </m:r>
+      </m:oMath>
+    </w:p>
+    <w:p>
+      <w:pPr>
+        <w:rPr>
+          <w:rFonts w:eastAsiaTheme="minorEastAsia"/>
+        </w:rPr>
+      </w:pPr>
+      <w:r>
+        <w:rPr>
+          <w:rFonts w:eastAsiaTheme="minorEastAsia"/>
+        </w:rPr>
+        <w:t xml:space="preserve">(2) </w:t>
+      </w:r>
+      <w:r>
+        <w:rPr>
+          <w:rFonts w:eastAsiaTheme="minorEastAsia"/>
+        </w:rPr>
+        <w:t xml:space="preserve">On retrouve bien la forme récurrente </w:t>
+      </w:r>
+      <m:oMath>
+        <m:sSub>
+          <m:sSubPr>
+            <m:ctrlPr>
+              <w:rPr>
+                <w:rFonts w:ascii="Cambria Math" w:hAnsi="Cambria Math"/>
+                <w:i/>
+              </w:rPr>
+            </m:ctrlPr>
+          </m:sSubPr>
+          <m:e>
+            <m:r>
+              <w:rPr>
+                <w:rFonts w:ascii="Cambria Math" w:hAnsi="Cambria Math"/>
+              </w:rPr>
+              <m:t>P</m:t>
+            </m:r>
+          </m:e>
+          <m:sub>
+            <m:r>
+              <w:rPr>
+                <w:rFonts w:ascii="Cambria Math" w:hAnsi="Cambria Math"/>
+              </w:rPr>
+              <m:t>n+1</m:t>
+            </m:r>
+          </m:sub>
+        </m:sSub>
+        <m:r>
+          <w:rPr>
+            <w:rFonts w:ascii="Cambria Math" w:hAnsi="Cambria Math"/>
+          </w:rPr>
+          <m:t>=</m:t>
+        </m:r>
+        <m:r>
+          <w:rPr>
+            <w:rFonts w:ascii="Cambria Math" w:hAnsi="Cambria Math"/>
+          </w:rPr>
+          <m:t>a*</m:t>
+        </m:r>
+        <m:sSub>
+          <m:sSubPr>
+            <m:ctrlPr>
+              <w:rPr>
+                <w:rFonts w:ascii="Cambria Math" w:hAnsi="Cambria Math"/>
+                <w:i/>
+              </w:rPr>
+            </m:ctrlPr>
+          </m:sSubPr>
+          <m:e>
+            <m:r>
+              <w:rPr>
+                <w:rFonts w:ascii="Cambria Math" w:hAnsi="Cambria Math"/>
+              </w:rPr>
+              <m:t>P</m:t>
+            </m:r>
+          </m:e>
+          <m:sub>
+            <m:r>
+              <w:rPr>
+                <w:rFonts w:ascii="Cambria Math" w:hAnsi="Cambria Math"/>
+              </w:rPr>
+              <m:t>n</m:t>
+            </m:r>
+          </m:sub>
+        </m:sSub>
+        <m:r>
+          <w:rPr>
+            <w:rFonts w:ascii="Cambria Math" w:hAnsi="Cambria Math"/>
+          </w:rPr>
+          <m:t>+b</m:t>
+        </m:r>
+      </m:oMath>
+      <w:r>
+        <w:rPr>
+          <w:rFonts w:eastAsiaTheme="minorEastAsia"/>
+        </w:rPr>
+        <w:t xml:space="preserve"> avec </w:t>
+      </w:r>
+      <m:oMath>
+        <m:r>
+          <w:rPr>
+            <w:rFonts w:ascii="Cambria Math" w:hAnsi="Cambria Math"/>
+          </w:rPr>
+          <m:t>a</m:t>
+        </m:r>
+        <m:r>
+          <w:rPr>
+            <w:rFonts w:ascii="Cambria Math" w:hAnsi="Cambria Math"/>
+          </w:rPr>
+          <m:t>=(</m:t>
+        </m:r>
+        <m:r>
+          <w:rPr>
+            <w:rFonts w:ascii="Cambria Math" w:hAnsi="Cambria Math"/>
+          </w:rPr>
+          <m:t>α∆t+1</m:t>
+        </m:r>
+        <m:r>
+          <w:rPr>
+            <w:rFonts w:ascii="Cambria Math" w:hAnsi="Cambria Math"/>
+          </w:rPr>
+          <m:t>)</m:t>
+        </m:r>
+      </m:oMath>
+      <w:r>
+        <w:rPr>
+          <w:rFonts w:eastAsiaTheme="minorEastAsia"/>
+        </w:rPr>
+        <w:t xml:space="preserve"> et </w:t>
+      </w:r>
+      <m:oMath>
+        <m:r>
+          <w:rPr>
+            <w:rFonts w:ascii="Cambria Math" w:eastAsiaTheme="minorEastAsia" w:hAnsi="Cambria Math"/>
+          </w:rPr>
+          <m:t>b=0</m:t>
+        </m:r>
+      </m:oMath>
+      <w:r>
+        <w:rPr>
+          <w:rFonts w:eastAsiaTheme="minorEastAsia"/>
+        </w:rPr>
+        <w:t xml:space="preserve">, et en définissant </w:t>
+      </w:r>
+      <m:oMath>
+        <m:r>
+          <w:rPr>
+            <w:rFonts w:ascii="Cambria Math" w:hAnsi="Cambria Math"/>
+          </w:rPr>
+          <m:t>∆t</m:t>
+        </m:r>
+        <m:r>
+          <w:rPr>
+            <w:rFonts w:ascii="Cambria Math" w:hAnsi="Cambria Math"/>
+          </w:rPr>
+          <m:t>=1</m:t>
+        </m:r>
+      </m:oMath>
+      <w:r>
+        <w:rPr>
+          <w:rFonts w:eastAsiaTheme="minorEastAsia"/>
+        </w:rPr>
+        <w:t xml:space="preserve"> donc :</w:t>
+      </w:r>
+    </w:p>
+    <w:p>
+      <w:pPr>
+        <w:rPr>
+          <w:rFonts w:eastAsiaTheme="minorEastAsia"/>
+        </w:rPr>
+      </w:pPr>
+      <w:r>
+        <w:rPr>
+          <w:rFonts w:eastAsiaTheme="minorEastAsia"/>
+        </w:rPr>
+        <w:t xml:space="preserve">(3) </w:t>
+      </w:r>
+      <m:oMath>
+        <m:sSub>
+          <m:sSubPr>
+            <m:ctrlPr>
+              <w:rPr>
+                <w:rFonts w:ascii="Cambria Math" w:hAnsi="Cambria Math"/>
+                <w:i/>
+              </w:rPr>
+            </m:ctrlPr>
+          </m:sSubPr>
+          <m:e>
+            <m:r>
+              <w:rPr>
+                <w:rFonts w:ascii="Cambria Math" w:hAnsi="Cambria Math"/>
+              </w:rPr>
+              <m:t>P</m:t>
+            </m:r>
+          </m:e>
+          <m:sub>
+            <m:r>
+              <w:rPr>
+                <w:rFonts w:ascii="Cambria Math" w:hAnsi="Cambria Math"/>
+              </w:rPr>
+              <m:t>n+1</m:t>
+            </m:r>
+          </m:sub>
+        </m:sSub>
+        <m:r>
+          <w:rPr>
+            <w:rFonts w:ascii="Cambria Math" w:hAnsi="Cambria Math"/>
+          </w:rPr>
+          <m:t>=</m:t>
+        </m:r>
+        <m:sSub>
+          <m:sSubPr>
+            <m:ctrlPr>
+              <w:rPr>
+                <w:rFonts w:ascii="Cambria Math" w:hAnsi="Cambria Math"/>
+                <w:i/>
+              </w:rPr>
+            </m:ctrlPr>
+          </m:sSubPr>
+          <m:e>
+            <m:r>
+              <w:rPr>
+                <w:rFonts w:ascii="Cambria Math" w:hAnsi="Cambria Math"/>
+              </w:rPr>
+              <m:t>P</m:t>
+            </m:r>
+          </m:e>
+          <m:sub>
+            <m:r>
+              <w:rPr>
+                <w:rFonts w:ascii="Cambria Math" w:hAnsi="Cambria Math"/>
+              </w:rPr>
+              <m:t>n</m:t>
+            </m:r>
+          </m:sub>
+        </m:sSub>
+        <m:r>
+          <w:rPr>
+            <w:rFonts w:ascii="Cambria Math" w:hAnsi="Cambria Math"/>
+          </w:rPr>
+          <m:t>*(α∆t+1)</m:t>
+        </m:r>
+      </m:oMath>
+      <w:r>
+        <w:rPr>
+          <w:rFonts w:eastAsiaTheme="minorEastAsia"/>
+        </w:rPr>
+        <w:t xml:space="preserve"> comme r</w:t>
+      </w:r>
+      <m:oMath>
+        <m:r>
+          <w:rPr>
+            <w:rFonts w:ascii="Cambria Math" w:hAnsi="Cambria Math"/>
+          </w:rPr>
+          <m:t>=(α∆t+1)</m:t>
+        </m:r>
+      </m:oMath>
+      <w:r>
+        <w:rPr>
+          <w:rFonts w:eastAsiaTheme="minorEastAsia"/>
+        </w:rPr>
+        <w:t xml:space="preserve"> et  </w:t>
+      </w:r>
+      <m:oMath>
+        <m:sSub>
+          <m:sSubPr>
+            <m:ctrlPr>
+              <w:rPr>
+                <w:rFonts w:ascii="Cambria Math" w:hAnsi="Cambria Math"/>
+                <w:i/>
+              </w:rPr>
+            </m:ctrlPr>
+          </m:sSubPr>
+          <m:e>
+            <m:r>
+              <w:rPr>
+                <w:rFonts w:ascii="Cambria Math" w:hAnsi="Cambria Math"/>
+              </w:rPr>
+              <m:t>P</m:t>
+            </m:r>
+          </m:e>
+          <m:sub>
+            <m:r>
+              <w:rPr>
+                <w:rFonts w:ascii="Cambria Math" w:hAnsi="Cambria Math"/>
+              </w:rPr>
+              <m:t>n</m:t>
+            </m:r>
+          </m:sub>
+        </m:sSub>
+        <m:r>
+          <w:rPr>
+            <w:rFonts w:ascii="Cambria Math" w:hAnsi="Cambria Math"/>
+          </w:rPr>
+          <m:t>=</m:t>
+        </m:r>
+        <m:sSub>
+          <m:sSubPr>
+            <m:ctrlPr>
+              <w:rPr>
+                <w:rFonts w:ascii="Cambria Math" w:hAnsi="Cambria Math"/>
+                <w:i/>
+              </w:rPr>
+            </m:ctrlPr>
+          </m:sSubPr>
+          <m:e>
+            <m:r>
+              <w:rPr>
+                <w:rFonts w:ascii="Cambria Math" w:hAnsi="Cambria Math"/>
+              </w:rPr>
+              <m:t>P</m:t>
+            </m:r>
+          </m:e>
+          <m:sub>
+            <m:r>
+              <w:rPr>
+                <w:rFonts w:ascii="Cambria Math" w:hAnsi="Cambria Math"/>
+              </w:rPr>
+              <m:t>0</m:t>
+            </m:r>
+          </m:sub>
+        </m:sSub>
+        <m:r>
+          <w:rPr>
+            <w:rFonts w:ascii="Cambria Math" w:hAnsi="Cambria Math"/>
+          </w:rPr>
+          <m:t>*</m:t>
+        </m:r>
+        <m:sSup>
+          <m:sSupPr>
+            <m:ctrlPr>
+              <w:rPr>
+                <w:rFonts w:ascii="Cambria Math" w:hAnsi="Cambria Math"/>
+                <w:i/>
+              </w:rPr>
+            </m:ctrlPr>
+          </m:sSupPr>
+          <m:e>
+            <m:r>
+              <w:rPr>
+                <w:rFonts w:ascii="Cambria Math" w:hAnsi="Cambria Math"/>
+              </w:rPr>
+              <m:t>r</m:t>
+            </m:r>
+          </m:e>
+          <m:sup>
+            <m:r>
+              <w:rPr>
+                <w:rFonts w:ascii="Cambria Math" w:hAnsi="Cambria Math"/>
+              </w:rPr>
+              <m:t>n</m:t>
+            </m:r>
+          </m:sup>
+        </m:sSup>
+      </m:oMath>
+      <w:r>
+        <w:rPr>
+          <w:rFonts w:eastAsiaTheme="minorEastAsia"/>
+        </w:rPr>
+        <w:t xml:space="preserve"> alors</w:t>
+      </w:r>
+    </w:p>
+    <w:p>
+      <w:pPr>
+        <w:rPr>
+          <w:rFonts w:eastAsiaTheme="minorEastAsia"/>
+        </w:rPr>
+      </w:pPr>
+      <w:r>
+        <w:rPr>
+          <w:rFonts w:eastAsiaTheme="minorEastAsia"/>
+        </w:rPr>
+        <w:t xml:space="preserve"> </w:t>
+      </w:r>
+      <m:oMath>
+        <m:sSub>
+          <m:sSubPr>
+            <m:ctrlPr>
+              <w:rPr>
+                <w:rFonts w:ascii="Cambria Math" w:hAnsi="Cambria Math"/>
+                <w:i/>
+              </w:rPr>
+            </m:ctrlPr>
+          </m:sSubPr>
+          <m:e>
+            <m:r>
+              <w:rPr>
+                <w:rFonts w:ascii="Cambria Math" w:hAnsi="Cambria Math"/>
+              </w:rPr>
+              <m:t>P</m:t>
+            </m:r>
+          </m:e>
+          <m:sub>
+            <m:r>
+              <w:rPr>
+                <w:rFonts w:ascii="Cambria Math" w:hAnsi="Cambria Math"/>
+              </w:rPr>
+              <m:t>n</m:t>
+            </m:r>
+          </m:sub>
+        </m:sSub>
+        <m:r>
+          <w:rPr>
+            <w:rFonts w:ascii="Cambria Math" w:hAnsi="Cambria Math"/>
+          </w:rPr>
+          <m:t>=</m:t>
+        </m:r>
+        <m:sSub>
+          <m:sSubPr>
+            <m:ctrlPr>
+              <w:rPr>
+                <w:rFonts w:ascii="Cambria Math" w:hAnsi="Cambria Math"/>
+                <w:i/>
+              </w:rPr>
+            </m:ctrlPr>
+          </m:sSubPr>
+          <m:e>
+            <m:r>
+              <w:rPr>
+                <w:rFonts w:ascii="Cambria Math" w:hAnsi="Cambria Math"/>
+              </w:rPr>
+              <m:t>P</m:t>
+            </m:r>
+          </m:e>
+          <m:sub>
+            <m:r>
+              <w:rPr>
+                <w:rFonts w:ascii="Cambria Math" w:hAnsi="Cambria Math"/>
+              </w:rPr>
+              <m:t>0</m:t>
+            </m:r>
+          </m:sub>
+        </m:sSub>
+        <m:r>
+          <w:rPr>
+            <w:rFonts w:ascii="Cambria Math" w:hAnsi="Cambria Math"/>
+          </w:rPr>
+          <m:t>+</m:t>
+        </m:r>
+        <m:sSup>
+          <m:sSupPr>
+            <m:ctrlPr>
+              <w:rPr>
+                <w:rFonts w:ascii="Cambria Math" w:hAnsi="Cambria Math"/>
+                <w:i/>
+              </w:rPr>
+            </m:ctrlPr>
+          </m:sSupPr>
+          <m:e>
+            <m:r>
+              <w:rPr>
+                <w:rFonts w:ascii="Cambria Math" w:hAnsi="Cambria Math"/>
+              </w:rPr>
+              <m:t>(α∆t+1)</m:t>
+            </m:r>
+          </m:e>
+          <m:sup>
+            <m:r>
+              <w:rPr>
+                <w:rFonts w:ascii="Cambria Math" w:hAnsi="Cambria Math"/>
+              </w:rPr>
+              <m:t>n</m:t>
+            </m:r>
+          </m:sup>
+        </m:sSup>
+      </m:oMath>
     </w:p>
     <w:sectPr>
       <w:pgSz w:w="11906" w:h="16838"/>
@@ -3569,6 +4645,7 @@
   <w:style w:type="character" w:default="1" w:styleId="Policepardfaut">
     <w:name w:val="Default Paragraph Font"/>
     <w:uiPriority w:val="1"/>
+    <w:semiHidden/>
     <w:unhideWhenUsed/>
   </w:style>
   <w:style w:type="table" w:default="1" w:styleId="TableauNormal">

--- a/Maths/Moteur_RTS_exercices_2.docx
+++ b/Maths/Moteur_RTS_exercices_2.docx
@@ -564,21 +564,7 @@
         <w:rPr>
           <w:rFonts w:eastAsiaTheme="minorEastAsia"/>
         </w:rPr>
-        <w:t xml:space="preserve"> et pour tester on </w:t>
-      </w:r>
-      <w:proofErr w:type="gramStart"/>
-      <w:r>
-        <w:rPr>
-          <w:rFonts w:eastAsiaTheme="minorEastAsia"/>
-        </w:rPr>
-        <w:t>peux</w:t>
-      </w:r>
-      <w:proofErr w:type="gramEnd"/>
-      <w:r>
-        <w:rPr>
-          <w:rFonts w:eastAsiaTheme="minorEastAsia"/>
-        </w:rPr>
-        <w:t xml:space="preserve"> faire </w:t>
+        <w:t xml:space="preserve"> et pour tester on peux faire </w:t>
       </w:r>
       <m:oMath>
         <m:f>
@@ -4002,7 +3988,7 @@
           <w:rPr>
             <w:rFonts w:ascii="Cambria Math" w:hAnsi="Cambria Math"/>
           </w:rPr>
-          <m:t>+</m:t>
+          <m:t>*</m:t>
         </m:r>
         <m:sSup>
           <m:sSupPr>
@@ -4031,6 +4017,120 @@
           </m:sup>
         </m:sSup>
       </m:oMath>
+    </w:p>
+    <w:p>
+      <w:pPr>
+        <w:rPr>
+          <w:rFonts w:eastAsiaTheme="minorEastAsia"/>
+        </w:rPr>
+      </w:pPr>
+    </w:p>
+    <w:p>
+      <w:pPr>
+        <w:rPr>
+          <w:rFonts w:eastAsiaTheme="minorEastAsia"/>
+        </w:rPr>
+      </w:pPr>
+      <w:r>
+        <w:rPr>
+          <w:rFonts w:eastAsiaTheme="minorEastAsia"/>
+        </w:rPr>
+        <w:t xml:space="preserve">(4), (5), (6) On peut constater que plus le pas </w:t>
+      </w:r>
+      <m:oMath>
+        <m:r>
+          <w:rPr>
+            <w:rFonts w:ascii="Cambria Math" w:hAnsi="Cambria Math"/>
+          </w:rPr>
+          <m:t>∆t</m:t>
+        </m:r>
+      </m:oMath>
+      <w:r>
+        <w:rPr>
+          <w:rFonts w:eastAsiaTheme="minorEastAsia"/>
+        </w:rPr>
+        <w:t xml:space="preserve"> est bas, plus cela se rapproche des valeurs théoriques alors que plus le </w:t>
+      </w:r>
+      <w:r>
+        <w:rPr>
+          <w:rFonts w:eastAsiaTheme="minorEastAsia"/>
+        </w:rPr>
+        <w:t xml:space="preserve">pas </w:t>
+      </w:r>
+      <m:oMath>
+        <m:r>
+          <w:rPr>
+            <w:rFonts w:ascii="Cambria Math" w:hAnsi="Cambria Math"/>
+          </w:rPr>
+          <m:t>∆t</m:t>
+        </m:r>
+      </m:oMath>
+      <w:r>
+        <w:rPr>
+          <w:rFonts w:eastAsiaTheme="minorEastAsia"/>
+        </w:rPr>
+        <w:t xml:space="preserve"> est</w:t>
+      </w:r>
+      <w:r>
+        <w:rPr>
+          <w:rFonts w:eastAsiaTheme="minorEastAsia"/>
+        </w:rPr>
+        <w:t xml:space="preserve"> haut, plus les valeurs s’éloigne de la théorique.</w:t>
+      </w:r>
+    </w:p>
+    <w:p>
+      <w:pPr>
+        <w:rPr>
+          <w:rFonts w:eastAsiaTheme="minorEastAsia"/>
+        </w:rPr>
+      </w:pPr>
+    </w:p>
+    <w:p>
+      <w:pPr>
+        <w:rPr>
+          <w:rFonts w:eastAsiaTheme="minorEastAsia"/>
+        </w:rPr>
+      </w:pPr>
+      <w:r>
+        <w:rPr>
+          <w:rFonts w:eastAsiaTheme="minorEastAsia"/>
+        </w:rPr>
+        <w:t>2.3 Stabilité</w:t>
+      </w:r>
+    </w:p>
+    <w:p>
+      <w:pPr>
+        <w:rPr>
+          <w:rFonts w:eastAsiaTheme="minorEastAsia"/>
+        </w:rPr>
+      </w:pPr>
+      <w:r>
+        <w:rPr>
+          <w:rFonts w:eastAsiaTheme="minorEastAsia"/>
+        </w:rPr>
+        <w:t>(1)</w:t>
+      </w:r>
+    </w:p>
+    <w:p>
+      <w:pPr>
+        <w:rPr>
+          <w:rFonts w:eastAsiaTheme="minorEastAsia"/>
+        </w:rPr>
+      </w:pPr>
+    </w:p>
+    <w:p>
+      <w:pPr>
+        <w:rPr>
+          <w:rFonts w:eastAsiaTheme="minorEastAsia"/>
+        </w:rPr>
+      </w:pPr>
+    </w:p>
+    <w:p>
+      <w:pPr>
+        <w:rPr>
+          <w:rFonts w:eastAsiaTheme="minorEastAsia"/>
+        </w:rPr>
+      </w:pPr>
     </w:p>
     <w:sectPr>
       <w:pgSz w:w="11906" w:h="16838"/>
@@ -4645,7 +4745,6 @@
   <w:style w:type="character" w:default="1" w:styleId="Policepardfaut">
     <w:name w:val="Default Paragraph Font"/>
     <w:uiPriority w:val="1"/>
-    <w:semiHidden/>
     <w:unhideWhenUsed/>
   </w:style>
   <w:style w:type="table" w:default="1" w:styleId="TableauNormal">

--- a/Maths/Moteur_RTS_exercices_2.docx
+++ b/Maths/Moteur_RTS_exercices_2.docx
@@ -564,21 +564,7 @@
         <w:rPr>
           <w:rFonts w:eastAsiaTheme="minorEastAsia"/>
         </w:rPr>
-        <w:t xml:space="preserve"> et pour tester on </w:t>
-      </w:r>
-      <w:proofErr w:type="gramStart"/>
-      <w:r>
-        <w:rPr>
-          <w:rFonts w:eastAsiaTheme="minorEastAsia"/>
-        </w:rPr>
-        <w:t>peux</w:t>
-      </w:r>
-      <w:proofErr w:type="gramEnd"/>
-      <w:r>
-        <w:rPr>
-          <w:rFonts w:eastAsiaTheme="minorEastAsia"/>
-        </w:rPr>
-        <w:t xml:space="preserve"> faire </w:t>
+        <w:t xml:space="preserve"> et pour tester on peux faire </w:t>
       </w:r>
       <m:oMath>
         <m:f>
@@ -3539,31 +3525,7 @@
           <w:rPr>
             <w:rFonts w:ascii="Cambria Math" w:hAnsi="Cambria Math"/>
           </w:rPr>
-          <m:t>*</m:t>
-        </m:r>
-        <m:r>
-          <w:rPr>
-            <w:rFonts w:ascii="Cambria Math" w:hAnsi="Cambria Math"/>
-          </w:rPr>
-          <m:t>(</m:t>
-        </m:r>
-        <m:r>
-          <w:rPr>
-            <w:rFonts w:ascii="Cambria Math" w:hAnsi="Cambria Math"/>
-          </w:rPr>
-          <m:t>α</m:t>
-        </m:r>
-        <m:r>
-          <w:rPr>
-            <w:rFonts w:ascii="Cambria Math" w:hAnsi="Cambria Math"/>
-          </w:rPr>
-          <m:t>∆t+</m:t>
-        </m:r>
-        <m:r>
-          <w:rPr>
-            <w:rFonts w:ascii="Cambria Math" w:hAnsi="Cambria Math"/>
-          </w:rPr>
-          <m:t>1)</m:t>
+          <m:t>*(α∆t+1)</m:t>
         </m:r>
       </m:oMath>
     </w:p>
@@ -3616,13 +3578,7 @@
           <w:rPr>
             <w:rFonts w:ascii="Cambria Math" w:hAnsi="Cambria Math"/>
           </w:rPr>
-          <m:t>=</m:t>
-        </m:r>
-        <m:r>
-          <w:rPr>
-            <w:rFonts w:ascii="Cambria Math" w:hAnsi="Cambria Math"/>
-          </w:rPr>
-          <m:t>a*</m:t>
+          <m:t>=a*</m:t>
         </m:r>
         <m:sSub>
           <m:sSubPr>
@@ -3668,59 +3624,35 @@
           <w:rPr>
             <w:rFonts w:ascii="Cambria Math" w:hAnsi="Cambria Math"/>
           </w:rPr>
-          <m:t>a</m:t>
-        </m:r>
+          <m:t>a=(α∆t+1)</m:t>
+        </m:r>
+      </m:oMath>
+      <w:r>
+        <w:rPr>
+          <w:rFonts w:eastAsiaTheme="minorEastAsia"/>
+        </w:rPr>
+        <w:t xml:space="preserve"> et </w:t>
+      </w:r>
+      <m:oMath>
+        <m:r>
+          <w:rPr>
+            <w:rFonts w:ascii="Cambria Math" w:eastAsiaTheme="minorEastAsia" w:hAnsi="Cambria Math"/>
+          </w:rPr>
+          <m:t>b=0</m:t>
+        </m:r>
+      </m:oMath>
+      <w:r>
+        <w:rPr>
+          <w:rFonts w:eastAsiaTheme="minorEastAsia"/>
+        </w:rPr>
+        <w:t xml:space="preserve">, et en définissant </w:t>
+      </w:r>
+      <m:oMath>
         <m:r>
           <w:rPr>
             <w:rFonts w:ascii="Cambria Math" w:hAnsi="Cambria Math"/>
           </w:rPr>
-          <m:t>=(</m:t>
-        </m:r>
-        <m:r>
-          <w:rPr>
-            <w:rFonts w:ascii="Cambria Math" w:hAnsi="Cambria Math"/>
-          </w:rPr>
-          <m:t>α∆t+1</m:t>
-        </m:r>
-        <m:r>
-          <w:rPr>
-            <w:rFonts w:ascii="Cambria Math" w:hAnsi="Cambria Math"/>
-          </w:rPr>
-          <m:t>)</m:t>
-        </m:r>
-      </m:oMath>
-      <w:r>
-        <w:rPr>
-          <w:rFonts w:eastAsiaTheme="minorEastAsia"/>
-        </w:rPr>
-        <w:t xml:space="preserve"> et </w:t>
-      </w:r>
-      <m:oMath>
-        <m:r>
-          <w:rPr>
-            <w:rFonts w:ascii="Cambria Math" w:eastAsiaTheme="minorEastAsia" w:hAnsi="Cambria Math"/>
-          </w:rPr>
-          <m:t>b=0</m:t>
-        </m:r>
-      </m:oMath>
-      <w:r>
-        <w:rPr>
-          <w:rFonts w:eastAsiaTheme="minorEastAsia"/>
-        </w:rPr>
-        <w:t xml:space="preserve">, et en définissant </w:t>
-      </w:r>
-      <m:oMath>
-        <m:r>
-          <w:rPr>
-            <w:rFonts w:ascii="Cambria Math" w:hAnsi="Cambria Math"/>
-          </w:rPr>
-          <m:t>∆t</m:t>
-        </m:r>
-        <m:r>
-          <w:rPr>
-            <w:rFonts w:ascii="Cambria Math" w:hAnsi="Cambria Math"/>
-          </w:rPr>
-          <m:t>=1</m:t>
+          <m:t>∆t=1</m:t>
         </m:r>
       </m:oMath>
       <w:r>
@@ -4031,6 +3963,84 @@
           </m:sup>
         </m:sSup>
       </m:oMath>
+    </w:p>
+    <w:p>
+      <w:pPr>
+        <w:rPr>
+          <w:rFonts w:eastAsiaTheme="minorEastAsia"/>
+        </w:rPr>
+      </w:pPr>
+    </w:p>
+    <w:p>
+      <w:pPr>
+        <w:rPr>
+          <w:rFonts w:eastAsiaTheme="minorEastAsia"/>
+        </w:rPr>
+      </w:pPr>
+      <w:r>
+        <w:rPr>
+          <w:rFonts w:eastAsiaTheme="minorEastAsia"/>
+        </w:rPr>
+        <w:t xml:space="preserve">(4), (5), (6) On constate que plus le pas </w:t>
+      </w:r>
+      <m:oMath>
+        <m:r>
+          <w:rPr>
+            <w:rFonts w:ascii="Cambria Math" w:hAnsi="Cambria Math"/>
+          </w:rPr>
+          <m:t>∆t</m:t>
+        </m:r>
+      </m:oMath>
+      <w:r>
+        <w:rPr>
+          <w:rFonts w:eastAsiaTheme="minorEastAsia"/>
+        </w:rPr>
+        <w:t xml:space="preserve"> est bas plus les valeurs ce rapprochent de la théorie et </w:t>
+      </w:r>
+      <w:r>
+        <w:rPr>
+          <w:rFonts w:eastAsiaTheme="minorEastAsia"/>
+        </w:rPr>
+        <w:t xml:space="preserve">plus le pas </w:t>
+      </w:r>
+      <m:oMath>
+        <m:r>
+          <w:rPr>
+            <w:rFonts w:ascii="Cambria Math" w:hAnsi="Cambria Math"/>
+          </w:rPr>
+          <m:t>∆t</m:t>
+        </m:r>
+      </m:oMath>
+      <w:r>
+        <w:rPr>
+          <w:rFonts w:eastAsiaTheme="minorEastAsia"/>
+        </w:rPr>
+        <w:t xml:space="preserve"> est </w:t>
+      </w:r>
+      <w:r>
+        <w:rPr>
+          <w:rFonts w:eastAsiaTheme="minorEastAsia"/>
+        </w:rPr>
+        <w:t>haut</w:t>
+      </w:r>
+      <w:r>
+        <w:rPr>
+          <w:rFonts w:eastAsiaTheme="minorEastAsia"/>
+        </w:rPr>
+        <w:t xml:space="preserve"> plus les valeurs </w:t>
+      </w:r>
+      <w:r>
+        <w:rPr>
+          <w:rFonts w:eastAsiaTheme="minorEastAsia"/>
+        </w:rPr>
+        <w:t xml:space="preserve">s’éloigne </w:t>
+      </w:r>
+      <w:r>
+        <w:rPr>
+          <w:rFonts w:eastAsiaTheme="minorEastAsia"/>
+        </w:rPr>
+        <w:t>de la théorie</w:t>
+      </w:r>
     </w:p>
     <w:sectPr>
       <w:pgSz w:w="11906" w:h="16838"/>

--- a/Maths/Moteur_RTS_exercices_2.docx
+++ b/Maths/Moteur_RTS_exercices_2.docx
@@ -564,7 +564,21 @@
         <w:rPr>
           <w:rFonts w:eastAsiaTheme="minorEastAsia"/>
         </w:rPr>
-        <w:t xml:space="preserve"> et pour tester on peux faire </w:t>
+        <w:t xml:space="preserve"> et pour tester on </w:t>
+      </w:r>
+      <w:proofErr w:type="gramStart"/>
+      <w:r>
+        <w:rPr>
+          <w:rFonts w:eastAsiaTheme="minorEastAsia"/>
+        </w:rPr>
+        <w:t>peux</w:t>
+      </w:r>
+      <w:proofErr w:type="gramEnd"/>
+      <w:r>
+        <w:rPr>
+          <w:rFonts w:eastAsiaTheme="minorEastAsia"/>
+        </w:rPr>
+        <w:t xml:space="preserve"> faire </w:t>
       </w:r>
       <m:oMath>
         <m:f>
@@ -3995,13 +4009,19 @@
         <w:rPr>
           <w:rFonts w:eastAsiaTheme="minorEastAsia"/>
         </w:rPr>
-        <w:t xml:space="preserve"> est bas plus les valeurs ce rapprochent de la théorie et </w:t>
-      </w:r>
-      <w:r>
-        <w:rPr>
-          <w:rFonts w:eastAsiaTheme="minorEastAsia"/>
-        </w:rPr>
-        <w:t xml:space="preserve">plus le pas </w:t>
+        <w:t xml:space="preserve"> est bas plus les valeurs </w:t>
+      </w:r>
+      <w:r>
+        <w:rPr>
+          <w:rFonts w:eastAsiaTheme="minorEastAsia"/>
+        </w:rPr>
+        <w:t>se</w:t>
+      </w:r>
+      <w:r>
+        <w:rPr>
+          <w:rFonts w:eastAsiaTheme="minorEastAsia"/>
+        </w:rPr>
+        <w:t xml:space="preserve"> rapprochent de la théorie et plus le pas </w:t>
       </w:r>
       <m:oMath>
         <m:r>
@@ -4015,32 +4035,3582 @@
         <w:rPr>
           <w:rFonts w:eastAsiaTheme="minorEastAsia"/>
         </w:rPr>
-        <w:t xml:space="preserve"> est </w:t>
-      </w:r>
-      <w:r>
-        <w:rPr>
-          <w:rFonts w:eastAsiaTheme="minorEastAsia"/>
-        </w:rPr>
-        <w:t>haut</w:t>
-      </w:r>
-      <w:r>
-        <w:rPr>
-          <w:rFonts w:eastAsiaTheme="minorEastAsia"/>
-        </w:rPr>
-        <w:t xml:space="preserve"> plus les valeurs </w:t>
-      </w:r>
-      <w:r>
-        <w:rPr>
-          <w:rFonts w:eastAsiaTheme="minorEastAsia"/>
-        </w:rPr>
-        <w:t xml:space="preserve">s’éloigne </w:t>
-      </w:r>
-      <w:r>
-        <w:rPr>
-          <w:rFonts w:eastAsiaTheme="minorEastAsia"/>
-        </w:rPr>
-        <w:t>de la théorie</w:t>
-      </w:r>
+        <w:t xml:space="preserve"> est haut plus les valeurs s’éloigne de la théorie</w:t>
+      </w:r>
+    </w:p>
+    <w:p>
+      <w:pPr>
+        <w:rPr>
+          <w:rFonts w:eastAsiaTheme="minorEastAsia"/>
+        </w:rPr>
+      </w:pPr>
+    </w:p>
+    <w:p>
+      <w:pPr>
+        <w:pStyle w:val="Paragraphedeliste"/>
+        <w:numPr>
+          <w:ilvl w:val="1"/>
+          <w:numId w:val="2"/>
+        </w:numPr>
+        <w:rPr>
+          <w:rFonts w:eastAsiaTheme="minorEastAsia"/>
+        </w:rPr>
+      </w:pPr>
+      <w:r>
+        <w:rPr>
+          <w:rFonts w:eastAsiaTheme="minorEastAsia"/>
+        </w:rPr>
+        <w:t>Stabilité</w:t>
+      </w:r>
+    </w:p>
+    <w:p>
+      <w:pPr>
+        <w:rPr>
+          <w:rFonts w:eastAsiaTheme="minorEastAsia"/>
+        </w:rPr>
+      </w:pPr>
+    </w:p>
+    <w:p>
+      <w:pPr>
+        <w:pStyle w:val="Paragraphedeliste"/>
+        <w:numPr>
+          <w:ilvl w:val="0"/>
+          <w:numId w:val="3"/>
+        </w:numPr>
+        <w:rPr>
+          <w:rFonts w:eastAsiaTheme="minorEastAsia"/>
+        </w:rPr>
+      </w:pPr>
+      <m:oMath>
+        <m:sSub>
+          <m:sSubPr>
+            <m:ctrlPr>
+              <w:rPr>
+                <w:rFonts w:ascii="Cambria Math" w:eastAsiaTheme="minorEastAsia" w:hAnsi="Cambria Math"/>
+                <w:i/>
+              </w:rPr>
+            </m:ctrlPr>
+          </m:sSubPr>
+          <m:e>
+            <m:r>
+              <w:rPr>
+                <w:rFonts w:ascii="Cambria Math" w:eastAsiaTheme="minorEastAsia" w:hAnsi="Cambria Math"/>
+              </w:rPr>
+              <m:t>P</m:t>
+            </m:r>
+          </m:e>
+          <m:sub>
+            <m:r>
+              <w:rPr>
+                <w:rFonts w:ascii="Cambria Math" w:eastAsiaTheme="minorEastAsia" w:hAnsi="Cambria Math"/>
+              </w:rPr>
+              <m:t>n</m:t>
+            </m:r>
+          </m:sub>
+        </m:sSub>
+        <m:r>
+          <w:rPr>
+            <w:rFonts w:ascii="Cambria Math" w:eastAsiaTheme="minorEastAsia" w:hAnsi="Cambria Math"/>
+          </w:rPr>
+          <m:t>=A*</m:t>
+        </m:r>
+        <m:sSup>
+          <m:sSupPr>
+            <m:ctrlPr>
+              <w:rPr>
+                <w:rFonts w:ascii="Cambria Math" w:eastAsiaTheme="minorEastAsia" w:hAnsi="Cambria Math"/>
+                <w:i/>
+              </w:rPr>
+            </m:ctrlPr>
+          </m:sSupPr>
+          <m:e>
+            <m:r>
+              <w:rPr>
+                <w:rFonts w:ascii="Cambria Math" w:eastAsiaTheme="minorEastAsia" w:hAnsi="Cambria Math"/>
+              </w:rPr>
+              <m:t>r</m:t>
+            </m:r>
+          </m:e>
+          <m:sup>
+            <m:r>
+              <w:rPr>
+                <w:rFonts w:ascii="Cambria Math" w:eastAsiaTheme="minorEastAsia" w:hAnsi="Cambria Math"/>
+              </w:rPr>
+              <m:t>n</m:t>
+            </m:r>
+          </m:sup>
+        </m:sSup>
+      </m:oMath>
+      <w:r>
+        <w:rPr>
+          <w:rFonts w:eastAsiaTheme="minorEastAsia"/>
+        </w:rPr>
+        <w:t xml:space="preserve"> </w:t>
+      </w:r>
+      <w:proofErr w:type="gramStart"/>
+      <w:r>
+        <w:rPr>
+          <w:rFonts w:eastAsiaTheme="minorEastAsia"/>
+        </w:rPr>
+        <w:t>avec</w:t>
+      </w:r>
+      <w:proofErr w:type="gramEnd"/>
+      <w:r>
+        <w:rPr>
+          <w:rFonts w:eastAsiaTheme="minorEastAsia"/>
+        </w:rPr>
+        <w:t xml:space="preserve"> </w:t>
+      </w:r>
+      <m:oMath>
+        <m:r>
+          <w:rPr>
+            <w:rFonts w:ascii="Cambria Math" w:eastAsiaTheme="minorEastAsia" w:hAnsi="Cambria Math"/>
+          </w:rPr>
+          <m:t>A</m:t>
+        </m:r>
+        <m:r>
+          <w:rPr>
+            <w:rFonts w:ascii="Cambria Math" w:eastAsiaTheme="minorEastAsia" w:hAnsi="Cambria Math"/>
+          </w:rPr>
+          <m:t>=</m:t>
+        </m:r>
+        <m:sSub>
+          <m:sSubPr>
+            <m:ctrlPr>
+              <w:rPr>
+                <w:rFonts w:ascii="Cambria Math" w:eastAsiaTheme="minorEastAsia" w:hAnsi="Cambria Math"/>
+                <w:i/>
+              </w:rPr>
+            </m:ctrlPr>
+          </m:sSubPr>
+          <m:e>
+            <m:r>
+              <w:rPr>
+                <w:rFonts w:ascii="Cambria Math" w:eastAsiaTheme="minorEastAsia" w:hAnsi="Cambria Math"/>
+              </w:rPr>
+              <m:t>P</m:t>
+            </m:r>
+          </m:e>
+          <m:sub>
+            <m:r>
+              <w:rPr>
+                <w:rFonts w:ascii="Cambria Math" w:eastAsiaTheme="minorEastAsia" w:hAnsi="Cambria Math"/>
+              </w:rPr>
+              <m:t>n</m:t>
+            </m:r>
+          </m:sub>
+        </m:sSub>
+      </m:oMath>
+      <w:r>
+        <w:rPr>
+          <w:rFonts w:eastAsiaTheme="minorEastAsia"/>
+        </w:rPr>
+        <w:t xml:space="preserve"> et </w:t>
+      </w:r>
+      <m:oMath>
+        <m:r>
+          <w:rPr>
+            <w:rFonts w:ascii="Cambria Math" w:eastAsiaTheme="minorEastAsia" w:hAnsi="Cambria Math"/>
+          </w:rPr>
+          <m:t>r=</m:t>
+        </m:r>
+        <m:r>
+          <w:rPr>
+            <w:rFonts w:ascii="Cambria Math" w:hAnsi="Cambria Math"/>
+          </w:rPr>
+          <m:t>(α∆t+1)</m:t>
+        </m:r>
+      </m:oMath>
+    </w:p>
+    <w:p>
+      <w:pPr>
+        <w:pStyle w:val="NormalWeb"/>
+        <w:rPr>
+          <w:b/>
+          <w:bCs/>
+        </w:rPr>
+      </w:pPr>
+      <w:r>
+        <w:rPr>
+          <w:rStyle w:val="lev"/>
+          <w:b w:val="0"/>
+          <w:bCs w:val="0"/>
+        </w:rPr>
+        <w:t>Condition</w:t>
+      </w:r>
+      <w:r>
+        <w:rPr>
+          <w:rStyle w:val="lev"/>
+          <w:b w:val="0"/>
+          <w:bCs w:val="0"/>
+        </w:rPr>
+        <w:t xml:space="preserve"> pour que la suite reste bornée</w:t>
+      </w:r>
+      <w:r>
+        <w:rPr>
+          <w:rStyle w:val="lev"/>
+          <w:b w:val="0"/>
+          <w:bCs w:val="0"/>
+        </w:rPr>
+        <w:t> :</w:t>
+      </w:r>
+    </w:p>
+    <w:p>
+      <w:pPr>
+        <w:pStyle w:val="NormalWeb"/>
+        <w:rPr>
+          <w:rFonts w:ascii="Cambria Math" w:hAnsi="Cambria Math"/>
+          <w:i/>
+        </w:rPr>
+      </w:pPr>
+      <w:r>
+        <w:t xml:space="preserve">Une suite géométrique </w:t>
+      </w:r>
+      <m:oMath>
+        <m:sSub>
+          <m:sSubPr>
+            <m:ctrlPr>
+              <w:rPr>
+                <w:rFonts w:ascii="Cambria Math" w:hAnsi="Cambria Math"/>
+              </w:rPr>
+            </m:ctrlPr>
+          </m:sSubPr>
+          <m:e>
+            <m:r>
+              <w:rPr>
+                <w:rFonts w:ascii="Cambria Math" w:hAnsi="Cambria Math"/>
+              </w:rPr>
+              <m:t>P</m:t>
+            </m:r>
+          </m:e>
+          <m:sub>
+            <m:r>
+              <w:rPr>
+                <w:rFonts w:ascii="Cambria Math" w:hAnsi="Cambria Math"/>
+              </w:rPr>
+              <m:t>n</m:t>
+            </m:r>
+          </m:sub>
+        </m:sSub>
+        <m:r>
+          <w:rPr>
+            <w:rFonts w:ascii="Cambria Math" w:hAnsi="Cambria Math"/>
+          </w:rPr>
+          <m:t>=A×</m:t>
+        </m:r>
+        <m:sSup>
+          <m:sSupPr>
+            <m:ctrlPr>
+              <w:rPr>
+                <w:rFonts w:ascii="Cambria Math" w:hAnsi="Cambria Math"/>
+              </w:rPr>
+            </m:ctrlPr>
+          </m:sSupPr>
+          <m:e>
+            <m:r>
+              <w:rPr>
+                <w:rFonts w:ascii="Cambria Math" w:hAnsi="Cambria Math"/>
+              </w:rPr>
+              <m:t>r</m:t>
+            </m:r>
+          </m:e>
+          <m:sup>
+            <m:r>
+              <w:rPr>
+                <w:rFonts w:ascii="Cambria Math" w:hAnsi="Cambria Math"/>
+              </w:rPr>
+              <m:t>n</m:t>
+            </m:r>
+          </m:sup>
+        </m:sSup>
+      </m:oMath>
+      <w:proofErr w:type="spellStart"/>
+      <w:r>
+        <w:t>Pn</w:t>
+      </w:r>
+      <w:proofErr w:type="spellEnd"/>
+      <w:r>
+        <w:t>​=</w:t>
+      </w:r>
+      <w:proofErr w:type="spellStart"/>
+      <w:r>
+        <w:t>A×rn</w:t>
+      </w:r>
+      <w:proofErr w:type="spellEnd"/>
+      <w:r>
+        <w:t xml:space="preserve"> reste </w:t>
+      </w:r>
+      <w:r>
+        <w:rPr>
+          <w:rStyle w:val="lev"/>
+        </w:rPr>
+        <w:t>bornée</w:t>
+      </w:r>
+      <w:r>
+        <w:t xml:space="preserve"> (ne tend pas vers l'infini) si et seulement si</w:t>
+      </w:r>
+      <w:r>
+        <w:t xml:space="preserve"> : </w:t>
+      </w:r>
+      <m:oMath>
+        <m:r>
+          <w:rPr>
+            <w:rFonts w:ascii="Cambria Math" w:hAnsi="Cambria Math"/>
+          </w:rPr>
+          <m:t>∣r∣≤1</m:t>
+        </m:r>
+      </m:oMath>
+    </w:p>
+    <w:p>
+      <w:pPr>
+        <w:pStyle w:val="NormalWeb"/>
+      </w:pPr>
+      <w:r>
+        <w:rPr>
+          <w:rFonts w:ascii="Cambria Math" w:hAnsi="Cambria Math"/>
+          <w:iCs/>
+        </w:rPr>
+        <w:t>En</w:t>
+      </w:r>
+      <w:r>
+        <w:rPr>
+          <w:rFonts w:ascii="Cambria Math" w:hAnsi="Cambria Math"/>
+          <w:iCs/>
+        </w:rPr>
+        <w:t xml:space="preserve"> effet car </w:t>
+      </w:r>
+      <w:r>
+        <w:rPr>
+          <w:rFonts w:ascii="Cambria Math" w:hAnsi="Cambria Math"/>
+          <w:iCs/>
+        </w:rPr>
+        <w:tab/>
+      </w:r>
+      <w:r>
+        <w:rPr>
+          <w:rFonts w:ascii="Cambria Math" w:hAnsi="Cambria Math"/>
+          <w:iCs/>
+        </w:rPr>
+        <w:t xml:space="preserve">si </w:t>
+      </w:r>
+      <w:r>
+        <w:t xml:space="preserve"> </w:t>
+      </w:r>
+      <m:oMath>
+        <m:r>
+          <w:rPr>
+            <w:rFonts w:ascii="Cambria Math" w:hAnsi="Cambria Math"/>
+          </w:rPr>
+          <m:t>|</m:t>
+        </m:r>
+        <m:r>
+          <w:rPr>
+            <w:rFonts w:ascii="Cambria Math" w:hAnsi="Cambria Math"/>
+          </w:rPr>
+          <m:t>r</m:t>
+        </m:r>
+        <m:r>
+          <w:rPr>
+            <w:rFonts w:ascii="Cambria Math" w:hAnsi="Cambria Math"/>
+          </w:rPr>
+          <m:t>|&gt;</m:t>
+        </m:r>
+        <m:r>
+          <w:rPr>
+            <w:rFonts w:ascii="Cambria Math" w:hAnsi="Cambria Math"/>
+          </w:rPr>
+          <m:t>1</m:t>
+        </m:r>
+      </m:oMath>
+      <w:r>
+        <w:t xml:space="preserve"> </w:t>
+      </w:r>
+      <w:r>
+        <w:t xml:space="preserve">et </w:t>
+      </w:r>
+      <m:oMath>
+        <m:sSup>
+          <m:sSupPr>
+            <m:ctrlPr>
+              <w:rPr>
+                <w:rFonts w:ascii="Cambria Math" w:hAnsi="Cambria Math"/>
+                <w:i/>
+              </w:rPr>
+            </m:ctrlPr>
+          </m:sSupPr>
+          <m:e>
+            <m:r>
+              <w:rPr>
+                <w:rFonts w:ascii="Cambria Math" w:hAnsi="Cambria Math"/>
+              </w:rPr>
+              <m:t>r</m:t>
+            </m:r>
+          </m:e>
+          <m:sup>
+            <m:r>
+              <w:rPr>
+                <w:rFonts w:ascii="Cambria Math" w:hAnsi="Cambria Math"/>
+              </w:rPr>
+              <m:t>n</m:t>
+            </m:r>
+          </m:sup>
+        </m:sSup>
+      </m:oMath>
+      <w:r>
+        <w:t xml:space="preserve"> </w:t>
+      </w:r>
+      <w:r>
+        <w:t xml:space="preserve">alors </w:t>
+      </w:r>
+      <w:r>
+        <w:t xml:space="preserve"> </w:t>
+      </w:r>
+      <m:oMath>
+        <m:sSub>
+          <m:sSubPr>
+            <m:ctrlPr>
+              <w:rPr>
+                <w:rFonts w:ascii="Cambria Math" w:hAnsi="Cambria Math"/>
+                <w:i/>
+              </w:rPr>
+            </m:ctrlPr>
+          </m:sSubPr>
+          <m:e>
+            <m:r>
+              <w:rPr>
+                <w:rFonts w:ascii="Cambria Math" w:hAnsi="Cambria Math"/>
+              </w:rPr>
+              <m:t>P</m:t>
+            </m:r>
+          </m:e>
+          <m:sub>
+            <m:r>
+              <w:rPr>
+                <w:rFonts w:ascii="Cambria Math" w:hAnsi="Cambria Math"/>
+              </w:rPr>
+              <m:t>n</m:t>
+            </m:r>
+          </m:sub>
+        </m:sSub>
+        <m:r>
+          <w:rPr>
+            <w:rFonts w:ascii="Cambria Math" w:hAnsi="Cambria Math"/>
+          </w:rPr>
+          <m:t>→</m:t>
+        </m:r>
+        <m:r>
+          <w:rPr>
+            <w:rFonts w:ascii="Cambria Math" w:hAnsi="Cambria Math"/>
+          </w:rPr>
+          <m:t>+</m:t>
+        </m:r>
+        <m:r>
+          <w:rPr>
+            <w:rFonts w:ascii="Cambria Math" w:hAnsi="Cambria Math"/>
+          </w:rPr>
+          <m:t>∞</m:t>
+        </m:r>
+      </m:oMath>
+      <w:r>
+        <w:br/>
+      </w:r>
+      <w:r>
+        <w:tab/>
+      </w:r>
+      <w:r>
+        <w:tab/>
+      </w:r>
+      <w:r>
+        <w:rPr>
+          <w:rFonts w:ascii="Cambria Math" w:hAnsi="Cambria Math"/>
+          <w:iCs/>
+        </w:rPr>
+        <w:t xml:space="preserve">si </w:t>
+      </w:r>
+      <w:r>
+        <w:t xml:space="preserve"> </w:t>
+      </w:r>
+      <m:oMath>
+        <m:d>
+          <m:dPr>
+            <m:begChr m:val="|"/>
+            <m:endChr m:val="|"/>
+            <m:ctrlPr>
+              <w:rPr>
+                <w:rFonts w:ascii="Cambria Math" w:hAnsi="Cambria Math"/>
+                <w:i/>
+              </w:rPr>
+            </m:ctrlPr>
+          </m:dPr>
+          <m:e>
+            <m:r>
+              <w:rPr>
+                <w:rFonts w:ascii="Cambria Math" w:hAnsi="Cambria Math"/>
+              </w:rPr>
+              <m:t>r</m:t>
+            </m:r>
+          </m:e>
+        </m:d>
+        <m:r>
+          <w:rPr>
+            <w:rFonts w:ascii="Cambria Math" w:hAnsi="Cambria Math"/>
+          </w:rPr>
+          <m:t>&lt;</m:t>
+        </m:r>
+        <m:r>
+          <w:rPr>
+            <w:rFonts w:ascii="Cambria Math" w:hAnsi="Cambria Math"/>
+          </w:rPr>
+          <m:t>1</m:t>
+        </m:r>
+      </m:oMath>
+      <w:r>
+        <w:t xml:space="preserve"> et </w:t>
+      </w:r>
+      <m:oMath>
+        <m:sSup>
+          <m:sSupPr>
+            <m:ctrlPr>
+              <w:rPr>
+                <w:rFonts w:ascii="Cambria Math" w:hAnsi="Cambria Math"/>
+                <w:i/>
+              </w:rPr>
+            </m:ctrlPr>
+          </m:sSupPr>
+          <m:e>
+            <m:r>
+              <w:rPr>
+                <w:rFonts w:ascii="Cambria Math" w:hAnsi="Cambria Math"/>
+              </w:rPr>
+              <m:t>r</m:t>
+            </m:r>
+          </m:e>
+          <m:sup>
+            <m:r>
+              <w:rPr>
+                <w:rFonts w:ascii="Cambria Math" w:hAnsi="Cambria Math"/>
+              </w:rPr>
+              <m:t>n</m:t>
+            </m:r>
+          </m:sup>
+        </m:sSup>
+      </m:oMath>
+      <w:r>
+        <w:t xml:space="preserve"> alors  </w:t>
+      </w:r>
+      <m:oMath>
+        <m:sSub>
+          <m:sSubPr>
+            <m:ctrlPr>
+              <w:rPr>
+                <w:rFonts w:ascii="Cambria Math" w:hAnsi="Cambria Math"/>
+                <w:i/>
+              </w:rPr>
+            </m:ctrlPr>
+          </m:sSubPr>
+          <m:e>
+            <m:r>
+              <w:rPr>
+                <w:rFonts w:ascii="Cambria Math" w:hAnsi="Cambria Math"/>
+              </w:rPr>
+              <m:t>P</m:t>
+            </m:r>
+          </m:e>
+          <m:sub>
+            <m:r>
+              <w:rPr>
+                <w:rFonts w:ascii="Cambria Math" w:hAnsi="Cambria Math"/>
+              </w:rPr>
+              <m:t>n</m:t>
+            </m:r>
+          </m:sub>
+        </m:sSub>
+        <m:r>
+          <w:rPr>
+            <w:rFonts w:ascii="Cambria Math" w:hAnsi="Cambria Math"/>
+          </w:rPr>
+          <m:t>→</m:t>
+        </m:r>
+        <m:r>
+          <w:rPr>
+            <w:rFonts w:ascii="Cambria Math" w:hAnsi="Cambria Math"/>
+          </w:rPr>
+          <m:t>0</m:t>
+        </m:r>
+      </m:oMath>
+    </w:p>
+    <w:p>
+      <w:pPr>
+        <w:pStyle w:val="NormalWeb"/>
+      </w:pPr>
+      <w:r>
+        <w:t xml:space="preserve">Comme </w:t>
+      </w:r>
+      <m:oMath>
+        <m:r>
+          <w:rPr>
+            <w:rFonts w:ascii="Cambria Math" w:hAnsi="Cambria Math"/>
+          </w:rPr>
+          <m:t>r</m:t>
+        </m:r>
+        <m:r>
+          <w:rPr>
+            <w:rFonts w:ascii="Cambria Math" w:hAnsi="Cambria Math"/>
+          </w:rPr>
+          <m:t>=1+α∆t</m:t>
+        </m:r>
+      </m:oMath>
+      <w:r>
+        <w:t xml:space="preserve"> donc on peut </w:t>
+      </w:r>
+      <m:oMath>
+        <m:r>
+          <w:rPr>
+            <w:rFonts w:ascii="Cambria Math" w:hAnsi="Cambria Math"/>
+          </w:rPr>
+          <m:t>-1≤1+α∆t≤1</m:t>
+        </m:r>
+      </m:oMath>
+    </w:p>
+    <w:p>
+      <w:pPr>
+        <w:pStyle w:val="NormalWeb"/>
+      </w:pPr>
+      <w:r>
+        <w:t xml:space="preserve">On sépare en 2 inégalités : </w:t>
+      </w:r>
+    </w:p>
+    <w:p>
+      <w:pPr>
+        <w:pStyle w:val="NormalWeb"/>
+      </w:pPr>
+      <w:r>
+        <w:lastRenderedPageBreak/>
+        <w:t xml:space="preserve">Côté droit : </w:t>
+      </w:r>
+      <m:oMath>
+        <m:r>
+          <w:rPr>
+            <w:rFonts w:ascii="Cambria Math" w:hAnsi="Cambria Math"/>
+          </w:rPr>
+          <m:t>1+α∆t≤1→</m:t>
+        </m:r>
+        <m:r>
+          <w:rPr>
+            <w:rFonts w:ascii="Cambria Math" w:hAnsi="Cambria Math"/>
+          </w:rPr>
+          <m:t>α∆t</m:t>
+        </m:r>
+        <m:r>
+          <w:rPr>
+            <w:rFonts w:ascii="Cambria Math" w:hAnsi="Cambria Math"/>
+          </w:rPr>
+          <m:t>≤0</m:t>
+        </m:r>
+      </m:oMath>
+      <w:r>
+        <w:t xml:space="preserve"> comme </w:t>
+      </w:r>
+      <m:oMath>
+        <m:r>
+          <w:rPr>
+            <w:rFonts w:ascii="Cambria Math" w:hAnsi="Cambria Math"/>
+          </w:rPr>
+          <m:t>α</m:t>
+        </m:r>
+        <m:r>
+          <w:rPr>
+            <w:rFonts w:ascii="Cambria Math" w:hAnsi="Cambria Math"/>
+          </w:rPr>
+          <m:t>&lt;0</m:t>
+        </m:r>
+      </m:oMath>
+      <w:r>
+        <w:t xml:space="preserve"> et </w:t>
+      </w:r>
+      <m:oMath>
+        <m:r>
+          <w:rPr>
+            <w:rFonts w:ascii="Cambria Math" w:hAnsi="Cambria Math"/>
+          </w:rPr>
+          <m:t>∆</m:t>
+        </m:r>
+        <m:r>
+          <w:rPr>
+            <w:rFonts w:ascii="Cambria Math" w:hAnsi="Cambria Math"/>
+          </w:rPr>
+          <m:t>t&gt;0</m:t>
+        </m:r>
+      </m:oMath>
+      <w:r>
+        <w:t xml:space="preserve"> cette condition est toujours vraie</w:t>
+      </w:r>
+    </w:p>
+    <w:p>
+      <w:pPr>
+        <w:pStyle w:val="NormalWeb"/>
+      </w:pPr>
+      <w:r>
+        <w:t xml:space="preserve">Côté gauche : </w:t>
+      </w:r>
+      <m:oMath>
+        <m:r>
+          <w:rPr>
+            <w:rFonts w:ascii="Cambria Math" w:hAnsi="Cambria Math"/>
+          </w:rPr>
+          <m:t>-1≤</m:t>
+        </m:r>
+        <m:r>
+          <w:rPr>
+            <w:rFonts w:ascii="Cambria Math" w:hAnsi="Cambria Math"/>
+          </w:rPr>
+          <m:t>α∆t</m:t>
+        </m:r>
+        <m:r>
+          <w:rPr>
+            <w:rFonts w:ascii="Cambria Math" w:hAnsi="Cambria Math"/>
+          </w:rPr>
+          <m:t>+1→</m:t>
+        </m:r>
+        <m:r>
+          <w:rPr>
+            <w:rFonts w:ascii="Cambria Math" w:hAnsi="Cambria Math"/>
+          </w:rPr>
+          <m:t>-</m:t>
+        </m:r>
+        <m:r>
+          <w:rPr>
+            <w:rFonts w:ascii="Cambria Math" w:hAnsi="Cambria Math"/>
+          </w:rPr>
+          <m:t>2≤</m:t>
+        </m:r>
+        <m:r>
+          <w:rPr>
+            <w:rFonts w:ascii="Cambria Math" w:hAnsi="Cambria Math"/>
+          </w:rPr>
+          <m:t>α∆t</m:t>
+        </m:r>
+        <m:r>
+          <w:rPr>
+            <w:rFonts w:ascii="Cambria Math" w:hAnsi="Cambria Math"/>
+          </w:rPr>
+          <m:t>→</m:t>
+        </m:r>
+        <m:f>
+          <m:fPr>
+            <m:ctrlPr>
+              <w:rPr>
+                <w:rFonts w:ascii="Cambria Math" w:hAnsi="Cambria Math"/>
+                <w:i/>
+              </w:rPr>
+            </m:ctrlPr>
+          </m:fPr>
+          <m:num>
+            <m:r>
+              <w:rPr>
+                <w:rFonts w:ascii="Cambria Math" w:hAnsi="Cambria Math"/>
+              </w:rPr>
+              <m:t>-2</m:t>
+            </m:r>
+          </m:num>
+          <m:den>
+            <m:r>
+              <w:rPr>
+                <w:rFonts w:ascii="Cambria Math" w:hAnsi="Cambria Math"/>
+              </w:rPr>
+              <m:t>α</m:t>
+            </m:r>
+          </m:den>
+        </m:f>
+        <m:r>
+          <w:rPr>
+            <w:rFonts w:ascii="Cambria Math" w:hAnsi="Cambria Math"/>
+          </w:rPr>
+          <m:t>≥</m:t>
+        </m:r>
+        <m:r>
+          <w:rPr>
+            <w:rFonts w:ascii="Cambria Math" w:hAnsi="Cambria Math"/>
+          </w:rPr>
+          <m:t>∆t</m:t>
+        </m:r>
+        <m:r>
+          <w:rPr>
+            <w:rFonts w:ascii="Cambria Math" w:hAnsi="Cambria Math"/>
+          </w:rPr>
+          <m:t>→</m:t>
+        </m:r>
+        <m:f>
+          <m:fPr>
+            <m:ctrlPr>
+              <w:rPr>
+                <w:rFonts w:ascii="Cambria Math" w:hAnsi="Cambria Math"/>
+                <w:i/>
+              </w:rPr>
+            </m:ctrlPr>
+          </m:fPr>
+          <m:num>
+            <m:r>
+              <w:rPr>
+                <w:rFonts w:ascii="Cambria Math" w:hAnsi="Cambria Math"/>
+              </w:rPr>
+              <m:t>2</m:t>
+            </m:r>
+          </m:num>
+          <m:den>
+            <m:r>
+              <w:rPr>
+                <w:rFonts w:ascii="Cambria Math" w:hAnsi="Cambria Math"/>
+              </w:rPr>
+              <m:t>|</m:t>
+            </m:r>
+            <m:r>
+              <w:rPr>
+                <w:rFonts w:ascii="Cambria Math" w:hAnsi="Cambria Math"/>
+              </w:rPr>
+              <m:t>α</m:t>
+            </m:r>
+            <m:r>
+              <w:rPr>
+                <w:rFonts w:ascii="Cambria Math" w:hAnsi="Cambria Math"/>
+              </w:rPr>
+              <m:t>|</m:t>
+            </m:r>
+          </m:den>
+        </m:f>
+        <m:r>
+          <w:rPr>
+            <w:rFonts w:ascii="Cambria Math" w:hAnsi="Cambria Math"/>
+          </w:rPr>
+          <m:t>≥</m:t>
+        </m:r>
+        <m:r>
+          <w:rPr>
+            <w:rFonts w:ascii="Cambria Math" w:hAnsi="Cambria Math"/>
+          </w:rPr>
+          <m:t>∆t</m:t>
+        </m:r>
+      </m:oMath>
+    </w:p>
+    <w:p>
+      <w:pPr>
+        <w:pStyle w:val="NormalWeb"/>
+      </w:pPr>
+      <w:r>
+        <w:t xml:space="preserve">Donc </w:t>
+      </w:r>
+      <m:oMath>
+        <m:r>
+          <w:rPr>
+            <w:rFonts w:ascii="Cambria Math" w:hAnsi="Cambria Math"/>
+          </w:rPr>
+          <m:t>∆t</m:t>
+        </m:r>
+      </m:oMath>
+      <w:r>
+        <w:t xml:space="preserve"> ne doit pas dépasser </w:t>
+      </w:r>
+      <m:oMath>
+        <m:f>
+          <m:fPr>
+            <m:ctrlPr>
+              <w:rPr>
+                <w:rFonts w:ascii="Cambria Math" w:hAnsi="Cambria Math"/>
+                <w:i/>
+              </w:rPr>
+            </m:ctrlPr>
+          </m:fPr>
+          <m:num>
+            <m:r>
+              <w:rPr>
+                <w:rFonts w:ascii="Cambria Math" w:hAnsi="Cambria Math"/>
+              </w:rPr>
+              <m:t>2</m:t>
+            </m:r>
+          </m:num>
+          <m:den>
+            <m:r>
+              <w:rPr>
+                <w:rFonts w:ascii="Cambria Math" w:hAnsi="Cambria Math"/>
+              </w:rPr>
+              <m:t>|α|</m:t>
+            </m:r>
+          </m:den>
+        </m:f>
+      </m:oMath>
+      <w:r>
+        <w:t xml:space="preserve"> </w:t>
+      </w:r>
+    </w:p>
+    <w:p>
+      <w:pPr>
+        <w:pStyle w:val="NormalWeb"/>
+      </w:pPr>
+    </w:p>
+    <w:p>
+      <w:pPr>
+        <w:spacing w:before="100" w:beforeAutospacing="1" w:after="100" w:afterAutospacing="1" w:line="240" w:lineRule="auto"/>
+        <w:rPr>
+          <w:rFonts w:ascii="Times New Roman" w:eastAsia="Times New Roman" w:hAnsi="Times New Roman" w:cs="Times New Roman"/>
+          <w:kern w:val="0"/>
+          <w:lang w:eastAsia="fr-FR"/>
+          <w14:ligatures w14:val="none"/>
+        </w:rPr>
+      </w:pPr>
+      <w:r>
+        <w:rPr>
+          <w:rFonts w:ascii="Times New Roman" w:eastAsia="Times New Roman" w:hAnsi="Times New Roman" w:cs="Times New Roman"/>
+          <w:kern w:val="0"/>
+          <w:lang w:eastAsia="fr-FR"/>
+          <w14:ligatures w14:val="none"/>
+        </w:rPr>
+        <w:t>(2) La c</w:t>
+      </w:r>
+      <w:r>
+        <w:rPr>
+          <w:rFonts w:ascii="Times New Roman" w:eastAsia="Times New Roman" w:hAnsi="Times New Roman" w:cs="Times New Roman"/>
+          <w:kern w:val="0"/>
+          <w:lang w:eastAsia="fr-FR"/>
+          <w14:ligatures w14:val="none"/>
+        </w:rPr>
+        <w:t>ondition pour ne pas osciller</w:t>
+      </w:r>
+    </w:p>
+    <w:p>
+      <w:pPr>
+        <w:spacing w:before="100" w:beforeAutospacing="1" w:after="100" w:afterAutospacing="1" w:line="240" w:lineRule="auto"/>
+        <w:rPr>
+          <w:rFonts w:ascii="Times New Roman" w:eastAsia="Times New Roman" w:hAnsi="Times New Roman" w:cs="Times New Roman"/>
+          <w:kern w:val="0"/>
+          <w:lang w:eastAsia="fr-FR"/>
+          <w14:ligatures w14:val="none"/>
+        </w:rPr>
+      </w:pPr>
+      <w:r>
+        <w:rPr>
+          <w:rFonts w:ascii="Times New Roman" w:eastAsia="Times New Roman" w:hAnsi="Times New Roman" w:cs="Times New Roman"/>
+          <w:kern w:val="0"/>
+          <w:lang w:eastAsia="fr-FR"/>
+          <w14:ligatures w14:val="none"/>
+        </w:rPr>
+        <w:t>Il faut donc :</w:t>
+      </w:r>
+      <w:r>
+        <w:rPr>
+          <w:rFonts w:ascii="Times New Roman" w:eastAsia="Times New Roman" w:hAnsi="Times New Roman" w:cs="Times New Roman"/>
+          <w:kern w:val="0"/>
+          <w:lang w:eastAsia="fr-FR"/>
+          <w14:ligatures w14:val="none"/>
+        </w:rPr>
+        <w:t xml:space="preserve"> </w:t>
+      </w:r>
+      <m:oMath>
+        <m:r>
+          <w:rPr>
+            <w:rFonts w:ascii="Cambria Math" w:eastAsia="Times New Roman" w:hAnsi="Cambria Math" w:cs="Times New Roman"/>
+            <w:kern w:val="0"/>
+            <w:lang w:eastAsia="fr-FR"/>
+            <w14:ligatures w14:val="none"/>
+          </w:rPr>
+          <m:t>r≥0 ⟺ 1+α</m:t>
+        </m:r>
+        <m:r>
+          <m:rPr>
+            <m:sty m:val="p"/>
+          </m:rPr>
+          <w:rPr>
+            <w:rFonts w:ascii="Cambria Math" w:eastAsia="Times New Roman" w:hAnsi="Cambria Math" w:cs="Times New Roman"/>
+            <w:kern w:val="0"/>
+            <w:lang w:eastAsia="fr-FR"/>
+            <w14:ligatures w14:val="none"/>
+          </w:rPr>
+          <m:t>Δ</m:t>
+        </m:r>
+        <m:r>
+          <w:rPr>
+            <w:rFonts w:ascii="Cambria Math" w:eastAsia="Times New Roman" w:hAnsi="Cambria Math" w:cs="Times New Roman"/>
+            <w:kern w:val="0"/>
+            <w:lang w:eastAsia="fr-FR"/>
+            <w14:ligatures w14:val="none"/>
+          </w:rPr>
+          <m:t>t≥0</m:t>
+        </m:r>
+      </m:oMath>
+    </w:p>
+    <w:p>
+      <w:pPr>
+        <w:spacing w:before="100" w:beforeAutospacing="1" w:after="100" w:afterAutospacing="1" w:line="240" w:lineRule="auto"/>
+        <w:rPr>
+          <w:rFonts w:ascii="Times New Roman" w:eastAsia="Times New Roman" w:hAnsi="Times New Roman" w:cs="Times New Roman"/>
+        </w:rPr>
+      </w:pPr>
+      <w:r>
+        <w:rPr>
+          <w:rFonts w:ascii="Times New Roman" w:eastAsia="Times New Roman" w:hAnsi="Times New Roman" w:cs="Times New Roman"/>
+          <w:kern w:val="0"/>
+          <w:lang w:eastAsia="fr-FR"/>
+          <w14:ligatures w14:val="none"/>
+        </w:rPr>
+        <w:t xml:space="preserve"> </w:t>
+      </w:r>
+      <m:oMath>
+        <m:r>
+          <w:rPr>
+            <w:rFonts w:ascii="Cambria Math" w:eastAsia="Times New Roman" w:hAnsi="Cambria Math" w:cs="Times New Roman"/>
+            <w:kern w:val="0"/>
+            <w:lang w:eastAsia="fr-FR"/>
+            <w14:ligatures w14:val="none"/>
+          </w:rPr>
+          <m:t>α</m:t>
+        </m:r>
+        <m:r>
+          <m:rPr>
+            <m:sty m:val="p"/>
+          </m:rPr>
+          <w:rPr>
+            <w:rFonts w:ascii="Cambria Math" w:eastAsia="Times New Roman" w:hAnsi="Cambria Math" w:cs="Times New Roman"/>
+            <w:kern w:val="0"/>
+            <w:lang w:eastAsia="fr-FR"/>
+            <w14:ligatures w14:val="none"/>
+          </w:rPr>
+          <m:t>Δ</m:t>
+        </m:r>
+        <m:r>
+          <w:rPr>
+            <w:rFonts w:ascii="Cambria Math" w:eastAsia="Times New Roman" w:hAnsi="Cambria Math" w:cs="Times New Roman"/>
+            <w:kern w:val="0"/>
+            <w:lang w:eastAsia="fr-FR"/>
+            <w14:ligatures w14:val="none"/>
+          </w:rPr>
+          <m:t>t≥-</m:t>
+        </m:r>
+        <m:r>
+          <w:rPr>
+            <w:rFonts w:ascii="Cambria Math" w:eastAsia="Times New Roman" w:hAnsi="Cambria Math" w:cs="Times New Roman"/>
+            <w:kern w:val="0"/>
+            <w:lang w:eastAsia="fr-FR"/>
+            <w14:ligatures w14:val="none"/>
+          </w:rPr>
+          <m:t>1→</m:t>
+        </m:r>
+        <m:r>
+          <m:rPr>
+            <m:sty m:val="p"/>
+          </m:rPr>
+          <w:rPr>
+            <w:rFonts w:ascii="Cambria Math" w:hAnsi="Cambria Math"/>
+          </w:rPr>
+          <m:t>Δ</m:t>
+        </m:r>
+        <m:r>
+          <w:rPr>
+            <w:rFonts w:ascii="Cambria Math" w:hAnsi="Cambria Math"/>
+          </w:rPr>
+          <m:t>t≤</m:t>
+        </m:r>
+        <m:f>
+          <m:fPr>
+            <m:ctrlPr>
+              <w:rPr>
+                <w:rFonts w:ascii="Cambria Math" w:hAnsi="Cambria Math"/>
+              </w:rPr>
+            </m:ctrlPr>
+          </m:fPr>
+          <m:num>
+            <m:r>
+              <w:rPr>
+                <w:rFonts w:ascii="Cambria Math" w:hAnsi="Cambria Math"/>
+              </w:rPr>
+              <m:t>-1</m:t>
+            </m:r>
+          </m:num>
+          <m:den>
+            <m:r>
+              <w:rPr>
+                <w:rFonts w:ascii="Cambria Math" w:hAnsi="Cambria Math"/>
+              </w:rPr>
+              <m:t>α</m:t>
+            </m:r>
+          </m:den>
+        </m:f>
+        <m:r>
+          <w:rPr>
+            <w:rFonts w:ascii="Cambria Math" w:eastAsia="Times New Roman" w:hAnsi="Cambria Math" w:cs="Times New Roman"/>
+          </w:rPr>
+          <m:t>→</m:t>
+        </m:r>
+        <m:r>
+          <m:rPr>
+            <m:sty m:val="p"/>
+          </m:rPr>
+          <w:rPr>
+            <w:rFonts w:ascii="Cambria Math" w:hAnsi="Cambria Math"/>
+          </w:rPr>
+          <m:t>Δ</m:t>
+        </m:r>
+        <m:r>
+          <w:rPr>
+            <w:rFonts w:ascii="Cambria Math" w:hAnsi="Cambria Math"/>
+          </w:rPr>
+          <m:t>t≤</m:t>
+        </m:r>
+        <m:f>
+          <m:fPr>
+            <m:ctrlPr>
+              <w:rPr>
+                <w:rFonts w:ascii="Cambria Math" w:hAnsi="Cambria Math"/>
+              </w:rPr>
+            </m:ctrlPr>
+          </m:fPr>
+          <m:num>
+            <m:r>
+              <w:rPr>
+                <w:rFonts w:ascii="Cambria Math" w:hAnsi="Cambria Math"/>
+              </w:rPr>
+              <m:t>1</m:t>
+            </m:r>
+          </m:num>
+          <m:den>
+            <m:r>
+              <w:rPr>
+                <w:rFonts w:ascii="Cambria Math" w:hAnsi="Cambria Math"/>
+              </w:rPr>
+              <m:t>|</m:t>
+            </m:r>
+            <m:r>
+              <w:rPr>
+                <w:rFonts w:ascii="Cambria Math" w:hAnsi="Cambria Math"/>
+              </w:rPr>
+              <m:t>α</m:t>
+            </m:r>
+            <m:r>
+              <w:rPr>
+                <w:rFonts w:ascii="Cambria Math" w:hAnsi="Cambria Math"/>
+              </w:rPr>
+              <m:t>|</m:t>
+            </m:r>
+          </m:den>
+        </m:f>
+      </m:oMath>
+      <w:r>
+        <w:rPr>
+          <w:rFonts w:ascii="Times New Roman" w:eastAsia="Times New Roman" w:hAnsi="Times New Roman" w:cs="Times New Roman"/>
+        </w:rPr>
+        <w:t xml:space="preserve"> </w:t>
+      </w:r>
+      <w:r>
+        <w:rPr>
+          <w:rFonts w:ascii="Times New Roman" w:eastAsia="Times New Roman" w:hAnsi="Times New Roman" w:cs="Times New Roman"/>
+        </w:rPr>
+        <w:t>Donc</w:t>
+      </w:r>
+      <w:r>
+        <w:rPr>
+          <w:rFonts w:ascii="Times New Roman" w:eastAsia="Times New Roman" w:hAnsi="Times New Roman" w:cs="Times New Roman"/>
+        </w:rPr>
+        <w:t xml:space="preserve"> on se retrouve avec :</w:t>
+      </w:r>
+      <w:r>
+        <w:rPr>
+          <w:rFonts w:ascii="Times New Roman" w:eastAsia="Times New Roman" w:hAnsi="Times New Roman" w:cs="Times New Roman"/>
+        </w:rPr>
+        <w:t xml:space="preserve"> </w:t>
+      </w:r>
+      <m:oMath>
+        <m:f>
+          <m:fPr>
+            <m:ctrlPr>
+              <w:rPr>
+                <w:rFonts w:ascii="Cambria Math" w:hAnsi="Cambria Math"/>
+              </w:rPr>
+            </m:ctrlPr>
+          </m:fPr>
+          <m:num>
+            <m:r>
+              <w:rPr>
+                <w:rFonts w:ascii="Cambria Math" w:hAnsi="Cambria Math"/>
+              </w:rPr>
+              <m:t>1</m:t>
+            </m:r>
+          </m:num>
+          <m:den>
+            <m:r>
+              <w:rPr>
+                <w:rFonts w:ascii="Cambria Math" w:hAnsi="Cambria Math"/>
+              </w:rPr>
+              <m:t>|</m:t>
+            </m:r>
+            <m:r>
+              <w:rPr>
+                <w:rFonts w:ascii="Cambria Math" w:hAnsi="Cambria Math"/>
+              </w:rPr>
+              <m:t>α</m:t>
+            </m:r>
+            <m:r>
+              <w:rPr>
+                <w:rFonts w:ascii="Cambria Math" w:hAnsi="Cambria Math"/>
+              </w:rPr>
+              <m:t>|</m:t>
+            </m:r>
+          </m:den>
+        </m:f>
+        <m:r>
+          <w:rPr>
+            <w:rFonts w:ascii="Cambria Math" w:hAnsi="Cambria Math"/>
+          </w:rPr>
+          <m:t>&lt;∆t≤</m:t>
+        </m:r>
+        <m:f>
+          <m:fPr>
+            <m:ctrlPr>
+              <w:rPr>
+                <w:rFonts w:ascii="Cambria Math" w:hAnsi="Cambria Math"/>
+              </w:rPr>
+            </m:ctrlPr>
+          </m:fPr>
+          <m:num>
+            <m:r>
+              <w:rPr>
+                <w:rFonts w:ascii="Cambria Math" w:hAnsi="Cambria Math"/>
+              </w:rPr>
+              <m:t>2</m:t>
+            </m:r>
+          </m:num>
+          <m:den>
+            <m:r>
+              <w:rPr>
+                <w:rFonts w:ascii="Cambria Math" w:hAnsi="Cambria Math"/>
+              </w:rPr>
+              <m:t>|</m:t>
+            </m:r>
+            <m:r>
+              <w:rPr>
+                <w:rFonts w:ascii="Cambria Math" w:hAnsi="Cambria Math"/>
+              </w:rPr>
+              <m:t>α</m:t>
+            </m:r>
+            <m:r>
+              <w:rPr>
+                <w:rFonts w:ascii="Cambria Math" w:hAnsi="Cambria Math"/>
+              </w:rPr>
+              <m:t>|</m:t>
+            </m:r>
+          </m:den>
+        </m:f>
+      </m:oMath>
+      <w:r>
+        <w:rPr>
+          <w:rFonts w:ascii="Times New Roman" w:eastAsia="Times New Roman" w:hAnsi="Times New Roman" w:cs="Times New Roman"/>
+        </w:rPr>
+        <w:t xml:space="preserve"> </w:t>
+      </w:r>
+      <w:r>
+        <w:rPr>
+          <w:rFonts w:ascii="Times New Roman" w:eastAsia="Times New Roman" w:hAnsi="Times New Roman" w:cs="Times New Roman"/>
+        </w:rPr>
+        <w:t xml:space="preserve"> pour éviter que la suite diverge mais continue à légèrement à osciller.</w:t>
+      </w:r>
+    </w:p>
+    <w:p>
+      <w:pPr>
+        <w:spacing w:before="100" w:beforeAutospacing="1" w:after="100" w:afterAutospacing="1" w:line="240" w:lineRule="auto"/>
+        <w:rPr>
+          <w:rFonts w:ascii="Times New Roman" w:eastAsia="Times New Roman" w:hAnsi="Times New Roman" w:cs="Times New Roman"/>
+        </w:rPr>
+      </w:pPr>
+    </w:p>
+    <w:p>
+      <w:pPr>
+        <w:pStyle w:val="Paragraphedeliste"/>
+        <w:numPr>
+          <w:ilvl w:val="1"/>
+          <w:numId w:val="2"/>
+        </w:numPr>
+        <w:spacing w:before="100" w:beforeAutospacing="1" w:after="100" w:afterAutospacing="1" w:line="240" w:lineRule="auto"/>
+        <w:rPr>
+          <w:rFonts w:ascii="Times New Roman" w:eastAsia="Times New Roman" w:hAnsi="Times New Roman" w:cs="Times New Roman"/>
+        </w:rPr>
+      </w:pPr>
+      <w:r>
+        <w:rPr>
+          <w:rFonts w:ascii="Times New Roman" w:eastAsia="Times New Roman" w:hAnsi="Times New Roman" w:cs="Times New Roman"/>
+        </w:rPr>
+        <w:t>Méthode d’Euler implicite</w:t>
+      </w:r>
+    </w:p>
+    <w:p>
+      <w:pPr>
+        <w:pStyle w:val="Paragraphedeliste"/>
+        <w:spacing w:before="100" w:beforeAutospacing="1" w:after="100" w:afterAutospacing="1" w:line="240" w:lineRule="auto"/>
+        <w:ind w:left="360"/>
+        <w:rPr>
+          <w:rFonts w:ascii="Times New Roman" w:eastAsia="Times New Roman" w:hAnsi="Times New Roman" w:cs="Times New Roman"/>
+        </w:rPr>
+      </w:pPr>
+    </w:p>
+    <w:p>
+      <w:pPr>
+        <w:pStyle w:val="Paragraphedeliste"/>
+        <w:numPr>
+          <w:ilvl w:val="0"/>
+          <w:numId w:val="6"/>
+        </w:numPr>
+        <w:spacing w:before="100" w:beforeAutospacing="1" w:after="100" w:afterAutospacing="1" w:line="240" w:lineRule="auto"/>
+        <w:rPr>
+          <w:rFonts w:ascii="Times New Roman" w:eastAsia="Times New Roman" w:hAnsi="Times New Roman" w:cs="Times New Roman"/>
+        </w:rPr>
+      </w:pPr>
+      <m:oMath>
+        <m:f>
+          <m:fPr>
+            <m:ctrlPr>
+              <w:rPr>
+                <w:rFonts w:ascii="Cambria Math" w:eastAsia="Times New Roman" w:hAnsi="Cambria Math" w:cs="Times New Roman"/>
+                <w:i/>
+              </w:rPr>
+            </m:ctrlPr>
+          </m:fPr>
+          <m:num>
+            <m:sSub>
+              <m:sSubPr>
+                <m:ctrlPr>
+                  <w:rPr>
+                    <w:rFonts w:ascii="Cambria Math" w:eastAsia="Times New Roman" w:hAnsi="Cambria Math" w:cs="Times New Roman"/>
+                    <w:i/>
+                  </w:rPr>
+                </m:ctrlPr>
+              </m:sSubPr>
+              <m:e>
+                <m:r>
+                  <w:rPr>
+                    <w:rFonts w:ascii="Cambria Math" w:eastAsia="Times New Roman" w:hAnsi="Cambria Math" w:cs="Times New Roman"/>
+                  </w:rPr>
+                  <m:t>P</m:t>
+                </m:r>
+              </m:e>
+              <m:sub>
+                <m:r>
+                  <w:rPr>
+                    <w:rFonts w:ascii="Cambria Math" w:eastAsia="Times New Roman" w:hAnsi="Cambria Math" w:cs="Times New Roman"/>
+                  </w:rPr>
+                  <m:t>n+1</m:t>
+                </m:r>
+              </m:sub>
+            </m:sSub>
+            <m:r>
+              <w:rPr>
+                <w:rFonts w:ascii="Cambria Math" w:eastAsia="Times New Roman" w:hAnsi="Cambria Math" w:cs="Times New Roman"/>
+              </w:rPr>
+              <m:t>-</m:t>
+            </m:r>
+            <m:sSub>
+              <m:sSubPr>
+                <m:ctrlPr>
+                  <w:rPr>
+                    <w:rFonts w:ascii="Cambria Math" w:eastAsia="Times New Roman" w:hAnsi="Cambria Math" w:cs="Times New Roman"/>
+                    <w:i/>
+                  </w:rPr>
+                </m:ctrlPr>
+              </m:sSubPr>
+              <m:e>
+                <m:r>
+                  <w:rPr>
+                    <w:rFonts w:ascii="Cambria Math" w:eastAsia="Times New Roman" w:hAnsi="Cambria Math" w:cs="Times New Roman"/>
+                  </w:rPr>
+                  <m:t>P</m:t>
+                </m:r>
+              </m:e>
+              <m:sub>
+                <m:r>
+                  <w:rPr>
+                    <w:rFonts w:ascii="Cambria Math" w:eastAsia="Times New Roman" w:hAnsi="Cambria Math" w:cs="Times New Roman"/>
+                  </w:rPr>
+                  <m:t>n</m:t>
+                </m:r>
+              </m:sub>
+            </m:sSub>
+          </m:num>
+          <m:den>
+            <m:r>
+              <w:rPr>
+                <w:rFonts w:ascii="Cambria Math" w:eastAsia="Times New Roman" w:hAnsi="Cambria Math" w:cs="Times New Roman"/>
+              </w:rPr>
+              <m:t>∆t</m:t>
+            </m:r>
+          </m:den>
+        </m:f>
+        <m:r>
+          <w:rPr>
+            <w:rFonts w:ascii="Cambria Math" w:eastAsia="Times New Roman" w:hAnsi="Cambria Math" w:cs="Times New Roman"/>
+          </w:rPr>
+          <m:t>=α*</m:t>
+        </m:r>
+        <m:sSub>
+          <m:sSubPr>
+            <m:ctrlPr>
+              <w:rPr>
+                <w:rFonts w:ascii="Cambria Math" w:eastAsia="Times New Roman" w:hAnsi="Cambria Math" w:cs="Times New Roman"/>
+                <w:i/>
+              </w:rPr>
+            </m:ctrlPr>
+          </m:sSubPr>
+          <m:e>
+            <m:r>
+              <w:rPr>
+                <w:rFonts w:ascii="Cambria Math" w:eastAsia="Times New Roman" w:hAnsi="Cambria Math" w:cs="Times New Roman"/>
+              </w:rPr>
+              <m:t>P</m:t>
+            </m:r>
+          </m:e>
+          <m:sub>
+            <m:r>
+              <w:rPr>
+                <w:rFonts w:ascii="Cambria Math" w:eastAsia="Times New Roman" w:hAnsi="Cambria Math" w:cs="Times New Roman"/>
+              </w:rPr>
+              <m:t>n+1</m:t>
+            </m:r>
+          </m:sub>
+        </m:sSub>
+        <m:r>
+          <w:rPr>
+            <w:rFonts w:ascii="Cambria Math" w:eastAsia="Times New Roman" w:hAnsi="Cambria Math" w:cs="Times New Roman"/>
+          </w:rPr>
+          <m:t>→</m:t>
+        </m:r>
+        <m:sSub>
+          <m:sSubPr>
+            <m:ctrlPr>
+              <w:rPr>
+                <w:rFonts w:ascii="Cambria Math" w:eastAsia="Times New Roman" w:hAnsi="Cambria Math" w:cs="Times New Roman"/>
+                <w:i/>
+              </w:rPr>
+            </m:ctrlPr>
+          </m:sSubPr>
+          <m:e>
+            <m:r>
+              <w:rPr>
+                <w:rFonts w:ascii="Cambria Math" w:eastAsia="Times New Roman" w:hAnsi="Cambria Math" w:cs="Times New Roman"/>
+              </w:rPr>
+              <m:t>P</m:t>
+            </m:r>
+          </m:e>
+          <m:sub>
+            <m:r>
+              <w:rPr>
+                <w:rFonts w:ascii="Cambria Math" w:eastAsia="Times New Roman" w:hAnsi="Cambria Math" w:cs="Times New Roman"/>
+              </w:rPr>
+              <m:t>n+1</m:t>
+            </m:r>
+          </m:sub>
+        </m:sSub>
+        <m:r>
+          <w:rPr>
+            <w:rFonts w:ascii="Cambria Math" w:eastAsia="Times New Roman" w:hAnsi="Cambria Math" w:cs="Times New Roman"/>
+          </w:rPr>
+          <m:t>-</m:t>
+        </m:r>
+        <m:sSub>
+          <m:sSubPr>
+            <m:ctrlPr>
+              <w:rPr>
+                <w:rFonts w:ascii="Cambria Math" w:eastAsia="Times New Roman" w:hAnsi="Cambria Math" w:cs="Times New Roman"/>
+                <w:i/>
+              </w:rPr>
+            </m:ctrlPr>
+          </m:sSubPr>
+          <m:e>
+            <m:r>
+              <w:rPr>
+                <w:rFonts w:ascii="Cambria Math" w:eastAsia="Times New Roman" w:hAnsi="Cambria Math" w:cs="Times New Roman"/>
+              </w:rPr>
+              <m:t>P</m:t>
+            </m:r>
+          </m:e>
+          <m:sub>
+            <m:r>
+              <w:rPr>
+                <w:rFonts w:ascii="Cambria Math" w:eastAsia="Times New Roman" w:hAnsi="Cambria Math" w:cs="Times New Roman"/>
+              </w:rPr>
+              <m:t>n</m:t>
+            </m:r>
+          </m:sub>
+        </m:sSub>
+        <m:r>
+          <w:rPr>
+            <w:rFonts w:ascii="Cambria Math" w:eastAsia="Times New Roman" w:hAnsi="Cambria Math" w:cs="Times New Roman"/>
+          </w:rPr>
+          <m:t>=</m:t>
+        </m:r>
+        <m:r>
+          <w:rPr>
+            <w:rFonts w:ascii="Cambria Math" w:eastAsia="Times New Roman" w:hAnsi="Cambria Math" w:cs="Times New Roman"/>
+          </w:rPr>
+          <m:t>α</m:t>
+        </m:r>
+        <m:r>
+          <w:rPr>
+            <w:rFonts w:ascii="Cambria Math" w:eastAsia="Times New Roman" w:hAnsi="Cambria Math" w:cs="Times New Roman"/>
+          </w:rPr>
+          <m:t>∆t</m:t>
+        </m:r>
+        <m:sSub>
+          <m:sSubPr>
+            <m:ctrlPr>
+              <w:rPr>
+                <w:rFonts w:ascii="Cambria Math" w:eastAsia="Times New Roman" w:hAnsi="Cambria Math" w:cs="Times New Roman"/>
+                <w:i/>
+              </w:rPr>
+            </m:ctrlPr>
+          </m:sSubPr>
+          <m:e>
+            <m:r>
+              <w:rPr>
+                <w:rFonts w:ascii="Cambria Math" w:eastAsia="Times New Roman" w:hAnsi="Cambria Math" w:cs="Times New Roman"/>
+              </w:rPr>
+              <m:t>P</m:t>
+            </m:r>
+          </m:e>
+          <m:sub>
+            <m:r>
+              <w:rPr>
+                <w:rFonts w:ascii="Cambria Math" w:eastAsia="Times New Roman" w:hAnsi="Cambria Math" w:cs="Times New Roman"/>
+              </w:rPr>
+              <m:t>n+1</m:t>
+            </m:r>
+          </m:sub>
+        </m:sSub>
+      </m:oMath>
+    </w:p>
+    <w:p>
+      <w:pPr>
+        <w:pStyle w:val="Paragraphedeliste"/>
+        <w:spacing w:before="100" w:beforeAutospacing="1" w:after="100" w:afterAutospacing="1" w:line="240" w:lineRule="auto"/>
+        <w:ind w:left="2832"/>
+        <w:rPr>
+          <w:rFonts w:ascii="Times New Roman" w:eastAsia="Times New Roman" w:hAnsi="Times New Roman" w:cs="Times New Roman"/>
+        </w:rPr>
+      </w:pPr>
+      <w:r>
+        <w:rPr>
+          <w:rFonts w:ascii="Times New Roman" w:eastAsia="Times New Roman" w:hAnsi="Times New Roman" w:cs="Times New Roman"/>
+        </w:rPr>
+        <w:t xml:space="preserve"> </w:t>
+      </w:r>
+      <m:oMath>
+        <m:sSub>
+          <m:sSubPr>
+            <m:ctrlPr>
+              <w:rPr>
+                <w:rFonts w:ascii="Cambria Math" w:eastAsia="Times New Roman" w:hAnsi="Cambria Math" w:cs="Times New Roman"/>
+                <w:i/>
+              </w:rPr>
+            </m:ctrlPr>
+          </m:sSubPr>
+          <m:e>
+            <m:r>
+              <w:rPr>
+                <w:rFonts w:ascii="Cambria Math" w:eastAsia="Times New Roman" w:hAnsi="Cambria Math" w:cs="Times New Roman"/>
+              </w:rPr>
+              <m:t>P</m:t>
+            </m:r>
+          </m:e>
+          <m:sub>
+            <m:r>
+              <w:rPr>
+                <w:rFonts w:ascii="Cambria Math" w:eastAsia="Times New Roman" w:hAnsi="Cambria Math" w:cs="Times New Roman"/>
+              </w:rPr>
+              <m:t>n+1</m:t>
+            </m:r>
+          </m:sub>
+        </m:sSub>
+        <m:r>
+          <w:rPr>
+            <w:rFonts w:ascii="Cambria Math" w:eastAsia="Times New Roman" w:hAnsi="Cambria Math" w:cs="Times New Roman"/>
+          </w:rPr>
+          <m:t>-α∆t</m:t>
+        </m:r>
+        <m:sSub>
+          <m:sSubPr>
+            <m:ctrlPr>
+              <w:rPr>
+                <w:rFonts w:ascii="Cambria Math" w:eastAsia="Times New Roman" w:hAnsi="Cambria Math" w:cs="Times New Roman"/>
+                <w:i/>
+              </w:rPr>
+            </m:ctrlPr>
+          </m:sSubPr>
+          <m:e>
+            <m:r>
+              <w:rPr>
+                <w:rFonts w:ascii="Cambria Math" w:eastAsia="Times New Roman" w:hAnsi="Cambria Math" w:cs="Times New Roman"/>
+              </w:rPr>
+              <m:t>P</m:t>
+            </m:r>
+          </m:e>
+          <m:sub>
+            <m:r>
+              <w:rPr>
+                <w:rFonts w:ascii="Cambria Math" w:eastAsia="Times New Roman" w:hAnsi="Cambria Math" w:cs="Times New Roman"/>
+              </w:rPr>
+              <m:t>n+1</m:t>
+            </m:r>
+          </m:sub>
+        </m:sSub>
+        <m:r>
+          <w:rPr>
+            <w:rFonts w:ascii="Cambria Math" w:eastAsia="Times New Roman" w:hAnsi="Cambria Math" w:cs="Times New Roman"/>
+          </w:rPr>
+          <m:t>=</m:t>
+        </m:r>
+        <m:sSub>
+          <m:sSubPr>
+            <m:ctrlPr>
+              <w:rPr>
+                <w:rFonts w:ascii="Cambria Math" w:eastAsia="Times New Roman" w:hAnsi="Cambria Math" w:cs="Times New Roman"/>
+                <w:i/>
+              </w:rPr>
+            </m:ctrlPr>
+          </m:sSubPr>
+          <m:e>
+            <m:r>
+              <w:rPr>
+                <w:rFonts w:ascii="Cambria Math" w:eastAsia="Times New Roman" w:hAnsi="Cambria Math" w:cs="Times New Roman"/>
+              </w:rPr>
+              <m:t>P</m:t>
+            </m:r>
+          </m:e>
+          <m:sub>
+            <m:r>
+              <w:rPr>
+                <w:rFonts w:ascii="Cambria Math" w:eastAsia="Times New Roman" w:hAnsi="Cambria Math" w:cs="Times New Roman"/>
+              </w:rPr>
+              <m:t>n</m:t>
+            </m:r>
+          </m:sub>
+        </m:sSub>
+      </m:oMath>
+    </w:p>
+    <w:p>
+      <w:pPr>
+        <w:pStyle w:val="Paragraphedeliste"/>
+        <w:spacing w:before="100" w:beforeAutospacing="1" w:after="100" w:afterAutospacing="1" w:line="240" w:lineRule="auto"/>
+        <w:ind w:left="2832"/>
+        <w:rPr>
+          <w:rFonts w:ascii="Times New Roman" w:eastAsia="Times New Roman" w:hAnsi="Times New Roman" w:cs="Times New Roman"/>
+        </w:rPr>
+      </w:pPr>
+      <w:r>
+        <w:rPr>
+          <w:rFonts w:ascii="Times New Roman" w:eastAsia="Times New Roman" w:hAnsi="Times New Roman" w:cs="Times New Roman"/>
+        </w:rPr>
+        <w:t xml:space="preserve"> </w:t>
+      </w:r>
+      <m:oMath>
+        <m:sSub>
+          <m:sSubPr>
+            <m:ctrlPr>
+              <w:rPr>
+                <w:rFonts w:ascii="Cambria Math" w:eastAsia="Times New Roman" w:hAnsi="Cambria Math" w:cs="Times New Roman"/>
+                <w:i/>
+              </w:rPr>
+            </m:ctrlPr>
+          </m:sSubPr>
+          <m:e>
+            <m:r>
+              <w:rPr>
+                <w:rFonts w:ascii="Cambria Math" w:eastAsia="Times New Roman" w:hAnsi="Cambria Math" w:cs="Times New Roman"/>
+              </w:rPr>
+              <m:t>P</m:t>
+            </m:r>
+          </m:e>
+          <m:sub>
+            <m:r>
+              <w:rPr>
+                <w:rFonts w:ascii="Cambria Math" w:eastAsia="Times New Roman" w:hAnsi="Cambria Math" w:cs="Times New Roman"/>
+              </w:rPr>
+              <m:t>n+1</m:t>
+            </m:r>
+          </m:sub>
+        </m:sSub>
+        <m:r>
+          <w:rPr>
+            <w:rFonts w:ascii="Cambria Math" w:eastAsia="Times New Roman" w:hAnsi="Cambria Math" w:cs="Times New Roman"/>
+          </w:rPr>
+          <m:t>(1</m:t>
+        </m:r>
+        <m:r>
+          <w:rPr>
+            <w:rFonts w:ascii="Cambria Math" w:eastAsia="Times New Roman" w:hAnsi="Cambria Math" w:cs="Times New Roman"/>
+          </w:rPr>
+          <m:t>-α∆t</m:t>
+        </m:r>
+        <m:r>
+          <w:rPr>
+            <w:rFonts w:ascii="Cambria Math" w:eastAsia="Times New Roman" w:hAnsi="Cambria Math" w:cs="Times New Roman"/>
+          </w:rPr>
+          <m:t>)</m:t>
+        </m:r>
+        <m:r>
+          <w:rPr>
+            <w:rFonts w:ascii="Cambria Math" w:eastAsia="Times New Roman" w:hAnsi="Cambria Math" w:cs="Times New Roman"/>
+          </w:rPr>
+          <m:t>=</m:t>
+        </m:r>
+        <m:sSub>
+          <m:sSubPr>
+            <m:ctrlPr>
+              <w:rPr>
+                <w:rFonts w:ascii="Cambria Math" w:eastAsia="Times New Roman" w:hAnsi="Cambria Math" w:cs="Times New Roman"/>
+                <w:i/>
+              </w:rPr>
+            </m:ctrlPr>
+          </m:sSubPr>
+          <m:e>
+            <m:r>
+              <w:rPr>
+                <w:rFonts w:ascii="Cambria Math" w:eastAsia="Times New Roman" w:hAnsi="Cambria Math" w:cs="Times New Roman"/>
+              </w:rPr>
+              <m:t>P</m:t>
+            </m:r>
+          </m:e>
+          <m:sub>
+            <m:r>
+              <w:rPr>
+                <w:rFonts w:ascii="Cambria Math" w:eastAsia="Times New Roman" w:hAnsi="Cambria Math" w:cs="Times New Roman"/>
+              </w:rPr>
+              <m:t>n</m:t>
+            </m:r>
+          </m:sub>
+        </m:sSub>
+      </m:oMath>
+    </w:p>
+    <w:p>
+      <w:pPr>
+        <w:pStyle w:val="Paragraphedeliste"/>
+        <w:spacing w:before="100" w:beforeAutospacing="1" w:after="100" w:afterAutospacing="1" w:line="240" w:lineRule="auto"/>
+        <w:ind w:left="2832"/>
+        <w:rPr>
+          <w:rFonts w:ascii="Times New Roman" w:eastAsia="Times New Roman" w:hAnsi="Times New Roman" w:cs="Times New Roman"/>
+        </w:rPr>
+      </w:pPr>
+      <w:r>
+        <w:rPr>
+          <w:rFonts w:ascii="Times New Roman" w:eastAsia="Times New Roman" w:hAnsi="Times New Roman" w:cs="Times New Roman"/>
+        </w:rPr>
+        <w:t xml:space="preserve"> </w:t>
+      </w:r>
+      <m:oMath>
+        <m:sSub>
+          <m:sSubPr>
+            <m:ctrlPr>
+              <w:rPr>
+                <w:rFonts w:ascii="Cambria Math" w:eastAsia="Times New Roman" w:hAnsi="Cambria Math" w:cs="Times New Roman"/>
+                <w:i/>
+              </w:rPr>
+            </m:ctrlPr>
+          </m:sSubPr>
+          <m:e>
+            <m:r>
+              <w:rPr>
+                <w:rFonts w:ascii="Cambria Math" w:eastAsia="Times New Roman" w:hAnsi="Cambria Math" w:cs="Times New Roman"/>
+              </w:rPr>
+              <m:t>P</m:t>
+            </m:r>
+          </m:e>
+          <m:sub>
+            <m:r>
+              <w:rPr>
+                <w:rFonts w:ascii="Cambria Math" w:eastAsia="Times New Roman" w:hAnsi="Cambria Math" w:cs="Times New Roman"/>
+              </w:rPr>
+              <m:t>n+1</m:t>
+            </m:r>
+          </m:sub>
+        </m:sSub>
+        <m:r>
+          <w:rPr>
+            <w:rFonts w:ascii="Cambria Math" w:eastAsia="Times New Roman" w:hAnsi="Cambria Math" w:cs="Times New Roman"/>
+          </w:rPr>
+          <m:t>=</m:t>
+        </m:r>
+        <m:f>
+          <m:fPr>
+            <m:ctrlPr>
+              <w:rPr>
+                <w:rFonts w:ascii="Cambria Math" w:eastAsia="Times New Roman" w:hAnsi="Cambria Math" w:cs="Times New Roman"/>
+                <w:i/>
+              </w:rPr>
+            </m:ctrlPr>
+          </m:fPr>
+          <m:num>
+            <m:sSub>
+              <m:sSubPr>
+                <m:ctrlPr>
+                  <w:rPr>
+                    <w:rFonts w:ascii="Cambria Math" w:eastAsia="Times New Roman" w:hAnsi="Cambria Math" w:cs="Times New Roman"/>
+                    <w:i/>
+                  </w:rPr>
+                </m:ctrlPr>
+              </m:sSubPr>
+              <m:e>
+                <m:r>
+                  <w:rPr>
+                    <w:rFonts w:ascii="Cambria Math" w:eastAsia="Times New Roman" w:hAnsi="Cambria Math" w:cs="Times New Roman"/>
+                  </w:rPr>
+                  <m:t>P</m:t>
+                </m:r>
+              </m:e>
+              <m:sub>
+                <m:r>
+                  <w:rPr>
+                    <w:rFonts w:ascii="Cambria Math" w:eastAsia="Times New Roman" w:hAnsi="Cambria Math" w:cs="Times New Roman"/>
+                  </w:rPr>
+                  <m:t>n</m:t>
+                </m:r>
+              </m:sub>
+            </m:sSub>
+          </m:num>
+          <m:den>
+            <m:r>
+              <w:rPr>
+                <w:rFonts w:ascii="Cambria Math" w:eastAsia="Times New Roman" w:hAnsi="Cambria Math" w:cs="Times New Roman"/>
+              </w:rPr>
+              <m:t>(1-α∆t)</m:t>
+            </m:r>
+          </m:den>
+        </m:f>
+      </m:oMath>
+    </w:p>
+    <w:p>
+      <w:pPr>
+        <w:spacing w:before="100" w:beforeAutospacing="1" w:after="100" w:afterAutospacing="1" w:line="240" w:lineRule="auto"/>
+        <w:rPr>
+          <w:rFonts w:ascii="Times New Roman" w:eastAsia="Times New Roman" w:hAnsi="Times New Roman" w:cs="Times New Roman"/>
+        </w:rPr>
+      </w:pPr>
+      <w:r>
+        <w:rPr>
+          <w:rFonts w:ascii="Times New Roman" w:eastAsia="Times New Roman" w:hAnsi="Times New Roman" w:cs="Times New Roman"/>
+        </w:rPr>
+        <w:t xml:space="preserve">Donc </w:t>
+      </w:r>
+      <m:oMath>
+        <m:r>
+          <w:rPr>
+            <w:rFonts w:ascii="Cambria Math" w:eastAsia="Times New Roman" w:hAnsi="Cambria Math" w:cs="Times New Roman"/>
+          </w:rPr>
+          <m:t>r=</m:t>
+        </m:r>
+        <m:f>
+          <m:fPr>
+            <m:ctrlPr>
+              <w:rPr>
+                <w:rFonts w:ascii="Cambria Math" w:eastAsia="Times New Roman" w:hAnsi="Cambria Math" w:cs="Times New Roman"/>
+                <w:i/>
+              </w:rPr>
+            </m:ctrlPr>
+          </m:fPr>
+          <m:num>
+            <m:r>
+              <w:rPr>
+                <w:rFonts w:ascii="Cambria Math" w:eastAsia="Times New Roman" w:hAnsi="Cambria Math" w:cs="Times New Roman"/>
+              </w:rPr>
+              <m:t>1</m:t>
+            </m:r>
+          </m:num>
+          <m:den>
+            <m:r>
+              <w:rPr>
+                <w:rFonts w:ascii="Cambria Math" w:eastAsia="Times New Roman" w:hAnsi="Cambria Math" w:cs="Times New Roman"/>
+              </w:rPr>
+              <m:t>(1-α∆t)</m:t>
+            </m:r>
+          </m:den>
+        </m:f>
+      </m:oMath>
+      <w:r>
+        <w:rPr>
+          <w:rFonts w:ascii="Times New Roman" w:eastAsia="Times New Roman" w:hAnsi="Times New Roman" w:cs="Times New Roman"/>
+        </w:rPr>
+        <w:t xml:space="preserve"> alors</w:t>
+      </w:r>
+      <w:r>
+        <w:rPr>
+          <w:rFonts w:ascii="Times New Roman" w:eastAsia="Times New Roman" w:hAnsi="Times New Roman" w:cs="Times New Roman"/>
+        </w:rPr>
+        <w:t xml:space="preserve"> </w:t>
+      </w:r>
+      <m:oMath>
+        <m:sSub>
+          <m:sSubPr>
+            <m:ctrlPr>
+              <w:rPr>
+                <w:rFonts w:ascii="Cambria Math" w:eastAsia="Times New Roman" w:hAnsi="Cambria Math" w:cs="Times New Roman"/>
+                <w:i/>
+              </w:rPr>
+            </m:ctrlPr>
+          </m:sSubPr>
+          <m:e>
+            <m:r>
+              <w:rPr>
+                <w:rFonts w:ascii="Cambria Math" w:eastAsia="Times New Roman" w:hAnsi="Cambria Math" w:cs="Times New Roman"/>
+              </w:rPr>
+              <m:t>P</m:t>
+            </m:r>
+          </m:e>
+          <m:sub>
+            <m:r>
+              <w:rPr>
+                <w:rFonts w:ascii="Cambria Math" w:eastAsia="Times New Roman" w:hAnsi="Cambria Math" w:cs="Times New Roman"/>
+              </w:rPr>
+              <m:t>n</m:t>
+            </m:r>
+          </m:sub>
+        </m:sSub>
+        <m:r>
+          <w:rPr>
+            <w:rFonts w:ascii="Cambria Math" w:eastAsia="Times New Roman" w:hAnsi="Cambria Math" w:cs="Times New Roman"/>
+          </w:rPr>
+          <m:t>=</m:t>
+        </m:r>
+        <m:sSub>
+          <m:sSubPr>
+            <m:ctrlPr>
+              <w:rPr>
+                <w:rFonts w:ascii="Cambria Math" w:eastAsia="Times New Roman" w:hAnsi="Cambria Math" w:cs="Times New Roman"/>
+                <w:i/>
+              </w:rPr>
+            </m:ctrlPr>
+          </m:sSubPr>
+          <m:e>
+            <m:r>
+              <w:rPr>
+                <w:rFonts w:ascii="Cambria Math" w:eastAsia="Times New Roman" w:hAnsi="Cambria Math" w:cs="Times New Roman"/>
+              </w:rPr>
+              <m:t>P</m:t>
+            </m:r>
+          </m:e>
+          <m:sub>
+            <m:r>
+              <w:rPr>
+                <w:rFonts w:ascii="Cambria Math" w:eastAsia="Times New Roman" w:hAnsi="Cambria Math" w:cs="Times New Roman"/>
+              </w:rPr>
+              <m:t>0</m:t>
+            </m:r>
+          </m:sub>
+        </m:sSub>
+        <m:r>
+          <w:rPr>
+            <w:rFonts w:ascii="Cambria Math" w:eastAsia="Times New Roman" w:hAnsi="Cambria Math" w:cs="Times New Roman"/>
+          </w:rPr>
+          <m:t>*</m:t>
+        </m:r>
+        <m:r>
+          <w:rPr>
+            <w:rFonts w:ascii="Cambria Math" w:eastAsia="Times New Roman" w:hAnsi="Cambria Math" w:cs="Times New Roman"/>
+          </w:rPr>
+          <m:t>(</m:t>
+        </m:r>
+        <m:sSup>
+          <m:sSupPr>
+            <m:ctrlPr>
+              <w:rPr>
+                <w:rFonts w:ascii="Cambria Math" w:eastAsia="Times New Roman" w:hAnsi="Cambria Math" w:cs="Times New Roman"/>
+                <w:i/>
+              </w:rPr>
+            </m:ctrlPr>
+          </m:sSupPr>
+          <m:e>
+            <m:f>
+              <m:fPr>
+                <m:ctrlPr>
+                  <w:rPr>
+                    <w:rFonts w:ascii="Cambria Math" w:eastAsia="Times New Roman" w:hAnsi="Cambria Math" w:cs="Times New Roman"/>
+                    <w:i/>
+                  </w:rPr>
+                </m:ctrlPr>
+              </m:fPr>
+              <m:num>
+                <m:r>
+                  <w:rPr>
+                    <w:rFonts w:ascii="Cambria Math" w:eastAsia="Times New Roman" w:hAnsi="Cambria Math" w:cs="Times New Roman"/>
+                  </w:rPr>
+                  <m:t>1</m:t>
+                </m:r>
+              </m:num>
+              <m:den>
+                <m:r>
+                  <w:rPr>
+                    <w:rFonts w:ascii="Cambria Math" w:eastAsia="Times New Roman" w:hAnsi="Cambria Math" w:cs="Times New Roman"/>
+                  </w:rPr>
+                  <m:t>(1-α∆t)</m:t>
+                </m:r>
+              </m:den>
+            </m:f>
+            <m:r>
+              <w:rPr>
+                <w:rFonts w:ascii="Cambria Math" w:eastAsia="Times New Roman" w:hAnsi="Cambria Math" w:cs="Times New Roman"/>
+              </w:rPr>
+              <m:t>)</m:t>
+            </m:r>
+          </m:e>
+          <m:sup>
+            <m:r>
+              <w:rPr>
+                <w:rFonts w:ascii="Cambria Math" w:eastAsia="Times New Roman" w:hAnsi="Cambria Math" w:cs="Times New Roman"/>
+              </w:rPr>
+              <m:t>n</m:t>
+            </m:r>
+          </m:sup>
+        </m:sSup>
+      </m:oMath>
+      <w:r>
+        <w:rPr>
+          <w:rFonts w:ascii="Times New Roman" w:eastAsia="Times New Roman" w:hAnsi="Times New Roman" w:cs="Times New Roman"/>
+        </w:rPr>
+        <w:t xml:space="preserve"> </w:t>
+      </w:r>
+    </w:p>
+    <w:p>
+      <w:pPr>
+        <w:spacing w:before="100" w:beforeAutospacing="1" w:after="100" w:afterAutospacing="1" w:line="240" w:lineRule="auto"/>
+        <w:rPr>
+          <w:rFonts w:ascii="Times New Roman" w:eastAsia="Times New Roman" w:hAnsi="Times New Roman" w:cs="Times New Roman"/>
+        </w:rPr>
+      </w:pPr>
+      <w:r>
+        <w:rPr>
+          <w:rFonts w:ascii="Times New Roman" w:eastAsia="Times New Roman" w:hAnsi="Times New Roman" w:cs="Times New Roman"/>
+        </w:rPr>
+        <w:t>(2)</w:t>
+      </w:r>
+      <w:r>
+        <w:rPr>
+          <w:rFonts w:ascii="Times New Roman" w:eastAsia="Times New Roman" w:hAnsi="Times New Roman" w:cs="Times New Roman"/>
+        </w:rPr>
+        <w:t>, (3)</w:t>
+      </w:r>
+      <w:r>
+        <w:rPr>
+          <w:rFonts w:ascii="Times New Roman" w:eastAsia="Times New Roman" w:hAnsi="Times New Roman" w:cs="Times New Roman"/>
+        </w:rPr>
+        <w:t xml:space="preserve"> posons </w:t>
+      </w:r>
+      <w:r>
+        <w:rPr>
+          <w:rFonts w:ascii="Times New Roman" w:eastAsia="Times New Roman" w:hAnsi="Times New Roman" w:cs="Times New Roman"/>
+        </w:rPr>
+        <w:t xml:space="preserve"> </w:t>
+      </w:r>
+      <m:oMath>
+        <m:r>
+          <w:rPr>
+            <w:rFonts w:ascii="Cambria Math" w:eastAsia="Times New Roman" w:hAnsi="Cambria Math" w:cs="Times New Roman"/>
+          </w:rPr>
+          <m:t>α</m:t>
+        </m:r>
+        <m:r>
+          <w:rPr>
+            <w:rFonts w:ascii="Cambria Math" w:eastAsia="Times New Roman" w:hAnsi="Cambria Math" w:cs="Times New Roman"/>
+          </w:rPr>
+          <m:t>=-|</m:t>
+        </m:r>
+        <m:r>
+          <w:rPr>
+            <w:rFonts w:ascii="Cambria Math" w:eastAsia="Times New Roman" w:hAnsi="Cambria Math" w:cs="Times New Roman"/>
+          </w:rPr>
+          <m:t>α</m:t>
+        </m:r>
+        <m:r>
+          <w:rPr>
+            <w:rFonts w:ascii="Cambria Math" w:eastAsia="Times New Roman" w:hAnsi="Cambria Math" w:cs="Times New Roman"/>
+          </w:rPr>
+          <m:t>|</m:t>
+        </m:r>
+      </m:oMath>
+    </w:p>
+    <w:p>
+      <w:pPr>
+        <w:spacing w:before="100" w:beforeAutospacing="1" w:after="100" w:afterAutospacing="1" w:line="240" w:lineRule="auto"/>
+        <w:rPr>
+          <w:rFonts w:ascii="Times New Roman" w:eastAsia="Times New Roman" w:hAnsi="Times New Roman" w:cs="Times New Roman"/>
+        </w:rPr>
+      </w:pPr>
+      <w:r>
+        <w:rPr>
+          <w:rFonts w:ascii="Times New Roman" w:eastAsia="Times New Roman" w:hAnsi="Times New Roman" w:cs="Times New Roman"/>
+        </w:rPr>
+        <w:t xml:space="preserve">Alors </w:t>
+      </w:r>
+      <m:oMath>
+        <m:r>
+          <w:rPr>
+            <w:rFonts w:ascii="Cambria Math" w:eastAsia="Times New Roman" w:hAnsi="Cambria Math" w:cs="Times New Roman"/>
+          </w:rPr>
+          <m:t>r=</m:t>
+        </m:r>
+        <m:f>
+          <m:fPr>
+            <m:ctrlPr>
+              <w:rPr>
+                <w:rFonts w:ascii="Cambria Math" w:eastAsia="Times New Roman" w:hAnsi="Cambria Math" w:cs="Times New Roman"/>
+                <w:i/>
+              </w:rPr>
+            </m:ctrlPr>
+          </m:fPr>
+          <m:num>
+            <m:r>
+              <w:rPr>
+                <w:rFonts w:ascii="Cambria Math" w:eastAsia="Times New Roman" w:hAnsi="Cambria Math" w:cs="Times New Roman"/>
+              </w:rPr>
+              <m:t>1</m:t>
+            </m:r>
+          </m:num>
+          <m:den>
+            <m:r>
+              <w:rPr>
+                <w:rFonts w:ascii="Cambria Math" w:eastAsia="Times New Roman" w:hAnsi="Cambria Math" w:cs="Times New Roman"/>
+              </w:rPr>
+              <m:t>(1-α∆t)</m:t>
+            </m:r>
+          </m:den>
+        </m:f>
+        <m:r>
+          <w:rPr>
+            <w:rFonts w:ascii="Cambria Math" w:eastAsia="Times New Roman" w:hAnsi="Cambria Math" w:cs="Times New Roman"/>
+          </w:rPr>
+          <m:t>=</m:t>
+        </m:r>
+        <m:f>
+          <m:fPr>
+            <m:ctrlPr>
+              <w:rPr>
+                <w:rFonts w:ascii="Cambria Math" w:eastAsia="Times New Roman" w:hAnsi="Cambria Math" w:cs="Times New Roman"/>
+                <w:i/>
+              </w:rPr>
+            </m:ctrlPr>
+          </m:fPr>
+          <m:num>
+            <m:r>
+              <w:rPr>
+                <w:rFonts w:ascii="Cambria Math" w:eastAsia="Times New Roman" w:hAnsi="Cambria Math" w:cs="Times New Roman"/>
+              </w:rPr>
+              <m:t>1</m:t>
+            </m:r>
+          </m:num>
+          <m:den>
+            <m:r>
+              <w:rPr>
+                <w:rFonts w:ascii="Cambria Math" w:eastAsia="Times New Roman" w:hAnsi="Cambria Math" w:cs="Times New Roman"/>
+              </w:rPr>
+              <m:t>(1</m:t>
+            </m:r>
+            <m:r>
+              <w:rPr>
+                <w:rFonts w:ascii="Cambria Math" w:eastAsia="Times New Roman" w:hAnsi="Cambria Math" w:cs="Times New Roman"/>
+              </w:rPr>
+              <m:t>+|</m:t>
+            </m:r>
+            <m:r>
+              <w:rPr>
+                <w:rFonts w:ascii="Cambria Math" w:eastAsia="Times New Roman" w:hAnsi="Cambria Math" w:cs="Times New Roman"/>
+              </w:rPr>
+              <m:t>α</m:t>
+            </m:r>
+            <m:r>
+              <w:rPr>
+                <w:rFonts w:ascii="Cambria Math" w:eastAsia="Times New Roman" w:hAnsi="Cambria Math" w:cs="Times New Roman"/>
+              </w:rPr>
+              <m:t>|</m:t>
+            </m:r>
+            <m:r>
+              <w:rPr>
+                <w:rFonts w:ascii="Cambria Math" w:eastAsia="Times New Roman" w:hAnsi="Cambria Math" w:cs="Times New Roman"/>
+              </w:rPr>
+              <m:t>∆t)</m:t>
+            </m:r>
+          </m:den>
+        </m:f>
+      </m:oMath>
+    </w:p>
+    <w:p>
+      <w:pPr>
+        <w:spacing w:before="100" w:beforeAutospacing="1" w:after="100" w:afterAutospacing="1" w:line="240" w:lineRule="auto"/>
+        <w:rPr>
+          <w:rFonts w:ascii="Times New Roman" w:eastAsia="Times New Roman" w:hAnsi="Times New Roman" w:cs="Times New Roman"/>
+        </w:rPr>
+      </w:pPr>
+      <w:proofErr w:type="gramStart"/>
+      <w:r>
+        <w:rPr>
+          <w:rFonts w:ascii="Times New Roman" w:eastAsia="Times New Roman" w:hAnsi="Times New Roman" w:cs="Times New Roman"/>
+        </w:rPr>
+        <w:t>le</w:t>
+      </w:r>
+      <w:proofErr w:type="gramEnd"/>
+      <w:r>
+        <w:rPr>
+          <w:rFonts w:ascii="Times New Roman" w:eastAsia="Times New Roman" w:hAnsi="Times New Roman" w:cs="Times New Roman"/>
+        </w:rPr>
+        <w:t xml:space="preserve"> dénominateur </w:t>
+      </w:r>
+      <m:oMath>
+        <m:r>
+          <w:rPr>
+            <w:rFonts w:ascii="Cambria Math" w:eastAsia="Times New Roman" w:hAnsi="Cambria Math" w:cs="Times New Roman"/>
+          </w:rPr>
+          <m:t>1+∣α∣</m:t>
+        </m:r>
+        <m:r>
+          <m:rPr>
+            <m:sty m:val="p"/>
+          </m:rPr>
+          <w:rPr>
+            <w:rFonts w:ascii="Cambria Math" w:eastAsia="Times New Roman" w:hAnsi="Cambria Math" w:cs="Times New Roman"/>
+          </w:rPr>
+          <m:t>Δ</m:t>
+        </m:r>
+        <m:r>
+          <w:rPr>
+            <w:rFonts w:ascii="Cambria Math" w:eastAsia="Times New Roman" w:hAnsi="Cambria Math" w:cs="Times New Roman"/>
+          </w:rPr>
+          <m:t>t</m:t>
+        </m:r>
+        <m:r>
+          <w:rPr>
+            <w:rFonts w:ascii="Cambria Math" w:eastAsia="Times New Roman" w:hAnsi="Cambria Math" w:cs="Times New Roman"/>
+          </w:rPr>
+          <m:t xml:space="preserve"> </m:t>
+        </m:r>
+      </m:oMath>
+      <w:r>
+        <w:rPr>
+          <w:rFonts w:ascii="Times New Roman" w:eastAsia="Times New Roman" w:hAnsi="Times New Roman" w:cs="Times New Roman"/>
+        </w:rPr>
+        <w:t xml:space="preserve">est toujours strictement, donc </w:t>
+      </w:r>
+      <m:oMath>
+        <m:r>
+          <w:rPr>
+            <w:rFonts w:ascii="Cambria Math" w:eastAsia="Times New Roman" w:hAnsi="Cambria Math" w:cs="Times New Roman"/>
+          </w:rPr>
+          <m:t>r&gt;0</m:t>
+        </m:r>
+        <m:r>
+          <w:rPr>
+            <w:rFonts w:ascii="Cambria Math" w:eastAsia="Times New Roman" w:hAnsi="Cambria Math" w:cs="Times New Roman"/>
+          </w:rPr>
+          <m:t xml:space="preserve"> </m:t>
+        </m:r>
+      </m:oMath>
+      <w:r>
+        <w:rPr>
+          <w:rFonts w:ascii="Times New Roman" w:eastAsia="Times New Roman" w:hAnsi="Times New Roman" w:cs="Times New Roman"/>
+        </w:rPr>
+        <w:t xml:space="preserve">pour tout </w:t>
+      </w:r>
+      <m:oMath>
+        <m:r>
+          <m:rPr>
+            <m:sty m:val="p"/>
+          </m:rPr>
+          <w:rPr>
+            <w:rFonts w:ascii="Cambria Math" w:eastAsia="Times New Roman" w:hAnsi="Cambria Math" w:cs="Times New Roman"/>
+          </w:rPr>
+          <m:t>Δ</m:t>
+        </m:r>
+        <m:r>
+          <w:rPr>
+            <w:rFonts w:ascii="Cambria Math" w:eastAsia="Times New Roman" w:hAnsi="Cambria Math" w:cs="Times New Roman"/>
+          </w:rPr>
+          <m:t>t&gt;0</m:t>
+        </m:r>
+      </m:oMath>
+      <w:r>
+        <w:rPr>
+          <w:rFonts w:ascii="Times New Roman" w:eastAsia="Times New Roman" w:hAnsi="Times New Roman" w:cs="Times New Roman"/>
+        </w:rPr>
+        <w:t>.</w:t>
+      </w:r>
+      <w:r>
+        <w:rPr>
+          <w:rFonts w:ascii="Times New Roman" w:eastAsia="Times New Roman" w:hAnsi="Times New Roman" w:cs="Times New Roman"/>
+        </w:rPr>
+        <w:br/>
+        <w:t>→ Pas d'oscillation possible, quel que soit le pas de temps choisi.</w:t>
+      </w:r>
+    </w:p>
+    <w:p>
+      <w:pPr>
+        <w:spacing w:before="100" w:beforeAutospacing="1" w:after="100" w:afterAutospacing="1" w:line="240" w:lineRule="auto"/>
+        <w:rPr>
+          <w:rFonts w:ascii="Times New Roman" w:eastAsia="Times New Roman" w:hAnsi="Times New Roman" w:cs="Times New Roman"/>
+        </w:rPr>
+      </w:pPr>
+      <w:proofErr w:type="gramStart"/>
+      <w:r>
+        <w:rPr>
+          <w:rFonts w:ascii="Times New Roman" w:eastAsia="Times New Roman" w:hAnsi="Times New Roman" w:cs="Times New Roman"/>
+        </w:rPr>
+        <w:t>puisque</w:t>
+      </w:r>
+      <w:proofErr w:type="gramEnd"/>
+      <w:r>
+        <w:rPr>
+          <w:rFonts w:ascii="Times New Roman" w:eastAsia="Times New Roman" w:hAnsi="Times New Roman" w:cs="Times New Roman"/>
+        </w:rPr>
+        <w:t xml:space="preserve"> </w:t>
+      </w:r>
+      <m:oMath>
+        <m:r>
+          <w:rPr>
+            <w:rFonts w:ascii="Cambria Math" w:eastAsia="Times New Roman" w:hAnsi="Cambria Math" w:cs="Times New Roman"/>
+          </w:rPr>
+          <m:t>∣α∣</m:t>
+        </m:r>
+        <m:r>
+          <m:rPr>
+            <m:sty m:val="p"/>
+          </m:rPr>
+          <w:rPr>
+            <w:rFonts w:ascii="Cambria Math" w:eastAsia="Times New Roman" w:hAnsi="Cambria Math" w:cs="Times New Roman"/>
+          </w:rPr>
+          <m:t>Δ</m:t>
+        </m:r>
+        <m:r>
+          <w:rPr>
+            <w:rFonts w:ascii="Cambria Math" w:eastAsia="Times New Roman" w:hAnsi="Cambria Math" w:cs="Times New Roman"/>
+          </w:rPr>
+          <m:t>t&gt;0</m:t>
+        </m:r>
+      </m:oMath>
+      <w:r>
+        <w:rPr>
+          <w:rFonts w:ascii="Times New Roman" w:eastAsia="Times New Roman" w:hAnsi="Times New Roman" w:cs="Times New Roman"/>
+        </w:rPr>
+        <w:t xml:space="preserve">, on a </w:t>
+      </w:r>
+      <m:oMath>
+        <m:r>
+          <w:rPr>
+            <w:rFonts w:ascii="Cambria Math" w:eastAsia="Times New Roman" w:hAnsi="Cambria Math" w:cs="Times New Roman"/>
+          </w:rPr>
+          <m:t>1+∣α∣</m:t>
+        </m:r>
+        <m:r>
+          <m:rPr>
+            <m:sty m:val="p"/>
+          </m:rPr>
+          <w:rPr>
+            <w:rFonts w:ascii="Cambria Math" w:eastAsia="Times New Roman" w:hAnsi="Cambria Math" w:cs="Times New Roman"/>
+          </w:rPr>
+          <m:t>Δ</m:t>
+        </m:r>
+        <m:r>
+          <w:rPr>
+            <w:rFonts w:ascii="Cambria Math" w:eastAsia="Times New Roman" w:hAnsi="Cambria Math" w:cs="Times New Roman"/>
+          </w:rPr>
+          <m:t>t&gt;1</m:t>
+        </m:r>
+      </m:oMath>
+      <w:r>
+        <w:rPr>
+          <w:rFonts w:ascii="Times New Roman" w:eastAsia="Times New Roman" w:hAnsi="Times New Roman" w:cs="Times New Roman"/>
+        </w:rPr>
+        <w:t>, donc :</w:t>
+      </w:r>
+      <w:r>
+        <w:rPr>
+          <w:rFonts w:ascii="Times New Roman" w:eastAsia="Times New Roman" w:hAnsi="Times New Roman" w:cs="Times New Roman"/>
+        </w:rPr>
+        <w:br/>
+      </w:r>
+      <m:oMathPara>
+        <m:oMath>
+          <m:r>
+            <w:rPr>
+              <w:rFonts w:ascii="Cambria Math" w:eastAsia="Times New Roman" w:hAnsi="Cambria Math" w:cs="Times New Roman"/>
+            </w:rPr>
+            <m:t>0&lt;r&lt;1 </m:t>
+          </m:r>
+          <m:r>
+            <m:rPr>
+              <m:nor/>
+            </m:rPr>
+            <w:rPr>
+              <w:rFonts w:ascii="Times New Roman" w:eastAsia="Times New Roman" w:hAnsi="Times New Roman" w:cs="Times New Roman"/>
+            </w:rPr>
+            <m:t>pour tout </m:t>
+          </m:r>
+          <m:r>
+            <m:rPr>
+              <m:sty m:val="p"/>
+            </m:rPr>
+            <w:rPr>
+              <w:rFonts w:ascii="Cambria Math" w:eastAsia="Times New Roman" w:hAnsi="Cambria Math" w:cs="Times New Roman"/>
+            </w:rPr>
+            <m:t>Δ</m:t>
+          </m:r>
+          <m:r>
+            <w:rPr>
+              <w:rFonts w:ascii="Cambria Math" w:eastAsia="Times New Roman" w:hAnsi="Cambria Math" w:cs="Times New Roman"/>
+            </w:rPr>
+            <m:t>t&gt;0</m:t>
+          </m:r>
+          <m:r>
+            <w:rPr>
+              <w:rFonts w:ascii="Times New Roman" w:eastAsia="Times New Roman" w:hAnsi="Times New Roman" w:cs="Times New Roman"/>
+              <w:i/>
+            </w:rPr>
+            <w:br/>
+          </m:r>
+        </m:oMath>
+      </m:oMathPara>
+      <w:r>
+        <w:rPr>
+          <w:rFonts w:ascii="Times New Roman" w:eastAsia="Times New Roman" w:hAnsi="Times New Roman" w:cs="Times New Roman"/>
+        </w:rPr>
+        <w:t xml:space="preserve">Pas de divergence possible non plus : la suite reste </w:t>
+      </w:r>
+      <w:proofErr w:type="gramStart"/>
+      <w:r>
+        <w:rPr>
+          <w:rFonts w:ascii="Times New Roman" w:eastAsia="Times New Roman" w:hAnsi="Times New Roman" w:cs="Times New Roman"/>
+        </w:rPr>
+        <w:t>borné</w:t>
+      </w:r>
+      <w:proofErr w:type="gramEnd"/>
+      <w:r>
+        <w:rPr>
+          <w:rFonts w:ascii="Times New Roman" w:eastAsia="Times New Roman" w:hAnsi="Times New Roman" w:cs="Times New Roman"/>
+        </w:rPr>
+        <w:t xml:space="preserve"> </w:t>
+      </w:r>
+      <w:r>
+        <w:rPr>
+          <w:rFonts w:ascii="Times New Roman" w:eastAsia="Times New Roman" w:hAnsi="Times New Roman" w:cs="Times New Roman"/>
+        </w:rPr>
+        <w:t>quel que soit le pas de temps.</w:t>
+      </w:r>
+    </w:p>
+    <w:p>
+      <w:pPr>
+        <w:spacing w:before="100" w:beforeAutospacing="1" w:after="100" w:afterAutospacing="1" w:line="240" w:lineRule="auto"/>
+        <w:rPr>
+          <w:rFonts w:ascii="Times New Roman" w:eastAsia="Times New Roman" w:hAnsi="Times New Roman" w:cs="Times New Roman"/>
+        </w:rPr>
+      </w:pPr>
+      <w:r>
+        <w:rPr>
+          <w:rFonts w:ascii="Times New Roman" w:eastAsia="Times New Roman" w:hAnsi="Times New Roman" w:cs="Times New Roman"/>
+        </w:rPr>
+        <w:t>Le sch</w:t>
+      </w:r>
+      <w:proofErr w:type="spellStart"/>
+      <w:r>
+        <w:rPr>
+          <w:rFonts w:ascii="Times New Roman" w:eastAsia="Times New Roman" w:hAnsi="Times New Roman" w:cs="Times New Roman"/>
+        </w:rPr>
+        <w:t>ema</w:t>
+      </w:r>
+      <w:proofErr w:type="spellEnd"/>
+      <w:r>
+        <w:rPr>
+          <w:rFonts w:ascii="Times New Roman" w:eastAsia="Times New Roman" w:hAnsi="Times New Roman" w:cs="Times New Roman"/>
+        </w:rPr>
+        <w:t xml:space="preserve"> implicite est stable pour tout  </w:t>
+      </w:r>
+      <m:oMath>
+        <m:r>
+          <m:rPr>
+            <m:sty m:val="p"/>
+          </m:rPr>
+          <w:rPr>
+            <w:rFonts w:ascii="Cambria Math" w:eastAsia="Times New Roman" w:hAnsi="Cambria Math" w:cs="Times New Roman"/>
+          </w:rPr>
+          <m:t>Δ</m:t>
+        </m:r>
+        <m:r>
+          <w:rPr>
+            <w:rFonts w:ascii="Cambria Math" w:eastAsia="Times New Roman" w:hAnsi="Cambria Math" w:cs="Times New Roman"/>
+          </w:rPr>
+          <m:t>t&gt;0</m:t>
+        </m:r>
+      </m:oMath>
+      <w:r>
+        <w:rPr>
+          <w:rFonts w:ascii="Times New Roman" w:eastAsia="Times New Roman" w:hAnsi="Times New Roman" w:cs="Times New Roman"/>
+        </w:rPr>
+        <w:t xml:space="preserve"> : aucune condition </w:t>
+      </w:r>
+      <w:proofErr w:type="spellStart"/>
+      <w:r>
+        <w:rPr>
+          <w:rFonts w:ascii="Times New Roman" w:eastAsia="Times New Roman" w:hAnsi="Times New Roman" w:cs="Times New Roman"/>
+        </w:rPr>
+        <w:t>a</w:t>
+      </w:r>
+      <w:proofErr w:type="spellEnd"/>
+      <w:r>
+        <w:rPr>
+          <w:rFonts w:ascii="Times New Roman" w:eastAsia="Times New Roman" w:hAnsi="Times New Roman" w:cs="Times New Roman"/>
+        </w:rPr>
+        <w:t xml:space="preserve"> </w:t>
+      </w:r>
+      <w:proofErr w:type="gramStart"/>
+      <w:r>
+        <w:rPr>
+          <w:rFonts w:ascii="Times New Roman" w:eastAsia="Times New Roman" w:hAnsi="Times New Roman" w:cs="Times New Roman"/>
+        </w:rPr>
+        <w:t>respecter</w:t>
+      </w:r>
+      <w:proofErr w:type="gramEnd"/>
+      <w:r>
+        <w:rPr>
+          <w:rFonts w:ascii="Times New Roman" w:eastAsia="Times New Roman" w:hAnsi="Times New Roman" w:cs="Times New Roman"/>
+        </w:rPr>
+        <w:t>.</w:t>
+      </w:r>
+    </w:p>
+    <w:p>
+      <w:pPr>
+        <w:spacing w:before="100" w:beforeAutospacing="1" w:after="100" w:afterAutospacing="1" w:line="240" w:lineRule="auto"/>
+        <w:rPr>
+          <w:rFonts w:ascii="Times New Roman" w:eastAsia="Times New Roman" w:hAnsi="Times New Roman" w:cs="Times New Roman"/>
+        </w:rPr>
+      </w:pPr>
+    </w:p>
+    <w:p>
+      <w:pPr>
+        <w:pStyle w:val="Paragraphedeliste"/>
+        <w:numPr>
+          <w:ilvl w:val="1"/>
+          <w:numId w:val="2"/>
+        </w:numPr>
+        <w:spacing w:before="100" w:beforeAutospacing="1" w:after="100" w:afterAutospacing="1" w:line="240" w:lineRule="auto"/>
+        <w:rPr>
+          <w:rFonts w:ascii="Times New Roman" w:eastAsia="Times New Roman" w:hAnsi="Times New Roman" w:cs="Times New Roman"/>
+        </w:rPr>
+      </w:pPr>
+      <w:r>
+        <w:rPr>
+          <w:rFonts w:ascii="Times New Roman" w:eastAsia="Times New Roman" w:hAnsi="Times New Roman" w:cs="Times New Roman"/>
+        </w:rPr>
+        <w:t>Application : modèle de Verhulst</w:t>
+      </w:r>
+    </w:p>
+    <w:p>
+      <w:pPr>
+        <w:pStyle w:val="Paragraphedeliste"/>
+        <w:numPr>
+          <w:ilvl w:val="0"/>
+          <w:numId w:val="8"/>
+        </w:numPr>
+        <w:spacing w:before="100" w:beforeAutospacing="1" w:after="100" w:afterAutospacing="1" w:line="240" w:lineRule="auto"/>
+        <w:rPr>
+          <w:rFonts w:ascii="Times New Roman" w:eastAsia="Times New Roman" w:hAnsi="Times New Roman" w:cs="Times New Roman"/>
+        </w:rPr>
+      </w:pPr>
+      <m:oMath>
+        <m:f>
+          <m:fPr>
+            <m:ctrlPr>
+              <w:rPr>
+                <w:rFonts w:ascii="Cambria Math" w:hAnsi="Cambria Math"/>
+                <w:i/>
+              </w:rPr>
+            </m:ctrlPr>
+          </m:fPr>
+          <m:num>
+            <m:r>
+              <w:rPr>
+                <w:rFonts w:ascii="Cambria Math" w:hAnsi="Cambria Math"/>
+              </w:rPr>
+              <m:t>dP</m:t>
+            </m:r>
+          </m:num>
+          <m:den>
+            <m:r>
+              <w:rPr>
+                <w:rFonts w:ascii="Cambria Math" w:hAnsi="Cambria Math"/>
+              </w:rPr>
+              <m:t>dt</m:t>
+            </m:r>
+          </m:den>
+        </m:f>
+        <m:r>
+          <w:rPr>
+            <w:rFonts w:ascii="Cambria Math" w:hAnsi="Cambria Math"/>
+          </w:rPr>
+          <m:t>=aP-b</m:t>
+        </m:r>
+        <m:sSup>
+          <m:sSupPr>
+            <m:ctrlPr>
+              <w:rPr>
+                <w:rFonts w:ascii="Cambria Math" w:hAnsi="Cambria Math"/>
+                <w:i/>
+              </w:rPr>
+            </m:ctrlPr>
+          </m:sSupPr>
+          <m:e>
+            <m:r>
+              <w:rPr>
+                <w:rFonts w:ascii="Cambria Math" w:hAnsi="Cambria Math"/>
+              </w:rPr>
+              <m:t>P</m:t>
+            </m:r>
+          </m:e>
+          <m:sup>
+            <m:r>
+              <w:rPr>
+                <w:rFonts w:ascii="Cambria Math" w:hAnsi="Cambria Math"/>
+              </w:rPr>
+              <m:t>2</m:t>
+            </m:r>
+          </m:sup>
+        </m:sSup>
+      </m:oMath>
+      <w:r>
+        <w:rPr>
+          <w:rFonts w:ascii="Times New Roman" w:eastAsia="Times New Roman" w:hAnsi="Times New Roman" w:cs="Times New Roman"/>
+        </w:rPr>
+        <w:t xml:space="preserve"> </w:t>
+      </w:r>
+      <w:proofErr w:type="gramStart"/>
+      <w:r>
+        <w:rPr>
+          <w:rFonts w:ascii="Times New Roman" w:eastAsia="Times New Roman" w:hAnsi="Times New Roman" w:cs="Times New Roman"/>
+        </w:rPr>
+        <w:t>donc</w:t>
+      </w:r>
+      <w:proofErr w:type="gramEnd"/>
+      <w:r>
+        <w:rPr>
+          <w:rFonts w:ascii="Times New Roman" w:eastAsia="Times New Roman" w:hAnsi="Times New Roman" w:cs="Times New Roman"/>
+        </w:rPr>
+        <w:t xml:space="preserve"> on</w:t>
+      </w:r>
+      <w:r>
+        <w:rPr>
+          <w:rFonts w:ascii="Times New Roman" w:eastAsia="Times New Roman" w:hAnsi="Times New Roman" w:cs="Times New Roman"/>
+        </w:rPr>
+        <w:tab/>
+        <w:t xml:space="preserve"> </w:t>
+      </w:r>
+      <m:oMath>
+        <m:f>
+          <m:fPr>
+            <m:ctrlPr>
+              <w:rPr>
+                <w:rFonts w:ascii="Cambria Math" w:hAnsi="Cambria Math"/>
+                <w:i/>
+              </w:rPr>
+            </m:ctrlPr>
+          </m:fPr>
+          <m:num>
+            <m:sSub>
+              <m:sSubPr>
+                <m:ctrlPr>
+                  <w:rPr>
+                    <w:rFonts w:ascii="Cambria Math" w:hAnsi="Cambria Math"/>
+                    <w:i/>
+                  </w:rPr>
+                </m:ctrlPr>
+              </m:sSubPr>
+              <m:e>
+                <m:r>
+                  <w:rPr>
+                    <w:rFonts w:ascii="Cambria Math" w:hAnsi="Cambria Math"/>
+                  </w:rPr>
+                  <m:t>P</m:t>
+                </m:r>
+              </m:e>
+              <m:sub>
+                <m:r>
+                  <w:rPr>
+                    <w:rFonts w:ascii="Cambria Math" w:hAnsi="Cambria Math"/>
+                  </w:rPr>
+                  <m:t>n+1</m:t>
+                </m:r>
+              </m:sub>
+            </m:sSub>
+            <m:r>
+              <w:rPr>
+                <w:rFonts w:ascii="Cambria Math" w:hAnsi="Cambria Math"/>
+              </w:rPr>
+              <m:t>-</m:t>
+            </m:r>
+            <m:sSub>
+              <m:sSubPr>
+                <m:ctrlPr>
+                  <w:rPr>
+                    <w:rFonts w:ascii="Cambria Math" w:hAnsi="Cambria Math"/>
+                    <w:i/>
+                  </w:rPr>
+                </m:ctrlPr>
+              </m:sSubPr>
+              <m:e>
+                <m:r>
+                  <w:rPr>
+                    <w:rFonts w:ascii="Cambria Math" w:hAnsi="Cambria Math"/>
+                  </w:rPr>
+                  <m:t>P</m:t>
+                </m:r>
+              </m:e>
+              <m:sub>
+                <m:r>
+                  <w:rPr>
+                    <w:rFonts w:ascii="Cambria Math" w:hAnsi="Cambria Math"/>
+                  </w:rPr>
+                  <m:t>n</m:t>
+                </m:r>
+              </m:sub>
+            </m:sSub>
+          </m:num>
+          <m:den>
+            <m:r>
+              <w:rPr>
+                <w:rFonts w:ascii="Cambria Math" w:hAnsi="Cambria Math"/>
+              </w:rPr>
+              <m:t>∆</m:t>
+            </m:r>
+            <m:r>
+              <w:rPr>
+                <w:rFonts w:ascii="Cambria Math" w:hAnsi="Cambria Math"/>
+              </w:rPr>
+              <m:t>t</m:t>
+            </m:r>
+          </m:den>
+        </m:f>
+        <m:r>
+          <w:rPr>
+            <w:rFonts w:ascii="Cambria Math" w:hAnsi="Cambria Math"/>
+          </w:rPr>
+          <m:t>=a</m:t>
+        </m:r>
+        <m:sSub>
+          <m:sSubPr>
+            <m:ctrlPr>
+              <w:rPr>
+                <w:rFonts w:ascii="Cambria Math" w:hAnsi="Cambria Math"/>
+                <w:i/>
+              </w:rPr>
+            </m:ctrlPr>
+          </m:sSubPr>
+          <m:e>
+            <m:r>
+              <w:rPr>
+                <w:rFonts w:ascii="Cambria Math" w:hAnsi="Cambria Math"/>
+              </w:rPr>
+              <m:t>P</m:t>
+            </m:r>
+          </m:e>
+          <m:sub>
+            <m:r>
+              <w:rPr>
+                <w:rFonts w:ascii="Cambria Math" w:hAnsi="Cambria Math"/>
+              </w:rPr>
+              <m:t>n</m:t>
+            </m:r>
+          </m:sub>
+        </m:sSub>
+        <m:r>
+          <w:rPr>
+            <w:rFonts w:ascii="Cambria Math" w:hAnsi="Cambria Math"/>
+          </w:rPr>
+          <m:t>-b</m:t>
+        </m:r>
+        <m:sSubSup>
+          <m:sSubSupPr>
+            <m:ctrlPr>
+              <w:rPr>
+                <w:rFonts w:ascii="Cambria Math" w:hAnsi="Cambria Math"/>
+                <w:i/>
+              </w:rPr>
+            </m:ctrlPr>
+          </m:sSubSupPr>
+          <m:e>
+            <m:r>
+              <w:rPr>
+                <w:rFonts w:ascii="Cambria Math" w:hAnsi="Cambria Math"/>
+              </w:rPr>
+              <m:t>P</m:t>
+            </m:r>
+          </m:e>
+          <m:sub>
+            <m:r>
+              <w:rPr>
+                <w:rFonts w:ascii="Cambria Math" w:hAnsi="Cambria Math"/>
+              </w:rPr>
+              <m:t>n</m:t>
+            </m:r>
+          </m:sub>
+          <m:sup>
+            <m:r>
+              <w:rPr>
+                <w:rFonts w:ascii="Cambria Math" w:hAnsi="Cambria Math"/>
+              </w:rPr>
+              <m:t>2</m:t>
+            </m:r>
+          </m:sup>
+        </m:sSubSup>
+      </m:oMath>
+    </w:p>
+    <w:p>
+      <w:pPr>
+        <w:pStyle w:val="Paragraphedeliste"/>
+        <w:spacing w:before="100" w:beforeAutospacing="1" w:after="100" w:afterAutospacing="1" w:line="240" w:lineRule="auto"/>
+        <w:rPr>
+          <w:rFonts w:ascii="Times New Roman" w:eastAsia="Times New Roman" w:hAnsi="Times New Roman" w:cs="Times New Roman"/>
+        </w:rPr>
+      </w:pPr>
+      <m:oMathPara>
+        <m:oMath>
+          <m:sSub>
+            <m:sSubPr>
+              <m:ctrlPr>
+                <w:rPr>
+                  <w:rFonts w:ascii="Cambria Math" w:hAnsi="Cambria Math"/>
+                  <w:i/>
+                </w:rPr>
+              </m:ctrlPr>
+            </m:sSubPr>
+            <m:e>
+              <m:r>
+                <w:rPr>
+                  <w:rFonts w:ascii="Cambria Math" w:hAnsi="Cambria Math"/>
+                </w:rPr>
+                <m:t>P</m:t>
+              </m:r>
+            </m:e>
+            <m:sub>
+              <m:r>
+                <w:rPr>
+                  <w:rFonts w:ascii="Cambria Math" w:hAnsi="Cambria Math"/>
+                </w:rPr>
+                <m:t>n+1</m:t>
+              </m:r>
+            </m:sub>
+          </m:sSub>
+          <m:r>
+            <w:rPr>
+              <w:rFonts w:ascii="Cambria Math" w:hAnsi="Cambria Math"/>
+            </w:rPr>
+            <m:t>-</m:t>
+          </m:r>
+          <m:sSub>
+            <m:sSubPr>
+              <m:ctrlPr>
+                <w:rPr>
+                  <w:rFonts w:ascii="Cambria Math" w:hAnsi="Cambria Math"/>
+                  <w:i/>
+                </w:rPr>
+              </m:ctrlPr>
+            </m:sSubPr>
+            <m:e>
+              <m:r>
+                <w:rPr>
+                  <w:rFonts w:ascii="Cambria Math" w:hAnsi="Cambria Math"/>
+                </w:rPr>
+                <m:t>P</m:t>
+              </m:r>
+            </m:e>
+            <m:sub>
+              <m:r>
+                <w:rPr>
+                  <w:rFonts w:ascii="Cambria Math" w:hAnsi="Cambria Math"/>
+                </w:rPr>
+                <m:t>n</m:t>
+              </m:r>
+            </m:sub>
+          </m:sSub>
+          <m:r>
+            <w:rPr>
+              <w:rFonts w:ascii="Cambria Math" w:hAnsi="Cambria Math"/>
+            </w:rPr>
+            <m:t>=</m:t>
+          </m:r>
+          <m:d>
+            <m:dPr>
+              <m:ctrlPr>
+                <w:rPr>
+                  <w:rFonts w:ascii="Cambria Math" w:hAnsi="Cambria Math"/>
+                  <w:i/>
+                </w:rPr>
+              </m:ctrlPr>
+            </m:dPr>
+            <m:e>
+              <m:r>
+                <w:rPr>
+                  <w:rFonts w:ascii="Cambria Math" w:hAnsi="Cambria Math"/>
+                </w:rPr>
+                <m:t>a</m:t>
+              </m:r>
+              <m:sSub>
+                <m:sSubPr>
+                  <m:ctrlPr>
+                    <w:rPr>
+                      <w:rFonts w:ascii="Cambria Math" w:hAnsi="Cambria Math"/>
+                      <w:i/>
+                    </w:rPr>
+                  </m:ctrlPr>
+                </m:sSubPr>
+                <m:e>
+                  <m:r>
+                    <w:rPr>
+                      <w:rFonts w:ascii="Cambria Math" w:hAnsi="Cambria Math"/>
+                    </w:rPr>
+                    <m:t>P</m:t>
+                  </m:r>
+                </m:e>
+                <m:sub>
+                  <m:r>
+                    <w:rPr>
+                      <w:rFonts w:ascii="Cambria Math" w:hAnsi="Cambria Math"/>
+                    </w:rPr>
+                    <m:t>n</m:t>
+                  </m:r>
+                </m:sub>
+              </m:sSub>
+              <m:r>
+                <w:rPr>
+                  <w:rFonts w:ascii="Cambria Math" w:hAnsi="Cambria Math"/>
+                </w:rPr>
+                <m:t>-b</m:t>
+              </m:r>
+              <m:sSubSup>
+                <m:sSubSupPr>
+                  <m:ctrlPr>
+                    <w:rPr>
+                      <w:rFonts w:ascii="Cambria Math" w:hAnsi="Cambria Math"/>
+                      <w:i/>
+                    </w:rPr>
+                  </m:ctrlPr>
+                </m:sSubSupPr>
+                <m:e>
+                  <m:r>
+                    <w:rPr>
+                      <w:rFonts w:ascii="Cambria Math" w:hAnsi="Cambria Math"/>
+                    </w:rPr>
+                    <m:t>P</m:t>
+                  </m:r>
+                </m:e>
+                <m:sub>
+                  <m:r>
+                    <w:rPr>
+                      <w:rFonts w:ascii="Cambria Math" w:hAnsi="Cambria Math"/>
+                    </w:rPr>
+                    <m:t>n</m:t>
+                  </m:r>
+                </m:sub>
+                <m:sup>
+                  <m:r>
+                    <w:rPr>
+                      <w:rFonts w:ascii="Cambria Math" w:hAnsi="Cambria Math"/>
+                    </w:rPr>
+                    <m:t>2</m:t>
+                  </m:r>
+                </m:sup>
+              </m:sSubSup>
+            </m:e>
+          </m:d>
+          <m:r>
+            <w:rPr>
+              <w:rFonts w:ascii="Cambria Math" w:hAnsi="Cambria Math"/>
+            </w:rPr>
+            <m:t>∆t</m:t>
+          </m:r>
+        </m:oMath>
+      </m:oMathPara>
+    </w:p>
+    <w:p>
+      <w:pPr>
+        <w:pStyle w:val="Paragraphedeliste"/>
+        <w:spacing w:before="100" w:beforeAutospacing="1" w:after="100" w:afterAutospacing="1" w:line="240" w:lineRule="auto"/>
+        <w:rPr>
+          <w:rFonts w:ascii="Cambria Math" w:eastAsiaTheme="minorEastAsia" w:hAnsi="Cambria Math"/>
+          <w:i/>
+        </w:rPr>
+      </w:pPr>
+      <w:r>
+        <w:rPr>
+          <w:rFonts w:ascii="Times New Roman" w:eastAsia="Times New Roman" w:hAnsi="Times New Roman" w:cs="Times New Roman"/>
+        </w:rPr>
+        <w:lastRenderedPageBreak/>
+        <w:tab/>
+      </w:r>
+      <w:r>
+        <w:rPr>
+          <w:rFonts w:ascii="Times New Roman" w:eastAsia="Times New Roman" w:hAnsi="Times New Roman" w:cs="Times New Roman"/>
+        </w:rPr>
+        <w:tab/>
+      </w:r>
+      <w:r>
+        <w:rPr>
+          <w:rFonts w:ascii="Times New Roman" w:eastAsia="Times New Roman" w:hAnsi="Times New Roman" w:cs="Times New Roman"/>
+        </w:rPr>
+        <w:tab/>
+      </w:r>
+      <w:r>
+        <w:rPr>
+          <w:rFonts w:ascii="Cambria Math" w:hAnsi="Cambria Math"/>
+          <w:i/>
+        </w:rPr>
+        <w:br/>
+      </w:r>
+      <w:r>
+        <w:rPr>
+          <w:rFonts w:ascii="Cambria Math" w:eastAsiaTheme="minorEastAsia" w:hAnsi="Cambria Math"/>
+          <w:i/>
+        </w:rPr>
+        <w:t xml:space="preserve"> </w:t>
+      </w:r>
+      <w:r>
+        <w:rPr>
+          <w:rFonts w:ascii="Cambria Math" w:eastAsiaTheme="minorEastAsia" w:hAnsi="Cambria Math"/>
+          <w:i/>
+        </w:rPr>
+        <w:tab/>
+      </w:r>
+      <w:r>
+        <w:rPr>
+          <w:rFonts w:ascii="Cambria Math" w:eastAsiaTheme="minorEastAsia" w:hAnsi="Cambria Math"/>
+          <w:i/>
+        </w:rPr>
+        <w:tab/>
+      </w:r>
+      <w:r>
+        <w:rPr>
+          <w:rFonts w:ascii="Cambria Math" w:eastAsiaTheme="minorEastAsia" w:hAnsi="Cambria Math"/>
+          <w:i/>
+        </w:rPr>
+        <w:tab/>
+      </w:r>
+      <w:r>
+        <w:rPr>
+          <w:rFonts w:ascii="Cambria Math" w:eastAsiaTheme="minorEastAsia" w:hAnsi="Cambria Math"/>
+          <w:i/>
+        </w:rPr>
+        <w:tab/>
+      </w:r>
+      <m:oMath>
+        <m:sSub>
+          <m:sSubPr>
+            <m:ctrlPr>
+              <w:rPr>
+                <w:rFonts w:ascii="Cambria Math" w:hAnsi="Cambria Math"/>
+                <w:i/>
+              </w:rPr>
+            </m:ctrlPr>
+          </m:sSubPr>
+          <m:e>
+            <m:r>
+              <w:rPr>
+                <w:rFonts w:ascii="Cambria Math" w:hAnsi="Cambria Math"/>
+              </w:rPr>
+              <m:t>P</m:t>
+            </m:r>
+          </m:e>
+          <m:sub>
+            <m:r>
+              <w:rPr>
+                <w:rFonts w:ascii="Cambria Math" w:hAnsi="Cambria Math"/>
+              </w:rPr>
+              <m:t>n+1</m:t>
+            </m:r>
+          </m:sub>
+        </m:sSub>
+        <m:r>
+          <w:rPr>
+            <w:rFonts w:ascii="Cambria Math" w:hAnsi="Cambria Math"/>
+          </w:rPr>
+          <m:t>=</m:t>
+        </m:r>
+        <m:d>
+          <m:dPr>
+            <m:ctrlPr>
+              <w:rPr>
+                <w:rFonts w:ascii="Cambria Math" w:hAnsi="Cambria Math"/>
+                <w:i/>
+              </w:rPr>
+            </m:ctrlPr>
+          </m:dPr>
+          <m:e>
+            <m:r>
+              <w:rPr>
+                <w:rFonts w:ascii="Cambria Math" w:hAnsi="Cambria Math"/>
+              </w:rPr>
+              <m:t>a</m:t>
+            </m:r>
+            <m:sSub>
+              <m:sSubPr>
+                <m:ctrlPr>
+                  <w:rPr>
+                    <w:rFonts w:ascii="Cambria Math" w:hAnsi="Cambria Math"/>
+                    <w:i/>
+                  </w:rPr>
+                </m:ctrlPr>
+              </m:sSubPr>
+              <m:e>
+                <m:r>
+                  <w:rPr>
+                    <w:rFonts w:ascii="Cambria Math" w:hAnsi="Cambria Math"/>
+                  </w:rPr>
+                  <m:t>P</m:t>
+                </m:r>
+              </m:e>
+              <m:sub>
+                <m:r>
+                  <w:rPr>
+                    <w:rFonts w:ascii="Cambria Math" w:hAnsi="Cambria Math"/>
+                  </w:rPr>
+                  <m:t>n</m:t>
+                </m:r>
+              </m:sub>
+            </m:sSub>
+            <m:r>
+              <w:rPr>
+                <w:rFonts w:ascii="Cambria Math" w:hAnsi="Cambria Math"/>
+              </w:rPr>
+              <m:t>-b</m:t>
+            </m:r>
+            <m:sSubSup>
+              <m:sSubSupPr>
+                <m:ctrlPr>
+                  <w:rPr>
+                    <w:rFonts w:ascii="Cambria Math" w:hAnsi="Cambria Math"/>
+                    <w:i/>
+                  </w:rPr>
+                </m:ctrlPr>
+              </m:sSubSupPr>
+              <m:e>
+                <m:r>
+                  <w:rPr>
+                    <w:rFonts w:ascii="Cambria Math" w:hAnsi="Cambria Math"/>
+                  </w:rPr>
+                  <m:t>P</m:t>
+                </m:r>
+              </m:e>
+              <m:sub>
+                <m:r>
+                  <w:rPr>
+                    <w:rFonts w:ascii="Cambria Math" w:hAnsi="Cambria Math"/>
+                  </w:rPr>
+                  <m:t>n</m:t>
+                </m:r>
+              </m:sub>
+              <m:sup>
+                <m:r>
+                  <w:rPr>
+                    <w:rFonts w:ascii="Cambria Math" w:hAnsi="Cambria Math"/>
+                  </w:rPr>
+                  <m:t>2</m:t>
+                </m:r>
+              </m:sup>
+            </m:sSubSup>
+          </m:e>
+        </m:d>
+        <m:r>
+          <w:rPr>
+            <w:rFonts w:ascii="Cambria Math" w:hAnsi="Cambria Math"/>
+          </w:rPr>
+          <m:t>∆t</m:t>
+        </m:r>
+        <m:r>
+          <w:rPr>
+            <w:rFonts w:ascii="Cambria Math" w:hAnsi="Cambria Math"/>
+          </w:rPr>
+          <m:t>+</m:t>
+        </m:r>
+        <m:sSub>
+          <m:sSubPr>
+            <m:ctrlPr>
+              <w:rPr>
+                <w:rFonts w:ascii="Cambria Math" w:hAnsi="Cambria Math"/>
+                <w:i/>
+              </w:rPr>
+            </m:ctrlPr>
+          </m:sSubPr>
+          <m:e>
+            <m:r>
+              <w:rPr>
+                <w:rFonts w:ascii="Cambria Math" w:hAnsi="Cambria Math"/>
+              </w:rPr>
+              <m:t>P</m:t>
+            </m:r>
+          </m:e>
+          <m:sub>
+            <m:r>
+              <w:rPr>
+                <w:rFonts w:ascii="Cambria Math" w:hAnsi="Cambria Math"/>
+              </w:rPr>
+              <m:t>n</m:t>
+            </m:r>
+          </m:sub>
+        </m:sSub>
+      </m:oMath>
+    </w:p>
+    <w:p>
+      <w:pPr>
+        <w:pStyle w:val="Paragraphedeliste"/>
+        <w:spacing w:before="100" w:beforeAutospacing="1" w:after="100" w:afterAutospacing="1" w:line="240" w:lineRule="auto"/>
+        <w:rPr>
+          <w:rFonts w:ascii="Cambria Math" w:eastAsiaTheme="minorEastAsia" w:hAnsi="Cambria Math"/>
+          <w:i/>
+        </w:rPr>
+      </w:pPr>
+      <w:r>
+        <w:rPr>
+          <w:rFonts w:ascii="Cambria Math" w:eastAsiaTheme="minorEastAsia" w:hAnsi="Cambria Math"/>
+          <w:i/>
+        </w:rPr>
+        <w:tab/>
+      </w:r>
+      <w:r>
+        <w:rPr>
+          <w:rFonts w:ascii="Cambria Math" w:eastAsiaTheme="minorEastAsia" w:hAnsi="Cambria Math"/>
+          <w:i/>
+        </w:rPr>
+        <w:tab/>
+      </w:r>
+      <w:r>
+        <w:rPr>
+          <w:rFonts w:ascii="Cambria Math" w:eastAsiaTheme="minorEastAsia" w:hAnsi="Cambria Math"/>
+          <w:i/>
+        </w:rPr>
+        <w:tab/>
+      </w:r>
+      <w:r>
+        <w:rPr>
+          <w:rFonts w:ascii="Cambria Math" w:eastAsiaTheme="minorEastAsia" w:hAnsi="Cambria Math"/>
+          <w:i/>
+        </w:rPr>
+        <w:tab/>
+      </w:r>
+      <w:r>
+        <w:rPr>
+          <w:rFonts w:ascii="Cambria Math" w:hAnsi="Cambria Math"/>
+          <w:i/>
+        </w:rPr>
+        <w:br/>
+      </w:r>
+      <m:oMathPara>
+        <m:oMath>
+          <m:r>
+            <w:rPr>
+              <w:rFonts w:ascii="Cambria Math" w:hAnsi="Cambria Math"/>
+            </w:rPr>
+            <m:t xml:space="preserve"> </m:t>
+          </m:r>
+          <m:sSub>
+            <m:sSubPr>
+              <m:ctrlPr>
+                <w:rPr>
+                  <w:rFonts w:ascii="Cambria Math" w:hAnsi="Cambria Math"/>
+                  <w:i/>
+                </w:rPr>
+              </m:ctrlPr>
+            </m:sSubPr>
+            <m:e>
+              <m:r>
+                <w:rPr>
+                  <w:rFonts w:ascii="Cambria Math" w:hAnsi="Cambria Math"/>
+                </w:rPr>
+                <m:t>P</m:t>
+              </m:r>
+            </m:e>
+            <m:sub>
+              <m:r>
+                <w:rPr>
+                  <w:rFonts w:ascii="Cambria Math" w:hAnsi="Cambria Math"/>
+                </w:rPr>
+                <m:t>n+1</m:t>
+              </m:r>
+            </m:sub>
+          </m:sSub>
+          <m:r>
+            <w:rPr>
+              <w:rFonts w:ascii="Cambria Math" w:hAnsi="Cambria Math"/>
+            </w:rPr>
+            <m:t>=</m:t>
+          </m:r>
+          <m:d>
+            <m:dPr>
+              <m:ctrlPr>
+                <w:rPr>
+                  <w:rFonts w:ascii="Cambria Math" w:hAnsi="Cambria Math"/>
+                  <w:i/>
+                </w:rPr>
+              </m:ctrlPr>
+            </m:dPr>
+            <m:e>
+              <m:r>
+                <w:rPr>
+                  <w:rFonts w:ascii="Cambria Math" w:hAnsi="Cambria Math"/>
+                </w:rPr>
+                <m:t>a</m:t>
+              </m:r>
+              <m:r>
+                <w:rPr>
+                  <w:rFonts w:ascii="Cambria Math" w:hAnsi="Cambria Math"/>
+                </w:rPr>
+                <m:t>∆t</m:t>
+              </m:r>
+              <m:sSub>
+                <m:sSubPr>
+                  <m:ctrlPr>
+                    <w:rPr>
+                      <w:rFonts w:ascii="Cambria Math" w:hAnsi="Cambria Math"/>
+                      <w:i/>
+                    </w:rPr>
+                  </m:ctrlPr>
+                </m:sSubPr>
+                <m:e>
+                  <m:r>
+                    <w:rPr>
+                      <w:rFonts w:ascii="Cambria Math" w:hAnsi="Cambria Math"/>
+                    </w:rPr>
+                    <m:t>P</m:t>
+                  </m:r>
+                </m:e>
+                <m:sub>
+                  <m:r>
+                    <w:rPr>
+                      <w:rFonts w:ascii="Cambria Math" w:hAnsi="Cambria Math"/>
+                    </w:rPr>
+                    <m:t>n</m:t>
+                  </m:r>
+                </m:sub>
+              </m:sSub>
+              <m:r>
+                <w:rPr>
+                  <w:rFonts w:ascii="Cambria Math" w:hAnsi="Cambria Math"/>
+                </w:rPr>
+                <m:t>-</m:t>
+              </m:r>
+              <m:r>
+                <w:rPr>
+                  <w:rFonts w:ascii="Cambria Math" w:hAnsi="Cambria Math"/>
+                </w:rPr>
+                <m:t>b</m:t>
+              </m:r>
+              <m:r>
+                <w:rPr>
+                  <w:rFonts w:ascii="Cambria Math" w:hAnsi="Cambria Math"/>
+                </w:rPr>
+                <m:t>∆t</m:t>
+              </m:r>
+              <m:sSubSup>
+                <m:sSubSupPr>
+                  <m:ctrlPr>
+                    <w:rPr>
+                      <w:rFonts w:ascii="Cambria Math" w:hAnsi="Cambria Math"/>
+                      <w:i/>
+                    </w:rPr>
+                  </m:ctrlPr>
+                </m:sSubSupPr>
+                <m:e>
+                  <m:r>
+                    <w:rPr>
+                      <w:rFonts w:ascii="Cambria Math" w:hAnsi="Cambria Math"/>
+                    </w:rPr>
+                    <m:t>P</m:t>
+                  </m:r>
+                </m:e>
+                <m:sub>
+                  <m:r>
+                    <w:rPr>
+                      <w:rFonts w:ascii="Cambria Math" w:hAnsi="Cambria Math"/>
+                    </w:rPr>
+                    <m:t>n</m:t>
+                  </m:r>
+                </m:sub>
+                <m:sup>
+                  <m:r>
+                    <w:rPr>
+                      <w:rFonts w:ascii="Cambria Math" w:hAnsi="Cambria Math"/>
+                    </w:rPr>
+                    <m:t>2</m:t>
+                  </m:r>
+                </m:sup>
+              </m:sSubSup>
+            </m:e>
+          </m:d>
+          <m:r>
+            <w:rPr>
+              <w:rFonts w:ascii="Cambria Math" w:hAnsi="Cambria Math"/>
+            </w:rPr>
+            <m:t>+</m:t>
+          </m:r>
+          <m:sSub>
+            <m:sSubPr>
+              <m:ctrlPr>
+                <w:rPr>
+                  <w:rFonts w:ascii="Cambria Math" w:hAnsi="Cambria Math"/>
+                  <w:i/>
+                </w:rPr>
+              </m:ctrlPr>
+            </m:sSubPr>
+            <m:e>
+              <m:r>
+                <w:rPr>
+                  <w:rFonts w:ascii="Cambria Math" w:hAnsi="Cambria Math"/>
+                </w:rPr>
+                <m:t>P</m:t>
+              </m:r>
+            </m:e>
+            <m:sub>
+              <m:r>
+                <w:rPr>
+                  <w:rFonts w:ascii="Cambria Math" w:hAnsi="Cambria Math"/>
+                </w:rPr>
+                <m:t>n</m:t>
+              </m:r>
+            </m:sub>
+          </m:sSub>
+          <m:r>
+            <w:rPr>
+              <w:rFonts w:ascii="Cambria Math" w:hAnsi="Cambria Math"/>
+            </w:rPr>
+            <w:br/>
+          </m:r>
+        </m:oMath>
+      </m:oMathPara>
+      <w:r>
+        <w:rPr>
+          <w:rFonts w:ascii="Cambria Math" w:hAnsi="Cambria Math"/>
+          <w:i/>
+        </w:rPr>
+        <w:br/>
+      </w:r>
+      <m:oMathPara>
+        <m:oMath>
+          <m:sSub>
+            <m:sSubPr>
+              <m:ctrlPr>
+                <w:rPr>
+                  <w:rFonts w:ascii="Cambria Math" w:hAnsi="Cambria Math"/>
+                  <w:i/>
+                </w:rPr>
+              </m:ctrlPr>
+            </m:sSubPr>
+            <m:e>
+              <m:r>
+                <w:rPr>
+                  <w:rFonts w:ascii="Cambria Math" w:hAnsi="Cambria Math"/>
+                </w:rPr>
+                <m:t>P</m:t>
+              </m:r>
+            </m:e>
+            <m:sub>
+              <m:r>
+                <w:rPr>
+                  <w:rFonts w:ascii="Cambria Math" w:hAnsi="Cambria Math"/>
+                </w:rPr>
+                <m:t>n+1</m:t>
+              </m:r>
+            </m:sub>
+          </m:sSub>
+          <m:r>
+            <w:rPr>
+              <w:rFonts w:ascii="Cambria Math" w:hAnsi="Cambria Math"/>
+            </w:rPr>
+            <m:t>=</m:t>
+          </m:r>
+          <m:d>
+            <m:dPr>
+              <m:ctrlPr>
+                <w:rPr>
+                  <w:rFonts w:ascii="Cambria Math" w:hAnsi="Cambria Math"/>
+                  <w:i/>
+                </w:rPr>
+              </m:ctrlPr>
+            </m:dPr>
+            <m:e>
+              <m:r>
+                <w:rPr>
+                  <w:rFonts w:ascii="Cambria Math" w:hAnsi="Cambria Math"/>
+                </w:rPr>
+                <m:t>a∆t-b∆t</m:t>
+              </m:r>
+              <m:sSub>
+                <m:sSubPr>
+                  <m:ctrlPr>
+                    <w:rPr>
+                      <w:rFonts w:ascii="Cambria Math" w:hAnsi="Cambria Math"/>
+                      <w:i/>
+                    </w:rPr>
+                  </m:ctrlPr>
+                </m:sSubPr>
+                <m:e>
+                  <m:r>
+                    <w:rPr>
+                      <w:rFonts w:ascii="Cambria Math" w:hAnsi="Cambria Math"/>
+                    </w:rPr>
+                    <m:t>P</m:t>
+                  </m:r>
+                </m:e>
+                <m:sub>
+                  <m:r>
+                    <w:rPr>
+                      <w:rFonts w:ascii="Cambria Math" w:hAnsi="Cambria Math"/>
+                    </w:rPr>
+                    <m:t>n</m:t>
+                  </m:r>
+                </m:sub>
+              </m:sSub>
+              <m:r>
+                <w:rPr>
+                  <w:rFonts w:ascii="Cambria Math" w:hAnsi="Cambria Math"/>
+                </w:rPr>
+                <m:t>+1</m:t>
+              </m:r>
+            </m:e>
+          </m:d>
+          <m:sSub>
+            <m:sSubPr>
+              <m:ctrlPr>
+                <w:rPr>
+                  <w:rFonts w:ascii="Cambria Math" w:hAnsi="Cambria Math"/>
+                  <w:i/>
+                </w:rPr>
+              </m:ctrlPr>
+            </m:sSubPr>
+            <m:e>
+              <m:r>
+                <w:rPr>
+                  <w:rFonts w:ascii="Cambria Math" w:hAnsi="Cambria Math"/>
+                </w:rPr>
+                <m:t>P</m:t>
+              </m:r>
+            </m:e>
+            <m:sub>
+              <m:r>
+                <w:rPr>
+                  <w:rFonts w:ascii="Cambria Math" w:hAnsi="Cambria Math"/>
+                </w:rPr>
+                <m:t>n</m:t>
+              </m:r>
+            </m:sub>
+          </m:sSub>
+        </m:oMath>
+      </m:oMathPara>
+    </w:p>
+    <w:p>
+      <w:pPr>
+        <w:pStyle w:val="Paragraphedeliste"/>
+        <w:spacing w:before="100" w:beforeAutospacing="1" w:after="100" w:afterAutospacing="1" w:line="240" w:lineRule="auto"/>
+        <w:rPr>
+          <w:rFonts w:ascii="Times New Roman" w:eastAsia="Times New Roman" w:hAnsi="Times New Roman" w:cs="Times New Roman"/>
+        </w:rPr>
+      </w:pPr>
+    </w:p>
+    <w:p>
+      <w:pPr>
+        <w:spacing w:before="100" w:beforeAutospacing="1" w:after="100" w:afterAutospacing="1" w:line="240" w:lineRule="auto"/>
+        <w:rPr>
+          <w:rFonts w:ascii="Times New Roman" w:eastAsia="Times New Roman" w:hAnsi="Times New Roman" w:cs="Times New Roman"/>
+        </w:rPr>
+      </w:pPr>
     </w:p>
     <w:sectPr>
       <w:pgSz w:w="11906" w:h="16838"/>
@@ -4050,6 +7620,831 @@
     </w:sectPr>
   </w:body>
 </w:document>
+</file>
+
+<file path=word/numbering.xml><?xml version="1.0" encoding="utf-8"?>
+<w:numbering xmlns:wpc="http://schemas.microsoft.com/office/word/2010/wordprocessingCanvas" xmlns:cx="http://schemas.microsoft.com/office/drawing/2014/chartex" xmlns:cx1="http://schemas.microsoft.com/office/drawing/2015/9/8/chartex" xmlns:cx2="http://schemas.microsoft.com/office/drawing/2015/10/21/chartex" xmlns:cx3="http://schemas.microsoft.com/office/drawing/2016/5/9/chartex" xmlns:cx4="http://schemas.microsoft.com/office/drawing/2016/5/10/chartex" xmlns:cx5="http://schemas.microsoft.com/office/drawing/2016/5/11/chartex" xmlns:cx6="http://schemas.microsoft.com/office/drawing/2016/5/12/chartex" xmlns:cx7="http://schemas.microsoft.com/office/drawing/2016/5/13/chartex" xmlns:cx8="http://schemas.microsoft.com/office/drawing/2016/5/14/chartex" xmlns:mc="http://schemas.openxmlformats.org/markup-compatibility/2006" xmlns:aink="http://schemas.microsoft.com/office/drawing/2016/ink" xmlns:am3d="http://schemas.microsoft.com/office/drawing/2017/model3d" xmlns:o="urn:schemas-microsoft-com:office:office" xmlns:oel="http://schemas.microsoft.com/office/2019/extlst" xmlns:r="http://schemas.openxmlformats.org/officeDocument/2006/relationships" xmlns:m="http://schemas.openxmlformats.org/officeDocument/2006/math" xmlns:v="urn:schemas-microsoft-com:vml" xmlns:wp14="http://schemas.microsoft.com/office/word/2010/wordprocessingDrawing" xmlns:wp="http://schemas.openxmlformats.org/drawingml/2006/wordprocessingDrawing" xmlns:w10="urn:schemas-microsoft-com:office:word" xmlns:w="http://schemas.openxmlformats.org/wordprocessingml/2006/main" xmlns:w14="http://schemas.microsoft.com/office/word/2010/wordml" xmlns:w15="http://schemas.microsoft.com/office/word/2012/wordml" xmlns:w16cex="http://schemas.microsoft.com/office/word/2018/wordml/cex" xmlns:w16cid="http://schemas.microsoft.com/office/word/2016/wordml/cid" xmlns:w16="http://schemas.microsoft.com/office/word/2018/wordml" xmlns:w16du="http://schemas.microsoft.com/office/word/2023/wordml/word16du" xmlns:w16sdtdh="http://schemas.microsoft.com/office/word/2020/wordml/sdtdatahash" xmlns:w16sdtfl="http://schemas.microsoft.com/office/word/2024/wordml/sdtformatlock" xmlns:w16se="http://schemas.microsoft.com/office/word/2015/wordml/symex" xmlns:wpg="http://schemas.microsoft.com/office/word/2010/wordprocessingGroup" xmlns:wpi="http://schemas.microsoft.com/office/word/2010/wordprocessingInk" xmlns:wne="http://schemas.microsoft.com/office/word/2006/wordml" xmlns:wps="http://schemas.microsoft.com/office/word/2010/wordprocessingShape" mc:Ignorable="w14 w15 w16se w16cid w16 w16cex w16sdtdh w16sdtfl w16du wp14">
+  <w:abstractNum w:abstractNumId="0" w15:restartNumberingAfterBreak="0">
+    <w:nsid w:val="0BCD74A0"/>
+    <w:multiLevelType w:val="hybridMultilevel"/>
+    <w:tmpl w:val="F8406F44"/>
+    <w:lvl w:ilvl="0" w:tplc="FFFFFFFF">
+      <w:start w:val="1"/>
+      <w:numFmt w:val="decimal"/>
+      <w:lvlText w:val="(%1)"/>
+      <w:lvlJc w:val="left"/>
+      <w:pPr>
+        <w:ind w:left="720" w:hanging="360"/>
+      </w:pPr>
+      <w:rPr>
+        <w:rFonts w:hint="default"/>
+      </w:rPr>
+    </w:lvl>
+    <w:lvl w:ilvl="1" w:tplc="FFFFFFFF" w:tentative="1">
+      <w:start w:val="1"/>
+      <w:numFmt w:val="lowerLetter"/>
+      <w:lvlText w:val="%2."/>
+      <w:lvlJc w:val="left"/>
+      <w:pPr>
+        <w:ind w:left="1440" w:hanging="360"/>
+      </w:pPr>
+    </w:lvl>
+    <w:lvl w:ilvl="2" w:tplc="FFFFFFFF" w:tentative="1">
+      <w:start w:val="1"/>
+      <w:numFmt w:val="lowerRoman"/>
+      <w:lvlText w:val="%3."/>
+      <w:lvlJc w:val="right"/>
+      <w:pPr>
+        <w:ind w:left="2160" w:hanging="180"/>
+      </w:pPr>
+    </w:lvl>
+    <w:lvl w:ilvl="3" w:tplc="FFFFFFFF" w:tentative="1">
+      <w:start w:val="1"/>
+      <w:numFmt w:val="decimal"/>
+      <w:lvlText w:val="%4."/>
+      <w:lvlJc w:val="left"/>
+      <w:pPr>
+        <w:ind w:left="2880" w:hanging="360"/>
+      </w:pPr>
+    </w:lvl>
+    <w:lvl w:ilvl="4" w:tplc="FFFFFFFF" w:tentative="1">
+      <w:start w:val="1"/>
+      <w:numFmt w:val="lowerLetter"/>
+      <w:lvlText w:val="%5."/>
+      <w:lvlJc w:val="left"/>
+      <w:pPr>
+        <w:ind w:left="3600" w:hanging="360"/>
+      </w:pPr>
+    </w:lvl>
+    <w:lvl w:ilvl="5" w:tplc="FFFFFFFF" w:tentative="1">
+      <w:start w:val="1"/>
+      <w:numFmt w:val="lowerRoman"/>
+      <w:lvlText w:val="%6."/>
+      <w:lvlJc w:val="right"/>
+      <w:pPr>
+        <w:ind w:left="4320" w:hanging="180"/>
+      </w:pPr>
+    </w:lvl>
+    <w:lvl w:ilvl="6" w:tplc="FFFFFFFF" w:tentative="1">
+      <w:start w:val="1"/>
+      <w:numFmt w:val="decimal"/>
+      <w:lvlText w:val="%7."/>
+      <w:lvlJc w:val="left"/>
+      <w:pPr>
+        <w:ind w:left="5040" w:hanging="360"/>
+      </w:pPr>
+    </w:lvl>
+    <w:lvl w:ilvl="7" w:tplc="FFFFFFFF" w:tentative="1">
+      <w:start w:val="1"/>
+      <w:numFmt w:val="lowerLetter"/>
+      <w:lvlText w:val="%8."/>
+      <w:lvlJc w:val="left"/>
+      <w:pPr>
+        <w:ind w:left="5760" w:hanging="360"/>
+      </w:pPr>
+    </w:lvl>
+    <w:lvl w:ilvl="8" w:tplc="FFFFFFFF" w:tentative="1">
+      <w:start w:val="1"/>
+      <w:numFmt w:val="lowerRoman"/>
+      <w:lvlText w:val="%9."/>
+      <w:lvlJc w:val="right"/>
+      <w:pPr>
+        <w:ind w:left="6480" w:hanging="180"/>
+      </w:pPr>
+    </w:lvl>
+  </w:abstractNum>
+  <w:abstractNum w:abstractNumId="1" w15:restartNumberingAfterBreak="0">
+    <w:nsid w:val="1C3E30DC"/>
+    <w:multiLevelType w:val="hybridMultilevel"/>
+    <w:tmpl w:val="F8406F44"/>
+    <w:lvl w:ilvl="0" w:tplc="BA32C7EA">
+      <w:start w:val="1"/>
+      <w:numFmt w:val="decimal"/>
+      <w:lvlText w:val="(%1)"/>
+      <w:lvlJc w:val="left"/>
+      <w:pPr>
+        <w:ind w:left="720" w:hanging="360"/>
+      </w:pPr>
+      <w:rPr>
+        <w:rFonts w:hint="default"/>
+      </w:rPr>
+    </w:lvl>
+    <w:lvl w:ilvl="1" w:tplc="040C0019" w:tentative="1">
+      <w:start w:val="1"/>
+      <w:numFmt w:val="lowerLetter"/>
+      <w:lvlText w:val="%2."/>
+      <w:lvlJc w:val="left"/>
+      <w:pPr>
+        <w:ind w:left="1440" w:hanging="360"/>
+      </w:pPr>
+    </w:lvl>
+    <w:lvl w:ilvl="2" w:tplc="040C001B" w:tentative="1">
+      <w:start w:val="1"/>
+      <w:numFmt w:val="lowerRoman"/>
+      <w:lvlText w:val="%3."/>
+      <w:lvlJc w:val="right"/>
+      <w:pPr>
+        <w:ind w:left="2160" w:hanging="180"/>
+      </w:pPr>
+    </w:lvl>
+    <w:lvl w:ilvl="3" w:tplc="040C000F" w:tentative="1">
+      <w:start w:val="1"/>
+      <w:numFmt w:val="decimal"/>
+      <w:lvlText w:val="%4."/>
+      <w:lvlJc w:val="left"/>
+      <w:pPr>
+        <w:ind w:left="2880" w:hanging="360"/>
+      </w:pPr>
+    </w:lvl>
+    <w:lvl w:ilvl="4" w:tplc="040C0019" w:tentative="1">
+      <w:start w:val="1"/>
+      <w:numFmt w:val="lowerLetter"/>
+      <w:lvlText w:val="%5."/>
+      <w:lvlJc w:val="left"/>
+      <w:pPr>
+        <w:ind w:left="3600" w:hanging="360"/>
+      </w:pPr>
+    </w:lvl>
+    <w:lvl w:ilvl="5" w:tplc="040C001B" w:tentative="1">
+      <w:start w:val="1"/>
+      <w:numFmt w:val="lowerRoman"/>
+      <w:lvlText w:val="%6."/>
+      <w:lvlJc w:val="right"/>
+      <w:pPr>
+        <w:ind w:left="4320" w:hanging="180"/>
+      </w:pPr>
+    </w:lvl>
+    <w:lvl w:ilvl="6" w:tplc="040C000F" w:tentative="1">
+      <w:start w:val="1"/>
+      <w:numFmt w:val="decimal"/>
+      <w:lvlText w:val="%7."/>
+      <w:lvlJc w:val="left"/>
+      <w:pPr>
+        <w:ind w:left="5040" w:hanging="360"/>
+      </w:pPr>
+    </w:lvl>
+    <w:lvl w:ilvl="7" w:tplc="040C0019" w:tentative="1">
+      <w:start w:val="1"/>
+      <w:numFmt w:val="lowerLetter"/>
+      <w:lvlText w:val="%8."/>
+      <w:lvlJc w:val="left"/>
+      <w:pPr>
+        <w:ind w:left="5760" w:hanging="360"/>
+      </w:pPr>
+    </w:lvl>
+    <w:lvl w:ilvl="8" w:tplc="040C001B" w:tentative="1">
+      <w:start w:val="1"/>
+      <w:numFmt w:val="lowerRoman"/>
+      <w:lvlText w:val="%9."/>
+      <w:lvlJc w:val="right"/>
+      <w:pPr>
+        <w:ind w:left="6480" w:hanging="180"/>
+      </w:pPr>
+    </w:lvl>
+  </w:abstractNum>
+  <w:abstractNum w:abstractNumId="2" w15:restartNumberingAfterBreak="0">
+    <w:nsid w:val="250E3EE8"/>
+    <w:multiLevelType w:val="hybridMultilevel"/>
+    <w:tmpl w:val="F8406F44"/>
+    <w:lvl w:ilvl="0" w:tplc="FFFFFFFF">
+      <w:start w:val="1"/>
+      <w:numFmt w:val="decimal"/>
+      <w:lvlText w:val="(%1)"/>
+      <w:lvlJc w:val="left"/>
+      <w:pPr>
+        <w:ind w:left="720" w:hanging="360"/>
+      </w:pPr>
+      <w:rPr>
+        <w:rFonts w:hint="default"/>
+      </w:rPr>
+    </w:lvl>
+    <w:lvl w:ilvl="1" w:tplc="FFFFFFFF" w:tentative="1">
+      <w:start w:val="1"/>
+      <w:numFmt w:val="lowerLetter"/>
+      <w:lvlText w:val="%2."/>
+      <w:lvlJc w:val="left"/>
+      <w:pPr>
+        <w:ind w:left="1440" w:hanging="360"/>
+      </w:pPr>
+    </w:lvl>
+    <w:lvl w:ilvl="2" w:tplc="FFFFFFFF" w:tentative="1">
+      <w:start w:val="1"/>
+      <w:numFmt w:val="lowerRoman"/>
+      <w:lvlText w:val="%3."/>
+      <w:lvlJc w:val="right"/>
+      <w:pPr>
+        <w:ind w:left="2160" w:hanging="180"/>
+      </w:pPr>
+    </w:lvl>
+    <w:lvl w:ilvl="3" w:tplc="FFFFFFFF" w:tentative="1">
+      <w:start w:val="1"/>
+      <w:numFmt w:val="decimal"/>
+      <w:lvlText w:val="%4."/>
+      <w:lvlJc w:val="left"/>
+      <w:pPr>
+        <w:ind w:left="2880" w:hanging="360"/>
+      </w:pPr>
+    </w:lvl>
+    <w:lvl w:ilvl="4" w:tplc="FFFFFFFF" w:tentative="1">
+      <w:start w:val="1"/>
+      <w:numFmt w:val="lowerLetter"/>
+      <w:lvlText w:val="%5."/>
+      <w:lvlJc w:val="left"/>
+      <w:pPr>
+        <w:ind w:left="3600" w:hanging="360"/>
+      </w:pPr>
+    </w:lvl>
+    <w:lvl w:ilvl="5" w:tplc="FFFFFFFF" w:tentative="1">
+      <w:start w:val="1"/>
+      <w:numFmt w:val="lowerRoman"/>
+      <w:lvlText w:val="%6."/>
+      <w:lvlJc w:val="right"/>
+      <w:pPr>
+        <w:ind w:left="4320" w:hanging="180"/>
+      </w:pPr>
+    </w:lvl>
+    <w:lvl w:ilvl="6" w:tplc="FFFFFFFF" w:tentative="1">
+      <w:start w:val="1"/>
+      <w:numFmt w:val="decimal"/>
+      <w:lvlText w:val="%7."/>
+      <w:lvlJc w:val="left"/>
+      <w:pPr>
+        <w:ind w:left="5040" w:hanging="360"/>
+      </w:pPr>
+    </w:lvl>
+    <w:lvl w:ilvl="7" w:tplc="FFFFFFFF" w:tentative="1">
+      <w:start w:val="1"/>
+      <w:numFmt w:val="lowerLetter"/>
+      <w:lvlText w:val="%8."/>
+      <w:lvlJc w:val="left"/>
+      <w:pPr>
+        <w:ind w:left="5760" w:hanging="360"/>
+      </w:pPr>
+    </w:lvl>
+    <w:lvl w:ilvl="8" w:tplc="FFFFFFFF" w:tentative="1">
+      <w:start w:val="1"/>
+      <w:numFmt w:val="lowerRoman"/>
+      <w:lvlText w:val="%9."/>
+      <w:lvlJc w:val="right"/>
+      <w:pPr>
+        <w:ind w:left="6480" w:hanging="180"/>
+      </w:pPr>
+    </w:lvl>
+  </w:abstractNum>
+  <w:abstractNum w:abstractNumId="3" w15:restartNumberingAfterBreak="0">
+    <w:nsid w:val="4D9E5C44"/>
+    <w:multiLevelType w:val="multilevel"/>
+    <w:tmpl w:val="CE0091E6"/>
+    <w:lvl w:ilvl="0">
+      <w:start w:val="2"/>
+      <w:numFmt w:val="decimal"/>
+      <w:lvlText w:val="%1"/>
+      <w:lvlJc w:val="left"/>
+      <w:pPr>
+        <w:ind w:left="360" w:hanging="360"/>
+      </w:pPr>
+      <w:rPr>
+        <w:rFonts w:hint="default"/>
+      </w:rPr>
+    </w:lvl>
+    <w:lvl w:ilvl="1">
+      <w:start w:val="3"/>
+      <w:numFmt w:val="decimal"/>
+      <w:lvlText w:val="%1.%2"/>
+      <w:lvlJc w:val="left"/>
+      <w:pPr>
+        <w:ind w:left="360" w:hanging="360"/>
+      </w:pPr>
+      <w:rPr>
+        <w:rFonts w:hint="default"/>
+      </w:rPr>
+    </w:lvl>
+    <w:lvl w:ilvl="2">
+      <w:start w:val="1"/>
+      <w:numFmt w:val="decimal"/>
+      <w:lvlText w:val="%1.%2.%3"/>
+      <w:lvlJc w:val="left"/>
+      <w:pPr>
+        <w:ind w:left="720" w:hanging="720"/>
+      </w:pPr>
+      <w:rPr>
+        <w:rFonts w:hint="default"/>
+      </w:rPr>
+    </w:lvl>
+    <w:lvl w:ilvl="3">
+      <w:start w:val="1"/>
+      <w:numFmt w:val="decimal"/>
+      <w:lvlText w:val="%1.%2.%3.%4"/>
+      <w:lvlJc w:val="left"/>
+      <w:pPr>
+        <w:ind w:left="1080" w:hanging="1080"/>
+      </w:pPr>
+      <w:rPr>
+        <w:rFonts w:hint="default"/>
+      </w:rPr>
+    </w:lvl>
+    <w:lvl w:ilvl="4">
+      <w:start w:val="1"/>
+      <w:numFmt w:val="decimal"/>
+      <w:lvlText w:val="%1.%2.%3.%4.%5"/>
+      <w:lvlJc w:val="left"/>
+      <w:pPr>
+        <w:ind w:left="1080" w:hanging="1080"/>
+      </w:pPr>
+      <w:rPr>
+        <w:rFonts w:hint="default"/>
+      </w:rPr>
+    </w:lvl>
+    <w:lvl w:ilvl="5">
+      <w:start w:val="1"/>
+      <w:numFmt w:val="decimal"/>
+      <w:lvlText w:val="%1.%2.%3.%4.%5.%6"/>
+      <w:lvlJc w:val="left"/>
+      <w:pPr>
+        <w:ind w:left="1440" w:hanging="1440"/>
+      </w:pPr>
+      <w:rPr>
+        <w:rFonts w:hint="default"/>
+      </w:rPr>
+    </w:lvl>
+    <w:lvl w:ilvl="6">
+      <w:start w:val="1"/>
+      <w:numFmt w:val="decimal"/>
+      <w:lvlText w:val="%1.%2.%3.%4.%5.%6.%7"/>
+      <w:lvlJc w:val="left"/>
+      <w:pPr>
+        <w:ind w:left="1440" w:hanging="1440"/>
+      </w:pPr>
+      <w:rPr>
+        <w:rFonts w:hint="default"/>
+      </w:rPr>
+    </w:lvl>
+    <w:lvl w:ilvl="7">
+      <w:start w:val="1"/>
+      <w:numFmt w:val="decimal"/>
+      <w:lvlText w:val="%1.%2.%3.%4.%5.%6.%7.%8"/>
+      <w:lvlJc w:val="left"/>
+      <w:pPr>
+        <w:ind w:left="1800" w:hanging="1800"/>
+      </w:pPr>
+      <w:rPr>
+        <w:rFonts w:hint="default"/>
+      </w:rPr>
+    </w:lvl>
+    <w:lvl w:ilvl="8">
+      <w:start w:val="1"/>
+      <w:numFmt w:val="decimal"/>
+      <w:lvlText w:val="%1.%2.%3.%4.%5.%6.%7.%8.%9"/>
+      <w:lvlJc w:val="left"/>
+      <w:pPr>
+        <w:ind w:left="1800" w:hanging="1800"/>
+      </w:pPr>
+      <w:rPr>
+        <w:rFonts w:hint="default"/>
+      </w:rPr>
+    </w:lvl>
+  </w:abstractNum>
+  <w:abstractNum w:abstractNumId="4" w15:restartNumberingAfterBreak="0">
+    <w:nsid w:val="590673FB"/>
+    <w:multiLevelType w:val="hybridMultilevel"/>
+    <w:tmpl w:val="B82E2C32"/>
+    <w:lvl w:ilvl="0" w:tplc="B400EF1C">
+      <w:start w:val="1"/>
+      <w:numFmt w:val="decimal"/>
+      <w:lvlText w:val="(%1)"/>
+      <w:lvlJc w:val="left"/>
+      <w:pPr>
+        <w:ind w:left="720" w:hanging="360"/>
+      </w:pPr>
+      <w:rPr>
+        <w:rFonts w:hint="default"/>
+      </w:rPr>
+    </w:lvl>
+    <w:lvl w:ilvl="1" w:tplc="040C0019" w:tentative="1">
+      <w:start w:val="1"/>
+      <w:numFmt w:val="lowerLetter"/>
+      <w:lvlText w:val="%2."/>
+      <w:lvlJc w:val="left"/>
+      <w:pPr>
+        <w:ind w:left="1440" w:hanging="360"/>
+      </w:pPr>
+    </w:lvl>
+    <w:lvl w:ilvl="2" w:tplc="040C001B" w:tentative="1">
+      <w:start w:val="1"/>
+      <w:numFmt w:val="lowerRoman"/>
+      <w:lvlText w:val="%3."/>
+      <w:lvlJc w:val="right"/>
+      <w:pPr>
+        <w:ind w:left="2160" w:hanging="180"/>
+      </w:pPr>
+    </w:lvl>
+    <w:lvl w:ilvl="3" w:tplc="040C000F" w:tentative="1">
+      <w:start w:val="1"/>
+      <w:numFmt w:val="decimal"/>
+      <w:lvlText w:val="%4."/>
+      <w:lvlJc w:val="left"/>
+      <w:pPr>
+        <w:ind w:left="2880" w:hanging="360"/>
+      </w:pPr>
+    </w:lvl>
+    <w:lvl w:ilvl="4" w:tplc="040C0019" w:tentative="1">
+      <w:start w:val="1"/>
+      <w:numFmt w:val="lowerLetter"/>
+      <w:lvlText w:val="%5."/>
+      <w:lvlJc w:val="left"/>
+      <w:pPr>
+        <w:ind w:left="3600" w:hanging="360"/>
+      </w:pPr>
+    </w:lvl>
+    <w:lvl w:ilvl="5" w:tplc="040C001B" w:tentative="1">
+      <w:start w:val="1"/>
+      <w:numFmt w:val="lowerRoman"/>
+      <w:lvlText w:val="%6."/>
+      <w:lvlJc w:val="right"/>
+      <w:pPr>
+        <w:ind w:left="4320" w:hanging="180"/>
+      </w:pPr>
+    </w:lvl>
+    <w:lvl w:ilvl="6" w:tplc="040C000F" w:tentative="1">
+      <w:start w:val="1"/>
+      <w:numFmt w:val="decimal"/>
+      <w:lvlText w:val="%7."/>
+      <w:lvlJc w:val="left"/>
+      <w:pPr>
+        <w:ind w:left="5040" w:hanging="360"/>
+      </w:pPr>
+    </w:lvl>
+    <w:lvl w:ilvl="7" w:tplc="040C0019" w:tentative="1">
+      <w:start w:val="1"/>
+      <w:numFmt w:val="lowerLetter"/>
+      <w:lvlText w:val="%8."/>
+      <w:lvlJc w:val="left"/>
+      <w:pPr>
+        <w:ind w:left="5760" w:hanging="360"/>
+      </w:pPr>
+    </w:lvl>
+    <w:lvl w:ilvl="8" w:tplc="040C001B" w:tentative="1">
+      <w:start w:val="1"/>
+      <w:numFmt w:val="lowerRoman"/>
+      <w:lvlText w:val="%9."/>
+      <w:lvlJc w:val="right"/>
+      <w:pPr>
+        <w:ind w:left="6480" w:hanging="180"/>
+      </w:pPr>
+    </w:lvl>
+  </w:abstractNum>
+  <w:abstractNum w:abstractNumId="5" w15:restartNumberingAfterBreak="0">
+    <w:nsid w:val="5FCD145F"/>
+    <w:multiLevelType w:val="hybridMultilevel"/>
+    <w:tmpl w:val="2CA8836A"/>
+    <w:lvl w:ilvl="0" w:tplc="BA32C7EA">
+      <w:start w:val="1"/>
+      <w:numFmt w:val="decimal"/>
+      <w:lvlText w:val="(%1)"/>
+      <w:lvlJc w:val="left"/>
+      <w:pPr>
+        <w:ind w:left="720" w:hanging="360"/>
+      </w:pPr>
+      <w:rPr>
+        <w:rFonts w:hint="default"/>
+      </w:rPr>
+    </w:lvl>
+    <w:lvl w:ilvl="1" w:tplc="040C0019" w:tentative="1">
+      <w:start w:val="1"/>
+      <w:numFmt w:val="lowerLetter"/>
+      <w:lvlText w:val="%2."/>
+      <w:lvlJc w:val="left"/>
+      <w:pPr>
+        <w:ind w:left="1440" w:hanging="360"/>
+      </w:pPr>
+    </w:lvl>
+    <w:lvl w:ilvl="2" w:tplc="040C001B" w:tentative="1">
+      <w:start w:val="1"/>
+      <w:numFmt w:val="lowerRoman"/>
+      <w:lvlText w:val="%3."/>
+      <w:lvlJc w:val="right"/>
+      <w:pPr>
+        <w:ind w:left="2160" w:hanging="180"/>
+      </w:pPr>
+    </w:lvl>
+    <w:lvl w:ilvl="3" w:tplc="040C000F" w:tentative="1">
+      <w:start w:val="1"/>
+      <w:numFmt w:val="decimal"/>
+      <w:lvlText w:val="%4."/>
+      <w:lvlJc w:val="left"/>
+      <w:pPr>
+        <w:ind w:left="2880" w:hanging="360"/>
+      </w:pPr>
+    </w:lvl>
+    <w:lvl w:ilvl="4" w:tplc="040C0019" w:tentative="1">
+      <w:start w:val="1"/>
+      <w:numFmt w:val="lowerLetter"/>
+      <w:lvlText w:val="%5."/>
+      <w:lvlJc w:val="left"/>
+      <w:pPr>
+        <w:ind w:left="3600" w:hanging="360"/>
+      </w:pPr>
+    </w:lvl>
+    <w:lvl w:ilvl="5" w:tplc="040C001B" w:tentative="1">
+      <w:start w:val="1"/>
+      <w:numFmt w:val="lowerRoman"/>
+      <w:lvlText w:val="%6."/>
+      <w:lvlJc w:val="right"/>
+      <w:pPr>
+        <w:ind w:left="4320" w:hanging="180"/>
+      </w:pPr>
+    </w:lvl>
+    <w:lvl w:ilvl="6" w:tplc="040C000F" w:tentative="1">
+      <w:start w:val="1"/>
+      <w:numFmt w:val="decimal"/>
+      <w:lvlText w:val="%7."/>
+      <w:lvlJc w:val="left"/>
+      <w:pPr>
+        <w:ind w:left="5040" w:hanging="360"/>
+      </w:pPr>
+    </w:lvl>
+    <w:lvl w:ilvl="7" w:tplc="040C0019" w:tentative="1">
+      <w:start w:val="1"/>
+      <w:numFmt w:val="lowerLetter"/>
+      <w:lvlText w:val="%8."/>
+      <w:lvlJc w:val="left"/>
+      <w:pPr>
+        <w:ind w:left="5760" w:hanging="360"/>
+      </w:pPr>
+    </w:lvl>
+    <w:lvl w:ilvl="8" w:tplc="040C001B" w:tentative="1">
+      <w:start w:val="1"/>
+      <w:numFmt w:val="lowerRoman"/>
+      <w:lvlText w:val="%9."/>
+      <w:lvlJc w:val="right"/>
+      <w:pPr>
+        <w:ind w:left="6480" w:hanging="180"/>
+      </w:pPr>
+    </w:lvl>
+  </w:abstractNum>
+  <w:abstractNum w:abstractNumId="6" w15:restartNumberingAfterBreak="0">
+    <w:nsid w:val="62C6116A"/>
+    <w:multiLevelType w:val="hybridMultilevel"/>
+    <w:tmpl w:val="37DEBA62"/>
+    <w:lvl w:ilvl="0" w:tplc="BA32C7EA">
+      <w:start w:val="1"/>
+      <w:numFmt w:val="decimal"/>
+      <w:lvlText w:val="(%1)"/>
+      <w:lvlJc w:val="left"/>
+      <w:pPr>
+        <w:ind w:left="720" w:hanging="360"/>
+      </w:pPr>
+      <w:rPr>
+        <w:rFonts w:hint="default"/>
+      </w:rPr>
+    </w:lvl>
+    <w:lvl w:ilvl="1" w:tplc="040C0019" w:tentative="1">
+      <w:start w:val="1"/>
+      <w:numFmt w:val="lowerLetter"/>
+      <w:lvlText w:val="%2."/>
+      <w:lvlJc w:val="left"/>
+      <w:pPr>
+        <w:ind w:left="1440" w:hanging="360"/>
+      </w:pPr>
+    </w:lvl>
+    <w:lvl w:ilvl="2" w:tplc="040C001B" w:tentative="1">
+      <w:start w:val="1"/>
+      <w:numFmt w:val="lowerRoman"/>
+      <w:lvlText w:val="%3."/>
+      <w:lvlJc w:val="right"/>
+      <w:pPr>
+        <w:ind w:left="2160" w:hanging="180"/>
+      </w:pPr>
+    </w:lvl>
+    <w:lvl w:ilvl="3" w:tplc="040C000F" w:tentative="1">
+      <w:start w:val="1"/>
+      <w:numFmt w:val="decimal"/>
+      <w:lvlText w:val="%4."/>
+      <w:lvlJc w:val="left"/>
+      <w:pPr>
+        <w:ind w:left="2880" w:hanging="360"/>
+      </w:pPr>
+    </w:lvl>
+    <w:lvl w:ilvl="4" w:tplc="040C0019" w:tentative="1">
+      <w:start w:val="1"/>
+      <w:numFmt w:val="lowerLetter"/>
+      <w:lvlText w:val="%5."/>
+      <w:lvlJc w:val="left"/>
+      <w:pPr>
+        <w:ind w:left="3600" w:hanging="360"/>
+      </w:pPr>
+    </w:lvl>
+    <w:lvl w:ilvl="5" w:tplc="040C001B" w:tentative="1">
+      <w:start w:val="1"/>
+      <w:numFmt w:val="lowerRoman"/>
+      <w:lvlText w:val="%6."/>
+      <w:lvlJc w:val="right"/>
+      <w:pPr>
+        <w:ind w:left="4320" w:hanging="180"/>
+      </w:pPr>
+    </w:lvl>
+    <w:lvl w:ilvl="6" w:tplc="040C000F" w:tentative="1">
+      <w:start w:val="1"/>
+      <w:numFmt w:val="decimal"/>
+      <w:lvlText w:val="%7."/>
+      <w:lvlJc w:val="left"/>
+      <w:pPr>
+        <w:ind w:left="5040" w:hanging="360"/>
+      </w:pPr>
+    </w:lvl>
+    <w:lvl w:ilvl="7" w:tplc="040C0019" w:tentative="1">
+      <w:start w:val="1"/>
+      <w:numFmt w:val="lowerLetter"/>
+      <w:lvlText w:val="%8."/>
+      <w:lvlJc w:val="left"/>
+      <w:pPr>
+        <w:ind w:left="5760" w:hanging="360"/>
+      </w:pPr>
+    </w:lvl>
+    <w:lvl w:ilvl="8" w:tplc="040C001B" w:tentative="1">
+      <w:start w:val="1"/>
+      <w:numFmt w:val="lowerRoman"/>
+      <w:lvlText w:val="%9."/>
+      <w:lvlJc w:val="right"/>
+      <w:pPr>
+        <w:ind w:left="6480" w:hanging="180"/>
+      </w:pPr>
+    </w:lvl>
+  </w:abstractNum>
+  <w:abstractNum w:abstractNumId="7" w15:restartNumberingAfterBreak="0">
+    <w:nsid w:val="7DCF4883"/>
+    <w:multiLevelType w:val="multilevel"/>
+    <w:tmpl w:val="2C842154"/>
+    <w:lvl w:ilvl="0">
+      <w:start w:val="1"/>
+      <w:numFmt w:val="bullet"/>
+      <w:lvlText w:val=""/>
+      <w:lvlJc w:val="left"/>
+      <w:pPr>
+        <w:tabs>
+          <w:tab w:val="num" w:pos="720"/>
+        </w:tabs>
+        <w:ind w:left="720" w:hanging="360"/>
+      </w:pPr>
+      <w:rPr>
+        <w:rFonts w:ascii="Symbol" w:hAnsi="Symbol" w:hint="default"/>
+        <w:sz w:val="20"/>
+      </w:rPr>
+    </w:lvl>
+    <w:lvl w:ilvl="1" w:tentative="1">
+      <w:start w:val="1"/>
+      <w:numFmt w:val="bullet"/>
+      <w:lvlText w:val="o"/>
+      <w:lvlJc w:val="left"/>
+      <w:pPr>
+        <w:tabs>
+          <w:tab w:val="num" w:pos="1440"/>
+        </w:tabs>
+        <w:ind w:left="1440" w:hanging="360"/>
+      </w:pPr>
+      <w:rPr>
+        <w:rFonts w:ascii="Courier New" w:hAnsi="Courier New" w:hint="default"/>
+        <w:sz w:val="20"/>
+      </w:rPr>
+    </w:lvl>
+    <w:lvl w:ilvl="2" w:tentative="1">
+      <w:start w:val="1"/>
+      <w:numFmt w:val="bullet"/>
+      <w:lvlText w:val=""/>
+      <w:lvlJc w:val="left"/>
+      <w:pPr>
+        <w:tabs>
+          <w:tab w:val="num" w:pos="2160"/>
+        </w:tabs>
+        <w:ind w:left="2160" w:hanging="360"/>
+      </w:pPr>
+      <w:rPr>
+        <w:rFonts w:ascii="Wingdings" w:hAnsi="Wingdings" w:hint="default"/>
+        <w:sz w:val="20"/>
+      </w:rPr>
+    </w:lvl>
+    <w:lvl w:ilvl="3" w:tentative="1">
+      <w:start w:val="1"/>
+      <w:numFmt w:val="bullet"/>
+      <w:lvlText w:val=""/>
+      <w:lvlJc w:val="left"/>
+      <w:pPr>
+        <w:tabs>
+          <w:tab w:val="num" w:pos="2880"/>
+        </w:tabs>
+        <w:ind w:left="2880" w:hanging="360"/>
+      </w:pPr>
+      <w:rPr>
+        <w:rFonts w:ascii="Wingdings" w:hAnsi="Wingdings" w:hint="default"/>
+        <w:sz w:val="20"/>
+      </w:rPr>
+    </w:lvl>
+    <w:lvl w:ilvl="4" w:tentative="1">
+      <w:start w:val="1"/>
+      <w:numFmt w:val="bullet"/>
+      <w:lvlText w:val=""/>
+      <w:lvlJc w:val="left"/>
+      <w:pPr>
+        <w:tabs>
+          <w:tab w:val="num" w:pos="3600"/>
+        </w:tabs>
+        <w:ind w:left="3600" w:hanging="360"/>
+      </w:pPr>
+      <w:rPr>
+        <w:rFonts w:ascii="Wingdings" w:hAnsi="Wingdings" w:hint="default"/>
+        <w:sz w:val="20"/>
+      </w:rPr>
+    </w:lvl>
+    <w:lvl w:ilvl="5" w:tentative="1">
+      <w:start w:val="1"/>
+      <w:numFmt w:val="bullet"/>
+      <w:lvlText w:val=""/>
+      <w:lvlJc w:val="left"/>
+      <w:pPr>
+        <w:tabs>
+          <w:tab w:val="num" w:pos="4320"/>
+        </w:tabs>
+        <w:ind w:left="4320" w:hanging="360"/>
+      </w:pPr>
+      <w:rPr>
+        <w:rFonts w:ascii="Wingdings" w:hAnsi="Wingdings" w:hint="default"/>
+        <w:sz w:val="20"/>
+      </w:rPr>
+    </w:lvl>
+    <w:lvl w:ilvl="6" w:tentative="1">
+      <w:start w:val="1"/>
+      <w:numFmt w:val="bullet"/>
+      <w:lvlText w:val=""/>
+      <w:lvlJc w:val="left"/>
+      <w:pPr>
+        <w:tabs>
+          <w:tab w:val="num" w:pos="5040"/>
+        </w:tabs>
+        <w:ind w:left="5040" w:hanging="360"/>
+      </w:pPr>
+      <w:rPr>
+        <w:rFonts w:ascii="Wingdings" w:hAnsi="Wingdings" w:hint="default"/>
+        <w:sz w:val="20"/>
+      </w:rPr>
+    </w:lvl>
+    <w:lvl w:ilvl="7" w:tentative="1">
+      <w:start w:val="1"/>
+      <w:numFmt w:val="bullet"/>
+      <w:lvlText w:val=""/>
+      <w:lvlJc w:val="left"/>
+      <w:pPr>
+        <w:tabs>
+          <w:tab w:val="num" w:pos="5760"/>
+        </w:tabs>
+        <w:ind w:left="5760" w:hanging="360"/>
+      </w:pPr>
+      <w:rPr>
+        <w:rFonts w:ascii="Wingdings" w:hAnsi="Wingdings" w:hint="default"/>
+        <w:sz w:val="20"/>
+      </w:rPr>
+    </w:lvl>
+    <w:lvl w:ilvl="8" w:tentative="1">
+      <w:start w:val="1"/>
+      <w:numFmt w:val="bullet"/>
+      <w:lvlText w:val=""/>
+      <w:lvlJc w:val="left"/>
+      <w:pPr>
+        <w:tabs>
+          <w:tab w:val="num" w:pos="6480"/>
+        </w:tabs>
+        <w:ind w:left="6480" w:hanging="360"/>
+      </w:pPr>
+      <w:rPr>
+        <w:rFonts w:ascii="Wingdings" w:hAnsi="Wingdings" w:hint="default"/>
+        <w:sz w:val="20"/>
+      </w:rPr>
+    </w:lvl>
+  </w:abstractNum>
+  <w:num w:numId="1" w16cid:durableId="1180313801">
+    <w:abstractNumId w:val="4"/>
+  </w:num>
+  <w:num w:numId="2" w16cid:durableId="1767310297">
+    <w:abstractNumId w:val="3"/>
+  </w:num>
+  <w:num w:numId="3" w16cid:durableId="50153088">
+    <w:abstractNumId w:val="1"/>
+  </w:num>
+  <w:num w:numId="4" w16cid:durableId="35013455">
+    <w:abstractNumId w:val="0"/>
+  </w:num>
+  <w:num w:numId="5" w16cid:durableId="216599190">
+    <w:abstractNumId w:val="2"/>
+  </w:num>
+  <w:num w:numId="6" w16cid:durableId="839736016">
+    <w:abstractNumId w:val="5"/>
+  </w:num>
+  <w:num w:numId="7" w16cid:durableId="2101095046">
+    <w:abstractNumId w:val="7"/>
+  </w:num>
+  <w:num w:numId="8" w16cid:durableId="163664805">
+    <w:abstractNumId w:val="6"/>
+  </w:num>
+</w:numbering>
 </file>
 
 <file path=word/styles.xml><?xml version="1.0" encoding="utf-8"?>
@@ -4655,7 +9050,6 @@
   <w:style w:type="character" w:default="1" w:styleId="Policepardfaut">
     <w:name w:val="Default Paragraph Font"/>
     <w:uiPriority w:val="1"/>
-    <w:semiHidden/>
     <w:unhideWhenUsed/>
   </w:style>
   <w:style w:type="table" w:default="1" w:styleId="TableauNormal">
@@ -4977,6 +9371,33 @@
     <w:rsid w:val="0096466A"/>
     <w:rPr>
       <w:color w:val="666666"/>
+    </w:rPr>
+  </w:style>
+  <w:style w:type="paragraph" w:styleId="NormalWeb">
+    <w:name w:val="Normal (Web)"/>
+    <w:basedOn w:val="Normal"/>
+    <w:uiPriority w:val="99"/>
+    <w:unhideWhenUsed/>
+    <w:rsid w:val="005A7C73"/>
+    <w:pPr>
+      <w:spacing w:before="100" w:beforeAutospacing="1" w:after="100" w:afterAutospacing="1" w:line="240" w:lineRule="auto"/>
+    </w:pPr>
+    <w:rPr>
+      <w:rFonts w:ascii="Times New Roman" w:eastAsia="Times New Roman" w:hAnsi="Times New Roman" w:cs="Times New Roman"/>
+      <w:kern w:val="0"/>
+      <w:lang w:eastAsia="fr-FR"/>
+      <w14:ligatures w14:val="none"/>
+    </w:rPr>
+  </w:style>
+  <w:style w:type="character" w:styleId="lev">
+    <w:name w:val="Strong"/>
+    <w:basedOn w:val="Policepardfaut"/>
+    <w:uiPriority w:val="22"/>
+    <w:qFormat/>
+    <w:rsid w:val="005A7C73"/>
+    <w:rPr>
+      <w:b/>
+      <w:bCs/>
     </w:rPr>
   </w:style>
 </w:styles>

--- a/Maths/Moteur_RTS_exercices_2.docx
+++ b/Maths/Moteur_RTS_exercices_2.docx
@@ -4166,13 +4166,7 @@
           <w:rPr>
             <w:rFonts w:ascii="Cambria Math" w:eastAsiaTheme="minorEastAsia" w:hAnsi="Cambria Math"/>
           </w:rPr>
-          <m:t>A</m:t>
-        </m:r>
-        <m:r>
-          <w:rPr>
-            <w:rFonts w:ascii="Cambria Math" w:eastAsiaTheme="minorEastAsia" w:hAnsi="Cambria Math"/>
-          </w:rPr>
-          <m:t>=</m:t>
+          <m:t>A=</m:t>
         </m:r>
         <m:sSub>
           <m:sSubPr>
@@ -4347,10 +4341,7 @@
         <w:t>bornée</w:t>
       </w:r>
       <w:r>
-        <w:t xml:space="preserve"> (ne tend pas vers l'infini) si et seulement si</w:t>
-      </w:r>
-      <w:r>
-        <w:t xml:space="preserve"> : </w:t>
+        <w:t xml:space="preserve"> (ne tend pas vers l'infini) si et seulement si : </w:t>
       </w:r>
       <m:oMath>
         <m:r>
@@ -4401,25 +4392,7 @@
           <w:rPr>
             <w:rFonts w:ascii="Cambria Math" w:hAnsi="Cambria Math"/>
           </w:rPr>
-          <m:t>|</m:t>
-        </m:r>
-        <m:r>
-          <w:rPr>
-            <w:rFonts w:ascii="Cambria Math" w:hAnsi="Cambria Math"/>
-          </w:rPr>
-          <m:t>r</m:t>
-        </m:r>
-        <m:r>
-          <w:rPr>
-            <w:rFonts w:ascii="Cambria Math" w:hAnsi="Cambria Math"/>
-          </w:rPr>
-          <m:t>|&gt;</m:t>
-        </m:r>
-        <m:r>
-          <w:rPr>
-            <w:rFonts w:ascii="Cambria Math" w:hAnsi="Cambria Math"/>
-          </w:rPr>
-          <m:t>1</m:t>
+          <m:t>|r|&gt;1</m:t>
         </m:r>
       </m:oMath>
       <w:r>
@@ -4460,10 +4433,7 @@
         <w:t xml:space="preserve"> </w:t>
       </w:r>
       <w:r>
-        <w:t xml:space="preserve">alors </w:t>
-      </w:r>
-      <w:r>
-        <w:t xml:space="preserve"> </w:t>
+        <w:t xml:space="preserve">alors  </w:t>
       </w:r>
       <m:oMath>
         <m:sSub>
@@ -4496,19 +4466,7 @@
           <w:rPr>
             <w:rFonts w:ascii="Cambria Math" w:hAnsi="Cambria Math"/>
           </w:rPr>
-          <m:t>→</m:t>
-        </m:r>
-        <m:r>
-          <w:rPr>
-            <w:rFonts w:ascii="Cambria Math" w:hAnsi="Cambria Math"/>
-          </w:rPr>
-          <m:t>+</m:t>
-        </m:r>
-        <m:r>
-          <w:rPr>
-            <w:rFonts w:ascii="Cambria Math" w:hAnsi="Cambria Math"/>
-          </w:rPr>
-          <m:t>∞</m:t>
+          <m:t>→+∞</m:t>
         </m:r>
       </m:oMath>
       <w:r>
@@ -4555,13 +4513,7 @@
           <w:rPr>
             <w:rFonts w:ascii="Cambria Math" w:hAnsi="Cambria Math"/>
           </w:rPr>
-          <m:t>&lt;</m:t>
-        </m:r>
-        <m:r>
-          <w:rPr>
-            <w:rFonts w:ascii="Cambria Math" w:hAnsi="Cambria Math"/>
-          </w:rPr>
-          <m:t>1</m:t>
+          <m:t>&lt;1</m:t>
         </m:r>
       </m:oMath>
       <w:r>
@@ -4629,13 +4581,7 @@
           <w:rPr>
             <w:rFonts w:ascii="Cambria Math" w:hAnsi="Cambria Math"/>
           </w:rPr>
-          <m:t>→</m:t>
-        </m:r>
-        <m:r>
-          <w:rPr>
-            <w:rFonts w:ascii="Cambria Math" w:hAnsi="Cambria Math"/>
-          </w:rPr>
-          <m:t>0</m:t>
+          <m:t>→0</m:t>
         </m:r>
       </m:oMath>
     </w:p>
@@ -4651,13 +4597,7 @@
           <w:rPr>
             <w:rFonts w:ascii="Cambria Math" w:hAnsi="Cambria Math"/>
           </w:rPr>
-          <m:t>r</m:t>
-        </m:r>
-        <m:r>
-          <w:rPr>
-            <w:rFonts w:ascii="Cambria Math" w:hAnsi="Cambria Math"/>
-          </w:rPr>
-          <m:t>=1+α∆t</m:t>
+          <m:t>r=1+α∆t</m:t>
         </m:r>
       </m:oMath>
       <w:r>
@@ -4693,53 +4633,29 @@
           <w:rPr>
             <w:rFonts w:ascii="Cambria Math" w:hAnsi="Cambria Math"/>
           </w:rPr>
-          <m:t>1+α∆t≤1→</m:t>
-        </m:r>
+          <m:t>1+α∆t≤1→α∆t≤0</m:t>
+        </m:r>
+      </m:oMath>
+      <w:r>
+        <w:t xml:space="preserve"> comme </w:t>
+      </w:r>
+      <m:oMath>
         <m:r>
           <w:rPr>
             <w:rFonts w:ascii="Cambria Math" w:hAnsi="Cambria Math"/>
           </w:rPr>
-          <m:t>α∆t</m:t>
-        </m:r>
+          <m:t>α&lt;0</m:t>
+        </m:r>
+      </m:oMath>
+      <w:r>
+        <w:t xml:space="preserve"> et </w:t>
+      </w:r>
+      <m:oMath>
         <m:r>
           <w:rPr>
             <w:rFonts w:ascii="Cambria Math" w:hAnsi="Cambria Math"/>
           </w:rPr>
-          <m:t>≤0</m:t>
-        </m:r>
-      </m:oMath>
-      <w:r>
-        <w:t xml:space="preserve"> comme </w:t>
-      </w:r>
-      <m:oMath>
-        <m:r>
-          <w:rPr>
-            <w:rFonts w:ascii="Cambria Math" w:hAnsi="Cambria Math"/>
-          </w:rPr>
-          <m:t>α</m:t>
-        </m:r>
-        <m:r>
-          <w:rPr>
-            <w:rFonts w:ascii="Cambria Math" w:hAnsi="Cambria Math"/>
-          </w:rPr>
-          <m:t>&lt;0</m:t>
-        </m:r>
-      </m:oMath>
-      <w:r>
-        <w:t xml:space="preserve"> et </w:t>
-      </w:r>
-      <m:oMath>
-        <m:r>
-          <w:rPr>
-            <w:rFonts w:ascii="Cambria Math" w:hAnsi="Cambria Math"/>
-          </w:rPr>
-          <m:t>∆</m:t>
-        </m:r>
-        <m:r>
-          <w:rPr>
-            <w:rFonts w:ascii="Cambria Math" w:hAnsi="Cambria Math"/>
-          </w:rPr>
-          <m:t>t&gt;0</m:t>
+          <m:t>∆t&gt;0</m:t>
         </m:r>
       </m:oMath>
       <w:r>
@@ -4758,43 +4674,7 @@
           <w:rPr>
             <w:rFonts w:ascii="Cambria Math" w:hAnsi="Cambria Math"/>
           </w:rPr>
-          <m:t>-1≤</m:t>
-        </m:r>
-        <m:r>
-          <w:rPr>
-            <w:rFonts w:ascii="Cambria Math" w:hAnsi="Cambria Math"/>
-          </w:rPr>
-          <m:t>α∆t</m:t>
-        </m:r>
-        <m:r>
-          <w:rPr>
-            <w:rFonts w:ascii="Cambria Math" w:hAnsi="Cambria Math"/>
-          </w:rPr>
-          <m:t>+1→</m:t>
-        </m:r>
-        <m:r>
-          <w:rPr>
-            <w:rFonts w:ascii="Cambria Math" w:hAnsi="Cambria Math"/>
-          </w:rPr>
-          <m:t>-</m:t>
-        </m:r>
-        <m:r>
-          <w:rPr>
-            <w:rFonts w:ascii="Cambria Math" w:hAnsi="Cambria Math"/>
-          </w:rPr>
-          <m:t>2≤</m:t>
-        </m:r>
-        <m:r>
-          <w:rPr>
-            <w:rFonts w:ascii="Cambria Math" w:hAnsi="Cambria Math"/>
-          </w:rPr>
-          <m:t>α∆t</m:t>
-        </m:r>
-        <m:r>
-          <w:rPr>
-            <w:rFonts w:ascii="Cambria Math" w:hAnsi="Cambria Math"/>
-          </w:rPr>
-          <m:t>→</m:t>
+          <m:t>-1≤α∆t+1→-2≤α∆t→</m:t>
         </m:r>
         <m:f>
           <m:fPr>
@@ -4826,19 +4706,7 @@
           <w:rPr>
             <w:rFonts w:ascii="Cambria Math" w:hAnsi="Cambria Math"/>
           </w:rPr>
-          <m:t>≥</m:t>
-        </m:r>
-        <m:r>
-          <w:rPr>
-            <w:rFonts w:ascii="Cambria Math" w:hAnsi="Cambria Math"/>
-          </w:rPr>
-          <m:t>∆t</m:t>
-        </m:r>
-        <m:r>
-          <w:rPr>
-            <w:rFonts w:ascii="Cambria Math" w:hAnsi="Cambria Math"/>
-          </w:rPr>
-          <m:t>→</m:t>
+          <m:t>≥∆t→</m:t>
         </m:r>
         <m:f>
           <m:fPr>
@@ -4862,19 +4730,7 @@
               <w:rPr>
                 <w:rFonts w:ascii="Cambria Math" w:hAnsi="Cambria Math"/>
               </w:rPr>
-              <m:t>|</m:t>
-            </m:r>
-            <m:r>
-              <w:rPr>
-                <w:rFonts w:ascii="Cambria Math" w:hAnsi="Cambria Math"/>
-              </w:rPr>
-              <m:t>α</m:t>
-            </m:r>
-            <m:r>
-              <w:rPr>
-                <w:rFonts w:ascii="Cambria Math" w:hAnsi="Cambria Math"/>
-              </w:rPr>
-              <m:t>|</m:t>
+              <m:t>|α|</m:t>
             </m:r>
           </m:den>
         </m:f>
@@ -4882,13 +4738,7 @@
           <w:rPr>
             <w:rFonts w:ascii="Cambria Math" w:hAnsi="Cambria Math"/>
           </w:rPr>
-          <m:t>≥</m:t>
-        </m:r>
-        <m:r>
-          <w:rPr>
-            <w:rFonts w:ascii="Cambria Math" w:hAnsi="Cambria Math"/>
-          </w:rPr>
-          <m:t>∆t</m:t>
+          <m:t>≥∆t</m:t>
         </m:r>
       </m:oMath>
     </w:p>
@@ -5082,16 +4932,7 @@
             <w:lang w:eastAsia="fr-FR"/>
             <w14:ligatures w14:val="none"/>
           </w:rPr>
-          <m:t>t≥-</m:t>
-        </m:r>
-        <m:r>
-          <w:rPr>
-            <w:rFonts w:ascii="Cambria Math" w:eastAsia="Times New Roman" w:hAnsi="Cambria Math" w:cs="Times New Roman"/>
-            <w:kern w:val="0"/>
-            <w:lang w:eastAsia="fr-FR"/>
-            <w14:ligatures w14:val="none"/>
-          </w:rPr>
-          <m:t>1→</m:t>
+          <m:t>t≥-1→</m:t>
         </m:r>
         <m:r>
           <m:rPr>
@@ -5175,19 +5016,7 @@
               <w:rPr>
                 <w:rFonts w:ascii="Cambria Math" w:hAnsi="Cambria Math"/>
               </w:rPr>
-              <m:t>|</m:t>
-            </m:r>
-            <m:r>
-              <w:rPr>
-                <w:rFonts w:ascii="Cambria Math" w:hAnsi="Cambria Math"/>
-              </w:rPr>
-              <m:t>α</m:t>
-            </m:r>
-            <m:r>
-              <w:rPr>
-                <w:rFonts w:ascii="Cambria Math" w:hAnsi="Cambria Math"/>
-              </w:rPr>
-              <m:t>|</m:t>
+              <m:t>|α|</m:t>
             </m:r>
           </m:den>
         </m:f>
@@ -5238,19 +5067,7 @@
               <w:rPr>
                 <w:rFonts w:ascii="Cambria Math" w:hAnsi="Cambria Math"/>
               </w:rPr>
-              <m:t>|</m:t>
-            </m:r>
-            <m:r>
-              <w:rPr>
-                <w:rFonts w:ascii="Cambria Math" w:hAnsi="Cambria Math"/>
-              </w:rPr>
-              <m:t>α</m:t>
-            </m:r>
-            <m:r>
-              <w:rPr>
-                <w:rFonts w:ascii="Cambria Math" w:hAnsi="Cambria Math"/>
-              </w:rPr>
-              <m:t>|</m:t>
+              <m:t>|α|</m:t>
             </m:r>
           </m:den>
         </m:f>
@@ -5281,19 +5098,7 @@
               <w:rPr>
                 <w:rFonts w:ascii="Cambria Math" w:hAnsi="Cambria Math"/>
               </w:rPr>
-              <m:t>|</m:t>
-            </m:r>
-            <m:r>
-              <w:rPr>
-                <w:rFonts w:ascii="Cambria Math" w:hAnsi="Cambria Math"/>
-              </w:rPr>
-              <m:t>α</m:t>
-            </m:r>
-            <m:r>
-              <w:rPr>
-                <w:rFonts w:ascii="Cambria Math" w:hAnsi="Cambria Math"/>
-              </w:rPr>
-              <m:t>|</m:t>
+              <m:t>|α|</m:t>
             </m:r>
           </m:den>
         </m:f>
@@ -5302,13 +5107,7 @@
         <w:rPr>
           <w:rFonts w:ascii="Times New Roman" w:eastAsia="Times New Roman" w:hAnsi="Times New Roman" w:cs="Times New Roman"/>
         </w:rPr>
-        <w:t xml:space="preserve"> </w:t>
-      </w:r>
-      <w:r>
-        <w:rPr>
-          <w:rFonts w:ascii="Times New Roman" w:eastAsia="Times New Roman" w:hAnsi="Times New Roman" w:cs="Times New Roman"/>
-        </w:rPr>
-        <w:t xml:space="preserve"> pour éviter que la suite diverge mais continue à légèrement à osciller.</w:t>
+        <w:t xml:space="preserve">  pour éviter que la suite diverge mais continue à légèrement à osciller.</w:t>
       </w:r>
     </w:p>
     <w:p>
@@ -5539,19 +5338,7 @@
           <w:rPr>
             <w:rFonts w:ascii="Cambria Math" w:eastAsia="Times New Roman" w:hAnsi="Cambria Math" w:cs="Times New Roman"/>
           </w:rPr>
-          <m:t>=</m:t>
-        </m:r>
-        <m:r>
-          <w:rPr>
-            <w:rFonts w:ascii="Cambria Math" w:eastAsia="Times New Roman" w:hAnsi="Cambria Math" w:cs="Times New Roman"/>
-          </w:rPr>
-          <m:t>α</m:t>
-        </m:r>
-        <m:r>
-          <w:rPr>
-            <w:rFonts w:ascii="Cambria Math" w:eastAsia="Times New Roman" w:hAnsi="Cambria Math" w:cs="Times New Roman"/>
-          </w:rPr>
-          <m:t>∆t</m:t>
+          <m:t>=α∆t</m:t>
         </m:r>
         <m:sSub>
           <m:sSubPr>
@@ -5735,25 +5522,7 @@
           <w:rPr>
             <w:rFonts w:ascii="Cambria Math" w:eastAsia="Times New Roman" w:hAnsi="Cambria Math" w:cs="Times New Roman"/>
           </w:rPr>
-          <m:t>(1</m:t>
-        </m:r>
-        <m:r>
-          <w:rPr>
-            <w:rFonts w:ascii="Cambria Math" w:eastAsia="Times New Roman" w:hAnsi="Cambria Math" w:cs="Times New Roman"/>
-          </w:rPr>
-          <m:t>-α∆t</m:t>
-        </m:r>
-        <m:r>
-          <w:rPr>
-            <w:rFonts w:ascii="Cambria Math" w:eastAsia="Times New Roman" w:hAnsi="Cambria Math" w:cs="Times New Roman"/>
-          </w:rPr>
-          <m:t>)</m:t>
-        </m:r>
-        <m:r>
-          <w:rPr>
-            <w:rFonts w:ascii="Cambria Math" w:eastAsia="Times New Roman" w:hAnsi="Cambria Math" w:cs="Times New Roman"/>
-          </w:rPr>
-          <m:t>=</m:t>
+          <m:t>(1-α∆t)=</m:t>
         </m:r>
         <m:sSub>
           <m:sSubPr>
@@ -6001,13 +5770,7 @@
           <w:rPr>
             <w:rFonts w:ascii="Cambria Math" w:eastAsia="Times New Roman" w:hAnsi="Cambria Math" w:cs="Times New Roman"/>
           </w:rPr>
-          <m:t>*</m:t>
-        </m:r>
-        <m:r>
-          <w:rPr>
-            <w:rFonts w:ascii="Cambria Math" w:eastAsia="Times New Roman" w:hAnsi="Cambria Math" w:cs="Times New Roman"/>
-          </w:rPr>
-          <m:t>(</m:t>
+          <m:t>*(</m:t>
         </m:r>
         <m:sSup>
           <m:sSupPr>
@@ -6105,25 +5868,7 @@
           <w:rPr>
             <w:rFonts w:ascii="Cambria Math" w:eastAsia="Times New Roman" w:hAnsi="Cambria Math" w:cs="Times New Roman"/>
           </w:rPr>
-          <m:t>α</m:t>
-        </m:r>
-        <m:r>
-          <w:rPr>
-            <w:rFonts w:ascii="Cambria Math" w:eastAsia="Times New Roman" w:hAnsi="Cambria Math" w:cs="Times New Roman"/>
-          </w:rPr>
-          <m:t>=-|</m:t>
-        </m:r>
-        <m:r>
-          <w:rPr>
-            <w:rFonts w:ascii="Cambria Math" w:eastAsia="Times New Roman" w:hAnsi="Cambria Math" w:cs="Times New Roman"/>
-          </w:rPr>
-          <m:t>α</m:t>
-        </m:r>
-        <m:r>
-          <w:rPr>
-            <w:rFonts w:ascii="Cambria Math" w:eastAsia="Times New Roman" w:hAnsi="Cambria Math" w:cs="Times New Roman"/>
-          </w:rPr>
-          <m:t>|</m:t>
+          <m:t>α=-|α|</m:t>
         </m:r>
       </m:oMath>
     </w:p>
@@ -6201,31 +5946,7 @@
               <w:rPr>
                 <w:rFonts w:ascii="Cambria Math" w:eastAsia="Times New Roman" w:hAnsi="Cambria Math" w:cs="Times New Roman"/>
               </w:rPr>
-              <m:t>(1</m:t>
-            </m:r>
-            <m:r>
-              <w:rPr>
-                <w:rFonts w:ascii="Cambria Math" w:eastAsia="Times New Roman" w:hAnsi="Cambria Math" w:cs="Times New Roman"/>
-              </w:rPr>
-              <m:t>+|</m:t>
-            </m:r>
-            <m:r>
-              <w:rPr>
-                <w:rFonts w:ascii="Cambria Math" w:eastAsia="Times New Roman" w:hAnsi="Cambria Math" w:cs="Times New Roman"/>
-              </w:rPr>
-              <m:t>α</m:t>
-            </m:r>
-            <m:r>
-              <w:rPr>
-                <w:rFonts w:ascii="Cambria Math" w:eastAsia="Times New Roman" w:hAnsi="Cambria Math" w:cs="Times New Roman"/>
-              </w:rPr>
-              <m:t>|</m:t>
-            </m:r>
-            <m:r>
-              <w:rPr>
-                <w:rFonts w:ascii="Cambria Math" w:eastAsia="Times New Roman" w:hAnsi="Cambria Math" w:cs="Times New Roman"/>
-              </w:rPr>
-              <m:t>∆t)</m:t>
+              <m:t>(1+|α|∆t)</m:t>
             </m:r>
           </m:den>
         </m:f>
@@ -6272,33 +5993,21 @@
           <w:rPr>
             <w:rFonts w:ascii="Cambria Math" w:eastAsia="Times New Roman" w:hAnsi="Cambria Math" w:cs="Times New Roman"/>
           </w:rPr>
-          <m:t>t</m:t>
-        </m:r>
+          <m:t xml:space="preserve">t </m:t>
+        </m:r>
+      </m:oMath>
+      <w:r>
+        <w:rPr>
+          <w:rFonts w:ascii="Times New Roman" w:eastAsia="Times New Roman" w:hAnsi="Times New Roman" w:cs="Times New Roman"/>
+        </w:rPr>
+        <w:t xml:space="preserve">est toujours strictement, donc </w:t>
+      </w:r>
+      <m:oMath>
         <m:r>
           <w:rPr>
             <w:rFonts w:ascii="Cambria Math" w:eastAsia="Times New Roman" w:hAnsi="Cambria Math" w:cs="Times New Roman"/>
           </w:rPr>
-          <m:t xml:space="preserve"> </m:t>
-        </m:r>
-      </m:oMath>
-      <w:r>
-        <w:rPr>
-          <w:rFonts w:ascii="Times New Roman" w:eastAsia="Times New Roman" w:hAnsi="Times New Roman" w:cs="Times New Roman"/>
-        </w:rPr>
-        <w:t xml:space="preserve">est toujours strictement, donc </w:t>
-      </w:r>
-      <m:oMath>
-        <m:r>
-          <w:rPr>
-            <w:rFonts w:ascii="Cambria Math" w:eastAsia="Times New Roman" w:hAnsi="Cambria Math" w:cs="Times New Roman"/>
-          </w:rPr>
-          <m:t>r&gt;0</m:t>
-        </m:r>
-        <m:r>
-          <w:rPr>
-            <w:rFonts w:ascii="Cambria Math" w:eastAsia="Times New Roman" w:hAnsi="Cambria Math" w:cs="Times New Roman"/>
-          </w:rPr>
-          <m:t xml:space="preserve"> </m:t>
+          <m:t xml:space="preserve">r&gt;0 </m:t>
         </m:r>
       </m:oMath>
       <w:r>
@@ -6458,7 +6167,6 @@
           <m:r>
             <w:rPr>
               <w:rFonts w:ascii="Times New Roman" w:eastAsia="Times New Roman" w:hAnsi="Times New Roman" w:cs="Times New Roman"/>
-              <w:i/>
             </w:rPr>
             <w:br/>
           </m:r>
@@ -6502,14 +6210,14 @@
         <w:rPr>
           <w:rFonts w:ascii="Times New Roman" w:eastAsia="Times New Roman" w:hAnsi="Times New Roman" w:cs="Times New Roman"/>
         </w:rPr>
-        <w:t>Le sch</w:t>
+        <w:t xml:space="preserve">Le </w:t>
       </w:r>
       <w:proofErr w:type="spellStart"/>
       <w:r>
         <w:rPr>
           <w:rFonts w:ascii="Times New Roman" w:eastAsia="Times New Roman" w:hAnsi="Times New Roman" w:cs="Times New Roman"/>
         </w:rPr>
-        <w:t>ema</w:t>
+        <w:t>schema</w:t>
       </w:r>
       <w:proofErr w:type="spellEnd"/>
       <w:r>
@@ -6771,13 +6479,7 @@
               <w:rPr>
                 <w:rFonts w:ascii="Cambria Math" w:hAnsi="Cambria Math"/>
               </w:rPr>
-              <m:t>∆</m:t>
-            </m:r>
-            <m:r>
-              <w:rPr>
-                <w:rFonts w:ascii="Cambria Math" w:hAnsi="Cambria Math"/>
-              </w:rPr>
-              <m:t>t</m:t>
+              <m:t>∆t</m:t>
             </m:r>
           </m:den>
         </m:f>
@@ -7213,13 +6915,7 @@
           <w:rPr>
             <w:rFonts w:ascii="Cambria Math" w:hAnsi="Cambria Math"/>
           </w:rPr>
-          <m:t>∆t</m:t>
-        </m:r>
-        <m:r>
-          <w:rPr>
-            <w:rFonts w:ascii="Cambria Math" w:hAnsi="Cambria Math"/>
-          </w:rPr>
-          <m:t>+</m:t>
+          <m:t>∆t+</m:t>
         </m:r>
         <m:sSub>
           <m:sSubPr>
@@ -7286,6 +6982,17 @@
         </w:rPr>
         <w:tab/>
       </w:r>
+      <m:oMath>
+        <m:r>
+          <m:rPr>
+            <m:sty m:val="p"/>
+          </m:rPr>
+          <w:rPr>
+            <w:rFonts w:ascii="Cambria Math" w:hAnsi="Cambria Math"/>
+          </w:rPr>
+          <w:br/>
+        </m:r>
+      </m:oMath>
       <w:r>
         <w:rPr>
           <w:rFonts w:ascii="Cambria Math" w:hAnsi="Cambria Math"/>
@@ -7293,307 +7000,6 @@
         </w:rPr>
         <w:br/>
       </w:r>
-      <m:oMathPara>
-        <m:oMath>
-          <m:r>
-            <w:rPr>
-              <w:rFonts w:ascii="Cambria Math" w:hAnsi="Cambria Math"/>
-            </w:rPr>
-            <m:t xml:space="preserve"> </m:t>
-          </m:r>
-          <m:sSub>
-            <m:sSubPr>
-              <m:ctrlPr>
-                <w:rPr>
-                  <w:rFonts w:ascii="Cambria Math" w:hAnsi="Cambria Math"/>
-                  <w:i/>
-                </w:rPr>
-              </m:ctrlPr>
-            </m:sSubPr>
-            <m:e>
-              <m:r>
-                <w:rPr>
-                  <w:rFonts w:ascii="Cambria Math" w:hAnsi="Cambria Math"/>
-                </w:rPr>
-                <m:t>P</m:t>
-              </m:r>
-            </m:e>
-            <m:sub>
-              <m:r>
-                <w:rPr>
-                  <w:rFonts w:ascii="Cambria Math" w:hAnsi="Cambria Math"/>
-                </w:rPr>
-                <m:t>n+1</m:t>
-              </m:r>
-            </m:sub>
-          </m:sSub>
-          <m:r>
-            <w:rPr>
-              <w:rFonts w:ascii="Cambria Math" w:hAnsi="Cambria Math"/>
-            </w:rPr>
-            <m:t>=</m:t>
-          </m:r>
-          <m:d>
-            <m:dPr>
-              <m:ctrlPr>
-                <w:rPr>
-                  <w:rFonts w:ascii="Cambria Math" w:hAnsi="Cambria Math"/>
-                  <w:i/>
-                </w:rPr>
-              </m:ctrlPr>
-            </m:dPr>
-            <m:e>
-              <m:r>
-                <w:rPr>
-                  <w:rFonts w:ascii="Cambria Math" w:hAnsi="Cambria Math"/>
-                </w:rPr>
-                <m:t>a</m:t>
-              </m:r>
-              <m:r>
-                <w:rPr>
-                  <w:rFonts w:ascii="Cambria Math" w:hAnsi="Cambria Math"/>
-                </w:rPr>
-                <m:t>∆t</m:t>
-              </m:r>
-              <m:sSub>
-                <m:sSubPr>
-                  <m:ctrlPr>
-                    <w:rPr>
-                      <w:rFonts w:ascii="Cambria Math" w:hAnsi="Cambria Math"/>
-                      <w:i/>
-                    </w:rPr>
-                  </m:ctrlPr>
-                </m:sSubPr>
-                <m:e>
-                  <m:r>
-                    <w:rPr>
-                      <w:rFonts w:ascii="Cambria Math" w:hAnsi="Cambria Math"/>
-                    </w:rPr>
-                    <m:t>P</m:t>
-                  </m:r>
-                </m:e>
-                <m:sub>
-                  <m:r>
-                    <w:rPr>
-                      <w:rFonts w:ascii="Cambria Math" w:hAnsi="Cambria Math"/>
-                    </w:rPr>
-                    <m:t>n</m:t>
-                  </m:r>
-                </m:sub>
-              </m:sSub>
-              <m:r>
-                <w:rPr>
-                  <w:rFonts w:ascii="Cambria Math" w:hAnsi="Cambria Math"/>
-                </w:rPr>
-                <m:t>-</m:t>
-              </m:r>
-              <m:r>
-                <w:rPr>
-                  <w:rFonts w:ascii="Cambria Math" w:hAnsi="Cambria Math"/>
-                </w:rPr>
-                <m:t>b</m:t>
-              </m:r>
-              <m:r>
-                <w:rPr>
-                  <w:rFonts w:ascii="Cambria Math" w:hAnsi="Cambria Math"/>
-                </w:rPr>
-                <m:t>∆t</m:t>
-              </m:r>
-              <m:sSubSup>
-                <m:sSubSupPr>
-                  <m:ctrlPr>
-                    <w:rPr>
-                      <w:rFonts w:ascii="Cambria Math" w:hAnsi="Cambria Math"/>
-                      <w:i/>
-                    </w:rPr>
-                  </m:ctrlPr>
-                </m:sSubSupPr>
-                <m:e>
-                  <m:r>
-                    <w:rPr>
-                      <w:rFonts w:ascii="Cambria Math" w:hAnsi="Cambria Math"/>
-                    </w:rPr>
-                    <m:t>P</m:t>
-                  </m:r>
-                </m:e>
-                <m:sub>
-                  <m:r>
-                    <w:rPr>
-                      <w:rFonts w:ascii="Cambria Math" w:hAnsi="Cambria Math"/>
-                    </w:rPr>
-                    <m:t>n</m:t>
-                  </m:r>
-                </m:sub>
-                <m:sup>
-                  <m:r>
-                    <w:rPr>
-                      <w:rFonts w:ascii="Cambria Math" w:hAnsi="Cambria Math"/>
-                    </w:rPr>
-                    <m:t>2</m:t>
-                  </m:r>
-                </m:sup>
-              </m:sSubSup>
-            </m:e>
-          </m:d>
-          <m:r>
-            <w:rPr>
-              <w:rFonts w:ascii="Cambria Math" w:hAnsi="Cambria Math"/>
-            </w:rPr>
-            <m:t>+</m:t>
-          </m:r>
-          <m:sSub>
-            <m:sSubPr>
-              <m:ctrlPr>
-                <w:rPr>
-                  <w:rFonts w:ascii="Cambria Math" w:hAnsi="Cambria Math"/>
-                  <w:i/>
-                </w:rPr>
-              </m:ctrlPr>
-            </m:sSubPr>
-            <m:e>
-              <m:r>
-                <w:rPr>
-                  <w:rFonts w:ascii="Cambria Math" w:hAnsi="Cambria Math"/>
-                </w:rPr>
-                <m:t>P</m:t>
-              </m:r>
-            </m:e>
-            <m:sub>
-              <m:r>
-                <w:rPr>
-                  <w:rFonts w:ascii="Cambria Math" w:hAnsi="Cambria Math"/>
-                </w:rPr>
-                <m:t>n</m:t>
-              </m:r>
-            </m:sub>
-          </m:sSub>
-          <m:r>
-            <w:rPr>
-              <w:rFonts w:ascii="Cambria Math" w:hAnsi="Cambria Math"/>
-            </w:rPr>
-            <w:br/>
-          </m:r>
-        </m:oMath>
-      </m:oMathPara>
-      <w:r>
-        <w:rPr>
-          <w:rFonts w:ascii="Cambria Math" w:hAnsi="Cambria Math"/>
-          <w:i/>
-        </w:rPr>
-        <w:br/>
-      </w:r>
-      <m:oMathPara>
-        <m:oMath>
-          <m:sSub>
-            <m:sSubPr>
-              <m:ctrlPr>
-                <w:rPr>
-                  <w:rFonts w:ascii="Cambria Math" w:hAnsi="Cambria Math"/>
-                  <w:i/>
-                </w:rPr>
-              </m:ctrlPr>
-            </m:sSubPr>
-            <m:e>
-              <m:r>
-                <w:rPr>
-                  <w:rFonts w:ascii="Cambria Math" w:hAnsi="Cambria Math"/>
-                </w:rPr>
-                <m:t>P</m:t>
-              </m:r>
-            </m:e>
-            <m:sub>
-              <m:r>
-                <w:rPr>
-                  <w:rFonts w:ascii="Cambria Math" w:hAnsi="Cambria Math"/>
-                </w:rPr>
-                <m:t>n+1</m:t>
-              </m:r>
-            </m:sub>
-          </m:sSub>
-          <m:r>
-            <w:rPr>
-              <w:rFonts w:ascii="Cambria Math" w:hAnsi="Cambria Math"/>
-            </w:rPr>
-            <m:t>=</m:t>
-          </m:r>
-          <m:d>
-            <m:dPr>
-              <m:ctrlPr>
-                <w:rPr>
-                  <w:rFonts w:ascii="Cambria Math" w:hAnsi="Cambria Math"/>
-                  <w:i/>
-                </w:rPr>
-              </m:ctrlPr>
-            </m:dPr>
-            <m:e>
-              <m:r>
-                <w:rPr>
-                  <w:rFonts w:ascii="Cambria Math" w:hAnsi="Cambria Math"/>
-                </w:rPr>
-                <m:t>a∆t-b∆t</m:t>
-              </m:r>
-              <m:sSub>
-                <m:sSubPr>
-                  <m:ctrlPr>
-                    <w:rPr>
-                      <w:rFonts w:ascii="Cambria Math" w:hAnsi="Cambria Math"/>
-                      <w:i/>
-                    </w:rPr>
-                  </m:ctrlPr>
-                </m:sSubPr>
-                <m:e>
-                  <m:r>
-                    <w:rPr>
-                      <w:rFonts w:ascii="Cambria Math" w:hAnsi="Cambria Math"/>
-                    </w:rPr>
-                    <m:t>P</m:t>
-                  </m:r>
-                </m:e>
-                <m:sub>
-                  <m:r>
-                    <w:rPr>
-                      <w:rFonts w:ascii="Cambria Math" w:hAnsi="Cambria Math"/>
-                    </w:rPr>
-                    <m:t>n</m:t>
-                  </m:r>
-                </m:sub>
-              </m:sSub>
-              <m:r>
-                <w:rPr>
-                  <w:rFonts w:ascii="Cambria Math" w:hAnsi="Cambria Math"/>
-                </w:rPr>
-                <m:t>+1</m:t>
-              </m:r>
-            </m:e>
-          </m:d>
-          <m:sSub>
-            <m:sSubPr>
-              <m:ctrlPr>
-                <w:rPr>
-                  <w:rFonts w:ascii="Cambria Math" w:hAnsi="Cambria Math"/>
-                  <w:i/>
-                </w:rPr>
-              </m:ctrlPr>
-            </m:sSubPr>
-            <m:e>
-              <m:r>
-                <w:rPr>
-                  <w:rFonts w:ascii="Cambria Math" w:hAnsi="Cambria Math"/>
-                </w:rPr>
-                <m:t>P</m:t>
-              </m:r>
-            </m:e>
-            <m:sub>
-              <m:r>
-                <w:rPr>
-                  <w:rFonts w:ascii="Cambria Math" w:hAnsi="Cambria Math"/>
-                </w:rPr>
-                <m:t>n</m:t>
-              </m:r>
-            </m:sub>
-          </m:sSub>
-        </m:oMath>
-      </m:oMathPara>
     </w:p>
     <w:p>
       <w:pPr>
@@ -9050,6 +8456,7 @@
   <w:style w:type="character" w:default="1" w:styleId="Policepardfaut">
     <w:name w:val="Default Paragraph Font"/>
     <w:uiPriority w:val="1"/>
+    <w:semiHidden/>
     <w:unhideWhenUsed/>
   </w:style>
   <w:style w:type="table" w:default="1" w:styleId="TableauNormal">

--- a/Maths/Moteur_RTS_exercices_2.docx
+++ b/Maths/Moteur_RTS_exercices_2.docx
@@ -564,21 +564,7 @@
         <w:rPr>
           <w:rFonts w:eastAsiaTheme="minorEastAsia"/>
         </w:rPr>
-        <w:t xml:space="preserve"> et pour tester on </w:t>
-      </w:r>
-      <w:proofErr w:type="gramStart"/>
-      <w:r>
-        <w:rPr>
-          <w:rFonts w:eastAsiaTheme="minorEastAsia"/>
-        </w:rPr>
-        <w:t>peux</w:t>
-      </w:r>
-      <w:proofErr w:type="gramEnd"/>
-      <w:r>
-        <w:rPr>
-          <w:rFonts w:eastAsiaTheme="minorEastAsia"/>
-        </w:rPr>
-        <w:t xml:space="preserve"> faire </w:t>
+        <w:t xml:space="preserve"> et pour tester on peux faire </w:t>
       </w:r>
       <m:oMath>
         <m:f>
@@ -4145,21 +4131,7 @@
         <w:rPr>
           <w:rFonts w:eastAsiaTheme="minorEastAsia"/>
         </w:rPr>
-        <w:t xml:space="preserve"> </w:t>
-      </w:r>
-      <w:proofErr w:type="gramStart"/>
-      <w:r>
-        <w:rPr>
-          <w:rFonts w:eastAsiaTheme="minorEastAsia"/>
-        </w:rPr>
-        <w:t>avec</w:t>
-      </w:r>
-      <w:proofErr w:type="gramEnd"/>
-      <w:r>
-        <w:rPr>
-          <w:rFonts w:eastAsiaTheme="minorEastAsia"/>
-        </w:rPr>
-        <w:t xml:space="preserve"> </w:t>
+        <w:t xml:space="preserve"> avec </w:t>
       </w:r>
       <m:oMath>
         <m:r>
@@ -4318,21 +4290,8 @@
           </m:sup>
         </m:sSup>
       </m:oMath>
-      <w:proofErr w:type="spellStart"/>
-      <w:r>
-        <w:t>Pn</w:t>
-      </w:r>
-      <w:proofErr w:type="spellEnd"/>
-      <w:r>
-        <w:t>​=</w:t>
-      </w:r>
-      <w:proofErr w:type="spellStart"/>
-      <w:r>
-        <w:t>A×rn</w:t>
-      </w:r>
-      <w:proofErr w:type="spellEnd"/>
-      <w:r>
-        <w:t xml:space="preserve"> reste </w:t>
+      <w:r>
+        <w:t xml:space="preserve">Pn​=A×rn reste </w:t>
       </w:r>
       <w:r>
         <w:rPr>
@@ -5959,19 +5918,11 @@
           <w:rFonts w:ascii="Times New Roman" w:eastAsia="Times New Roman" w:hAnsi="Times New Roman" w:cs="Times New Roman"/>
         </w:rPr>
       </w:pPr>
-      <w:proofErr w:type="gramStart"/>
       <w:r>
         <w:rPr>
           <w:rFonts w:ascii="Times New Roman" w:eastAsia="Times New Roman" w:hAnsi="Times New Roman" w:cs="Times New Roman"/>
         </w:rPr>
-        <w:t>le</w:t>
-      </w:r>
-      <w:proofErr w:type="gramEnd"/>
-      <w:r>
-        <w:rPr>
-          <w:rFonts w:ascii="Times New Roman" w:eastAsia="Times New Roman" w:hAnsi="Times New Roman" w:cs="Times New Roman"/>
-        </w:rPr>
-        <w:t xml:space="preserve"> dénominateur </w:t>
+        <w:t xml:space="preserve">le dénominateur </w:t>
       </w:r>
       <m:oMath>
         <m:r>
@@ -6054,19 +6005,11 @@
           <w:rFonts w:ascii="Times New Roman" w:eastAsia="Times New Roman" w:hAnsi="Times New Roman" w:cs="Times New Roman"/>
         </w:rPr>
       </w:pPr>
-      <w:proofErr w:type="gramStart"/>
       <w:r>
         <w:rPr>
           <w:rFonts w:ascii="Times New Roman" w:eastAsia="Times New Roman" w:hAnsi="Times New Roman" w:cs="Times New Roman"/>
         </w:rPr>
-        <w:t>puisque</w:t>
-      </w:r>
-      <w:proofErr w:type="gramEnd"/>
-      <w:r>
-        <w:rPr>
-          <w:rFonts w:ascii="Times New Roman" w:eastAsia="Times New Roman" w:hAnsi="Times New Roman" w:cs="Times New Roman"/>
-        </w:rPr>
-        <w:t xml:space="preserve"> </w:t>
+        <w:t xml:space="preserve">puisque </w:t>
       </w:r>
       <m:oMath>
         <m:r>
@@ -6165,6 +6108,9 @@
             <m:t>t&gt;0</m:t>
           </m:r>
           <m:r>
+            <m:rPr>
+              <m:sty m:val="p"/>
+            </m:rPr>
             <w:rPr>
               <w:rFonts w:ascii="Times New Roman" w:eastAsia="Times New Roman" w:hAnsi="Times New Roman" w:cs="Times New Roman"/>
             </w:rPr>
@@ -6178,14 +6124,12 @@
         </w:rPr>
         <w:t xml:space="preserve">Pas de divergence possible non plus : la suite reste </w:t>
       </w:r>
-      <w:proofErr w:type="gramStart"/>
       <w:r>
         <w:rPr>
           <w:rFonts w:ascii="Times New Roman" w:eastAsia="Times New Roman" w:hAnsi="Times New Roman" w:cs="Times New Roman"/>
         </w:rPr>
         <w:t>borné</w:t>
       </w:r>
-      <w:proofErr w:type="gramEnd"/>
       <w:r>
         <w:rPr>
           <w:rFonts w:ascii="Times New Roman" w:eastAsia="Times New Roman" w:hAnsi="Times New Roman" w:cs="Times New Roman"/>
@@ -6210,21 +6154,7 @@
         <w:rPr>
           <w:rFonts w:ascii="Times New Roman" w:eastAsia="Times New Roman" w:hAnsi="Times New Roman" w:cs="Times New Roman"/>
         </w:rPr>
-        <w:t xml:space="preserve">Le </w:t>
-      </w:r>
-      <w:proofErr w:type="spellStart"/>
-      <w:r>
-        <w:rPr>
-          <w:rFonts w:ascii="Times New Roman" w:eastAsia="Times New Roman" w:hAnsi="Times New Roman" w:cs="Times New Roman"/>
-        </w:rPr>
-        <w:t>schema</w:t>
-      </w:r>
-      <w:proofErr w:type="spellEnd"/>
-      <w:r>
-        <w:rPr>
-          <w:rFonts w:ascii="Times New Roman" w:eastAsia="Times New Roman" w:hAnsi="Times New Roman" w:cs="Times New Roman"/>
-        </w:rPr>
-        <w:t xml:space="preserve"> implicite est stable pour tout  </w:t>
+        <w:t xml:space="preserve">Le schema implicite est stable pour tout  </w:t>
       </w:r>
       <m:oMath>
         <m:r>
@@ -6247,35 +6177,7 @@
         <w:rPr>
           <w:rFonts w:ascii="Times New Roman" w:eastAsia="Times New Roman" w:hAnsi="Times New Roman" w:cs="Times New Roman"/>
         </w:rPr>
-        <w:t xml:space="preserve"> : aucune condition </w:t>
-      </w:r>
-      <w:proofErr w:type="spellStart"/>
-      <w:r>
-        <w:rPr>
-          <w:rFonts w:ascii="Times New Roman" w:eastAsia="Times New Roman" w:hAnsi="Times New Roman" w:cs="Times New Roman"/>
-        </w:rPr>
-        <w:t>a</w:t>
-      </w:r>
-      <w:proofErr w:type="spellEnd"/>
-      <w:r>
-        <w:rPr>
-          <w:rFonts w:ascii="Times New Roman" w:eastAsia="Times New Roman" w:hAnsi="Times New Roman" w:cs="Times New Roman"/>
-        </w:rPr>
-        <w:t xml:space="preserve"> </w:t>
-      </w:r>
-      <w:proofErr w:type="gramStart"/>
-      <w:r>
-        <w:rPr>
-          <w:rFonts w:ascii="Times New Roman" w:eastAsia="Times New Roman" w:hAnsi="Times New Roman" w:cs="Times New Roman"/>
-        </w:rPr>
-        <w:t>respecter</w:t>
-      </w:r>
-      <w:proofErr w:type="gramEnd"/>
-      <w:r>
-        <w:rPr>
-          <w:rFonts w:ascii="Times New Roman" w:eastAsia="Times New Roman" w:hAnsi="Times New Roman" w:cs="Times New Roman"/>
-        </w:rPr>
-        <w:t>.</w:t>
+        <w:t xml:space="preserve"> : aucune condition a respecter.</w:t>
       </w:r>
     </w:p>
     <w:p>
@@ -6381,21 +6283,7 @@
         <w:rPr>
           <w:rFonts w:ascii="Times New Roman" w:eastAsia="Times New Roman" w:hAnsi="Times New Roman" w:cs="Times New Roman"/>
         </w:rPr>
-        <w:t xml:space="preserve"> </w:t>
-      </w:r>
-      <w:proofErr w:type="gramStart"/>
-      <w:r>
-        <w:rPr>
-          <w:rFonts w:ascii="Times New Roman" w:eastAsia="Times New Roman" w:hAnsi="Times New Roman" w:cs="Times New Roman"/>
-        </w:rPr>
-        <w:t>donc</w:t>
-      </w:r>
-      <w:proofErr w:type="gramEnd"/>
-      <w:r>
-        <w:rPr>
-          <w:rFonts w:ascii="Times New Roman" w:eastAsia="Times New Roman" w:hAnsi="Times New Roman" w:cs="Times New Roman"/>
-        </w:rPr>
-        <w:t xml:space="preserve"> on</w:t>
+        <w:t xml:space="preserve"> donc on</w:t>
       </w:r>
       <w:r>
         <w:rPr>
@@ -6948,6 +6836,2351 @@
     <w:p>
       <w:pPr>
         <w:pStyle w:val="Paragraphedeliste"/>
+        <w:numPr>
+          <w:ilvl w:val="0"/>
+          <w:numId w:val="8"/>
+        </w:numPr>
+        <w:spacing w:before="100" w:beforeAutospacing="1" w:after="100" w:afterAutospacing="1" w:line="240" w:lineRule="auto"/>
+        <w:rPr>
+          <w:rFonts w:ascii="Cambria Math" w:eastAsiaTheme="minorEastAsia" w:hAnsi="Cambria Math"/>
+          <w:iCs/>
+        </w:rPr>
+      </w:pPr>
+      <w:r>
+        <w:rPr>
+          <w:rFonts w:ascii="Cambria Math" w:eastAsiaTheme="minorEastAsia" w:hAnsi="Cambria Math"/>
+          <w:iCs/>
+        </w:rPr>
+        <w:t xml:space="preserve">, (3), (4) </w:t>
+      </w:r>
+      <w:r>
+        <w:rPr>
+          <w:rFonts w:ascii="Cambria Math" w:eastAsiaTheme="minorEastAsia" w:hAnsi="Cambria Math"/>
+          <w:iCs/>
+        </w:rPr>
+        <w:t>Code c++ :</w:t>
+      </w:r>
+    </w:p>
+    <w:p>
+      <w:pPr>
+        <w:pStyle w:val="PrformatHTML"/>
+        <w:shd w:val="clear" w:color="auto" w:fill="191A1C"/>
+        <w:ind w:left="720"/>
+        <w:rPr>
+          <w:color w:val="D0D0D0"/>
+        </w:rPr>
+      </w:pPr>
+      <w:r>
+        <w:rPr>
+          <w:color w:val="6C95EB"/>
+        </w:rPr>
+        <w:t xml:space="preserve">#include </w:t>
+      </w:r>
+      <w:r>
+        <w:rPr>
+          <w:color w:val="C9A26D"/>
+        </w:rPr>
+        <w:t>&lt;iostream&gt;</w:t>
+      </w:r>
+      <w:r>
+        <w:rPr>
+          <w:color w:val="C9A26D"/>
+        </w:rPr>
+        <w:br/>
+      </w:r>
+      <w:r>
+        <w:rPr>
+          <w:color w:val="6C95EB"/>
+        </w:rPr>
+        <w:t xml:space="preserve">#include </w:t>
+      </w:r>
+      <w:r>
+        <w:rPr>
+          <w:color w:val="C9A26D"/>
+        </w:rPr>
+        <w:t>&lt;fstream&gt;</w:t>
+      </w:r>
+      <w:r>
+        <w:rPr>
+          <w:color w:val="C9A26D"/>
+        </w:rPr>
+        <w:br/>
+      </w:r>
+      <w:r>
+        <w:rPr>
+          <w:color w:val="6C95EB"/>
+        </w:rPr>
+        <w:t xml:space="preserve">#include </w:t>
+      </w:r>
+      <w:r>
+        <w:rPr>
+          <w:color w:val="C9A26D"/>
+        </w:rPr>
+        <w:t>&lt;vector&gt;</w:t>
+      </w:r>
+      <w:r>
+        <w:rPr>
+          <w:color w:val="C9A26D"/>
+        </w:rPr>
+        <w:br/>
+      </w:r>
+      <w:r>
+        <w:rPr>
+          <w:color w:val="6C95EB"/>
+        </w:rPr>
+        <w:t xml:space="preserve">#include </w:t>
+      </w:r>
+      <w:r>
+        <w:rPr>
+          <w:color w:val="C9A26D"/>
+        </w:rPr>
+        <w:t>&lt;string&gt;</w:t>
+      </w:r>
+      <w:r>
+        <w:rPr>
+          <w:color w:val="C9A26D"/>
+        </w:rPr>
+        <w:br/>
+      </w:r>
+      <w:r>
+        <w:rPr>
+          <w:color w:val="C9A26D"/>
+        </w:rPr>
+        <w:br/>
+      </w:r>
+      <w:r>
+        <w:rPr>
+          <w:color w:val="6C95EB"/>
+        </w:rPr>
+        <w:t xml:space="preserve">double </w:t>
+      </w:r>
+      <w:r>
+        <w:rPr>
+          <w:color w:val="39CC9B"/>
+        </w:rPr>
+        <w:t>verhulstEulerExplicite</w:t>
+      </w:r>
+      <w:r>
+        <w:rPr>
+          <w:color w:val="BDBDBD"/>
+        </w:rPr>
+        <w:t>(</w:t>
+      </w:r>
+      <w:r>
+        <w:rPr>
+          <w:color w:val="6C95EB"/>
+        </w:rPr>
+        <w:t xml:space="preserve">double </w:t>
+      </w:r>
+      <w:r>
+        <w:rPr>
+          <w:color w:val="BDBDBD"/>
+        </w:rPr>
+        <w:t xml:space="preserve">Pn, </w:t>
+      </w:r>
+      <w:r>
+        <w:rPr>
+          <w:color w:val="6C95EB"/>
+        </w:rPr>
+        <w:t xml:space="preserve">double </w:t>
+      </w:r>
+      <w:r>
+        <w:rPr>
+          <w:color w:val="BDBDBD"/>
+        </w:rPr>
+        <w:t xml:space="preserve">a, </w:t>
+      </w:r>
+      <w:r>
+        <w:rPr>
+          <w:color w:val="6C95EB"/>
+        </w:rPr>
+        <w:t xml:space="preserve">double </w:t>
+      </w:r>
+      <w:r>
+        <w:rPr>
+          <w:color w:val="BDBDBD"/>
+        </w:rPr>
+        <w:t xml:space="preserve">b, </w:t>
+      </w:r>
+      <w:r>
+        <w:rPr>
+          <w:color w:val="6C95EB"/>
+        </w:rPr>
+        <w:t xml:space="preserve">double </w:t>
+      </w:r>
+      <w:r>
+        <w:rPr>
+          <w:color w:val="BDBDBD"/>
+        </w:rPr>
+        <w:t>dt);</w:t>
+      </w:r>
+      <w:r>
+        <w:rPr>
+          <w:color w:val="BDBDBD"/>
+        </w:rPr>
+        <w:br/>
+      </w:r>
+      <w:r>
+        <w:rPr>
+          <w:color w:val="C191FF"/>
+        </w:rPr>
+        <w:t>std</w:t>
+      </w:r>
+      <w:r>
+        <w:rPr>
+          <w:color w:val="D0D0D0"/>
+        </w:rPr>
+        <w:t>::</w:t>
+      </w:r>
+      <w:r>
+        <w:rPr>
+          <w:color w:val="C191FF"/>
+        </w:rPr>
+        <w:t>vector</w:t>
+      </w:r>
+      <w:r>
+        <w:rPr>
+          <w:color w:val="BDBDBD"/>
+        </w:rPr>
+        <w:t>&lt;</w:t>
+      </w:r>
+      <w:r>
+        <w:rPr>
+          <w:color w:val="6C95EB"/>
+        </w:rPr>
+        <w:t>double</w:t>
+      </w:r>
+      <w:r>
+        <w:rPr>
+          <w:color w:val="BDBDBD"/>
+        </w:rPr>
+        <w:t xml:space="preserve">&gt; </w:t>
+      </w:r>
+      <w:r>
+        <w:rPr>
+          <w:color w:val="39CC9B"/>
+        </w:rPr>
+        <w:t>simulerVerhulst</w:t>
+      </w:r>
+      <w:r>
+        <w:rPr>
+          <w:color w:val="BDBDBD"/>
+        </w:rPr>
+        <w:t>(</w:t>
+      </w:r>
+      <w:r>
+        <w:rPr>
+          <w:color w:val="6C95EB"/>
+        </w:rPr>
+        <w:t xml:space="preserve">double </w:t>
+      </w:r>
+      <w:r>
+        <w:rPr>
+          <w:color w:val="BDBDBD"/>
+        </w:rPr>
+        <w:t xml:space="preserve">P0, </w:t>
+      </w:r>
+      <w:r>
+        <w:rPr>
+          <w:color w:val="6C95EB"/>
+        </w:rPr>
+        <w:t xml:space="preserve">double </w:t>
+      </w:r>
+      <w:r>
+        <w:rPr>
+          <w:color w:val="BDBDBD"/>
+        </w:rPr>
+        <w:t xml:space="preserve">a, </w:t>
+      </w:r>
+      <w:r>
+        <w:rPr>
+          <w:color w:val="6C95EB"/>
+        </w:rPr>
+        <w:t xml:space="preserve">double </w:t>
+      </w:r>
+      <w:r>
+        <w:rPr>
+          <w:color w:val="BDBDBD"/>
+        </w:rPr>
+        <w:t xml:space="preserve">b, </w:t>
+      </w:r>
+      <w:r>
+        <w:rPr>
+          <w:color w:val="6C95EB"/>
+        </w:rPr>
+        <w:t xml:space="preserve">double </w:t>
+      </w:r>
+      <w:r>
+        <w:rPr>
+          <w:color w:val="BDBDBD"/>
+        </w:rPr>
+        <w:t xml:space="preserve">dt, </w:t>
+      </w:r>
+      <w:r>
+        <w:rPr>
+          <w:color w:val="6C95EB"/>
+        </w:rPr>
+        <w:t xml:space="preserve">double </w:t>
+      </w:r>
+      <w:r>
+        <w:rPr>
+          <w:color w:val="BDBDBD"/>
+        </w:rPr>
+        <w:t>tFinal);</w:t>
+      </w:r>
+      <w:r>
+        <w:rPr>
+          <w:color w:val="BDBDBD"/>
+        </w:rPr>
+        <w:br/>
+      </w:r>
+      <w:r>
+        <w:rPr>
+          <w:color w:val="6C95EB"/>
+        </w:rPr>
+        <w:t xml:space="preserve">void </w:t>
+      </w:r>
+      <w:r>
+        <w:rPr>
+          <w:color w:val="39CC9B"/>
+        </w:rPr>
+        <w:t>exporterCSV</w:t>
+      </w:r>
+      <w:r>
+        <w:rPr>
+          <w:color w:val="BDBDBD"/>
+        </w:rPr>
+        <w:t>(</w:t>
+      </w:r>
+      <w:r>
+        <w:rPr>
+          <w:color w:val="6C95EB"/>
+        </w:rPr>
+        <w:t xml:space="preserve">const </w:t>
+      </w:r>
+      <w:r>
+        <w:rPr>
+          <w:color w:val="C191FF"/>
+        </w:rPr>
+        <w:t>std</w:t>
+      </w:r>
+      <w:r>
+        <w:rPr>
+          <w:color w:val="D0D0D0"/>
+        </w:rPr>
+        <w:t>::</w:t>
+      </w:r>
+      <w:r>
+        <w:rPr>
+          <w:color w:val="C191FF"/>
+        </w:rPr>
+        <w:t>vector</w:t>
+      </w:r>
+      <w:r>
+        <w:rPr>
+          <w:color w:val="BDBDBD"/>
+        </w:rPr>
+        <w:t>&lt;</w:t>
+      </w:r>
+      <w:r>
+        <w:rPr>
+          <w:color w:val="6C95EB"/>
+        </w:rPr>
+        <w:t>double</w:t>
+      </w:r>
+      <w:r>
+        <w:rPr>
+          <w:color w:val="BDBDBD"/>
+        </w:rPr>
+        <w:t xml:space="preserve">&gt;&amp; populations, </w:t>
+      </w:r>
+      <w:r>
+        <w:rPr>
+          <w:color w:val="6C95EB"/>
+        </w:rPr>
+        <w:t xml:space="preserve">double </w:t>
+      </w:r>
+      <w:r>
+        <w:rPr>
+          <w:color w:val="BDBDBD"/>
+        </w:rPr>
+        <w:t xml:space="preserve">dt, </w:t>
+      </w:r>
+      <w:r>
+        <w:rPr>
+          <w:color w:val="6C95EB"/>
+        </w:rPr>
+        <w:t xml:space="preserve">const </w:t>
+      </w:r>
+      <w:r>
+        <w:rPr>
+          <w:color w:val="C191FF"/>
+        </w:rPr>
+        <w:t>std</w:t>
+      </w:r>
+      <w:r>
+        <w:rPr>
+          <w:color w:val="D0D0D0"/>
+        </w:rPr>
+        <w:t>::</w:t>
+      </w:r>
+      <w:r>
+        <w:rPr>
+          <w:color w:val="C191FF"/>
+        </w:rPr>
+        <w:t>string</w:t>
+      </w:r>
+      <w:r>
+        <w:rPr>
+          <w:color w:val="BDBDBD"/>
+        </w:rPr>
+        <w:t>&amp; nomFichier);</w:t>
+      </w:r>
+      <w:r>
+        <w:rPr>
+          <w:color w:val="BDBDBD"/>
+        </w:rPr>
+        <w:br/>
+      </w:r>
+      <w:r>
+        <w:rPr>
+          <w:color w:val="6C95EB"/>
+        </w:rPr>
+        <w:t xml:space="preserve">int </w:t>
+      </w:r>
+      <w:r>
+        <w:rPr>
+          <w:color w:val="39CC9B"/>
+        </w:rPr>
+        <w:t>main</w:t>
+      </w:r>
+      <w:r>
+        <w:rPr>
+          <w:color w:val="BDBDBD"/>
+        </w:rPr>
+        <w:t>(</w:t>
+      </w:r>
+      <w:r>
+        <w:rPr>
+          <w:color w:val="6C95EB"/>
+        </w:rPr>
+        <w:t xml:space="preserve">int </w:t>
+      </w:r>
+      <w:r>
+        <w:rPr>
+          <w:color w:val="787878"/>
+        </w:rPr>
+        <w:t>argc</w:t>
+      </w:r>
+      <w:r>
+        <w:rPr>
+          <w:color w:val="BDBDBD"/>
+        </w:rPr>
+        <w:t xml:space="preserve">, </w:t>
+      </w:r>
+      <w:r>
+        <w:rPr>
+          <w:color w:val="6C95EB"/>
+        </w:rPr>
+        <w:t>char</w:t>
+      </w:r>
+      <w:r>
+        <w:rPr>
+          <w:color w:val="BDBDBD"/>
+        </w:rPr>
+        <w:t xml:space="preserve">* </w:t>
+      </w:r>
+      <w:r>
+        <w:rPr>
+          <w:color w:val="787878"/>
+        </w:rPr>
+        <w:t>argv</w:t>
+      </w:r>
+      <w:r>
+        <w:rPr>
+          <w:color w:val="BDBDBD"/>
+        </w:rPr>
+        <w:t>[])</w:t>
+      </w:r>
+      <w:r>
+        <w:rPr>
+          <w:color w:val="BDBDBD"/>
+        </w:rPr>
+        <w:br/>
+        <w:t>{</w:t>
+      </w:r>
+      <w:r>
+        <w:rPr>
+          <w:color w:val="BDBDBD"/>
+        </w:rPr>
+        <w:br/>
+        <w:t xml:space="preserve">    </w:t>
+      </w:r>
+      <w:r>
+        <w:rPr>
+          <w:color w:val="6C95EB"/>
+        </w:rPr>
+        <w:t xml:space="preserve">double </w:t>
+      </w:r>
+      <w:r>
+        <w:rPr>
+          <w:color w:val="BDBDBD"/>
+        </w:rPr>
+        <w:t xml:space="preserve">P0 = </w:t>
+      </w:r>
+      <w:r>
+        <w:rPr>
+          <w:color w:val="ED94C0"/>
+        </w:rPr>
+        <w:t>2.0</w:t>
+      </w:r>
+      <w:r>
+        <w:rPr>
+          <w:color w:val="BDBDBD"/>
+        </w:rPr>
+        <w:t xml:space="preserve">;      </w:t>
+      </w:r>
+      <w:r>
+        <w:rPr>
+          <w:i/>
+          <w:iCs/>
+          <w:color w:val="85C46C"/>
+        </w:rPr>
+        <w:t>// population initiale</w:t>
+      </w:r>
+      <w:r>
+        <w:rPr>
+          <w:i/>
+          <w:iCs/>
+          <w:color w:val="85C46C"/>
+        </w:rPr>
+        <w:br/>
+        <w:t xml:space="preserve">    </w:t>
+      </w:r>
+      <w:r>
+        <w:rPr>
+          <w:color w:val="6C95EB"/>
+        </w:rPr>
+        <w:t xml:space="preserve">double </w:t>
+      </w:r>
+      <w:r>
+        <w:rPr>
+          <w:color w:val="BDBDBD"/>
+        </w:rPr>
+        <w:t xml:space="preserve">a  = </w:t>
+      </w:r>
+      <w:r>
+        <w:rPr>
+          <w:color w:val="ED94C0"/>
+        </w:rPr>
+        <w:t>0.05</w:t>
+      </w:r>
+      <w:r>
+        <w:rPr>
+          <w:color w:val="BDBDBD"/>
+        </w:rPr>
+        <w:t xml:space="preserve">;     </w:t>
+      </w:r>
+      <w:r>
+        <w:rPr>
+          <w:i/>
+          <w:iCs/>
+          <w:color w:val="85C46C"/>
+        </w:rPr>
+        <w:t>// taux de reproduction</w:t>
+      </w:r>
+      <w:r>
+        <w:rPr>
+          <w:i/>
+          <w:iCs/>
+          <w:color w:val="85C46C"/>
+        </w:rPr>
+        <w:br/>
+        <w:t xml:space="preserve">    </w:t>
+      </w:r>
+      <w:r>
+        <w:rPr>
+          <w:color w:val="6C95EB"/>
+        </w:rPr>
+        <w:t xml:space="preserve">double </w:t>
+      </w:r>
+      <w:r>
+        <w:rPr>
+          <w:color w:val="BDBDBD"/>
+        </w:rPr>
+        <w:t xml:space="preserve">b  = </w:t>
+      </w:r>
+      <w:r>
+        <w:rPr>
+          <w:color w:val="ED94C0"/>
+        </w:rPr>
+        <w:t>0.01</w:t>
+      </w:r>
+      <w:r>
+        <w:rPr>
+          <w:color w:val="BDBDBD"/>
+        </w:rPr>
+        <w:t xml:space="preserve">;     </w:t>
+      </w:r>
+      <w:r>
+        <w:rPr>
+          <w:i/>
+          <w:iCs/>
+          <w:color w:val="85C46C"/>
+        </w:rPr>
+        <w:t>// taux de mortalité</w:t>
+      </w:r>
+      <w:r>
+        <w:rPr>
+          <w:i/>
+          <w:iCs/>
+          <w:color w:val="85C46C"/>
+        </w:rPr>
+        <w:br/>
+        <w:t xml:space="preserve">    </w:t>
+      </w:r>
+      <w:r>
+        <w:rPr>
+          <w:color w:val="6C95EB"/>
+        </w:rPr>
+        <w:t xml:space="preserve">double </w:t>
+      </w:r>
+      <w:r>
+        <w:rPr>
+          <w:color w:val="BDBDBD"/>
+        </w:rPr>
+        <w:t xml:space="preserve">dt = </w:t>
+      </w:r>
+      <w:r>
+        <w:rPr>
+          <w:color w:val="ED94C0"/>
+        </w:rPr>
+        <w:t>1.0</w:t>
+      </w:r>
+      <w:r>
+        <w:rPr>
+          <w:color w:val="BDBDBD"/>
+        </w:rPr>
+        <w:t xml:space="preserve">;      </w:t>
+      </w:r>
+      <w:r>
+        <w:rPr>
+          <w:i/>
+          <w:iCs/>
+          <w:color w:val="85C46C"/>
+        </w:rPr>
+        <w:t>// pas de temps (1 jour)</w:t>
+      </w:r>
+      <w:r>
+        <w:rPr>
+          <w:i/>
+          <w:iCs/>
+          <w:color w:val="85C46C"/>
+        </w:rPr>
+        <w:br/>
+        <w:t xml:space="preserve">    </w:t>
+      </w:r>
+      <w:r>
+        <w:rPr>
+          <w:color w:val="6C95EB"/>
+        </w:rPr>
+        <w:t xml:space="preserve">double </w:t>
+      </w:r>
+      <w:r>
+        <w:rPr>
+          <w:color w:val="BDBDBD"/>
+        </w:rPr>
+        <w:t xml:space="preserve">tFinal = </w:t>
+      </w:r>
+      <w:r>
+        <w:rPr>
+          <w:color w:val="ED94C0"/>
+        </w:rPr>
+        <w:t>500.0</w:t>
+      </w:r>
+      <w:r>
+        <w:rPr>
+          <w:color w:val="BDBDBD"/>
+        </w:rPr>
+        <w:t xml:space="preserve">;  </w:t>
+      </w:r>
+      <w:r>
+        <w:rPr>
+          <w:i/>
+          <w:iCs/>
+          <w:color w:val="85C46C"/>
+        </w:rPr>
+        <w:t>// simuler jusqu'à 500 jours</w:t>
+      </w:r>
+      <w:r>
+        <w:rPr>
+          <w:i/>
+          <w:iCs/>
+          <w:color w:val="85C46C"/>
+        </w:rPr>
+        <w:br/>
+      </w:r>
+      <w:r>
+        <w:rPr>
+          <w:i/>
+          <w:iCs/>
+          <w:color w:val="85C46C"/>
+        </w:rPr>
+        <w:br/>
+        <w:t xml:space="preserve">    </w:t>
+      </w:r>
+      <w:r>
+        <w:rPr>
+          <w:color w:val="6C95EB"/>
+        </w:rPr>
+        <w:t xml:space="preserve">double </w:t>
+      </w:r>
+      <w:r>
+        <w:rPr>
+          <w:color w:val="BDBDBD"/>
+        </w:rPr>
+        <w:t>Pn = P0;</w:t>
+      </w:r>
+      <w:r>
+        <w:rPr>
+          <w:color w:val="BDBDBD"/>
+        </w:rPr>
+        <w:br/>
+        <w:t xml:space="preserve">    </w:t>
+      </w:r>
+      <w:r>
+        <w:rPr>
+          <w:color w:val="6C95EB"/>
+        </w:rPr>
+        <w:t xml:space="preserve">for </w:t>
+      </w:r>
+      <w:r>
+        <w:rPr>
+          <w:color w:val="BDBDBD"/>
+        </w:rPr>
+        <w:t>(</w:t>
+      </w:r>
+      <w:r>
+        <w:rPr>
+          <w:color w:val="6C95EB"/>
+        </w:rPr>
+        <w:t xml:space="preserve">int </w:t>
+      </w:r>
+      <w:r>
+        <w:rPr>
+          <w:color w:val="BDBDBD"/>
+        </w:rPr>
+        <w:t xml:space="preserve">n = </w:t>
+      </w:r>
+      <w:r>
+        <w:rPr>
+          <w:color w:val="ED94C0"/>
+        </w:rPr>
+        <w:t>0</w:t>
+      </w:r>
+      <w:r>
+        <w:rPr>
+          <w:color w:val="BDBDBD"/>
+        </w:rPr>
+        <w:t xml:space="preserve">; n &lt; </w:t>
+      </w:r>
+      <w:r>
+        <w:rPr>
+          <w:color w:val="ED94C0"/>
+        </w:rPr>
+        <w:t>10</w:t>
+      </w:r>
+      <w:r>
+        <w:rPr>
+          <w:color w:val="BDBDBD"/>
+        </w:rPr>
+        <w:t>; ++n)</w:t>
+      </w:r>
+      <w:r>
+        <w:rPr>
+          <w:color w:val="BDBDBD"/>
+        </w:rPr>
+        <w:br/>
+        <w:t xml:space="preserve">    {</w:t>
+      </w:r>
+      <w:r>
+        <w:rPr>
+          <w:color w:val="BDBDBD"/>
+        </w:rPr>
+        <w:br/>
+        <w:t xml:space="preserve">        </w:t>
+      </w:r>
+      <w:r>
+        <w:rPr>
+          <w:color w:val="C191FF"/>
+        </w:rPr>
+        <w:t>std</w:t>
+      </w:r>
+      <w:r>
+        <w:rPr>
+          <w:color w:val="D0D0D0"/>
+        </w:rPr>
+        <w:t>::</w:t>
+      </w:r>
+      <w:r>
+        <w:rPr>
+          <w:color w:val="BDBDBD"/>
+        </w:rPr>
+        <w:t xml:space="preserve">cout </w:t>
+      </w:r>
+      <w:r>
+        <w:rPr>
+          <w:color w:val="39CC9B"/>
+        </w:rPr>
+        <w:t xml:space="preserve">&lt;&lt; </w:t>
+      </w:r>
+      <w:r>
+        <w:rPr>
+          <w:color w:val="C9A26D"/>
+        </w:rPr>
+        <w:t xml:space="preserve">"n=" </w:t>
+      </w:r>
+      <w:r>
+        <w:rPr>
+          <w:color w:val="39CC9B"/>
+        </w:rPr>
+        <w:t xml:space="preserve">&lt;&lt; </w:t>
+      </w:r>
+      <w:r>
+        <w:rPr>
+          <w:color w:val="BDBDBD"/>
+        </w:rPr>
+        <w:t xml:space="preserve">n </w:t>
+      </w:r>
+      <w:r>
+        <w:rPr>
+          <w:color w:val="39CC9B"/>
+        </w:rPr>
+        <w:t xml:space="preserve">&lt;&lt; </w:t>
+      </w:r>
+      <w:r>
+        <w:rPr>
+          <w:color w:val="C9A26D"/>
+        </w:rPr>
+        <w:t xml:space="preserve">"  P=" </w:t>
+      </w:r>
+      <w:r>
+        <w:rPr>
+          <w:color w:val="39CC9B"/>
+        </w:rPr>
+        <w:t xml:space="preserve">&lt;&lt; </w:t>
+      </w:r>
+      <w:r>
+        <w:rPr>
+          <w:color w:val="BDBDBD"/>
+        </w:rPr>
+        <w:t xml:space="preserve">Pn </w:t>
+      </w:r>
+      <w:r>
+        <w:rPr>
+          <w:color w:val="39CC9B"/>
+        </w:rPr>
+        <w:t xml:space="preserve">&lt;&lt; </w:t>
+      </w:r>
+      <w:r>
+        <w:rPr>
+          <w:color w:val="C191FF"/>
+        </w:rPr>
+        <w:t>std</w:t>
+      </w:r>
+      <w:r>
+        <w:rPr>
+          <w:color w:val="D0D0D0"/>
+        </w:rPr>
+        <w:t>::</w:t>
+      </w:r>
+      <w:r>
+        <w:rPr>
+          <w:color w:val="39CC9B"/>
+        </w:rPr>
+        <w:t>endl</w:t>
+      </w:r>
+      <w:r>
+        <w:rPr>
+          <w:color w:val="BDBDBD"/>
+        </w:rPr>
+        <w:t>;</w:t>
+      </w:r>
+      <w:r>
+        <w:rPr>
+          <w:color w:val="BDBDBD"/>
+        </w:rPr>
+        <w:br/>
+        <w:t xml:space="preserve">        Pn = </w:t>
+      </w:r>
+      <w:r>
+        <w:rPr>
+          <w:color w:val="39CC9B"/>
+        </w:rPr>
+        <w:t>verhulstEulerExplicite</w:t>
+      </w:r>
+      <w:r>
+        <w:rPr>
+          <w:color w:val="BDBDBD"/>
+        </w:rPr>
+        <w:t>(Pn, a, b, dt);</w:t>
+      </w:r>
+      <w:r>
+        <w:rPr>
+          <w:color w:val="BDBDBD"/>
+        </w:rPr>
+        <w:br/>
+        <w:t xml:space="preserve">    }</w:t>
+      </w:r>
+      <w:r>
+        <w:rPr>
+          <w:color w:val="BDBDBD"/>
+        </w:rPr>
+        <w:br/>
+        <w:t xml:space="preserve">    </w:t>
+      </w:r>
+      <w:r>
+        <w:rPr>
+          <w:color w:val="C191FF"/>
+        </w:rPr>
+        <w:t>std</w:t>
+      </w:r>
+      <w:r>
+        <w:rPr>
+          <w:color w:val="D0D0D0"/>
+        </w:rPr>
+        <w:t>::</w:t>
+      </w:r>
+      <w:r>
+        <w:rPr>
+          <w:color w:val="C191FF"/>
+        </w:rPr>
+        <w:t>vector</w:t>
+      </w:r>
+      <w:r>
+        <w:rPr>
+          <w:color w:val="BDBDBD"/>
+        </w:rPr>
+        <w:t>&lt;</w:t>
+      </w:r>
+      <w:r>
+        <w:rPr>
+          <w:color w:val="6C95EB"/>
+        </w:rPr>
+        <w:t>double</w:t>
+      </w:r>
+      <w:r>
+        <w:rPr>
+          <w:color w:val="BDBDBD"/>
+        </w:rPr>
+        <w:t xml:space="preserve">&gt; resultats </w:t>
+      </w:r>
+      <w:r>
+        <w:rPr>
+          <w:color w:val="39CC9B"/>
+        </w:rPr>
+        <w:t>= simulerVerhulst</w:t>
+      </w:r>
+      <w:r>
+        <w:rPr>
+          <w:color w:val="BDBDBD"/>
+        </w:rPr>
+        <w:t>(P0, a, b, dt, tFinal);</w:t>
+      </w:r>
+      <w:r>
+        <w:rPr>
+          <w:color w:val="BDBDBD"/>
+        </w:rPr>
+        <w:br/>
+        <w:t xml:space="preserve">    </w:t>
+      </w:r>
+      <w:r>
+        <w:rPr>
+          <w:color w:val="39CC9B"/>
+        </w:rPr>
+        <w:t>exporterCSV</w:t>
+      </w:r>
+      <w:r>
+        <w:rPr>
+          <w:color w:val="BDBDBD"/>
+        </w:rPr>
+        <w:t xml:space="preserve">(resultats, dt, </w:t>
+      </w:r>
+      <w:r>
+        <w:rPr>
+          <w:color w:val="C9A26D"/>
+        </w:rPr>
+        <w:t>"verhulst.csv"</w:t>
+      </w:r>
+      <w:r>
+        <w:rPr>
+          <w:color w:val="BDBDBD"/>
+        </w:rPr>
+        <w:t>);</w:t>
+      </w:r>
+      <w:r>
+        <w:rPr>
+          <w:color w:val="BDBDBD"/>
+        </w:rPr>
+        <w:br/>
+        <w:t xml:space="preserve">    </w:t>
+      </w:r>
+      <w:r>
+        <w:rPr>
+          <w:color w:val="6C95EB"/>
+        </w:rPr>
+        <w:t xml:space="preserve">for </w:t>
+      </w:r>
+      <w:r>
+        <w:rPr>
+          <w:color w:val="BDBDBD"/>
+        </w:rPr>
+        <w:t>(</w:t>
+      </w:r>
+      <w:r>
+        <w:rPr>
+          <w:color w:val="C191FF"/>
+        </w:rPr>
+        <w:t xml:space="preserve">size_t </w:t>
+      </w:r>
+      <w:r>
+        <w:rPr>
+          <w:color w:val="BDBDBD"/>
+        </w:rPr>
+        <w:t xml:space="preserve">n = </w:t>
+      </w:r>
+      <w:r>
+        <w:rPr>
+          <w:color w:val="ED94C0"/>
+        </w:rPr>
+        <w:t>0</w:t>
+      </w:r>
+      <w:r>
+        <w:rPr>
+          <w:color w:val="BDBDBD"/>
+        </w:rPr>
+        <w:t>; n &lt; resultats.</w:t>
+      </w:r>
+      <w:r>
+        <w:rPr>
+          <w:color w:val="39CC9B"/>
+        </w:rPr>
+        <w:t>size</w:t>
+      </w:r>
+      <w:r>
+        <w:rPr>
+          <w:color w:val="BDBDBD"/>
+        </w:rPr>
+        <w:t>(); ++n)</w:t>
+      </w:r>
+      <w:r>
+        <w:rPr>
+          <w:color w:val="BDBDBD"/>
+        </w:rPr>
+        <w:br/>
+        <w:t xml:space="preserve">    {</w:t>
+      </w:r>
+      <w:r>
+        <w:rPr>
+          <w:color w:val="BDBDBD"/>
+        </w:rPr>
+        <w:br/>
+        <w:t xml:space="preserve">        </w:t>
+      </w:r>
+      <w:r>
+        <w:rPr>
+          <w:color w:val="6C95EB"/>
+        </w:rPr>
+        <w:t xml:space="preserve">double </w:t>
+      </w:r>
+      <w:r>
+        <w:rPr>
+          <w:color w:val="BDBDBD"/>
+        </w:rPr>
+        <w:t>t = n * dt;</w:t>
+      </w:r>
+      <w:r>
+        <w:rPr>
+          <w:color w:val="BDBDBD"/>
+        </w:rPr>
+        <w:br/>
+        <w:t xml:space="preserve">        </w:t>
+      </w:r>
+      <w:r>
+        <w:rPr>
+          <w:color w:val="C191FF"/>
+        </w:rPr>
+        <w:t>std</w:t>
+      </w:r>
+      <w:r>
+        <w:rPr>
+          <w:color w:val="D0D0D0"/>
+        </w:rPr>
+        <w:t>::</w:t>
+      </w:r>
+      <w:r>
+        <w:rPr>
+          <w:color w:val="BDBDBD"/>
+        </w:rPr>
+        <w:t xml:space="preserve">cout </w:t>
+      </w:r>
+      <w:r>
+        <w:rPr>
+          <w:color w:val="39CC9B"/>
+        </w:rPr>
+        <w:t xml:space="preserve">&lt;&lt; </w:t>
+      </w:r>
+      <w:r>
+        <w:rPr>
+          <w:color w:val="C9A26D"/>
+        </w:rPr>
+        <w:t xml:space="preserve">"t=" </w:t>
+      </w:r>
+      <w:r>
+        <w:rPr>
+          <w:color w:val="39CC9B"/>
+        </w:rPr>
+        <w:t xml:space="preserve">&lt;&lt; </w:t>
+      </w:r>
+      <w:r>
+        <w:rPr>
+          <w:color w:val="BDBDBD"/>
+        </w:rPr>
+        <w:t xml:space="preserve">t </w:t>
+      </w:r>
+      <w:r>
+        <w:rPr>
+          <w:color w:val="39CC9B"/>
+        </w:rPr>
+        <w:t xml:space="preserve">&lt;&lt; </w:t>
+      </w:r>
+      <w:r>
+        <w:rPr>
+          <w:color w:val="C9A26D"/>
+        </w:rPr>
+        <w:t xml:space="preserve">"  P=" </w:t>
+      </w:r>
+      <w:r>
+        <w:rPr>
+          <w:color w:val="39CC9B"/>
+        </w:rPr>
+        <w:t xml:space="preserve">&lt;&lt; </w:t>
+      </w:r>
+      <w:r>
+        <w:rPr>
+          <w:color w:val="BDBDBD"/>
+        </w:rPr>
+        <w:t>resultats</w:t>
+      </w:r>
+      <w:r>
+        <w:rPr>
+          <w:color w:val="39CC9B"/>
+        </w:rPr>
+        <w:t>[</w:t>
+      </w:r>
+      <w:r>
+        <w:rPr>
+          <w:color w:val="BDBDBD"/>
+        </w:rPr>
+        <w:t>n</w:t>
+      </w:r>
+      <w:r>
+        <w:rPr>
+          <w:color w:val="39CC9B"/>
+        </w:rPr>
+        <w:t xml:space="preserve">] &lt;&lt; </w:t>
+      </w:r>
+      <w:r>
+        <w:rPr>
+          <w:color w:val="C191FF"/>
+        </w:rPr>
+        <w:t>std</w:t>
+      </w:r>
+      <w:r>
+        <w:rPr>
+          <w:color w:val="D0D0D0"/>
+        </w:rPr>
+        <w:t>::</w:t>
+      </w:r>
+      <w:r>
+        <w:rPr>
+          <w:color w:val="39CC9B"/>
+        </w:rPr>
+        <w:t>endl</w:t>
+      </w:r>
+      <w:r>
+        <w:rPr>
+          <w:color w:val="BDBDBD"/>
+        </w:rPr>
+        <w:t>;</w:t>
+      </w:r>
+      <w:r>
+        <w:rPr>
+          <w:color w:val="BDBDBD"/>
+        </w:rPr>
+        <w:br/>
+        <w:t xml:space="preserve">    }</w:t>
+      </w:r>
+      <w:r>
+        <w:rPr>
+          <w:color w:val="BDBDBD"/>
+        </w:rPr>
+        <w:br/>
+        <w:t xml:space="preserve">    </w:t>
+      </w:r>
+      <w:r>
+        <w:rPr>
+          <w:color w:val="6C95EB"/>
+        </w:rPr>
+        <w:t xml:space="preserve">return </w:t>
+      </w:r>
+      <w:r>
+        <w:rPr>
+          <w:color w:val="ED94C0"/>
+        </w:rPr>
+        <w:t>0</w:t>
+      </w:r>
+      <w:r>
+        <w:rPr>
+          <w:color w:val="BDBDBD"/>
+        </w:rPr>
+        <w:t>;</w:t>
+      </w:r>
+      <w:r>
+        <w:rPr>
+          <w:color w:val="BDBDBD"/>
+        </w:rPr>
+        <w:br/>
+        <w:t>}</w:t>
+      </w:r>
+      <w:r>
+        <w:rPr>
+          <w:color w:val="BDBDBD"/>
+        </w:rPr>
+        <w:br/>
+      </w:r>
+      <w:r>
+        <w:rPr>
+          <w:color w:val="BDBDBD"/>
+        </w:rPr>
+        <w:br/>
+      </w:r>
+      <w:r>
+        <w:rPr>
+          <w:color w:val="6C95EB"/>
+        </w:rPr>
+        <w:t xml:space="preserve">double </w:t>
+      </w:r>
+      <w:r>
+        <w:rPr>
+          <w:color w:val="39CC9B"/>
+        </w:rPr>
+        <w:t>verhulstEulerExplicite</w:t>
+      </w:r>
+      <w:r>
+        <w:rPr>
+          <w:color w:val="BDBDBD"/>
+        </w:rPr>
+        <w:t>(</w:t>
+      </w:r>
+      <w:r>
+        <w:rPr>
+          <w:color w:val="6C95EB"/>
+        </w:rPr>
+        <w:t xml:space="preserve">double </w:t>
+      </w:r>
+      <w:r>
+        <w:rPr>
+          <w:color w:val="BDBDBD"/>
+        </w:rPr>
+        <w:t xml:space="preserve">Pn, </w:t>
+      </w:r>
+      <w:r>
+        <w:rPr>
+          <w:color w:val="6C95EB"/>
+        </w:rPr>
+        <w:t xml:space="preserve">double </w:t>
+      </w:r>
+      <w:r>
+        <w:rPr>
+          <w:color w:val="BDBDBD"/>
+        </w:rPr>
+        <w:t xml:space="preserve">a, </w:t>
+      </w:r>
+      <w:r>
+        <w:rPr>
+          <w:color w:val="6C95EB"/>
+        </w:rPr>
+        <w:t xml:space="preserve">double </w:t>
+      </w:r>
+      <w:r>
+        <w:rPr>
+          <w:color w:val="BDBDBD"/>
+        </w:rPr>
+        <w:t xml:space="preserve">b, </w:t>
+      </w:r>
+      <w:r>
+        <w:rPr>
+          <w:color w:val="6C95EB"/>
+        </w:rPr>
+        <w:t xml:space="preserve">double </w:t>
+      </w:r>
+      <w:r>
+        <w:rPr>
+          <w:color w:val="BDBDBD"/>
+        </w:rPr>
+        <w:t>dt)</w:t>
+      </w:r>
+      <w:r>
+        <w:rPr>
+          <w:color w:val="BDBDBD"/>
+        </w:rPr>
+        <w:br/>
+        <w:t>{</w:t>
+      </w:r>
+      <w:r>
+        <w:rPr>
+          <w:color w:val="BDBDBD"/>
+        </w:rPr>
+        <w:br/>
+        <w:t xml:space="preserve">    </w:t>
+      </w:r>
+      <w:r>
+        <w:rPr>
+          <w:color w:val="6C95EB"/>
+        </w:rPr>
+        <w:t xml:space="preserve">return </w:t>
+      </w:r>
+      <w:r>
+        <w:rPr>
+          <w:color w:val="BDBDBD"/>
+        </w:rPr>
+        <w:t>Pn + dt * (a * Pn - b * Pn * Pn);</w:t>
+      </w:r>
+      <w:r>
+        <w:rPr>
+          <w:color w:val="BDBDBD"/>
+        </w:rPr>
+        <w:br/>
+        <w:t>}</w:t>
+      </w:r>
+      <w:r>
+        <w:rPr>
+          <w:color w:val="BDBDBD"/>
+        </w:rPr>
+        <w:br/>
+      </w:r>
+      <w:r>
+        <w:rPr>
+          <w:color w:val="BDBDBD"/>
+        </w:rPr>
+        <w:br/>
+      </w:r>
+      <w:r>
+        <w:rPr>
+          <w:color w:val="C191FF"/>
+        </w:rPr>
+        <w:t>std</w:t>
+      </w:r>
+      <w:r>
+        <w:rPr>
+          <w:color w:val="D0D0D0"/>
+        </w:rPr>
+        <w:t>::</w:t>
+      </w:r>
+      <w:r>
+        <w:rPr>
+          <w:color w:val="C191FF"/>
+        </w:rPr>
+        <w:t>vector</w:t>
+      </w:r>
+      <w:r>
+        <w:rPr>
+          <w:color w:val="BDBDBD"/>
+        </w:rPr>
+        <w:t>&lt;</w:t>
+      </w:r>
+      <w:r>
+        <w:rPr>
+          <w:color w:val="6C95EB"/>
+        </w:rPr>
+        <w:t>double</w:t>
+      </w:r>
+      <w:r>
+        <w:rPr>
+          <w:color w:val="BDBDBD"/>
+        </w:rPr>
+        <w:t xml:space="preserve">&gt; </w:t>
+      </w:r>
+      <w:r>
+        <w:rPr>
+          <w:color w:val="39CC9B"/>
+        </w:rPr>
+        <w:t>simulerVerhulst</w:t>
+      </w:r>
+      <w:r>
+        <w:rPr>
+          <w:color w:val="BDBDBD"/>
+        </w:rPr>
+        <w:t>(</w:t>
+      </w:r>
+      <w:r>
+        <w:rPr>
+          <w:color w:val="6C95EB"/>
+        </w:rPr>
+        <w:t xml:space="preserve">double </w:t>
+      </w:r>
+      <w:r>
+        <w:rPr>
+          <w:color w:val="BDBDBD"/>
+        </w:rPr>
+        <w:t xml:space="preserve">P0, </w:t>
+      </w:r>
+      <w:r>
+        <w:rPr>
+          <w:color w:val="6C95EB"/>
+        </w:rPr>
+        <w:t xml:space="preserve">double </w:t>
+      </w:r>
+      <w:r>
+        <w:rPr>
+          <w:color w:val="BDBDBD"/>
+        </w:rPr>
+        <w:t xml:space="preserve">a, </w:t>
+      </w:r>
+      <w:r>
+        <w:rPr>
+          <w:color w:val="6C95EB"/>
+        </w:rPr>
+        <w:t xml:space="preserve">double </w:t>
+      </w:r>
+      <w:r>
+        <w:rPr>
+          <w:color w:val="BDBDBD"/>
+        </w:rPr>
+        <w:t xml:space="preserve">b, </w:t>
+      </w:r>
+      <w:r>
+        <w:rPr>
+          <w:color w:val="6C95EB"/>
+        </w:rPr>
+        <w:t xml:space="preserve">double </w:t>
+      </w:r>
+      <w:r>
+        <w:rPr>
+          <w:color w:val="BDBDBD"/>
+        </w:rPr>
+        <w:t xml:space="preserve">dt, </w:t>
+      </w:r>
+      <w:r>
+        <w:rPr>
+          <w:color w:val="6C95EB"/>
+        </w:rPr>
+        <w:t xml:space="preserve">double </w:t>
+      </w:r>
+      <w:r>
+        <w:rPr>
+          <w:color w:val="BDBDBD"/>
+        </w:rPr>
+        <w:t>tFinal)</w:t>
+      </w:r>
+      <w:r>
+        <w:rPr>
+          <w:color w:val="BDBDBD"/>
+        </w:rPr>
+        <w:br/>
+        <w:t>{</w:t>
+      </w:r>
+      <w:r>
+        <w:rPr>
+          <w:color w:val="BDBDBD"/>
+        </w:rPr>
+        <w:br/>
+        <w:t xml:space="preserve">    </w:t>
+      </w:r>
+      <w:r>
+        <w:rPr>
+          <w:color w:val="C191FF"/>
+        </w:rPr>
+        <w:t>std</w:t>
+      </w:r>
+      <w:r>
+        <w:rPr>
+          <w:color w:val="D0D0D0"/>
+        </w:rPr>
+        <w:t>::</w:t>
+      </w:r>
+      <w:r>
+        <w:rPr>
+          <w:color w:val="C191FF"/>
+        </w:rPr>
+        <w:t>vector</w:t>
+      </w:r>
+      <w:r>
+        <w:rPr>
+          <w:color w:val="BDBDBD"/>
+        </w:rPr>
+        <w:t>&lt;</w:t>
+      </w:r>
+      <w:r>
+        <w:rPr>
+          <w:color w:val="6C95EB"/>
+        </w:rPr>
+        <w:t>double</w:t>
+      </w:r>
+      <w:r>
+        <w:rPr>
+          <w:color w:val="BDBDBD"/>
+        </w:rPr>
+        <w:t>&gt; populations;</w:t>
+      </w:r>
+      <w:r>
+        <w:rPr>
+          <w:color w:val="BDBDBD"/>
+        </w:rPr>
+        <w:br/>
+        <w:t xml:space="preserve">    </w:t>
+      </w:r>
+      <w:r>
+        <w:rPr>
+          <w:color w:val="BDBDBD"/>
+        </w:rPr>
+        <w:br/>
+        <w:t xml:space="preserve">    </w:t>
+      </w:r>
+      <w:r>
+        <w:rPr>
+          <w:color w:val="6C95EB"/>
+        </w:rPr>
+        <w:t xml:space="preserve">int </w:t>
+      </w:r>
+      <w:r>
+        <w:rPr>
+          <w:color w:val="BDBDBD"/>
+        </w:rPr>
+        <w:t xml:space="preserve">nMax = </w:t>
+      </w:r>
+      <w:r>
+        <w:rPr>
+          <w:color w:val="6C95EB"/>
+        </w:rPr>
+        <w:t>static_cast</w:t>
+      </w:r>
+      <w:r>
+        <w:rPr>
+          <w:color w:val="BDBDBD"/>
+        </w:rPr>
+        <w:t>&lt;</w:t>
+      </w:r>
+      <w:r>
+        <w:rPr>
+          <w:color w:val="6C95EB"/>
+        </w:rPr>
+        <w:t>int</w:t>
+      </w:r>
+      <w:r>
+        <w:rPr>
+          <w:color w:val="BDBDBD"/>
+        </w:rPr>
+        <w:t>&gt;(tFinal / dt);</w:t>
+      </w:r>
+      <w:r>
+        <w:rPr>
+          <w:color w:val="BDBDBD"/>
+        </w:rPr>
+        <w:br/>
+        <w:t xml:space="preserve">    </w:t>
+      </w:r>
+      <w:r>
+        <w:rPr>
+          <w:color w:val="BDBDBD"/>
+        </w:rPr>
+        <w:br/>
+        <w:t xml:space="preserve">    </w:t>
+      </w:r>
+      <w:r>
+        <w:rPr>
+          <w:color w:val="6C95EB"/>
+        </w:rPr>
+        <w:t xml:space="preserve">double </w:t>
+      </w:r>
+      <w:r>
+        <w:rPr>
+          <w:color w:val="BDBDBD"/>
+        </w:rPr>
+        <w:t>Pn = P0;</w:t>
+      </w:r>
+      <w:r>
+        <w:rPr>
+          <w:color w:val="BDBDBD"/>
+        </w:rPr>
+        <w:br/>
+        <w:t xml:space="preserve">    populations.</w:t>
+      </w:r>
+      <w:r>
+        <w:rPr>
+          <w:color w:val="39CC9B"/>
+        </w:rPr>
+        <w:t>push_back</w:t>
+      </w:r>
+      <w:r>
+        <w:rPr>
+          <w:color w:val="BDBDBD"/>
+        </w:rPr>
+        <w:t xml:space="preserve">(Pn);  </w:t>
+      </w:r>
+      <w:r>
+        <w:rPr>
+          <w:i/>
+          <w:iCs/>
+          <w:color w:val="85C46C"/>
+        </w:rPr>
+        <w:t>// on stocke la valeur initiale P0</w:t>
+      </w:r>
+      <w:r>
+        <w:rPr>
+          <w:i/>
+          <w:iCs/>
+          <w:color w:val="85C46C"/>
+        </w:rPr>
+        <w:br/>
+        <w:t xml:space="preserve">    </w:t>
+      </w:r>
+      <w:r>
+        <w:rPr>
+          <w:i/>
+          <w:iCs/>
+          <w:color w:val="85C46C"/>
+        </w:rPr>
+        <w:br/>
+        <w:t xml:space="preserve">    </w:t>
+      </w:r>
+      <w:r>
+        <w:rPr>
+          <w:color w:val="6C95EB"/>
+        </w:rPr>
+        <w:t xml:space="preserve">for </w:t>
+      </w:r>
+      <w:r>
+        <w:rPr>
+          <w:color w:val="BDBDBD"/>
+        </w:rPr>
+        <w:t>(</w:t>
+      </w:r>
+      <w:r>
+        <w:rPr>
+          <w:color w:val="6C95EB"/>
+        </w:rPr>
+        <w:t xml:space="preserve">int </w:t>
+      </w:r>
+      <w:r>
+        <w:rPr>
+          <w:color w:val="BDBDBD"/>
+        </w:rPr>
+        <w:t xml:space="preserve">n = </w:t>
+      </w:r>
+      <w:r>
+        <w:rPr>
+          <w:color w:val="ED94C0"/>
+        </w:rPr>
+        <w:t>0</w:t>
+      </w:r>
+      <w:r>
+        <w:rPr>
+          <w:color w:val="BDBDBD"/>
+        </w:rPr>
+        <w:t>; n &lt; nMax; ++n)</w:t>
+      </w:r>
+      <w:r>
+        <w:rPr>
+          <w:color w:val="BDBDBD"/>
+        </w:rPr>
+        <w:br/>
+        <w:t xml:space="preserve">    {</w:t>
+      </w:r>
+      <w:r>
+        <w:rPr>
+          <w:color w:val="BDBDBD"/>
+        </w:rPr>
+        <w:br/>
+        <w:t xml:space="preserve">        Pn = </w:t>
+      </w:r>
+      <w:r>
+        <w:rPr>
+          <w:color w:val="39CC9B"/>
+        </w:rPr>
+        <w:t>verhulstEulerExplicite</w:t>
+      </w:r>
+      <w:r>
+        <w:rPr>
+          <w:color w:val="BDBDBD"/>
+        </w:rPr>
+        <w:t>(Pn, a, b, dt);</w:t>
+      </w:r>
+      <w:r>
+        <w:rPr>
+          <w:color w:val="BDBDBD"/>
+        </w:rPr>
+        <w:br/>
+      </w:r>
+      <w:r>
+        <w:rPr>
+          <w:color w:val="BDBDBD"/>
+        </w:rPr>
+        <w:lastRenderedPageBreak/>
+        <w:t xml:space="preserve">        populations.</w:t>
+      </w:r>
+      <w:r>
+        <w:rPr>
+          <w:color w:val="39CC9B"/>
+        </w:rPr>
+        <w:t>push_back</w:t>
+      </w:r>
+      <w:r>
+        <w:rPr>
+          <w:color w:val="BDBDBD"/>
+        </w:rPr>
+        <w:t>(Pn);</w:t>
+      </w:r>
+      <w:r>
+        <w:rPr>
+          <w:color w:val="BDBDBD"/>
+        </w:rPr>
+        <w:br/>
+        <w:t xml:space="preserve">    }</w:t>
+      </w:r>
+      <w:r>
+        <w:rPr>
+          <w:color w:val="BDBDBD"/>
+        </w:rPr>
+        <w:br/>
+        <w:t xml:space="preserve">    </w:t>
+      </w:r>
+      <w:r>
+        <w:rPr>
+          <w:color w:val="BDBDBD"/>
+        </w:rPr>
+        <w:br/>
+        <w:t xml:space="preserve">    </w:t>
+      </w:r>
+      <w:r>
+        <w:rPr>
+          <w:color w:val="6C95EB"/>
+        </w:rPr>
+        <w:t xml:space="preserve">return </w:t>
+      </w:r>
+      <w:r>
+        <w:rPr>
+          <w:color w:val="BDBDBD"/>
+        </w:rPr>
+        <w:t>populations;</w:t>
+      </w:r>
+      <w:r>
+        <w:rPr>
+          <w:color w:val="BDBDBD"/>
+        </w:rPr>
+        <w:br/>
+        <w:t>}</w:t>
+      </w:r>
+      <w:r>
+        <w:rPr>
+          <w:color w:val="BDBDBD"/>
+        </w:rPr>
+        <w:br/>
+      </w:r>
+      <w:r>
+        <w:rPr>
+          <w:color w:val="BDBDBD"/>
+        </w:rPr>
+        <w:br/>
+      </w:r>
+      <w:r>
+        <w:rPr>
+          <w:color w:val="6C95EB"/>
+        </w:rPr>
+        <w:t xml:space="preserve">void </w:t>
+      </w:r>
+      <w:r>
+        <w:rPr>
+          <w:color w:val="39CC9B"/>
+        </w:rPr>
+        <w:t>exporterCSV</w:t>
+      </w:r>
+      <w:r>
+        <w:rPr>
+          <w:color w:val="BDBDBD"/>
+        </w:rPr>
+        <w:t>(</w:t>
+      </w:r>
+      <w:r>
+        <w:rPr>
+          <w:color w:val="6C95EB"/>
+        </w:rPr>
+        <w:t xml:space="preserve">const </w:t>
+      </w:r>
+      <w:r>
+        <w:rPr>
+          <w:color w:val="C191FF"/>
+        </w:rPr>
+        <w:t>std</w:t>
+      </w:r>
+      <w:r>
+        <w:rPr>
+          <w:color w:val="D0D0D0"/>
+        </w:rPr>
+        <w:t>::</w:t>
+      </w:r>
+      <w:r>
+        <w:rPr>
+          <w:color w:val="C191FF"/>
+        </w:rPr>
+        <w:t>vector</w:t>
+      </w:r>
+      <w:r>
+        <w:rPr>
+          <w:color w:val="BDBDBD"/>
+        </w:rPr>
+        <w:t>&lt;</w:t>
+      </w:r>
+      <w:r>
+        <w:rPr>
+          <w:color w:val="6C95EB"/>
+        </w:rPr>
+        <w:t>double</w:t>
+      </w:r>
+      <w:r>
+        <w:rPr>
+          <w:color w:val="BDBDBD"/>
+        </w:rPr>
+        <w:t xml:space="preserve">&gt;&amp; populations, </w:t>
+      </w:r>
+      <w:r>
+        <w:rPr>
+          <w:color w:val="6C95EB"/>
+        </w:rPr>
+        <w:t xml:space="preserve">double </w:t>
+      </w:r>
+      <w:r>
+        <w:rPr>
+          <w:color w:val="BDBDBD"/>
+        </w:rPr>
+        <w:t xml:space="preserve">dt, </w:t>
+      </w:r>
+      <w:r>
+        <w:rPr>
+          <w:color w:val="6C95EB"/>
+        </w:rPr>
+        <w:t xml:space="preserve">const </w:t>
+      </w:r>
+      <w:r>
+        <w:rPr>
+          <w:color w:val="C191FF"/>
+        </w:rPr>
+        <w:t>std</w:t>
+      </w:r>
+      <w:r>
+        <w:rPr>
+          <w:color w:val="D0D0D0"/>
+        </w:rPr>
+        <w:t>::</w:t>
+      </w:r>
+      <w:r>
+        <w:rPr>
+          <w:color w:val="C191FF"/>
+        </w:rPr>
+        <w:t>string</w:t>
+      </w:r>
+      <w:r>
+        <w:rPr>
+          <w:color w:val="BDBDBD"/>
+        </w:rPr>
+        <w:t>&amp; nomFichier)</w:t>
+      </w:r>
+      <w:r>
+        <w:rPr>
+          <w:color w:val="BDBDBD"/>
+        </w:rPr>
+        <w:br/>
+        <w:t>{</w:t>
+      </w:r>
+      <w:r>
+        <w:rPr>
+          <w:color w:val="BDBDBD"/>
+        </w:rPr>
+        <w:br/>
+        <w:t xml:space="preserve">    </w:t>
+      </w:r>
+      <w:r>
+        <w:rPr>
+          <w:color w:val="C191FF"/>
+        </w:rPr>
+        <w:t>std</w:t>
+      </w:r>
+      <w:r>
+        <w:rPr>
+          <w:color w:val="D0D0D0"/>
+        </w:rPr>
+        <w:t>::</w:t>
+      </w:r>
+      <w:r>
+        <w:rPr>
+          <w:color w:val="C191FF"/>
+        </w:rPr>
+        <w:t xml:space="preserve">ofstream </w:t>
+      </w:r>
+      <w:r>
+        <w:rPr>
+          <w:color w:val="BDBDBD"/>
+        </w:rPr>
+        <w:t>fichier</w:t>
+      </w:r>
+      <w:r>
+        <w:rPr>
+          <w:color w:val="39CC9B"/>
+        </w:rPr>
+        <w:t>(</w:t>
+      </w:r>
+      <w:r>
+        <w:rPr>
+          <w:color w:val="BDBDBD"/>
+        </w:rPr>
+        <w:t>nomFichier</w:t>
+      </w:r>
+      <w:r>
+        <w:rPr>
+          <w:color w:val="39CC9B"/>
+        </w:rPr>
+        <w:t>)</w:t>
+      </w:r>
+      <w:r>
+        <w:rPr>
+          <w:color w:val="BDBDBD"/>
+        </w:rPr>
+        <w:t>;</w:t>
+      </w:r>
+      <w:r>
+        <w:rPr>
+          <w:color w:val="BDBDBD"/>
+        </w:rPr>
+        <w:br/>
+        <w:t xml:space="preserve">    </w:t>
+      </w:r>
+      <w:r>
+        <w:rPr>
+          <w:color w:val="BDBDBD"/>
+        </w:rPr>
+        <w:br/>
+        <w:t xml:space="preserve">    </w:t>
+      </w:r>
+      <w:r>
+        <w:rPr>
+          <w:color w:val="6C95EB"/>
+        </w:rPr>
+        <w:t xml:space="preserve">if </w:t>
+      </w:r>
+      <w:r>
+        <w:rPr>
+          <w:color w:val="BDBDBD"/>
+        </w:rPr>
+        <w:t>(!fichier.</w:t>
+      </w:r>
+      <w:r>
+        <w:rPr>
+          <w:color w:val="39CC9B"/>
+        </w:rPr>
+        <w:t>is_open</w:t>
+      </w:r>
+      <w:r>
+        <w:rPr>
+          <w:color w:val="BDBDBD"/>
+        </w:rPr>
+        <w:t>())</w:t>
+      </w:r>
+      <w:r>
+        <w:rPr>
+          <w:color w:val="BDBDBD"/>
+        </w:rPr>
+        <w:br/>
+        <w:t xml:space="preserve">    {</w:t>
+      </w:r>
+      <w:r>
+        <w:rPr>
+          <w:color w:val="BDBDBD"/>
+        </w:rPr>
+        <w:br/>
+        <w:t xml:space="preserve">        </w:t>
+      </w:r>
+      <w:r>
+        <w:rPr>
+          <w:color w:val="C191FF"/>
+        </w:rPr>
+        <w:t>std</w:t>
+      </w:r>
+      <w:r>
+        <w:rPr>
+          <w:color w:val="D0D0D0"/>
+        </w:rPr>
+        <w:t>::</w:t>
+      </w:r>
+      <w:r>
+        <w:rPr>
+          <w:color w:val="BDBDBD"/>
+        </w:rPr>
+        <w:t xml:space="preserve">cerr </w:t>
+      </w:r>
+      <w:r>
+        <w:rPr>
+          <w:color w:val="39CC9B"/>
+        </w:rPr>
+        <w:t xml:space="preserve">&lt;&lt; </w:t>
+      </w:r>
+      <w:r>
+        <w:rPr>
+          <w:color w:val="C9A26D"/>
+        </w:rPr>
+        <w:t xml:space="preserve">"Erreur : impossible d'ouvrir le fichier " </w:t>
+      </w:r>
+      <w:r>
+        <w:rPr>
+          <w:color w:val="39CC9B"/>
+        </w:rPr>
+        <w:t xml:space="preserve">&lt;&lt; </w:t>
+      </w:r>
+      <w:r>
+        <w:rPr>
+          <w:color w:val="BDBDBD"/>
+        </w:rPr>
+        <w:t xml:space="preserve">nomFichier </w:t>
+      </w:r>
+      <w:r>
+        <w:rPr>
+          <w:color w:val="39CC9B"/>
+        </w:rPr>
+        <w:t xml:space="preserve">&lt;&lt; </w:t>
+      </w:r>
+      <w:r>
+        <w:rPr>
+          <w:color w:val="C191FF"/>
+        </w:rPr>
+        <w:t>std</w:t>
+      </w:r>
+      <w:r>
+        <w:rPr>
+          <w:color w:val="D0D0D0"/>
+        </w:rPr>
+        <w:t>::</w:t>
+      </w:r>
+      <w:r>
+        <w:rPr>
+          <w:color w:val="39CC9B"/>
+        </w:rPr>
+        <w:t>endl</w:t>
+      </w:r>
+      <w:r>
+        <w:rPr>
+          <w:color w:val="BDBDBD"/>
+        </w:rPr>
+        <w:t>;</w:t>
+      </w:r>
+      <w:r>
+        <w:rPr>
+          <w:color w:val="BDBDBD"/>
+        </w:rPr>
+        <w:br/>
+        <w:t xml:space="preserve">        </w:t>
+      </w:r>
+      <w:r>
+        <w:rPr>
+          <w:color w:val="6C95EB"/>
+        </w:rPr>
+        <w:t>return</w:t>
+      </w:r>
+      <w:r>
+        <w:rPr>
+          <w:color w:val="BDBDBD"/>
+        </w:rPr>
+        <w:t>;</w:t>
+      </w:r>
+      <w:r>
+        <w:rPr>
+          <w:color w:val="BDBDBD"/>
+        </w:rPr>
+        <w:br/>
+        <w:t xml:space="preserve">    }</w:t>
+      </w:r>
+      <w:r>
+        <w:rPr>
+          <w:color w:val="BDBDBD"/>
+        </w:rPr>
+        <w:br/>
+        <w:t xml:space="preserve">    </w:t>
+      </w:r>
+      <w:r>
+        <w:rPr>
+          <w:color w:val="BDBDBD"/>
+        </w:rPr>
+        <w:br/>
+        <w:t xml:space="preserve">    fichier </w:t>
+      </w:r>
+      <w:r>
+        <w:rPr>
+          <w:color w:val="39CC9B"/>
+        </w:rPr>
+        <w:t xml:space="preserve">&lt;&lt; </w:t>
+      </w:r>
+      <w:r>
+        <w:rPr>
+          <w:color w:val="C9A26D"/>
+        </w:rPr>
+        <w:t xml:space="preserve">"t,P" </w:t>
+      </w:r>
+      <w:r>
+        <w:rPr>
+          <w:color w:val="39CC9B"/>
+        </w:rPr>
+        <w:t xml:space="preserve">&lt;&lt; </w:t>
+      </w:r>
+      <w:r>
+        <w:rPr>
+          <w:color w:val="C191FF"/>
+        </w:rPr>
+        <w:t>std</w:t>
+      </w:r>
+      <w:r>
+        <w:rPr>
+          <w:color w:val="D0D0D0"/>
+        </w:rPr>
+        <w:t>::</w:t>
+      </w:r>
+      <w:r>
+        <w:rPr>
+          <w:color w:val="39CC9B"/>
+        </w:rPr>
+        <w:t>endl</w:t>
+      </w:r>
+      <w:r>
+        <w:rPr>
+          <w:color w:val="BDBDBD"/>
+        </w:rPr>
+        <w:t>;</w:t>
+      </w:r>
+      <w:r>
+        <w:rPr>
+          <w:color w:val="BDBDBD"/>
+        </w:rPr>
+        <w:br/>
+        <w:t xml:space="preserve">    </w:t>
+      </w:r>
+      <w:r>
+        <w:rPr>
+          <w:color w:val="BDBDBD"/>
+        </w:rPr>
+        <w:br/>
+        <w:t xml:space="preserve">    </w:t>
+      </w:r>
+      <w:r>
+        <w:rPr>
+          <w:color w:val="6C95EB"/>
+        </w:rPr>
+        <w:t xml:space="preserve">for </w:t>
+      </w:r>
+      <w:r>
+        <w:rPr>
+          <w:color w:val="BDBDBD"/>
+        </w:rPr>
+        <w:t>(</w:t>
+      </w:r>
+      <w:r>
+        <w:rPr>
+          <w:color w:val="C191FF"/>
+        </w:rPr>
+        <w:t xml:space="preserve">size_t </w:t>
+      </w:r>
+      <w:r>
+        <w:rPr>
+          <w:color w:val="BDBDBD"/>
+        </w:rPr>
+        <w:t xml:space="preserve">n = </w:t>
+      </w:r>
+      <w:r>
+        <w:rPr>
+          <w:color w:val="ED94C0"/>
+        </w:rPr>
+        <w:t>0</w:t>
+      </w:r>
+      <w:r>
+        <w:rPr>
+          <w:color w:val="BDBDBD"/>
+        </w:rPr>
+        <w:t>; n &lt; populations.</w:t>
+      </w:r>
+      <w:r>
+        <w:rPr>
+          <w:color w:val="39CC9B"/>
+        </w:rPr>
+        <w:t>size</w:t>
+      </w:r>
+      <w:r>
+        <w:rPr>
+          <w:color w:val="BDBDBD"/>
+        </w:rPr>
+        <w:t>(); ++n)</w:t>
+      </w:r>
+      <w:r>
+        <w:rPr>
+          <w:color w:val="BDBDBD"/>
+        </w:rPr>
+        <w:br/>
+        <w:t xml:space="preserve">    {</w:t>
+      </w:r>
+      <w:r>
+        <w:rPr>
+          <w:color w:val="BDBDBD"/>
+        </w:rPr>
+        <w:br/>
+        <w:t xml:space="preserve">        </w:t>
+      </w:r>
+      <w:r>
+        <w:rPr>
+          <w:color w:val="6C95EB"/>
+        </w:rPr>
+        <w:t xml:space="preserve">double </w:t>
+      </w:r>
+      <w:r>
+        <w:rPr>
+          <w:color w:val="BDBDBD"/>
+        </w:rPr>
+        <w:t>t = n * dt;</w:t>
+      </w:r>
+      <w:r>
+        <w:rPr>
+          <w:color w:val="BDBDBD"/>
+        </w:rPr>
+        <w:br/>
+        <w:t xml:space="preserve">        fichier </w:t>
+      </w:r>
+      <w:r>
+        <w:rPr>
+          <w:color w:val="39CC9B"/>
+        </w:rPr>
+        <w:t xml:space="preserve">&lt;&lt; </w:t>
+      </w:r>
+      <w:r>
+        <w:rPr>
+          <w:color w:val="BDBDBD"/>
+        </w:rPr>
+        <w:t xml:space="preserve">t </w:t>
+      </w:r>
+      <w:r>
+        <w:rPr>
+          <w:color w:val="39CC9B"/>
+        </w:rPr>
+        <w:t xml:space="preserve">&lt;&lt; </w:t>
+      </w:r>
+      <w:r>
+        <w:rPr>
+          <w:color w:val="C9A26D"/>
+        </w:rPr>
+        <w:t xml:space="preserve">"," </w:t>
+      </w:r>
+      <w:r>
+        <w:rPr>
+          <w:color w:val="39CC9B"/>
+        </w:rPr>
+        <w:t xml:space="preserve">&lt;&lt; </w:t>
+      </w:r>
+      <w:r>
+        <w:rPr>
+          <w:color w:val="BDBDBD"/>
+        </w:rPr>
+        <w:t>populations</w:t>
+      </w:r>
+      <w:r>
+        <w:rPr>
+          <w:color w:val="39CC9B"/>
+        </w:rPr>
+        <w:t>[</w:t>
+      </w:r>
+      <w:r>
+        <w:rPr>
+          <w:color w:val="BDBDBD"/>
+        </w:rPr>
+        <w:t>n</w:t>
+      </w:r>
+      <w:r>
+        <w:rPr>
+          <w:color w:val="39CC9B"/>
+        </w:rPr>
+        <w:t xml:space="preserve">] &lt;&lt; </w:t>
+      </w:r>
+      <w:r>
+        <w:rPr>
+          <w:color w:val="C191FF"/>
+        </w:rPr>
+        <w:t>std</w:t>
+      </w:r>
+      <w:r>
+        <w:rPr>
+          <w:color w:val="D0D0D0"/>
+        </w:rPr>
+        <w:t>::</w:t>
+      </w:r>
+      <w:r>
+        <w:rPr>
+          <w:color w:val="39CC9B"/>
+        </w:rPr>
+        <w:t>endl</w:t>
+      </w:r>
+      <w:r>
+        <w:rPr>
+          <w:color w:val="BDBDBD"/>
+        </w:rPr>
+        <w:t>;</w:t>
+      </w:r>
+      <w:r>
+        <w:rPr>
+          <w:color w:val="BDBDBD"/>
+        </w:rPr>
+        <w:br/>
+        <w:t xml:space="preserve">    }</w:t>
+      </w:r>
+      <w:r>
+        <w:rPr>
+          <w:color w:val="BDBDBD"/>
+        </w:rPr>
+        <w:br/>
+        <w:t xml:space="preserve">    </w:t>
+      </w:r>
+      <w:r>
+        <w:rPr>
+          <w:color w:val="BDBDBD"/>
+        </w:rPr>
+        <w:br/>
+        <w:t xml:space="preserve">    fichier.</w:t>
+      </w:r>
+      <w:r>
+        <w:rPr>
+          <w:color w:val="39CC9B"/>
+        </w:rPr>
+        <w:t>close</w:t>
+      </w:r>
+      <w:r>
+        <w:rPr>
+          <w:color w:val="BDBDBD"/>
+        </w:rPr>
+        <w:t>();</w:t>
+      </w:r>
+      <w:r>
+        <w:rPr>
+          <w:color w:val="BDBDBD"/>
+        </w:rPr>
+        <w:br/>
+        <w:t>}</w:t>
+      </w:r>
+    </w:p>
+    <w:p>
+      <w:pPr>
+        <w:pStyle w:val="Paragraphedeliste"/>
         <w:spacing w:before="100" w:beforeAutospacing="1" w:after="100" w:afterAutospacing="1" w:line="240" w:lineRule="auto"/>
         <w:rPr>
           <w:rFonts w:ascii="Cambria Math" w:eastAsiaTheme="minorEastAsia" w:hAnsi="Cambria Math"/>
@@ -6982,41 +9215,62 @@
         </w:rPr>
         <w:tab/>
       </w:r>
-      <m:oMath>
-        <m:r>
-          <m:rPr>
-            <m:sty m:val="p"/>
-          </m:rPr>
-          <w:rPr>
-            <w:rFonts w:ascii="Cambria Math" w:hAnsi="Cambria Math"/>
-          </w:rPr>
-          <w:br/>
-        </m:r>
-      </m:oMath>
-      <w:r>
-        <w:rPr>
-          <w:rFonts w:ascii="Cambria Math" w:hAnsi="Cambria Math"/>
-          <w:i/>
-        </w:rPr>
-        <w:br/>
-      </w:r>
     </w:p>
     <w:p>
       <w:pPr>
         <w:pStyle w:val="Paragraphedeliste"/>
         <w:spacing w:before="100" w:beforeAutospacing="1" w:after="100" w:afterAutospacing="1" w:line="240" w:lineRule="auto"/>
         <w:rPr>
-          <w:rFonts w:ascii="Times New Roman" w:eastAsia="Times New Roman" w:hAnsi="Times New Roman" w:cs="Times New Roman"/>
-        </w:rPr>
-      </w:pPr>
+          <w:rFonts w:ascii="Cambria Math" w:eastAsiaTheme="minorEastAsia" w:hAnsi="Cambria Math"/>
+          <w:i/>
+        </w:rPr>
+      </w:pPr>
+      <m:oMathPara>
+        <m:oMathParaPr>
+          <m:jc m:val="left"/>
+        </m:oMathParaPr>
+        <m:oMath>
+          <m:r>
+            <m:rPr>
+              <m:sty m:val="p"/>
+            </m:rPr>
+            <w:rPr>
+              <w:rFonts w:ascii="Cambria Math" w:hAnsi="Cambria Math"/>
+            </w:rPr>
+            <w:br/>
+          </m:r>
+          <m:r>
+            <w:rPr>
+              <w:rFonts w:ascii="Cambria Math" w:hAnsi="Cambria Math"/>
+              <w:i/>
+            </w:rPr>
+            <w:br/>
+          </m:r>
+        </m:oMath>
+      </m:oMathPara>
     </w:p>
     <w:p>
       <w:pPr>
+        <w:pStyle w:val="Paragraphedeliste"/>
         <w:spacing w:before="100" w:beforeAutospacing="1" w:after="100" w:afterAutospacing="1" w:line="240" w:lineRule="auto"/>
         <w:rPr>
           <w:rFonts w:ascii="Times New Roman" w:eastAsia="Times New Roman" w:hAnsi="Times New Roman" w:cs="Times New Roman"/>
         </w:rPr>
       </w:pPr>
+    </w:p>
+    <w:p>
+      <w:pPr>
+        <w:spacing w:before="100" w:beforeAutospacing="1" w:after="100" w:afterAutospacing="1" w:line="240" w:lineRule="auto"/>
+        <w:rPr>
+          <w:rFonts w:ascii="Times New Roman" w:eastAsia="Times New Roman" w:hAnsi="Times New Roman" w:cs="Times New Roman"/>
+        </w:rPr>
+      </w:pPr>
+      <w:r>
+        <w:rPr>
+          <w:rFonts w:ascii="Times New Roman" w:eastAsia="Times New Roman" w:hAnsi="Times New Roman" w:cs="Times New Roman"/>
+        </w:rPr>
+        <w:t>2.6 Application : modèle de Lotka-Volterra</w:t>
+      </w:r>
     </w:p>
     <w:sectPr>
       <w:pgSz w:w="11906" w:h="16838"/>
@@ -8456,7 +10710,6 @@
   <w:style w:type="character" w:default="1" w:styleId="Policepardfaut">
     <w:name w:val="Default Paragraph Font"/>
     <w:uiPriority w:val="1"/>
-    <w:semiHidden/>
     <w:unhideWhenUsed/>
   </w:style>
   <w:style w:type="table" w:default="1" w:styleId="TableauNormal">
@@ -8807,6 +11060,60 @@
       <w:bCs/>
     </w:rPr>
   </w:style>
+  <w:style w:type="paragraph" w:styleId="PrformatHTML">
+    <w:name w:val="HTML Preformatted"/>
+    <w:basedOn w:val="Normal"/>
+    <w:link w:val="PrformatHTMLCar"/>
+    <w:uiPriority w:val="99"/>
+    <w:semiHidden/>
+    <w:unhideWhenUsed/>
+    <w:rsid w:val="00642B3E"/>
+    <w:pPr>
+      <w:tabs>
+        <w:tab w:val="left" w:pos="916"/>
+        <w:tab w:val="left" w:pos="1832"/>
+        <w:tab w:val="left" w:pos="2748"/>
+        <w:tab w:val="left" w:pos="3664"/>
+        <w:tab w:val="left" w:pos="4580"/>
+        <w:tab w:val="left" w:pos="5496"/>
+        <w:tab w:val="left" w:pos="6412"/>
+        <w:tab w:val="left" w:pos="7328"/>
+        <w:tab w:val="left" w:pos="8244"/>
+        <w:tab w:val="left" w:pos="9160"/>
+        <w:tab w:val="left" w:pos="10076"/>
+        <w:tab w:val="left" w:pos="10992"/>
+        <w:tab w:val="left" w:pos="11908"/>
+        <w:tab w:val="left" w:pos="12824"/>
+        <w:tab w:val="left" w:pos="13740"/>
+        <w:tab w:val="left" w:pos="14656"/>
+      </w:tabs>
+      <w:spacing w:after="0" w:line="240" w:lineRule="auto"/>
+    </w:pPr>
+    <w:rPr>
+      <w:rFonts w:ascii="Courier New" w:eastAsia="Times New Roman" w:hAnsi="Courier New" w:cs="Courier New"/>
+      <w:kern w:val="0"/>
+      <w:sz w:val="20"/>
+      <w:szCs w:val="20"/>
+      <w:lang w:eastAsia="fr-FR"/>
+      <w14:ligatures w14:val="none"/>
+    </w:rPr>
+  </w:style>
+  <w:style w:type="character" w:customStyle="1" w:styleId="PrformatHTMLCar">
+    <w:name w:val="Préformaté HTML Car"/>
+    <w:basedOn w:val="Policepardfaut"/>
+    <w:link w:val="PrformatHTML"/>
+    <w:uiPriority w:val="99"/>
+    <w:semiHidden/>
+    <w:rsid w:val="00642B3E"/>
+    <w:rPr>
+      <w:rFonts w:ascii="Courier New" w:eastAsia="Times New Roman" w:hAnsi="Courier New" w:cs="Courier New"/>
+      <w:kern w:val="0"/>
+      <w:sz w:val="20"/>
+      <w:szCs w:val="20"/>
+      <w:lang w:eastAsia="fr-FR"/>
+      <w14:ligatures w14:val="none"/>
+    </w:rPr>
+  </w:style>
 </w:styles>
 </file>
 
